--- a/Phase 2 Java backend and database.docx
+++ b/Phase 2 Java backend and database.docx
@@ -70,15 +70,7 @@
         <w:ind w:left="0" w:firstLine="0"/>
       </w:pPr>
       <w:r>
-        <w:t xml:space="preserve">Java is a platform independent &amp; </w:t>
-      </w:r>
-      <w:proofErr w:type="gramStart"/>
-      <w:r>
-        <w:t>object oriented</w:t>
-      </w:r>
-      <w:proofErr w:type="gramEnd"/>
-      <w:r>
-        <w:t xml:space="preserve"> programming language.</w:t>
+        <w:t>Java is a platform independent &amp; object oriented programming language.</w:t>
       </w:r>
     </w:p>
     <w:p>
@@ -94,6 +86,9 @@
         <w:ind w:left="0" w:firstLine="0"/>
       </w:pPr>
       <w:r>
+        <w:rPr>
+          <w:noProof/>
+        </w:rPr>
         <w:drawing>
           <wp:inline distT="0" distB="0" distL="0" distR="0" wp14:anchorId="70E68125" wp14:editId="7BF262E9">
             <wp:extent cx="5943600" cy="2341880"/>
@@ -144,6 +139,9 @@
         <w:ind w:left="0" w:firstLine="0"/>
       </w:pPr>
       <w:r>
+        <w:rPr>
+          <w:noProof/>
+        </w:rPr>
         <w:lastRenderedPageBreak/>
         <w:drawing>
           <wp:inline distT="0" distB="0" distL="0" distR="0" wp14:anchorId="5D8355AF" wp14:editId="358B6024">
@@ -195,21 +193,7 @@
         <w:rPr>
           <w:highlight w:val="yellow"/>
         </w:rPr>
-        <w:t xml:space="preserve">Building blocks of an </w:t>
-      </w:r>
-      <w:proofErr w:type="gramStart"/>
-      <w:r>
-        <w:rPr>
-          <w:highlight w:val="yellow"/>
-        </w:rPr>
-        <w:t>object oriented</w:t>
-      </w:r>
-      <w:proofErr w:type="gramEnd"/>
-      <w:r>
-        <w:rPr>
-          <w:highlight w:val="yellow"/>
-        </w:rPr>
-        <w:t xml:space="preserve"> language</w:t>
+        <w:t>Building blocks of an object oriented language</w:t>
       </w:r>
     </w:p>
     <w:p>
@@ -307,6 +291,9 @@
         <w:ind w:left="0" w:firstLine="0"/>
       </w:pPr>
       <w:r>
+        <w:rPr>
+          <w:noProof/>
+        </w:rPr>
         <w:drawing>
           <wp:inline distT="0" distB="0" distL="0" distR="0" wp14:anchorId="394D4A25" wp14:editId="3F6EE643">
             <wp:extent cx="5943600" cy="3776345"/>
@@ -461,6 +448,9 @@
         <w:ind w:left="0" w:firstLine="0"/>
       </w:pPr>
       <w:r>
+        <w:rPr>
+          <w:noProof/>
+        </w:rPr>
         <w:lastRenderedPageBreak/>
         <w:drawing>
           <wp:inline distT="0" distB="0" distL="0" distR="0" wp14:anchorId="0A8258C4" wp14:editId="43D97394">
@@ -548,6 +538,9 @@
         <w:ind w:left="0" w:firstLine="0"/>
       </w:pPr>
       <w:r>
+        <w:rPr>
+          <w:noProof/>
+        </w:rPr>
         <w:lastRenderedPageBreak/>
         <w:drawing>
           <wp:inline distT="0" distB="0" distL="0" distR="0" wp14:anchorId="1DCA8835" wp14:editId="380C5E3F">
@@ -596,14 +589,12 @@
         </w:rPr>
         <w:t xml:space="preserve">Primitive datatypes size </w:t>
       </w:r>
-      <w:proofErr w:type="gramStart"/>
       <w:r>
         <w:rPr>
           <w:highlight w:val="yellow"/>
         </w:rPr>
         <w:t>are</w:t>
       </w:r>
-      <w:proofErr w:type="gramEnd"/>
       <w:r>
         <w:rPr>
           <w:highlight w:val="yellow"/>
@@ -904,6 +895,9 @@
         <w:ind w:left="0" w:firstLine="0"/>
       </w:pPr>
       <w:r>
+        <w:rPr>
+          <w:noProof/>
+        </w:rPr>
         <w:lastRenderedPageBreak/>
         <w:drawing>
           <wp:inline distT="0" distB="0" distL="0" distR="0" wp14:anchorId="719C5C38" wp14:editId="47E5EEBE">
@@ -958,6 +952,9 @@
         <w:ind w:left="0" w:firstLine="0"/>
       </w:pPr>
       <w:r>
+        <w:rPr>
+          <w:noProof/>
+        </w:rPr>
         <w:drawing>
           <wp:inline distT="0" distB="0" distL="0" distR="0" wp14:anchorId="00F8CB4C" wp14:editId="55996F93">
             <wp:extent cx="5943600" cy="1626235"/>
@@ -1075,15 +1072,7 @@
         </w:numPr>
       </w:pPr>
       <w:r>
-        <w:t>Relational operators: ==</w:t>
-      </w:r>
-      <w:proofErr w:type="gramStart"/>
-      <w:r>
-        <w:t>, !</w:t>
-      </w:r>
-      <w:proofErr w:type="gramEnd"/>
-      <w:r>
-        <w:t>=, &lt;, &gt;, &lt;=, &gt;=</w:t>
+        <w:t>Relational operators: ==, !=, &lt;, &gt;, &lt;=, &gt;=</w:t>
       </w:r>
     </w:p>
     <w:p>
@@ -1095,13 +1084,8 @@
         </w:numPr>
       </w:pPr>
       <w:r>
-        <w:t>Logical operators: &amp;&amp;, ||</w:t>
-      </w:r>
-      <w:proofErr w:type="gramStart"/>
-      <w:r>
-        <w:t>, !</w:t>
-      </w:r>
-      <w:proofErr w:type="gramEnd"/>
+        <w:t>Logical operators: &amp;&amp;, ||, !</w:t>
+      </w:r>
     </w:p>
     <w:p>
       <w:pPr>
@@ -1120,6 +1104,9 @@
         <w:ind w:left="0" w:firstLine="0"/>
       </w:pPr>
       <w:r>
+        <w:rPr>
+          <w:noProof/>
+        </w:rPr>
         <w:lastRenderedPageBreak/>
         <w:drawing>
           <wp:inline distT="0" distB="0" distL="0" distR="0" wp14:anchorId="1EC44B9E" wp14:editId="22F23A1E">
@@ -1174,6 +1161,9 @@
         <w:ind w:left="0" w:firstLine="0"/>
       </w:pPr>
       <w:r>
+        <w:rPr>
+          <w:noProof/>
+        </w:rPr>
         <w:drawing>
           <wp:inline distT="0" distB="0" distL="0" distR="0" wp14:anchorId="524D499B" wp14:editId="7A0D9B3E">
             <wp:extent cx="3096057" cy="2686425"/>
@@ -1232,15 +1222,7 @@
         <w:ind w:left="0" w:firstLine="0"/>
       </w:pPr>
       <w:r>
-        <w:t xml:space="preserve">Whenever you want to execute set of statements whenever certain condition </w:t>
-      </w:r>
-      <w:proofErr w:type="gramStart"/>
-      <w:r>
-        <w:t>match</w:t>
-      </w:r>
-      <w:proofErr w:type="gramEnd"/>
-      <w:r>
-        <w:t xml:space="preserve"> we can use following conditional statements.</w:t>
+        <w:t>Whenever you want to execute set of statements whenever certain condition match we can use following conditional statements.</w:t>
       </w:r>
     </w:p>
     <w:p>
@@ -1299,20 +1281,18 @@
           <w:numId w:val="5"/>
         </w:numPr>
       </w:pPr>
-      <w:proofErr w:type="gramStart"/>
-      <w:r>
-        <w:t>ternary ?</w:t>
-      </w:r>
-      <w:proofErr w:type="gramEnd"/>
-      <w:r>
-        <w:t>:</w:t>
-      </w:r>
-    </w:p>
-    <w:p>
-      <w:pPr>
-        <w:ind w:left="0" w:firstLine="0"/>
-      </w:pPr>
-      <w:r>
+      <w:r>
+        <w:t>ternary ?:</w:t>
+      </w:r>
+    </w:p>
+    <w:p>
+      <w:pPr>
+        <w:ind w:left="0" w:firstLine="0"/>
+      </w:pPr>
+      <w:r>
+        <w:rPr>
+          <w:noProof/>
+        </w:rPr>
         <w:lastRenderedPageBreak/>
         <w:drawing>
           <wp:inline distT="0" distB="0" distL="0" distR="0" wp14:anchorId="658B3A72" wp14:editId="7C05D2BD">
@@ -1367,6 +1347,9 @@
         <w:ind w:left="0" w:firstLine="0"/>
       </w:pPr>
       <w:r>
+        <w:rPr>
+          <w:noProof/>
+        </w:rPr>
         <w:drawing>
           <wp:inline distT="0" distB="0" distL="0" distR="0" wp14:anchorId="6F63185B" wp14:editId="47AA4EAC">
             <wp:extent cx="1705213" cy="1305107"/>
@@ -1489,23 +1472,7 @@
         <w:ind w:left="0" w:firstLine="0"/>
       </w:pPr>
       <w:r>
-        <w:t xml:space="preserve">case </w:t>
-      </w:r>
-      <w:proofErr w:type="gramStart"/>
-      <w:r>
-        <w:t>2 :</w:t>
-      </w:r>
-      <w:proofErr w:type="gramEnd"/>
-      <w:r>
-        <w:t xml:space="preserve"> int x = </w:t>
-      </w:r>
-      <w:proofErr w:type="gramStart"/>
-      <w:r>
-        <w:t>30 ;</w:t>
-      </w:r>
-      <w:proofErr w:type="gramEnd"/>
-      <w:r>
-        <w:t xml:space="preserve"> // CTE</w:t>
+        <w:t>case 2 : int x = 30 ; // CTE</w:t>
       </w:r>
       <w:r>
         <w:br/>
@@ -1517,27 +1484,11 @@
         <w:ind w:left="0" w:firstLine="0"/>
       </w:pPr>
       <w:r>
-        <w:t xml:space="preserve">You can scope variables with </w:t>
-      </w:r>
-      <w:proofErr w:type="gramStart"/>
-      <w:r>
-        <w:t>{ }</w:t>
-      </w:r>
-      <w:proofErr w:type="gramEnd"/>
-      <w:r>
-        <w:t xml:space="preserve"> and each case can have same variables </w:t>
+        <w:t xml:space="preserve">You can scope variables with { } and each case can have same variables </w:t>
       </w:r>
       <w:r>
         <w:br/>
-        <w:t xml:space="preserve">case </w:t>
-      </w:r>
-      <w:proofErr w:type="gramStart"/>
-      <w:r>
-        <w:t>1 :</w:t>
-      </w:r>
-      <w:proofErr w:type="gramEnd"/>
-      <w:r>
-        <w:t xml:space="preserve"> { </w:t>
+        <w:t xml:space="preserve">case 1 : { </w:t>
       </w:r>
       <w:r>
         <w:br/>
@@ -1563,15 +1514,7 @@
         <w:ind w:left="0" w:firstLine="0"/>
       </w:pPr>
       <w:r>
-        <w:t xml:space="preserve">case </w:t>
-      </w:r>
-      <w:proofErr w:type="gramStart"/>
-      <w:r>
-        <w:t>2 :</w:t>
-      </w:r>
-      <w:proofErr w:type="gramEnd"/>
-      <w:r>
-        <w:t xml:space="preserve"> { </w:t>
+        <w:t xml:space="preserve">case 2 : { </w:t>
       </w:r>
       <w:r>
         <w:br/>
@@ -1596,6 +1539,1093 @@
       <w:pPr>
         <w:ind w:left="360" w:firstLine="0"/>
       </w:pPr>
+    </w:p>
+    <w:p>
+      <w:pPr>
+        <w:ind w:left="0" w:firstLine="0"/>
+      </w:pPr>
+      <w:r>
+        <w:rPr>
+          <w:highlight w:val="yellow"/>
+        </w:rPr>
+        <w:t>01-03-2026</w:t>
+      </w:r>
+    </w:p>
+    <w:p>
+      <w:pPr>
+        <w:ind w:left="0" w:firstLine="0"/>
+      </w:pPr>
+      <w:r>
+        <w:rPr>
+          <w:highlight w:val="yellow"/>
+        </w:rPr>
+        <w:t>Loops</w:t>
+      </w:r>
+    </w:p>
+    <w:p>
+      <w:pPr>
+        <w:ind w:left="0" w:firstLine="0"/>
+      </w:pPr>
+      <w:r>
+        <w:t>You want same set of statements to be executed repeatedly until some condition is true</w:t>
+      </w:r>
+    </w:p>
+    <w:p>
+      <w:pPr>
+        <w:pStyle w:val="ListParagraph"/>
+        <w:numPr>
+          <w:ilvl w:val="0"/>
+          <w:numId w:val="7"/>
+        </w:numPr>
+      </w:pPr>
+      <w:r>
+        <w:t xml:space="preserve">for </w:t>
+      </w:r>
+    </w:p>
+    <w:p>
+      <w:pPr>
+        <w:pStyle w:val="ListParagraph"/>
+        <w:numPr>
+          <w:ilvl w:val="0"/>
+          <w:numId w:val="7"/>
+        </w:numPr>
+      </w:pPr>
+      <w:r>
+        <w:t>while</w:t>
+      </w:r>
+    </w:p>
+    <w:p>
+      <w:pPr>
+        <w:pStyle w:val="ListParagraph"/>
+        <w:numPr>
+          <w:ilvl w:val="0"/>
+          <w:numId w:val="7"/>
+        </w:numPr>
+      </w:pPr>
+      <w:r>
+        <w:t>do while</w:t>
+      </w:r>
+    </w:p>
+    <w:p>
+      <w:pPr>
+        <w:ind w:left="0" w:firstLine="0"/>
+      </w:pPr>
+      <w:r>
+        <w:lastRenderedPageBreak/>
+        <w:drawing>
+          <wp:inline distT="0" distB="0" distL="0" distR="0" wp14:anchorId="2CDD8A01" wp14:editId="271AAC85">
+            <wp:extent cx="5943600" cy="5424805"/>
+            <wp:effectExtent l="0" t="0" r="0" b="4445"/>
+            <wp:docPr id="1336302074" name="Picture 1"/>
+            <wp:cNvGraphicFramePr>
+              <a:graphicFrameLocks xmlns:a="http://schemas.openxmlformats.org/drawingml/2006/main" noChangeAspect="1"/>
+            </wp:cNvGraphicFramePr>
+            <a:graphic xmlns:a="http://schemas.openxmlformats.org/drawingml/2006/main">
+              <a:graphicData uri="http://schemas.openxmlformats.org/drawingml/2006/picture">
+                <pic:pic xmlns:pic="http://schemas.openxmlformats.org/drawingml/2006/picture">
+                  <pic:nvPicPr>
+                    <pic:cNvPr id="1336302074" name=""/>
+                    <pic:cNvPicPr/>
+                  </pic:nvPicPr>
+                  <pic:blipFill>
+                    <a:blip r:embed="rId16"/>
+                    <a:stretch>
+                      <a:fillRect/>
+                    </a:stretch>
+                  </pic:blipFill>
+                  <pic:spPr>
+                    <a:xfrm>
+                      <a:off x="0" y="0"/>
+                      <a:ext cx="5943600" cy="5424805"/>
+                    </a:xfrm>
+                    <a:prstGeom prst="rect">
+                      <a:avLst/>
+                    </a:prstGeom>
+                  </pic:spPr>
+                </pic:pic>
+              </a:graphicData>
+            </a:graphic>
+          </wp:inline>
+        </w:drawing>
+      </w:r>
+    </w:p>
+    <w:p>
+      <w:pPr>
+        <w:ind w:left="0" w:firstLine="0"/>
+      </w:pPr>
+      <w:r>
+        <w:rPr>
+          <w:highlight w:val="yellow"/>
+        </w:rPr>
+        <w:t>Arrays:</w:t>
+      </w:r>
+      <w:r>
+        <w:t xml:space="preserve"> </w:t>
+      </w:r>
+    </w:p>
+    <w:p>
+      <w:pPr>
+        <w:ind w:left="0" w:firstLine="0"/>
+      </w:pPr>
+      <w:r>
+        <w:t>They are containers which can store more than one value of same type</w:t>
+      </w:r>
+    </w:p>
+    <w:p>
+      <w:pPr>
+        <w:ind w:left="0" w:firstLine="0"/>
+      </w:pPr>
+      <w:r>
+        <w:t>These are the ways to create arrays</w:t>
+      </w:r>
+    </w:p>
+    <w:p>
+      <w:pPr>
+        <w:ind w:left="0" w:firstLine="0"/>
+      </w:pPr>
+      <w:r>
+        <w:t>int[] items = [2, 1, 3, 5, 4];</w:t>
+      </w:r>
+    </w:p>
+    <w:p>
+      <w:pPr>
+        <w:ind w:left="0" w:firstLine="0"/>
+      </w:pPr>
+      <w:r>
+        <w:t>int[] arr = new int[3]; //allocates 3 blocks each block will have 0 initially</w:t>
+      </w:r>
+    </w:p>
+    <w:p>
+      <w:pPr>
+        <w:ind w:left="0" w:firstLine="0"/>
+      </w:pPr>
+      <w:r>
+        <w:t>arr[0] = 20;  arr[1] = 40;  arr[2] = 30;</w:t>
+      </w:r>
+    </w:p>
+    <w:p>
+      <w:pPr>
+        <w:ind w:left="0" w:firstLine="0"/>
+      </w:pPr>
+      <w:r>
+        <w:rPr>
+          <w:highlight w:val="yellow"/>
+        </w:rPr>
+        <w:lastRenderedPageBreak/>
+        <w:t>for each loop:</w:t>
+      </w:r>
+      <w:r>
+        <w:t xml:space="preserve"> This is an enhanced for loop that simplifies iterating the arrays from beginning to the end</w:t>
+      </w:r>
+    </w:p>
+    <w:p>
+      <w:pPr>
+        <w:ind w:left="0" w:firstLine="0"/>
+      </w:pPr>
+      <w:r>
+        <w:t>for(int x : items) { … }</w:t>
+      </w:r>
+    </w:p>
+    <w:p>
+      <w:pPr>
+        <w:ind w:left="0" w:firstLine="0"/>
+      </w:pPr>
+      <w:r>
+        <w:t>here x is an iterator that stores the value of an array in each iteration</w:t>
+      </w:r>
+    </w:p>
+    <w:p>
+      <w:pPr>
+        <w:ind w:left="0" w:firstLine="0"/>
+      </w:pPr>
+      <w:r>
+        <w:drawing>
+          <wp:inline distT="0" distB="0" distL="0" distR="0" wp14:anchorId="4D5B06E9" wp14:editId="3CC4F0ED">
+            <wp:extent cx="5943600" cy="1779905"/>
+            <wp:effectExtent l="0" t="0" r="0" b="0"/>
+            <wp:docPr id="236921218" name="Picture 1"/>
+            <wp:cNvGraphicFramePr>
+              <a:graphicFrameLocks xmlns:a="http://schemas.openxmlformats.org/drawingml/2006/main" noChangeAspect="1"/>
+            </wp:cNvGraphicFramePr>
+            <a:graphic xmlns:a="http://schemas.openxmlformats.org/drawingml/2006/main">
+              <a:graphicData uri="http://schemas.openxmlformats.org/drawingml/2006/picture">
+                <pic:pic xmlns:pic="http://schemas.openxmlformats.org/drawingml/2006/picture">
+                  <pic:nvPicPr>
+                    <pic:cNvPr id="236921218" name=""/>
+                    <pic:cNvPicPr/>
+                  </pic:nvPicPr>
+                  <pic:blipFill>
+                    <a:blip r:embed="rId17"/>
+                    <a:stretch>
+                      <a:fillRect/>
+                    </a:stretch>
+                  </pic:blipFill>
+                  <pic:spPr>
+                    <a:xfrm>
+                      <a:off x="0" y="0"/>
+                      <a:ext cx="5943600" cy="1779905"/>
+                    </a:xfrm>
+                    <a:prstGeom prst="rect">
+                      <a:avLst/>
+                    </a:prstGeom>
+                  </pic:spPr>
+                </pic:pic>
+              </a:graphicData>
+            </a:graphic>
+          </wp:inline>
+        </w:drawing>
+      </w:r>
+      <w:r>
+        <w:t xml:space="preserve"> </w:t>
+      </w:r>
+    </w:p>
+    <w:p>
+      <w:pPr>
+        <w:ind w:left="0" w:firstLine="0"/>
+      </w:pPr>
+    </w:p>
+    <w:p>
+      <w:pPr>
+        <w:ind w:left="0" w:firstLine="0"/>
+      </w:pPr>
+    </w:p>
+    <w:p>
+      <w:pPr>
+        <w:ind w:left="0" w:firstLine="0"/>
+      </w:pPr>
+    </w:p>
+    <w:p>
+      <w:pPr>
+        <w:ind w:left="0" w:firstLine="0"/>
+      </w:pPr>
+    </w:p>
+    <w:p>
+      <w:pPr>
+        <w:ind w:left="0" w:firstLine="0"/>
+      </w:pPr>
+    </w:p>
+    <w:p>
+      <w:pPr>
+        <w:ind w:left="0" w:firstLine="0"/>
+      </w:pPr>
+    </w:p>
+    <w:p>
+      <w:pPr>
+        <w:ind w:left="0" w:firstLine="0"/>
+      </w:pPr>
+    </w:p>
+    <w:p>
+      <w:pPr>
+        <w:ind w:left="0" w:firstLine="0"/>
+      </w:pPr>
+    </w:p>
+    <w:p>
+      <w:pPr>
+        <w:ind w:left="0" w:firstLine="0"/>
+      </w:pPr>
+    </w:p>
+    <w:p>
+      <w:pPr>
+        <w:ind w:left="0" w:firstLine="0"/>
+      </w:pPr>
+    </w:p>
+    <w:p>
+      <w:pPr>
+        <w:ind w:left="0" w:firstLine="0"/>
+      </w:pPr>
+    </w:p>
+    <w:p>
+      <w:pPr>
+        <w:ind w:left="0" w:firstLine="0"/>
+      </w:pPr>
+    </w:p>
+    <w:p>
+      <w:pPr>
+        <w:ind w:left="0" w:firstLine="0"/>
+      </w:pPr>
+    </w:p>
+    <w:p>
+      <w:pPr>
+        <w:ind w:left="0" w:firstLine="0"/>
+      </w:pPr>
+      <w:r>
+        <w:rPr>
+          <w:highlight w:val="yellow"/>
+        </w:rPr>
+        <w:lastRenderedPageBreak/>
+        <w:t>Activity1:</w:t>
+      </w:r>
+      <w:r>
+        <w:t xml:space="preserve"> </w:t>
+      </w:r>
+    </w:p>
+    <w:p>
+      <w:pPr>
+        <w:ind w:left="0" w:firstLine="0"/>
+      </w:pPr>
+      <w:r>
+        <w:t xml:space="preserve">Use an array having both negative and positive like { 60, -8, 20, -9, -1, 40, -15, 30}, then print all the negative values first &amp; then positive values, </w:t>
+      </w:r>
+    </w:p>
+    <w:p>
+      <w:pPr>
+        <w:ind w:left="0" w:firstLine="0"/>
+      </w:pPr>
+      <w:r>
+        <w:rPr>
+          <w:highlight w:val="yellow"/>
+        </w:rPr>
+        <w:t>expected output is</w:t>
+      </w:r>
+      <w:r>
+        <w:br/>
+        <w:t>-8, -9, -1, -15, 60, 20, 40, 30</w:t>
+      </w:r>
+    </w:p>
+    <w:p>
+      <w:pPr>
+        <w:ind w:left="0" w:firstLine="0"/>
+      </w:pPr>
+      <w:r>
+        <w:rPr>
+          <w:highlight w:val="yellow"/>
+        </w:rPr>
+        <w:t>Activity 2:</w:t>
+      </w:r>
+      <w:r>
+        <w:t xml:space="preserve"> </w:t>
+      </w:r>
+    </w:p>
+    <w:p>
+      <w:pPr>
+        <w:ind w:left="0" w:firstLine="0"/>
+      </w:pPr>
+      <w:r>
+        <w:t>Use multiple arrays of same size that will store name, price and discount, then print each product name along with the discounted price</w:t>
+      </w:r>
+      <w:r>
+        <w:br/>
+        <w:t>i.e., names = {“Laptop”, “Mobile”, “Bag”}, price = {50000, 25000, 5000}, discount = {0.15, 0.1, 0.2}</w:t>
+      </w:r>
+    </w:p>
+    <w:p>
+      <w:pPr>
+        <w:ind w:left="0" w:firstLine="0"/>
+      </w:pPr>
+      <w:r>
+        <w:rPr>
+          <w:highlight w:val="yellow"/>
+        </w:rPr>
+        <w:t>Expected output:</w:t>
+      </w:r>
+    </w:p>
+    <w:p>
+      <w:pPr>
+        <w:ind w:left="0" w:firstLine="0"/>
+      </w:pPr>
+      <w:r>
+        <w:t>Laptop = 42500</w:t>
+      </w:r>
+      <w:r>
+        <w:br/>
+        <w:t>Mobile = 22500</w:t>
+      </w:r>
+      <w:r>
+        <w:br/>
+        <w:t>Bag = 4000</w:t>
+      </w:r>
+    </w:p>
+    <w:p>
+      <w:pPr>
+        <w:ind w:left="0" w:firstLine="0"/>
+      </w:pPr>
+    </w:p>
+    <w:p>
+      <w:pPr>
+        <w:ind w:left="0" w:firstLine="0"/>
+      </w:pPr>
+      <w:r>
+        <w:rPr>
+          <w:highlight w:val="yellow"/>
+        </w:rPr>
+        <w:t>Classes &amp; Objects</w:t>
+      </w:r>
+    </w:p>
+    <w:p>
+      <w:pPr>
+        <w:ind w:left="0" w:firstLine="0"/>
+      </w:pPr>
+      <w:r>
+        <w:t>Classes: These are template of an object it will have 3 main things</w:t>
+      </w:r>
+    </w:p>
+    <w:p>
+      <w:pPr>
+        <w:pStyle w:val="ListParagraph"/>
+        <w:numPr>
+          <w:ilvl w:val="0"/>
+          <w:numId w:val="8"/>
+        </w:numPr>
+      </w:pPr>
+      <w:r>
+        <w:t>variables</w:t>
+      </w:r>
+      <w:r>
+        <w:t xml:space="preserve"> - store data</w:t>
+      </w:r>
+    </w:p>
+    <w:p>
+      <w:pPr>
+        <w:pStyle w:val="ListParagraph"/>
+        <w:numPr>
+          <w:ilvl w:val="0"/>
+          <w:numId w:val="8"/>
+        </w:numPr>
+      </w:pPr>
+      <w:r>
+        <w:t>methods</w:t>
+      </w:r>
+      <w:r>
+        <w:t xml:space="preserve"> - logics</w:t>
+      </w:r>
+    </w:p>
+    <w:p>
+      <w:pPr>
+        <w:pStyle w:val="ListParagraph"/>
+        <w:numPr>
+          <w:ilvl w:val="0"/>
+          <w:numId w:val="8"/>
+        </w:numPr>
+      </w:pPr>
+      <w:r>
+        <w:t>constructors</w:t>
+      </w:r>
+      <w:r>
+        <w:t xml:space="preserve"> - initializes the objects</w:t>
+      </w:r>
+    </w:p>
+    <w:p>
+      <w:pPr>
+        <w:ind w:left="0" w:firstLine="0"/>
+      </w:pPr>
+      <w:r>
+        <w:rPr>
+          <w:highlight w:val="yellow"/>
+        </w:rPr>
+        <w:t>Constructors:</w:t>
+      </w:r>
+      <w:r>
+        <w:t xml:space="preserve"> These are like methods must name will same as the class name, it will not have return types</w:t>
+      </w:r>
+      <w:r>
+        <w:t>, if a class doesn’t have any constructor then compiler automatically creates default constructor, however if you explicitly create a constructor then compiler doesn’t create the default constructor</w:t>
+      </w:r>
+      <w:r>
+        <w:t>, you can have more than one constructor in the class.</w:t>
+      </w:r>
+    </w:p>
+    <w:p>
+      <w:pPr>
+        <w:ind w:left="0" w:firstLine="0"/>
+      </w:pPr>
+      <w:r>
+        <w:rPr>
+          <w:highlight w:val="yellow"/>
+        </w:rPr>
+        <w:t>Parameterized constructor</w:t>
+      </w:r>
+    </w:p>
+    <w:p>
+      <w:pPr>
+        <w:ind w:left="0" w:firstLine="0"/>
+      </w:pPr>
+      <w:r>
+        <w:lastRenderedPageBreak/>
+        <w:drawing>
+          <wp:inline distT="0" distB="0" distL="0" distR="0" wp14:anchorId="78982D8D" wp14:editId="712DD06F">
+            <wp:extent cx="5943600" cy="3733165"/>
+            <wp:effectExtent l="0" t="0" r="0" b="635"/>
+            <wp:docPr id="1849013865" name="Picture 1"/>
+            <wp:cNvGraphicFramePr>
+              <a:graphicFrameLocks xmlns:a="http://schemas.openxmlformats.org/drawingml/2006/main" noChangeAspect="1"/>
+            </wp:cNvGraphicFramePr>
+            <a:graphic xmlns:a="http://schemas.openxmlformats.org/drawingml/2006/main">
+              <a:graphicData uri="http://schemas.openxmlformats.org/drawingml/2006/picture">
+                <pic:pic xmlns:pic="http://schemas.openxmlformats.org/drawingml/2006/picture">
+                  <pic:nvPicPr>
+                    <pic:cNvPr id="1849013865" name=""/>
+                    <pic:cNvPicPr/>
+                  </pic:nvPicPr>
+                  <pic:blipFill>
+                    <a:blip r:embed="rId18"/>
+                    <a:stretch>
+                      <a:fillRect/>
+                    </a:stretch>
+                  </pic:blipFill>
+                  <pic:spPr>
+                    <a:xfrm>
+                      <a:off x="0" y="0"/>
+                      <a:ext cx="5943600" cy="3733165"/>
+                    </a:xfrm>
+                    <a:prstGeom prst="rect">
+                      <a:avLst/>
+                    </a:prstGeom>
+                  </pic:spPr>
+                </pic:pic>
+              </a:graphicData>
+            </a:graphic>
+          </wp:inline>
+        </w:drawing>
+      </w:r>
+    </w:p>
+    <w:p>
+      <w:pPr>
+        <w:ind w:left="0" w:firstLine="0"/>
+      </w:pPr>
+      <w:r>
+        <w:rPr>
+          <w:highlight w:val="yellow"/>
+        </w:rPr>
+        <w:t>Main class</w:t>
+      </w:r>
+    </w:p>
+    <w:p>
+      <w:pPr>
+        <w:ind w:left="0" w:firstLine="0"/>
+      </w:pPr>
+      <w:r>
+        <w:drawing>
+          <wp:inline distT="0" distB="0" distL="0" distR="0" wp14:anchorId="382808E1" wp14:editId="444BAA26">
+            <wp:extent cx="5943600" cy="2366645"/>
+            <wp:effectExtent l="0" t="0" r="0" b="0"/>
+            <wp:docPr id="77773421" name="Picture 1"/>
+            <wp:cNvGraphicFramePr>
+              <a:graphicFrameLocks xmlns:a="http://schemas.openxmlformats.org/drawingml/2006/main" noChangeAspect="1"/>
+            </wp:cNvGraphicFramePr>
+            <a:graphic xmlns:a="http://schemas.openxmlformats.org/drawingml/2006/main">
+              <a:graphicData uri="http://schemas.openxmlformats.org/drawingml/2006/picture">
+                <pic:pic xmlns:pic="http://schemas.openxmlformats.org/drawingml/2006/picture">
+                  <pic:nvPicPr>
+                    <pic:cNvPr id="77773421" name=""/>
+                    <pic:cNvPicPr/>
+                  </pic:nvPicPr>
+                  <pic:blipFill>
+                    <a:blip r:embed="rId19"/>
+                    <a:stretch>
+                      <a:fillRect/>
+                    </a:stretch>
+                  </pic:blipFill>
+                  <pic:spPr>
+                    <a:xfrm>
+                      <a:off x="0" y="0"/>
+                      <a:ext cx="5943600" cy="2366645"/>
+                    </a:xfrm>
+                    <a:prstGeom prst="rect">
+                      <a:avLst/>
+                    </a:prstGeom>
+                  </pic:spPr>
+                </pic:pic>
+              </a:graphicData>
+            </a:graphic>
+          </wp:inline>
+        </w:drawing>
+      </w:r>
+    </w:p>
+    <w:p>
+      <w:pPr>
+        <w:ind w:left="0" w:firstLine="0"/>
+      </w:pPr>
+      <w:r>
+        <w:rPr>
+          <w:highlight w:val="yellow"/>
+        </w:rPr>
+        <w:t>Output:</w:t>
+      </w:r>
+    </w:p>
+    <w:p>
+      <w:pPr>
+        <w:ind w:left="0" w:firstLine="0"/>
+      </w:pPr>
+      <w:r>
+        <w:lastRenderedPageBreak/>
+        <w:drawing>
+          <wp:inline distT="0" distB="0" distL="0" distR="0" wp14:anchorId="24AC5F1D" wp14:editId="03C9B18F">
+            <wp:extent cx="5220429" cy="1066949"/>
+            <wp:effectExtent l="0" t="0" r="0" b="0"/>
+            <wp:docPr id="845837398" name="Picture 1"/>
+            <wp:cNvGraphicFramePr>
+              <a:graphicFrameLocks xmlns:a="http://schemas.openxmlformats.org/drawingml/2006/main" noChangeAspect="1"/>
+            </wp:cNvGraphicFramePr>
+            <a:graphic xmlns:a="http://schemas.openxmlformats.org/drawingml/2006/main">
+              <a:graphicData uri="http://schemas.openxmlformats.org/drawingml/2006/picture">
+                <pic:pic xmlns:pic="http://schemas.openxmlformats.org/drawingml/2006/picture">
+                  <pic:nvPicPr>
+                    <pic:cNvPr id="845837398" name=""/>
+                    <pic:cNvPicPr/>
+                  </pic:nvPicPr>
+                  <pic:blipFill>
+                    <a:blip r:embed="rId20"/>
+                    <a:stretch>
+                      <a:fillRect/>
+                    </a:stretch>
+                  </pic:blipFill>
+                  <pic:spPr>
+                    <a:xfrm>
+                      <a:off x="0" y="0"/>
+                      <a:ext cx="5220429" cy="1066949"/>
+                    </a:xfrm>
+                    <a:prstGeom prst="rect">
+                      <a:avLst/>
+                    </a:prstGeom>
+                  </pic:spPr>
+                </pic:pic>
+              </a:graphicData>
+            </a:graphic>
+          </wp:inline>
+        </w:drawing>
+      </w:r>
+    </w:p>
+    <w:p>
+      <w:pPr>
+        <w:ind w:left="0" w:firstLine="0"/>
+      </w:pPr>
+      <w:r>
+        <w:rPr>
+          <w:highlight w:val="yellow"/>
+        </w:rPr>
+        <w:t>Constructor overloading</w:t>
+      </w:r>
+    </w:p>
+    <w:p>
+      <w:pPr>
+        <w:ind w:left="0" w:firstLine="0"/>
+      </w:pPr>
+      <w:r>
+        <w:t>You can have multiple constructors with different parameters or different types of parameters</w:t>
+      </w:r>
+    </w:p>
+    <w:p>
+      <w:pPr>
+        <w:ind w:left="0" w:firstLine="0"/>
+      </w:pPr>
+      <w:r>
+        <w:drawing>
+          <wp:inline distT="0" distB="0" distL="0" distR="0" wp14:anchorId="5F4C9BDE" wp14:editId="1E772AAE">
+            <wp:extent cx="5943600" cy="4929505"/>
+            <wp:effectExtent l="0" t="0" r="0" b="4445"/>
+            <wp:docPr id="1890096556" name="Picture 1"/>
+            <wp:cNvGraphicFramePr>
+              <a:graphicFrameLocks xmlns:a="http://schemas.openxmlformats.org/drawingml/2006/main" noChangeAspect="1"/>
+            </wp:cNvGraphicFramePr>
+            <a:graphic xmlns:a="http://schemas.openxmlformats.org/drawingml/2006/main">
+              <a:graphicData uri="http://schemas.openxmlformats.org/drawingml/2006/picture">
+                <pic:pic xmlns:pic="http://schemas.openxmlformats.org/drawingml/2006/picture">
+                  <pic:nvPicPr>
+                    <pic:cNvPr id="1890096556" name=""/>
+                    <pic:cNvPicPr/>
+                  </pic:nvPicPr>
+                  <pic:blipFill>
+                    <a:blip r:embed="rId21"/>
+                    <a:stretch>
+                      <a:fillRect/>
+                    </a:stretch>
+                  </pic:blipFill>
+                  <pic:spPr>
+                    <a:xfrm>
+                      <a:off x="0" y="0"/>
+                      <a:ext cx="5943600" cy="4929505"/>
+                    </a:xfrm>
+                    <a:prstGeom prst="rect">
+                      <a:avLst/>
+                    </a:prstGeom>
+                  </pic:spPr>
+                </pic:pic>
+              </a:graphicData>
+            </a:graphic>
+          </wp:inline>
+        </w:drawing>
+      </w:r>
+    </w:p>
+    <w:p>
+      <w:pPr>
+        <w:ind w:left="0" w:firstLine="0"/>
+      </w:pPr>
+      <w:r>
+        <w:lastRenderedPageBreak/>
+        <w:drawing>
+          <wp:inline distT="0" distB="0" distL="0" distR="0" wp14:anchorId="56AA5332" wp14:editId="399ABA0E">
+            <wp:extent cx="5943600" cy="2389505"/>
+            <wp:effectExtent l="0" t="0" r="0" b="0"/>
+            <wp:docPr id="863625328" name="Picture 1"/>
+            <wp:cNvGraphicFramePr>
+              <a:graphicFrameLocks xmlns:a="http://schemas.openxmlformats.org/drawingml/2006/main" noChangeAspect="1"/>
+            </wp:cNvGraphicFramePr>
+            <a:graphic xmlns:a="http://schemas.openxmlformats.org/drawingml/2006/main">
+              <a:graphicData uri="http://schemas.openxmlformats.org/drawingml/2006/picture">
+                <pic:pic xmlns:pic="http://schemas.openxmlformats.org/drawingml/2006/picture">
+                  <pic:nvPicPr>
+                    <pic:cNvPr id="863625328" name=""/>
+                    <pic:cNvPicPr/>
+                  </pic:nvPicPr>
+                  <pic:blipFill>
+                    <a:blip r:embed="rId22"/>
+                    <a:stretch>
+                      <a:fillRect/>
+                    </a:stretch>
+                  </pic:blipFill>
+                  <pic:spPr>
+                    <a:xfrm>
+                      <a:off x="0" y="0"/>
+                      <a:ext cx="5943600" cy="2389505"/>
+                    </a:xfrm>
+                    <a:prstGeom prst="rect">
+                      <a:avLst/>
+                    </a:prstGeom>
+                  </pic:spPr>
+                </pic:pic>
+              </a:graphicData>
+            </a:graphic>
+          </wp:inline>
+        </w:drawing>
+      </w:r>
+    </w:p>
+    <w:p>
+      <w:pPr>
+        <w:ind w:left="0" w:firstLine="0"/>
+      </w:pPr>
+      <w:r>
+        <w:rPr>
+          <w:highlight w:val="yellow"/>
+        </w:rPr>
+        <w:t>Output:</w:t>
+      </w:r>
+    </w:p>
+    <w:p>
+      <w:pPr>
+        <w:ind w:left="0" w:firstLine="0"/>
+      </w:pPr>
+      <w:r>
+        <w:drawing>
+          <wp:inline distT="0" distB="0" distL="0" distR="0" wp14:anchorId="68DF3D42" wp14:editId="573DE983">
+            <wp:extent cx="4467849" cy="1562318"/>
+            <wp:effectExtent l="0" t="0" r="9525" b="0"/>
+            <wp:docPr id="345965799" name="Picture 1"/>
+            <wp:cNvGraphicFramePr>
+              <a:graphicFrameLocks xmlns:a="http://schemas.openxmlformats.org/drawingml/2006/main" noChangeAspect="1"/>
+            </wp:cNvGraphicFramePr>
+            <a:graphic xmlns:a="http://schemas.openxmlformats.org/drawingml/2006/main">
+              <a:graphicData uri="http://schemas.openxmlformats.org/drawingml/2006/picture">
+                <pic:pic xmlns:pic="http://schemas.openxmlformats.org/drawingml/2006/picture">
+                  <pic:nvPicPr>
+                    <pic:cNvPr id="345965799" name=""/>
+                    <pic:cNvPicPr/>
+                  </pic:nvPicPr>
+                  <pic:blipFill>
+                    <a:blip r:embed="rId23"/>
+                    <a:stretch>
+                      <a:fillRect/>
+                    </a:stretch>
+                  </pic:blipFill>
+                  <pic:spPr>
+                    <a:xfrm>
+                      <a:off x="0" y="0"/>
+                      <a:ext cx="4467849" cy="1562318"/>
+                    </a:xfrm>
+                    <a:prstGeom prst="rect">
+                      <a:avLst/>
+                    </a:prstGeom>
+                  </pic:spPr>
+                </pic:pic>
+              </a:graphicData>
+            </a:graphic>
+          </wp:inline>
+        </w:drawing>
+      </w:r>
+    </w:p>
+    <w:p>
+      <w:pPr>
+        <w:ind w:left="0" w:firstLine="0"/>
+      </w:pPr>
+      <w:r>
+        <w:rPr>
+          <w:highlight w:val="yellow"/>
+        </w:rPr>
+        <w:t>Types of variables</w:t>
+      </w:r>
+      <w:r>
+        <w:t xml:space="preserve"> </w:t>
+      </w:r>
+    </w:p>
+    <w:p>
+      <w:pPr>
+        <w:pStyle w:val="ListParagraph"/>
+        <w:numPr>
+          <w:ilvl w:val="0"/>
+          <w:numId w:val="9"/>
+        </w:numPr>
+      </w:pPr>
+      <w:r>
+        <w:t>Local variables / Parameter variables - within the scope</w:t>
+      </w:r>
+    </w:p>
+    <w:p>
+      <w:pPr>
+        <w:pStyle w:val="ListParagraph"/>
+        <w:numPr>
+          <w:ilvl w:val="0"/>
+          <w:numId w:val="9"/>
+        </w:numPr>
+      </w:pPr>
+      <w:r>
+        <w:t>Instance variables - e</w:t>
+      </w:r>
+      <w:r>
+        <w:t>very</w:t>
+      </w:r>
+      <w:r>
+        <w:t xml:space="preserve"> object will have their own copies of instance variables </w:t>
+      </w:r>
+    </w:p>
+    <w:p>
+      <w:pPr>
+        <w:pStyle w:val="ListParagraph"/>
+        <w:numPr>
+          <w:ilvl w:val="0"/>
+          <w:numId w:val="9"/>
+        </w:numPr>
+      </w:pPr>
+      <w:r>
+        <w:t xml:space="preserve">Static variables - </w:t>
+      </w:r>
+      <w:r>
+        <w:t>All the objects shares single copy of static variables</w:t>
+      </w:r>
+    </w:p>
+    <w:p>
+      <w:pPr>
+        <w:ind w:left="0" w:firstLine="0"/>
+      </w:pPr>
+      <w:r>
+        <w:lastRenderedPageBreak/>
+        <w:drawing>
+          <wp:inline distT="0" distB="0" distL="0" distR="0" wp14:anchorId="2C971E41" wp14:editId="316654F7">
+            <wp:extent cx="5943600" cy="4384040"/>
+            <wp:effectExtent l="0" t="0" r="0" b="0"/>
+            <wp:docPr id="2053465554" name="Picture 1"/>
+            <wp:cNvGraphicFramePr>
+              <a:graphicFrameLocks xmlns:a="http://schemas.openxmlformats.org/drawingml/2006/main" noChangeAspect="1"/>
+            </wp:cNvGraphicFramePr>
+            <a:graphic xmlns:a="http://schemas.openxmlformats.org/drawingml/2006/main">
+              <a:graphicData uri="http://schemas.openxmlformats.org/drawingml/2006/picture">
+                <pic:pic xmlns:pic="http://schemas.openxmlformats.org/drawingml/2006/picture">
+                  <pic:nvPicPr>
+                    <pic:cNvPr id="2053465554" name=""/>
+                    <pic:cNvPicPr/>
+                  </pic:nvPicPr>
+                  <pic:blipFill>
+                    <a:blip r:embed="rId24"/>
+                    <a:stretch>
+                      <a:fillRect/>
+                    </a:stretch>
+                  </pic:blipFill>
+                  <pic:spPr>
+                    <a:xfrm>
+                      <a:off x="0" y="0"/>
+                      <a:ext cx="5943600" cy="4384040"/>
+                    </a:xfrm>
+                    <a:prstGeom prst="rect">
+                      <a:avLst/>
+                    </a:prstGeom>
+                  </pic:spPr>
+                </pic:pic>
+              </a:graphicData>
+            </a:graphic>
+          </wp:inline>
+        </w:drawing>
+      </w:r>
+    </w:p>
+    <w:p>
+      <w:pPr>
+        <w:ind w:left="0" w:firstLine="0"/>
+      </w:pPr>
+      <w:r>
+        <w:drawing>
+          <wp:inline distT="0" distB="0" distL="0" distR="0" wp14:anchorId="1CBEAEC7" wp14:editId="7F1858F6">
+            <wp:extent cx="5943600" cy="2545080"/>
+            <wp:effectExtent l="0" t="0" r="0" b="7620"/>
+            <wp:docPr id="264481848" name="Picture 1"/>
+            <wp:cNvGraphicFramePr>
+              <a:graphicFrameLocks xmlns:a="http://schemas.openxmlformats.org/drawingml/2006/main" noChangeAspect="1"/>
+            </wp:cNvGraphicFramePr>
+            <a:graphic xmlns:a="http://schemas.openxmlformats.org/drawingml/2006/main">
+              <a:graphicData uri="http://schemas.openxmlformats.org/drawingml/2006/picture">
+                <pic:pic xmlns:pic="http://schemas.openxmlformats.org/drawingml/2006/picture">
+                  <pic:nvPicPr>
+                    <pic:cNvPr id="264481848" name=""/>
+                    <pic:cNvPicPr/>
+                  </pic:nvPicPr>
+                  <pic:blipFill>
+                    <a:blip r:embed="rId25"/>
+                    <a:stretch>
+                      <a:fillRect/>
+                    </a:stretch>
+                  </pic:blipFill>
+                  <pic:spPr>
+                    <a:xfrm>
+                      <a:off x="0" y="0"/>
+                      <a:ext cx="5943600" cy="2545080"/>
+                    </a:xfrm>
+                    <a:prstGeom prst="rect">
+                      <a:avLst/>
+                    </a:prstGeom>
+                  </pic:spPr>
+                </pic:pic>
+              </a:graphicData>
+            </a:graphic>
+          </wp:inline>
+        </w:drawing>
+      </w:r>
+    </w:p>
+    <w:p>
+      <w:pPr>
+        <w:ind w:left="0" w:firstLine="0"/>
+      </w:pPr>
+      <w:r>
+        <w:rPr>
+          <w:highlight w:val="yellow"/>
+        </w:rPr>
+        <w:t>Output:</w:t>
+      </w:r>
+    </w:p>
+    <w:p>
+      <w:pPr>
+        <w:ind w:left="0" w:firstLine="0"/>
+      </w:pPr>
+      <w:r>
+        <w:lastRenderedPageBreak/>
+        <w:drawing>
+          <wp:inline distT="0" distB="0" distL="0" distR="0" wp14:anchorId="7158C5D3" wp14:editId="2A868733">
+            <wp:extent cx="5943600" cy="2496820"/>
+            <wp:effectExtent l="0" t="0" r="0" b="0"/>
+            <wp:docPr id="1429692284" name="Picture 1"/>
+            <wp:cNvGraphicFramePr>
+              <a:graphicFrameLocks xmlns:a="http://schemas.openxmlformats.org/drawingml/2006/main" noChangeAspect="1"/>
+            </wp:cNvGraphicFramePr>
+            <a:graphic xmlns:a="http://schemas.openxmlformats.org/drawingml/2006/main">
+              <a:graphicData uri="http://schemas.openxmlformats.org/drawingml/2006/picture">
+                <pic:pic xmlns:pic="http://schemas.openxmlformats.org/drawingml/2006/picture">
+                  <pic:nvPicPr>
+                    <pic:cNvPr id="1429692284" name=""/>
+                    <pic:cNvPicPr/>
+                  </pic:nvPicPr>
+                  <pic:blipFill>
+                    <a:blip r:embed="rId26"/>
+                    <a:stretch>
+                      <a:fillRect/>
+                    </a:stretch>
+                  </pic:blipFill>
+                  <pic:spPr>
+                    <a:xfrm>
+                      <a:off x="0" y="0"/>
+                      <a:ext cx="5943600" cy="2496820"/>
+                    </a:xfrm>
+                    <a:prstGeom prst="rect">
+                      <a:avLst/>
+                    </a:prstGeom>
+                  </pic:spPr>
+                </pic:pic>
+              </a:graphicData>
+            </a:graphic>
+          </wp:inline>
+        </w:drawing>
+      </w:r>
+    </w:p>
+    <w:p>
+      <w:pPr>
+        <w:ind w:left="0" w:firstLine="0"/>
+      </w:pPr>
+    </w:p>
+    <w:p>
+      <w:pPr>
+        <w:ind w:left="0" w:firstLine="0"/>
+      </w:pPr>
+      <w:r>
+        <w:rPr>
+          <w:highlight w:val="yellow"/>
+        </w:rPr>
+        <w:t>Activity 3:</w:t>
+      </w:r>
+    </w:p>
+    <w:p>
+      <w:pPr>
+        <w:ind w:left="0" w:firstLine="0"/>
+      </w:pPr>
+      <w:r>
+        <w:t>Use the same example, but c</w:t>
+      </w:r>
+      <w:r>
+        <w:t>reate an array of User that stores</w:t>
+      </w:r>
+      <w:r>
+        <w:t xml:space="preserve"> 3</w:t>
+      </w:r>
+      <w:r>
+        <w:t xml:space="preserve"> user objects, using for loop iterate the user and invoke the display</w:t>
+      </w:r>
+      <w:r>
+        <w:t>, In the main you already have 3 users, store them in an array of User and while iterating the array call the display.</w:t>
+      </w:r>
+    </w:p>
+    <w:p>
+      <w:pPr>
+        <w:ind w:left="0" w:firstLine="0"/>
+      </w:pPr>
+      <w:r>
+        <w:t>Hint: User[] users = new User[3]; // allocates 3 blocks of memory</w:t>
+      </w:r>
+    </w:p>
+    <w:p>
+      <w:pPr>
+        <w:ind w:left="0" w:firstLine="0"/>
+      </w:pPr>
+      <w:r>
+        <w:lastRenderedPageBreak/>
+        <w:drawing>
+          <wp:inline distT="0" distB="0" distL="0" distR="0" wp14:anchorId="26B54A9D" wp14:editId="4E4E6013">
+            <wp:extent cx="5943600" cy="4587240"/>
+            <wp:effectExtent l="0" t="0" r="0" b="3810"/>
+            <wp:docPr id="2002539943" name="Picture 1"/>
+            <wp:cNvGraphicFramePr>
+              <a:graphicFrameLocks xmlns:a="http://schemas.openxmlformats.org/drawingml/2006/main" noChangeAspect="1"/>
+            </wp:cNvGraphicFramePr>
+            <a:graphic xmlns:a="http://schemas.openxmlformats.org/drawingml/2006/main">
+              <a:graphicData uri="http://schemas.openxmlformats.org/drawingml/2006/picture">
+                <pic:pic xmlns:pic="http://schemas.openxmlformats.org/drawingml/2006/picture">
+                  <pic:nvPicPr>
+                    <pic:cNvPr id="2002539943" name=""/>
+                    <pic:cNvPicPr/>
+                  </pic:nvPicPr>
+                  <pic:blipFill>
+                    <a:blip r:embed="rId27"/>
+                    <a:stretch>
+                      <a:fillRect/>
+                    </a:stretch>
+                  </pic:blipFill>
+                  <pic:spPr>
+                    <a:xfrm>
+                      <a:off x="0" y="0"/>
+                      <a:ext cx="5943600" cy="4587240"/>
+                    </a:xfrm>
+                    <a:prstGeom prst="rect">
+                      <a:avLst/>
+                    </a:prstGeom>
+                  </pic:spPr>
+                </pic:pic>
+              </a:graphicData>
+            </a:graphic>
+          </wp:inline>
+        </w:drawing>
+      </w:r>
     </w:p>
     <w:p>
       <w:pPr>
@@ -1793,6 +2823,273 @@
     </w:lvl>
   </w:abstractNum>
   <w:abstractNum w:abstractNumId="2" w15:restartNumberingAfterBreak="0">
+    <w:nsid w:val="320F14B2"/>
+    <w:multiLevelType w:val="hybridMultilevel"/>
+    <w:tmpl w:val="32B819DE"/>
+    <w:lvl w:ilvl="0" w:tplc="0409000F">
+      <w:start w:val="1"/>
+      <w:numFmt w:val="decimal"/>
+      <w:lvlText w:val="%1."/>
+      <w:lvlJc w:val="left"/>
+      <w:pPr>
+        <w:ind w:left="720" w:hanging="360"/>
+      </w:pPr>
+      <w:rPr>
+        <w:rFonts w:hint="default"/>
+      </w:rPr>
+    </w:lvl>
+    <w:lvl w:ilvl="1" w:tplc="04090019" w:tentative="1">
+      <w:start w:val="1"/>
+      <w:numFmt w:val="lowerLetter"/>
+      <w:lvlText w:val="%2."/>
+      <w:lvlJc w:val="left"/>
+      <w:pPr>
+        <w:ind w:left="1440" w:hanging="360"/>
+      </w:pPr>
+    </w:lvl>
+    <w:lvl w:ilvl="2" w:tplc="0409001B" w:tentative="1">
+      <w:start w:val="1"/>
+      <w:numFmt w:val="lowerRoman"/>
+      <w:lvlText w:val="%3."/>
+      <w:lvlJc w:val="right"/>
+      <w:pPr>
+        <w:ind w:left="2160" w:hanging="180"/>
+      </w:pPr>
+    </w:lvl>
+    <w:lvl w:ilvl="3" w:tplc="0409000F" w:tentative="1">
+      <w:start w:val="1"/>
+      <w:numFmt w:val="decimal"/>
+      <w:lvlText w:val="%4."/>
+      <w:lvlJc w:val="left"/>
+      <w:pPr>
+        <w:ind w:left="2880" w:hanging="360"/>
+      </w:pPr>
+    </w:lvl>
+    <w:lvl w:ilvl="4" w:tplc="04090019" w:tentative="1">
+      <w:start w:val="1"/>
+      <w:numFmt w:val="lowerLetter"/>
+      <w:lvlText w:val="%5."/>
+      <w:lvlJc w:val="left"/>
+      <w:pPr>
+        <w:ind w:left="3600" w:hanging="360"/>
+      </w:pPr>
+    </w:lvl>
+    <w:lvl w:ilvl="5" w:tplc="0409001B" w:tentative="1">
+      <w:start w:val="1"/>
+      <w:numFmt w:val="lowerRoman"/>
+      <w:lvlText w:val="%6."/>
+      <w:lvlJc w:val="right"/>
+      <w:pPr>
+        <w:ind w:left="4320" w:hanging="180"/>
+      </w:pPr>
+    </w:lvl>
+    <w:lvl w:ilvl="6" w:tplc="0409000F" w:tentative="1">
+      <w:start w:val="1"/>
+      <w:numFmt w:val="decimal"/>
+      <w:lvlText w:val="%7."/>
+      <w:lvlJc w:val="left"/>
+      <w:pPr>
+        <w:ind w:left="5040" w:hanging="360"/>
+      </w:pPr>
+    </w:lvl>
+    <w:lvl w:ilvl="7" w:tplc="04090019" w:tentative="1">
+      <w:start w:val="1"/>
+      <w:numFmt w:val="lowerLetter"/>
+      <w:lvlText w:val="%8."/>
+      <w:lvlJc w:val="left"/>
+      <w:pPr>
+        <w:ind w:left="5760" w:hanging="360"/>
+      </w:pPr>
+    </w:lvl>
+    <w:lvl w:ilvl="8" w:tplc="0409001B" w:tentative="1">
+      <w:start w:val="1"/>
+      <w:numFmt w:val="lowerRoman"/>
+      <w:lvlText w:val="%9."/>
+      <w:lvlJc w:val="right"/>
+      <w:pPr>
+        <w:ind w:left="6480" w:hanging="180"/>
+      </w:pPr>
+    </w:lvl>
+  </w:abstractNum>
+  <w:abstractNum w:abstractNumId="3" w15:restartNumberingAfterBreak="0">
+    <w:nsid w:val="38391543"/>
+    <w:multiLevelType w:val="hybridMultilevel"/>
+    <w:tmpl w:val="DCF8DAE0"/>
+    <w:lvl w:ilvl="0" w:tplc="0409000F">
+      <w:start w:val="1"/>
+      <w:numFmt w:val="decimal"/>
+      <w:lvlText w:val="%1."/>
+      <w:lvlJc w:val="left"/>
+      <w:pPr>
+        <w:ind w:left="720" w:hanging="360"/>
+      </w:pPr>
+      <w:rPr>
+        <w:rFonts w:hint="default"/>
+      </w:rPr>
+    </w:lvl>
+    <w:lvl w:ilvl="1" w:tplc="04090019" w:tentative="1">
+      <w:start w:val="1"/>
+      <w:numFmt w:val="lowerLetter"/>
+      <w:lvlText w:val="%2."/>
+      <w:lvlJc w:val="left"/>
+      <w:pPr>
+        <w:ind w:left="1440" w:hanging="360"/>
+      </w:pPr>
+    </w:lvl>
+    <w:lvl w:ilvl="2" w:tplc="0409001B" w:tentative="1">
+      <w:start w:val="1"/>
+      <w:numFmt w:val="lowerRoman"/>
+      <w:lvlText w:val="%3."/>
+      <w:lvlJc w:val="right"/>
+      <w:pPr>
+        <w:ind w:left="2160" w:hanging="180"/>
+      </w:pPr>
+    </w:lvl>
+    <w:lvl w:ilvl="3" w:tplc="0409000F" w:tentative="1">
+      <w:start w:val="1"/>
+      <w:numFmt w:val="decimal"/>
+      <w:lvlText w:val="%4."/>
+      <w:lvlJc w:val="left"/>
+      <w:pPr>
+        <w:ind w:left="2880" w:hanging="360"/>
+      </w:pPr>
+    </w:lvl>
+    <w:lvl w:ilvl="4" w:tplc="04090019" w:tentative="1">
+      <w:start w:val="1"/>
+      <w:numFmt w:val="lowerLetter"/>
+      <w:lvlText w:val="%5."/>
+      <w:lvlJc w:val="left"/>
+      <w:pPr>
+        <w:ind w:left="3600" w:hanging="360"/>
+      </w:pPr>
+    </w:lvl>
+    <w:lvl w:ilvl="5" w:tplc="0409001B" w:tentative="1">
+      <w:start w:val="1"/>
+      <w:numFmt w:val="lowerRoman"/>
+      <w:lvlText w:val="%6."/>
+      <w:lvlJc w:val="right"/>
+      <w:pPr>
+        <w:ind w:left="4320" w:hanging="180"/>
+      </w:pPr>
+    </w:lvl>
+    <w:lvl w:ilvl="6" w:tplc="0409000F" w:tentative="1">
+      <w:start w:val="1"/>
+      <w:numFmt w:val="decimal"/>
+      <w:lvlText w:val="%7."/>
+      <w:lvlJc w:val="left"/>
+      <w:pPr>
+        <w:ind w:left="5040" w:hanging="360"/>
+      </w:pPr>
+    </w:lvl>
+    <w:lvl w:ilvl="7" w:tplc="04090019" w:tentative="1">
+      <w:start w:val="1"/>
+      <w:numFmt w:val="lowerLetter"/>
+      <w:lvlText w:val="%8."/>
+      <w:lvlJc w:val="left"/>
+      <w:pPr>
+        <w:ind w:left="5760" w:hanging="360"/>
+      </w:pPr>
+    </w:lvl>
+    <w:lvl w:ilvl="8" w:tplc="0409001B" w:tentative="1">
+      <w:start w:val="1"/>
+      <w:numFmt w:val="lowerRoman"/>
+      <w:lvlText w:val="%9."/>
+      <w:lvlJc w:val="right"/>
+      <w:pPr>
+        <w:ind w:left="6480" w:hanging="180"/>
+      </w:pPr>
+    </w:lvl>
+  </w:abstractNum>
+  <w:abstractNum w:abstractNumId="4" w15:restartNumberingAfterBreak="0">
+    <w:nsid w:val="3EB15A99"/>
+    <w:multiLevelType w:val="hybridMultilevel"/>
+    <w:tmpl w:val="E96690BA"/>
+    <w:lvl w:ilvl="0" w:tplc="0409000F">
+      <w:start w:val="1"/>
+      <w:numFmt w:val="decimal"/>
+      <w:lvlText w:val="%1."/>
+      <w:lvlJc w:val="left"/>
+      <w:pPr>
+        <w:ind w:left="720" w:hanging="360"/>
+      </w:pPr>
+      <w:rPr>
+        <w:rFonts w:hint="default"/>
+      </w:rPr>
+    </w:lvl>
+    <w:lvl w:ilvl="1" w:tplc="04090019" w:tentative="1">
+      <w:start w:val="1"/>
+      <w:numFmt w:val="lowerLetter"/>
+      <w:lvlText w:val="%2."/>
+      <w:lvlJc w:val="left"/>
+      <w:pPr>
+        <w:ind w:left="1440" w:hanging="360"/>
+      </w:pPr>
+    </w:lvl>
+    <w:lvl w:ilvl="2" w:tplc="0409001B" w:tentative="1">
+      <w:start w:val="1"/>
+      <w:numFmt w:val="lowerRoman"/>
+      <w:lvlText w:val="%3."/>
+      <w:lvlJc w:val="right"/>
+      <w:pPr>
+        <w:ind w:left="2160" w:hanging="180"/>
+      </w:pPr>
+    </w:lvl>
+    <w:lvl w:ilvl="3" w:tplc="0409000F" w:tentative="1">
+      <w:start w:val="1"/>
+      <w:numFmt w:val="decimal"/>
+      <w:lvlText w:val="%4."/>
+      <w:lvlJc w:val="left"/>
+      <w:pPr>
+        <w:ind w:left="2880" w:hanging="360"/>
+      </w:pPr>
+    </w:lvl>
+    <w:lvl w:ilvl="4" w:tplc="04090019" w:tentative="1">
+      <w:start w:val="1"/>
+      <w:numFmt w:val="lowerLetter"/>
+      <w:lvlText w:val="%5."/>
+      <w:lvlJc w:val="left"/>
+      <w:pPr>
+        <w:ind w:left="3600" w:hanging="360"/>
+      </w:pPr>
+    </w:lvl>
+    <w:lvl w:ilvl="5" w:tplc="0409001B" w:tentative="1">
+      <w:start w:val="1"/>
+      <w:numFmt w:val="lowerRoman"/>
+      <w:lvlText w:val="%6."/>
+      <w:lvlJc w:val="right"/>
+      <w:pPr>
+        <w:ind w:left="4320" w:hanging="180"/>
+      </w:pPr>
+    </w:lvl>
+    <w:lvl w:ilvl="6" w:tplc="0409000F" w:tentative="1">
+      <w:start w:val="1"/>
+      <w:numFmt w:val="decimal"/>
+      <w:lvlText w:val="%7."/>
+      <w:lvlJc w:val="left"/>
+      <w:pPr>
+        <w:ind w:left="5040" w:hanging="360"/>
+      </w:pPr>
+    </w:lvl>
+    <w:lvl w:ilvl="7" w:tplc="04090019" w:tentative="1">
+      <w:start w:val="1"/>
+      <w:numFmt w:val="lowerLetter"/>
+      <w:lvlText w:val="%8."/>
+      <w:lvlJc w:val="left"/>
+      <w:pPr>
+        <w:ind w:left="5760" w:hanging="360"/>
+      </w:pPr>
+    </w:lvl>
+    <w:lvl w:ilvl="8" w:tplc="0409001B" w:tentative="1">
+      <w:start w:val="1"/>
+      <w:numFmt w:val="lowerRoman"/>
+      <w:lvlText w:val="%9."/>
+      <w:lvlJc w:val="right"/>
+      <w:pPr>
+        <w:ind w:left="6480" w:hanging="180"/>
+      </w:pPr>
+    </w:lvl>
+  </w:abstractNum>
+  <w:abstractNum w:abstractNumId="5" w15:restartNumberingAfterBreak="0">
     <w:nsid w:val="583A687B"/>
     <w:multiLevelType w:val="hybridMultilevel"/>
     <w:tmpl w:val="78C6A3F4"/>
@@ -1881,7 +3178,7 @@
       </w:pPr>
     </w:lvl>
   </w:abstractNum>
-  <w:abstractNum w:abstractNumId="3" w15:restartNumberingAfterBreak="0">
+  <w:abstractNum w:abstractNumId="6" w15:restartNumberingAfterBreak="0">
     <w:nsid w:val="5F6B50AC"/>
     <w:multiLevelType w:val="hybridMultilevel"/>
     <w:tmpl w:val="F44A709A"/>
@@ -1970,7 +3267,7 @@
       </w:pPr>
     </w:lvl>
   </w:abstractNum>
-  <w:abstractNum w:abstractNumId="4" w15:restartNumberingAfterBreak="0">
+  <w:abstractNum w:abstractNumId="7" w15:restartNumberingAfterBreak="0">
     <w:nsid w:val="659B2D75"/>
     <w:multiLevelType w:val="hybridMultilevel"/>
     <w:tmpl w:val="9CB65A9C"/>
@@ -2059,7 +3356,7 @@
       </w:pPr>
     </w:lvl>
   </w:abstractNum>
-  <w:abstractNum w:abstractNumId="5" w15:restartNumberingAfterBreak="0">
+  <w:abstractNum w:abstractNumId="8" w15:restartNumberingAfterBreak="0">
     <w:nsid w:val="71701E6F"/>
     <w:multiLevelType w:val="hybridMultilevel"/>
     <w:tmpl w:val="EBCA23BC"/>
@@ -2149,22 +3446,31 @@
     </w:lvl>
   </w:abstractNum>
   <w:num w:numId="1" w16cid:durableId="1584298587">
-    <w:abstractNumId w:val="4"/>
+    <w:abstractNumId w:val="7"/>
   </w:num>
   <w:num w:numId="2" w16cid:durableId="2011326009">
-    <w:abstractNumId w:val="5"/>
+    <w:abstractNumId w:val="8"/>
   </w:num>
   <w:num w:numId="3" w16cid:durableId="650907207">
-    <w:abstractNumId w:val="3"/>
+    <w:abstractNumId w:val="6"/>
   </w:num>
   <w:num w:numId="4" w16cid:durableId="351685898">
-    <w:abstractNumId w:val="2"/>
+    <w:abstractNumId w:val="5"/>
   </w:num>
   <w:num w:numId="5" w16cid:durableId="1387953350">
     <w:abstractNumId w:val="1"/>
   </w:num>
   <w:num w:numId="6" w16cid:durableId="1098864315">
     <w:abstractNumId w:val="0"/>
+  </w:num>
+  <w:num w:numId="7" w16cid:durableId="1306548123">
+    <w:abstractNumId w:val="2"/>
+  </w:num>
+  <w:num w:numId="8" w16cid:durableId="377163656">
+    <w:abstractNumId w:val="4"/>
+  </w:num>
+  <w:num w:numId="9" w16cid:durableId="511728688">
+    <w:abstractNumId w:val="3"/>
   </w:num>
 </w:numbering>
 </file>

--- a/Phase 2 Java backend and database.docx
+++ b/Phase 2 Java backend and database.docx
@@ -1611,6 +1611,9 @@
         <w:ind w:left="0" w:firstLine="0"/>
       </w:pPr>
       <w:r>
+        <w:rPr>
+          <w:noProof/>
+        </w:rPr>
         <w:lastRenderedPageBreak/>
         <w:drawing>
           <wp:inline distT="0" distB="0" distL="0" distR="0" wp14:anchorId="2CDD8A01" wp14:editId="271AAC85">
@@ -1739,6 +1742,9 @@
         <w:ind w:left="0" w:firstLine="0"/>
       </w:pPr>
       <w:r>
+        <w:rPr>
+          <w:noProof/>
+        </w:rPr>
         <w:drawing>
           <wp:inline distT="0" distB="0" distL="0" distR="0" wp14:anchorId="4D5B06E9" wp14:editId="3CC4F0ED">
             <wp:extent cx="5943600" cy="1779905"/>
@@ -2040,6 +2046,9 @@
         <w:ind w:left="0" w:firstLine="0"/>
       </w:pPr>
       <w:r>
+        <w:rPr>
+          <w:noProof/>
+        </w:rPr>
         <w:lastRenderedPageBreak/>
         <w:drawing>
           <wp:inline distT="0" distB="0" distL="0" distR="0" wp14:anchorId="78982D8D" wp14:editId="712DD06F">
@@ -2094,6 +2103,9 @@
         <w:ind w:left="0" w:firstLine="0"/>
       </w:pPr>
       <w:r>
+        <w:rPr>
+          <w:noProof/>
+        </w:rPr>
         <w:drawing>
           <wp:inline distT="0" distB="0" distL="0" distR="0" wp14:anchorId="382808E1" wp14:editId="444BAA26">
             <wp:extent cx="5943600" cy="2366645"/>
@@ -2147,6 +2159,9 @@
         <w:ind w:left="0" w:firstLine="0"/>
       </w:pPr>
       <w:r>
+        <w:rPr>
+          <w:noProof/>
+        </w:rPr>
         <w:lastRenderedPageBreak/>
         <w:drawing>
           <wp:inline distT="0" distB="0" distL="0" distR="0" wp14:anchorId="24AC5F1D" wp14:editId="03C9B18F">
@@ -2209,6 +2224,9 @@
         <w:ind w:left="0" w:firstLine="0"/>
       </w:pPr>
       <w:r>
+        <w:rPr>
+          <w:noProof/>
+        </w:rPr>
         <w:drawing>
           <wp:inline distT="0" distB="0" distL="0" distR="0" wp14:anchorId="5F4C9BDE" wp14:editId="1E772AAE">
             <wp:extent cx="5943600" cy="4929505"/>
@@ -2251,6 +2269,9 @@
         <w:ind w:left="0" w:firstLine="0"/>
       </w:pPr>
       <w:r>
+        <w:rPr>
+          <w:noProof/>
+        </w:rPr>
         <w:lastRenderedPageBreak/>
         <w:drawing>
           <wp:inline distT="0" distB="0" distL="0" distR="0" wp14:anchorId="56AA5332" wp14:editId="399ABA0E">
@@ -2305,6 +2326,9 @@
         <w:ind w:left="0" w:firstLine="0"/>
       </w:pPr>
       <w:r>
+        <w:rPr>
+          <w:noProof/>
+        </w:rPr>
         <w:drawing>
           <wp:inline distT="0" distB="0" distL="0" distR="0" wp14:anchorId="68DF3D42" wp14:editId="573DE983">
             <wp:extent cx="4467849" cy="1562318"/>
@@ -2406,6 +2430,9 @@
         <w:ind w:left="0" w:firstLine="0"/>
       </w:pPr>
       <w:r>
+        <w:rPr>
+          <w:noProof/>
+        </w:rPr>
         <w:lastRenderedPageBreak/>
         <w:drawing>
           <wp:inline distT="0" distB="0" distL="0" distR="0" wp14:anchorId="2C971E41" wp14:editId="316654F7">
@@ -2449,6 +2476,9 @@
         <w:ind w:left="0" w:firstLine="0"/>
       </w:pPr>
       <w:r>
+        <w:rPr>
+          <w:noProof/>
+        </w:rPr>
         <w:drawing>
           <wp:inline distT="0" distB="0" distL="0" distR="0" wp14:anchorId="1CBEAEC7" wp14:editId="7F1858F6">
             <wp:extent cx="5943600" cy="2545080"/>
@@ -2502,6 +2532,9 @@
         <w:ind w:left="0" w:firstLine="0"/>
       </w:pPr>
       <w:r>
+        <w:rPr>
+          <w:noProof/>
+        </w:rPr>
         <w:lastRenderedPageBreak/>
         <w:drawing>
           <wp:inline distT="0" distB="0" distL="0" distR="0" wp14:anchorId="7158C5D3" wp14:editId="2A868733">
@@ -2589,6 +2622,9 @@
         <w:ind w:left="0" w:firstLine="0"/>
       </w:pPr>
       <w:r>
+        <w:rPr>
+          <w:noProof/>
+        </w:rPr>
         <w:lastRenderedPageBreak/>
         <w:drawing>
           <wp:inline distT="0" distB="0" distL="0" distR="0" wp14:anchorId="26B54A9D" wp14:editId="4E4E6013">
@@ -2631,6 +2667,660 @@
       <w:pPr>
         <w:ind w:left="0" w:firstLine="0"/>
       </w:pPr>
+      <w:r>
+        <w:rPr>
+          <w:highlight w:val="yellow"/>
+        </w:rPr>
+        <w:t>07-03-2026</w:t>
+      </w:r>
+    </w:p>
+    <w:p>
+      <w:pPr>
+        <w:ind w:left="0" w:firstLine="0"/>
+      </w:pPr>
+      <w:r>
+        <w:rPr>
+          <w:highlight w:val="yellow"/>
+        </w:rPr>
+        <w:t>OOPS principles</w:t>
+      </w:r>
+    </w:p>
+    <w:p>
+      <w:pPr>
+        <w:pStyle w:val="ListParagraph"/>
+        <w:numPr>
+          <w:ilvl w:val="0"/>
+          <w:numId w:val="10"/>
+        </w:numPr>
+      </w:pPr>
+      <w:r>
+        <w:t>Encapsulation</w:t>
+      </w:r>
+    </w:p>
+    <w:p>
+      <w:pPr>
+        <w:pStyle w:val="ListParagraph"/>
+        <w:numPr>
+          <w:ilvl w:val="0"/>
+          <w:numId w:val="10"/>
+        </w:numPr>
+      </w:pPr>
+      <w:r>
+        <w:t>Inheritance</w:t>
+      </w:r>
+    </w:p>
+    <w:p>
+      <w:pPr>
+        <w:pStyle w:val="ListParagraph"/>
+        <w:numPr>
+          <w:ilvl w:val="0"/>
+          <w:numId w:val="10"/>
+        </w:numPr>
+      </w:pPr>
+      <w:r>
+        <w:t>Polymorphism</w:t>
+      </w:r>
+    </w:p>
+    <w:p>
+      <w:pPr>
+        <w:pStyle w:val="ListParagraph"/>
+        <w:numPr>
+          <w:ilvl w:val="0"/>
+          <w:numId w:val="10"/>
+        </w:numPr>
+      </w:pPr>
+      <w:r>
+        <w:t>Abstraction</w:t>
+      </w:r>
+    </w:p>
+    <w:p>
+      <w:pPr>
+        <w:ind w:left="0" w:firstLine="0"/>
+      </w:pPr>
+      <w:r>
+        <w:rPr>
+          <w:highlight w:val="yellow"/>
+        </w:rPr>
+        <w:t>Encapsulation:</w:t>
+      </w:r>
+      <w:r>
+        <w:t xml:space="preserve"> Hiding the data using private and accessing them only through public methods that are getters &amp; setters</w:t>
+      </w:r>
+    </w:p>
+    <w:p>
+      <w:pPr>
+        <w:ind w:left="0" w:firstLine="0"/>
+      </w:pPr>
+      <w:r>
+        <w:rPr>
+          <w:highlight w:val="yellow"/>
+        </w:rPr>
+        <w:t>Inheritance:</w:t>
+      </w:r>
+      <w:r>
+        <w:t xml:space="preserve"> Process of acquiring the properties &amp; methods of an object from another object</w:t>
+      </w:r>
+    </w:p>
+    <w:p>
+      <w:pPr>
+        <w:ind w:left="0" w:firstLine="0"/>
+      </w:pPr>
+      <w:r>
+        <w:rPr>
+          <w:highlight w:val="yellow"/>
+        </w:rPr>
+        <w:t>Polymorphism:</w:t>
+      </w:r>
+      <w:r>
+        <w:t xml:space="preserve"> A method with many forms</w:t>
+      </w:r>
+    </w:p>
+    <w:p>
+      <w:pPr>
+        <w:ind w:left="0" w:firstLine="0"/>
+      </w:pPr>
+      <w:r>
+        <w:rPr>
+          <w:highlight w:val="yellow"/>
+        </w:rPr>
+        <w:lastRenderedPageBreak/>
+        <w:t>Abstraction:</w:t>
+      </w:r>
+      <w:r>
+        <w:t xml:space="preserve"> Hiding the complex details and showing only the necessary details</w:t>
+      </w:r>
+    </w:p>
+    <w:p>
+      <w:pPr>
+        <w:ind w:left="0" w:firstLine="0"/>
+      </w:pPr>
+    </w:p>
+    <w:p>
+      <w:pPr>
+        <w:ind w:left="0" w:firstLine="0"/>
+      </w:pPr>
+      <w:r>
+        <w:rPr>
+          <w:highlight w:val="yellow"/>
+        </w:rPr>
+        <w:t>Encapsulation:</w:t>
+      </w:r>
+      <w:r>
+        <w:t xml:space="preserve"> Hiding the data using private and accessing them only through public methods that are getters &amp; setters</w:t>
+      </w:r>
+    </w:p>
+    <w:p>
+      <w:pPr>
+        <w:ind w:left="0" w:firstLine="0"/>
+      </w:pPr>
+      <w:r>
+        <w:rPr>
+          <w:highlight w:val="yellow"/>
+        </w:rPr>
+        <w:t>Employee.java</w:t>
+      </w:r>
+    </w:p>
+    <w:p>
+      <w:pPr>
+        <w:ind w:left="0" w:firstLine="0"/>
+      </w:pPr>
+      <w:r>
+        <w:drawing>
+          <wp:inline distT="0" distB="0" distL="0" distR="0" wp14:anchorId="78E4603B" wp14:editId="2292DAF5">
+            <wp:extent cx="5943600" cy="3981450"/>
+            <wp:effectExtent l="0" t="0" r="0" b="0"/>
+            <wp:docPr id="1252262134" name="Picture 1"/>
+            <wp:cNvGraphicFramePr>
+              <a:graphicFrameLocks xmlns:a="http://schemas.openxmlformats.org/drawingml/2006/main" noChangeAspect="1"/>
+            </wp:cNvGraphicFramePr>
+            <a:graphic xmlns:a="http://schemas.openxmlformats.org/drawingml/2006/main">
+              <a:graphicData uri="http://schemas.openxmlformats.org/drawingml/2006/picture">
+                <pic:pic xmlns:pic="http://schemas.openxmlformats.org/drawingml/2006/picture">
+                  <pic:nvPicPr>
+                    <pic:cNvPr id="1252262134" name=""/>
+                    <pic:cNvPicPr/>
+                  </pic:nvPicPr>
+                  <pic:blipFill>
+                    <a:blip r:embed="rId28"/>
+                    <a:stretch>
+                      <a:fillRect/>
+                    </a:stretch>
+                  </pic:blipFill>
+                  <pic:spPr>
+                    <a:xfrm>
+                      <a:off x="0" y="0"/>
+                      <a:ext cx="5943600" cy="3981450"/>
+                    </a:xfrm>
+                    <a:prstGeom prst="rect">
+                      <a:avLst/>
+                    </a:prstGeom>
+                  </pic:spPr>
+                </pic:pic>
+              </a:graphicData>
+            </a:graphic>
+          </wp:inline>
+        </w:drawing>
+      </w:r>
+    </w:p>
+    <w:p>
+      <w:pPr>
+        <w:ind w:left="0" w:firstLine="0"/>
+      </w:pPr>
+      <w:r>
+        <w:rPr>
+          <w:highlight w:val="yellow"/>
+        </w:rPr>
+        <w:t>TestEncapsulation.java</w:t>
+      </w:r>
+    </w:p>
+    <w:p>
+      <w:pPr>
+        <w:ind w:left="0" w:firstLine="0"/>
+      </w:pPr>
+      <w:r>
+        <w:lastRenderedPageBreak/>
+        <w:drawing>
+          <wp:inline distT="0" distB="0" distL="0" distR="0" wp14:anchorId="5E9451E7" wp14:editId="5637BF4C">
+            <wp:extent cx="5943600" cy="3010535"/>
+            <wp:effectExtent l="0" t="0" r="0" b="0"/>
+            <wp:docPr id="208169083" name="Picture 1"/>
+            <wp:cNvGraphicFramePr>
+              <a:graphicFrameLocks xmlns:a="http://schemas.openxmlformats.org/drawingml/2006/main" noChangeAspect="1"/>
+            </wp:cNvGraphicFramePr>
+            <a:graphic xmlns:a="http://schemas.openxmlformats.org/drawingml/2006/main">
+              <a:graphicData uri="http://schemas.openxmlformats.org/drawingml/2006/picture">
+                <pic:pic xmlns:pic="http://schemas.openxmlformats.org/drawingml/2006/picture">
+                  <pic:nvPicPr>
+                    <pic:cNvPr id="208169083" name=""/>
+                    <pic:cNvPicPr/>
+                  </pic:nvPicPr>
+                  <pic:blipFill>
+                    <a:blip r:embed="rId29"/>
+                    <a:stretch>
+                      <a:fillRect/>
+                    </a:stretch>
+                  </pic:blipFill>
+                  <pic:spPr>
+                    <a:xfrm>
+                      <a:off x="0" y="0"/>
+                      <a:ext cx="5943600" cy="3010535"/>
+                    </a:xfrm>
+                    <a:prstGeom prst="rect">
+                      <a:avLst/>
+                    </a:prstGeom>
+                  </pic:spPr>
+                </pic:pic>
+              </a:graphicData>
+            </a:graphic>
+          </wp:inline>
+        </w:drawing>
+      </w:r>
+    </w:p>
+    <w:p>
+      <w:pPr>
+        <w:ind w:left="0" w:firstLine="0"/>
+      </w:pPr>
+      <w:r>
+        <w:rPr>
+          <w:highlight w:val="yellow"/>
+        </w:rPr>
+        <w:t>Output:</w:t>
+      </w:r>
+    </w:p>
+    <w:p>
+      <w:pPr>
+        <w:ind w:left="0" w:firstLine="0"/>
+      </w:pPr>
+      <w:r>
+        <w:drawing>
+          <wp:inline distT="0" distB="0" distL="0" distR="0" wp14:anchorId="43DD727A" wp14:editId="217D9634">
+            <wp:extent cx="5658640" cy="1895740"/>
+            <wp:effectExtent l="0" t="0" r="0" b="9525"/>
+            <wp:docPr id="1760755686" name="Picture 1"/>
+            <wp:cNvGraphicFramePr>
+              <a:graphicFrameLocks xmlns:a="http://schemas.openxmlformats.org/drawingml/2006/main" noChangeAspect="1"/>
+            </wp:cNvGraphicFramePr>
+            <a:graphic xmlns:a="http://schemas.openxmlformats.org/drawingml/2006/main">
+              <a:graphicData uri="http://schemas.openxmlformats.org/drawingml/2006/picture">
+                <pic:pic xmlns:pic="http://schemas.openxmlformats.org/drawingml/2006/picture">
+                  <pic:nvPicPr>
+                    <pic:cNvPr id="1760755686" name=""/>
+                    <pic:cNvPicPr/>
+                  </pic:nvPicPr>
+                  <pic:blipFill>
+                    <a:blip r:embed="rId30"/>
+                    <a:stretch>
+                      <a:fillRect/>
+                    </a:stretch>
+                  </pic:blipFill>
+                  <pic:spPr>
+                    <a:xfrm>
+                      <a:off x="0" y="0"/>
+                      <a:ext cx="5658640" cy="1895740"/>
+                    </a:xfrm>
+                    <a:prstGeom prst="rect">
+                      <a:avLst/>
+                    </a:prstGeom>
+                  </pic:spPr>
+                </pic:pic>
+              </a:graphicData>
+            </a:graphic>
+          </wp:inline>
+        </w:drawing>
+      </w:r>
+    </w:p>
+    <w:p>
+      <w:pPr>
+        <w:ind w:left="0" w:firstLine="0"/>
+      </w:pPr>
+    </w:p>
+    <w:p>
+      <w:pPr>
+        <w:ind w:left="0" w:firstLine="0"/>
+      </w:pPr>
+      <w:r>
+        <w:rPr>
+          <w:highlight w:val="yellow"/>
+        </w:rPr>
+        <w:t>Inheritance:</w:t>
+      </w:r>
+    </w:p>
+    <w:p>
+      <w:pPr>
+        <w:ind w:left="0" w:firstLine="0"/>
+      </w:pPr>
+      <w:r>
+        <w:t>It is a process of acquiring object properties &amp; behaviors from another object.</w:t>
+      </w:r>
+    </w:p>
+    <w:p>
+      <w:pPr>
+        <w:ind w:left="0" w:firstLine="0"/>
+      </w:pPr>
+      <w:r>
+        <w:t>Ex: A Person class having name &amp; gender can be inherited to Employee, Customer, Student classes</w:t>
+      </w:r>
+    </w:p>
+    <w:p>
+      <w:pPr>
+        <w:ind w:left="0" w:firstLine="0"/>
+      </w:pPr>
+      <w:r>
+        <w:t>Ex: An Account class having accountNo, balance can be inherited to Savings, Current</w:t>
+      </w:r>
+    </w:p>
+    <w:p>
+      <w:pPr>
+        <w:ind w:left="0" w:firstLine="0"/>
+      </w:pPr>
+      <w:r>
+        <w:lastRenderedPageBreak/>
+        <w:drawing>
+          <wp:inline distT="0" distB="0" distL="0" distR="0" wp14:anchorId="6F1F29E4" wp14:editId="4DCDA7B7">
+            <wp:extent cx="5943600" cy="4866640"/>
+            <wp:effectExtent l="0" t="0" r="0" b="0"/>
+            <wp:docPr id="176133169" name="Picture 1"/>
+            <wp:cNvGraphicFramePr>
+              <a:graphicFrameLocks xmlns:a="http://schemas.openxmlformats.org/drawingml/2006/main" noChangeAspect="1"/>
+            </wp:cNvGraphicFramePr>
+            <a:graphic xmlns:a="http://schemas.openxmlformats.org/drawingml/2006/main">
+              <a:graphicData uri="http://schemas.openxmlformats.org/drawingml/2006/picture">
+                <pic:pic xmlns:pic="http://schemas.openxmlformats.org/drawingml/2006/picture">
+                  <pic:nvPicPr>
+                    <pic:cNvPr id="176133169" name=""/>
+                    <pic:cNvPicPr/>
+                  </pic:nvPicPr>
+                  <pic:blipFill>
+                    <a:blip r:embed="rId31"/>
+                    <a:stretch>
+                      <a:fillRect/>
+                    </a:stretch>
+                  </pic:blipFill>
+                  <pic:spPr>
+                    <a:xfrm>
+                      <a:off x="0" y="0"/>
+                      <a:ext cx="5943600" cy="4866640"/>
+                    </a:xfrm>
+                    <a:prstGeom prst="rect">
+                      <a:avLst/>
+                    </a:prstGeom>
+                  </pic:spPr>
+                </pic:pic>
+              </a:graphicData>
+            </a:graphic>
+          </wp:inline>
+        </w:drawing>
+      </w:r>
+    </w:p>
+    <w:p>
+      <w:pPr>
+        <w:ind w:left="0" w:firstLine="0"/>
+      </w:pPr>
+      <w:r>
+        <w:lastRenderedPageBreak/>
+        <w:drawing>
+          <wp:inline distT="0" distB="0" distL="0" distR="0" wp14:anchorId="3CFD9098" wp14:editId="3714862A">
+            <wp:extent cx="5943600" cy="5556250"/>
+            <wp:effectExtent l="0" t="0" r="0" b="6350"/>
+            <wp:docPr id="453357353" name="Picture 1"/>
+            <wp:cNvGraphicFramePr>
+              <a:graphicFrameLocks xmlns:a="http://schemas.openxmlformats.org/drawingml/2006/main" noChangeAspect="1"/>
+            </wp:cNvGraphicFramePr>
+            <a:graphic xmlns:a="http://schemas.openxmlformats.org/drawingml/2006/main">
+              <a:graphicData uri="http://schemas.openxmlformats.org/drawingml/2006/picture">
+                <pic:pic xmlns:pic="http://schemas.openxmlformats.org/drawingml/2006/picture">
+                  <pic:nvPicPr>
+                    <pic:cNvPr id="453357353" name=""/>
+                    <pic:cNvPicPr/>
+                  </pic:nvPicPr>
+                  <pic:blipFill>
+                    <a:blip r:embed="rId32"/>
+                    <a:stretch>
+                      <a:fillRect/>
+                    </a:stretch>
+                  </pic:blipFill>
+                  <pic:spPr>
+                    <a:xfrm>
+                      <a:off x="0" y="0"/>
+                      <a:ext cx="5943600" cy="5556250"/>
+                    </a:xfrm>
+                    <a:prstGeom prst="rect">
+                      <a:avLst/>
+                    </a:prstGeom>
+                  </pic:spPr>
+                </pic:pic>
+              </a:graphicData>
+            </a:graphic>
+          </wp:inline>
+        </w:drawing>
+      </w:r>
+    </w:p>
+    <w:p>
+      <w:pPr>
+        <w:ind w:left="0" w:firstLine="0"/>
+      </w:pPr>
+      <w:r>
+        <w:lastRenderedPageBreak/>
+        <w:drawing>
+          <wp:inline distT="0" distB="0" distL="0" distR="0" wp14:anchorId="3C897637" wp14:editId="77A1B451">
+            <wp:extent cx="5943600" cy="2825750"/>
+            <wp:effectExtent l="0" t="0" r="0" b="0"/>
+            <wp:docPr id="1717381269" name="Picture 1"/>
+            <wp:cNvGraphicFramePr>
+              <a:graphicFrameLocks xmlns:a="http://schemas.openxmlformats.org/drawingml/2006/main" noChangeAspect="1"/>
+            </wp:cNvGraphicFramePr>
+            <a:graphic xmlns:a="http://schemas.openxmlformats.org/drawingml/2006/main">
+              <a:graphicData uri="http://schemas.openxmlformats.org/drawingml/2006/picture">
+                <pic:pic xmlns:pic="http://schemas.openxmlformats.org/drawingml/2006/picture">
+                  <pic:nvPicPr>
+                    <pic:cNvPr id="1717381269" name=""/>
+                    <pic:cNvPicPr/>
+                  </pic:nvPicPr>
+                  <pic:blipFill>
+                    <a:blip r:embed="rId33"/>
+                    <a:stretch>
+                      <a:fillRect/>
+                    </a:stretch>
+                  </pic:blipFill>
+                  <pic:spPr>
+                    <a:xfrm>
+                      <a:off x="0" y="0"/>
+                      <a:ext cx="5943600" cy="2825750"/>
+                    </a:xfrm>
+                    <a:prstGeom prst="rect">
+                      <a:avLst/>
+                    </a:prstGeom>
+                  </pic:spPr>
+                </pic:pic>
+              </a:graphicData>
+            </a:graphic>
+          </wp:inline>
+        </w:drawing>
+      </w:r>
+    </w:p>
+    <w:p>
+      <w:pPr>
+        <w:ind w:left="0" w:firstLine="0"/>
+      </w:pPr>
+      <w:r>
+        <w:rPr>
+          <w:highlight w:val="yellow"/>
+        </w:rPr>
+        <w:t>Output:</w:t>
+      </w:r>
+    </w:p>
+    <w:p>
+      <w:pPr>
+        <w:ind w:left="0" w:firstLine="0"/>
+      </w:pPr>
+      <w:r>
+        <w:drawing>
+          <wp:inline distT="0" distB="0" distL="0" distR="0" wp14:anchorId="42999202" wp14:editId="188325EE">
+            <wp:extent cx="3915321" cy="1295581"/>
+            <wp:effectExtent l="0" t="0" r="0" b="0"/>
+            <wp:docPr id="703742516" name="Picture 1"/>
+            <wp:cNvGraphicFramePr>
+              <a:graphicFrameLocks xmlns:a="http://schemas.openxmlformats.org/drawingml/2006/main" noChangeAspect="1"/>
+            </wp:cNvGraphicFramePr>
+            <a:graphic xmlns:a="http://schemas.openxmlformats.org/drawingml/2006/main">
+              <a:graphicData uri="http://schemas.openxmlformats.org/drawingml/2006/picture">
+                <pic:pic xmlns:pic="http://schemas.openxmlformats.org/drawingml/2006/picture">
+                  <pic:nvPicPr>
+                    <pic:cNvPr id="703742516" name=""/>
+                    <pic:cNvPicPr/>
+                  </pic:nvPicPr>
+                  <pic:blipFill>
+                    <a:blip r:embed="rId34"/>
+                    <a:stretch>
+                      <a:fillRect/>
+                    </a:stretch>
+                  </pic:blipFill>
+                  <pic:spPr>
+                    <a:xfrm>
+                      <a:off x="0" y="0"/>
+                      <a:ext cx="3915321" cy="1295581"/>
+                    </a:xfrm>
+                    <a:prstGeom prst="rect">
+                      <a:avLst/>
+                    </a:prstGeom>
+                  </pic:spPr>
+                </pic:pic>
+              </a:graphicData>
+            </a:graphic>
+          </wp:inline>
+        </w:drawing>
+      </w:r>
+    </w:p>
+    <w:p>
+      <w:pPr>
+        <w:ind w:left="0" w:firstLine="0"/>
+      </w:pPr>
+      <w:r>
+        <w:drawing>
+          <wp:inline distT="0" distB="0" distL="0" distR="0" wp14:anchorId="6EAD66E5" wp14:editId="6B441216">
+            <wp:extent cx="5943600" cy="2829560"/>
+            <wp:effectExtent l="0" t="0" r="0" b="8890"/>
+            <wp:docPr id="1844334866" name="Picture 1"/>
+            <wp:cNvGraphicFramePr>
+              <a:graphicFrameLocks xmlns:a="http://schemas.openxmlformats.org/drawingml/2006/main" noChangeAspect="1"/>
+            </wp:cNvGraphicFramePr>
+            <a:graphic xmlns:a="http://schemas.openxmlformats.org/drawingml/2006/main">
+              <a:graphicData uri="http://schemas.openxmlformats.org/drawingml/2006/picture">
+                <pic:pic xmlns:pic="http://schemas.openxmlformats.org/drawingml/2006/picture">
+                  <pic:nvPicPr>
+                    <pic:cNvPr id="1844334866" name=""/>
+                    <pic:cNvPicPr/>
+                  </pic:nvPicPr>
+                  <pic:blipFill>
+                    <a:blip r:embed="rId35"/>
+                    <a:stretch>
+                      <a:fillRect/>
+                    </a:stretch>
+                  </pic:blipFill>
+                  <pic:spPr>
+                    <a:xfrm>
+                      <a:off x="0" y="0"/>
+                      <a:ext cx="5943600" cy="2829560"/>
+                    </a:xfrm>
+                    <a:prstGeom prst="rect">
+                      <a:avLst/>
+                    </a:prstGeom>
+                  </pic:spPr>
+                </pic:pic>
+              </a:graphicData>
+            </a:graphic>
+          </wp:inline>
+        </w:drawing>
+      </w:r>
+    </w:p>
+    <w:p>
+      <w:pPr>
+        <w:ind w:left="0" w:firstLine="0"/>
+      </w:pPr>
+    </w:p>
+    <w:p>
+      <w:pPr>
+        <w:ind w:left="0" w:firstLine="0"/>
+      </w:pPr>
+      <w:r>
+        <w:lastRenderedPageBreak/>
+        <w:t>Every subclass constructor invokes super class constructor, by default subclass constructors call default constructors of their parent class, this is to initialize super class members before initializing subclass members</w:t>
+      </w:r>
+    </w:p>
+    <w:p>
+      <w:pPr>
+        <w:ind w:left="0" w:firstLine="0"/>
+      </w:pPr>
+      <w:r>
+        <w:rPr>
+          <w:highlight w:val="yellow"/>
+        </w:rPr>
+        <w:t>How the constructors are invoked from the subclass</w:t>
+      </w:r>
+    </w:p>
+    <w:p>
+      <w:pPr>
+        <w:pStyle w:val="ListParagraph"/>
+        <w:numPr>
+          <w:ilvl w:val="0"/>
+          <w:numId w:val="11"/>
+        </w:numPr>
+      </w:pPr>
+      <w:r>
+        <w:t>Every subclass constructor automatically calls parent class default constructor.</w:t>
+      </w:r>
+    </w:p>
+    <w:p>
+      <w:pPr>
+        <w:pStyle w:val="ListParagraph"/>
+        <w:numPr>
+          <w:ilvl w:val="0"/>
+          <w:numId w:val="11"/>
+        </w:numPr>
+      </w:pPr>
+      <w:r>
+        <w:t>In the first line of every constructor compiler adds super() automatically because of which every constructor invokes its parent class default constructor.</w:t>
+      </w:r>
+    </w:p>
+    <w:p>
+      <w:pPr>
+        <w:pStyle w:val="ListParagraph"/>
+        <w:numPr>
+          <w:ilvl w:val="0"/>
+          <w:numId w:val="11"/>
+        </w:numPr>
+      </w:pPr>
+      <w:r>
+        <w:t>In the first line you can explicitly write super(args) to invoke parent class parameterized constructor</w:t>
+      </w:r>
+    </w:p>
+    <w:p>
+      <w:pPr>
+        <w:ind w:left="0" w:firstLine="0"/>
+      </w:pPr>
+      <w:r>
+        <w:rPr>
+          <w:highlight w:val="yellow"/>
+        </w:rPr>
+        <w:t>Why we have to call the super class constructors?</w:t>
+      </w:r>
+    </w:p>
+    <w:p>
+      <w:pPr>
+        <w:ind w:left="0" w:firstLine="0"/>
+      </w:pPr>
+      <w:r>
+        <w:t xml:space="preserve">When subclass wants to pass super class </w:t>
+      </w:r>
+      <w:r>
+        <w:t>members</w:t>
+      </w:r>
+      <w:r>
+        <w:t xml:space="preserve"> to the super class constructor</w:t>
+      </w:r>
+      <w:r>
+        <w:t>s to initialize the super class members</w:t>
+      </w:r>
     </w:p>
     <w:sectPr>
       <w:pgSz w:w="12240" w:h="15840"/>
@@ -2734,6 +3424,95 @@
     </w:lvl>
   </w:abstractNum>
   <w:abstractNum w:abstractNumId="1" w15:restartNumberingAfterBreak="0">
+    <w:nsid w:val="22DA471B"/>
+    <w:multiLevelType w:val="hybridMultilevel"/>
+    <w:tmpl w:val="51D23D1E"/>
+    <w:lvl w:ilvl="0" w:tplc="0409000F">
+      <w:start w:val="1"/>
+      <w:numFmt w:val="decimal"/>
+      <w:lvlText w:val="%1."/>
+      <w:lvlJc w:val="left"/>
+      <w:pPr>
+        <w:ind w:left="720" w:hanging="360"/>
+      </w:pPr>
+      <w:rPr>
+        <w:rFonts w:hint="default"/>
+      </w:rPr>
+    </w:lvl>
+    <w:lvl w:ilvl="1" w:tplc="04090019" w:tentative="1">
+      <w:start w:val="1"/>
+      <w:numFmt w:val="lowerLetter"/>
+      <w:lvlText w:val="%2."/>
+      <w:lvlJc w:val="left"/>
+      <w:pPr>
+        <w:ind w:left="1440" w:hanging="360"/>
+      </w:pPr>
+    </w:lvl>
+    <w:lvl w:ilvl="2" w:tplc="0409001B" w:tentative="1">
+      <w:start w:val="1"/>
+      <w:numFmt w:val="lowerRoman"/>
+      <w:lvlText w:val="%3."/>
+      <w:lvlJc w:val="right"/>
+      <w:pPr>
+        <w:ind w:left="2160" w:hanging="180"/>
+      </w:pPr>
+    </w:lvl>
+    <w:lvl w:ilvl="3" w:tplc="0409000F" w:tentative="1">
+      <w:start w:val="1"/>
+      <w:numFmt w:val="decimal"/>
+      <w:lvlText w:val="%4."/>
+      <w:lvlJc w:val="left"/>
+      <w:pPr>
+        <w:ind w:left="2880" w:hanging="360"/>
+      </w:pPr>
+    </w:lvl>
+    <w:lvl w:ilvl="4" w:tplc="04090019" w:tentative="1">
+      <w:start w:val="1"/>
+      <w:numFmt w:val="lowerLetter"/>
+      <w:lvlText w:val="%5."/>
+      <w:lvlJc w:val="left"/>
+      <w:pPr>
+        <w:ind w:left="3600" w:hanging="360"/>
+      </w:pPr>
+    </w:lvl>
+    <w:lvl w:ilvl="5" w:tplc="0409001B" w:tentative="1">
+      <w:start w:val="1"/>
+      <w:numFmt w:val="lowerRoman"/>
+      <w:lvlText w:val="%6."/>
+      <w:lvlJc w:val="right"/>
+      <w:pPr>
+        <w:ind w:left="4320" w:hanging="180"/>
+      </w:pPr>
+    </w:lvl>
+    <w:lvl w:ilvl="6" w:tplc="0409000F" w:tentative="1">
+      <w:start w:val="1"/>
+      <w:numFmt w:val="decimal"/>
+      <w:lvlText w:val="%7."/>
+      <w:lvlJc w:val="left"/>
+      <w:pPr>
+        <w:ind w:left="5040" w:hanging="360"/>
+      </w:pPr>
+    </w:lvl>
+    <w:lvl w:ilvl="7" w:tplc="04090019" w:tentative="1">
+      <w:start w:val="1"/>
+      <w:numFmt w:val="lowerLetter"/>
+      <w:lvlText w:val="%8."/>
+      <w:lvlJc w:val="left"/>
+      <w:pPr>
+        <w:ind w:left="5760" w:hanging="360"/>
+      </w:pPr>
+    </w:lvl>
+    <w:lvl w:ilvl="8" w:tplc="0409001B" w:tentative="1">
+      <w:start w:val="1"/>
+      <w:numFmt w:val="lowerRoman"/>
+      <w:lvlText w:val="%9."/>
+      <w:lvlJc w:val="right"/>
+      <w:pPr>
+        <w:ind w:left="6480" w:hanging="180"/>
+      </w:pPr>
+    </w:lvl>
+  </w:abstractNum>
+  <w:abstractNum w:abstractNumId="2" w15:restartNumberingAfterBreak="0">
     <w:nsid w:val="2E4076BD"/>
     <w:multiLevelType w:val="hybridMultilevel"/>
     <w:tmpl w:val="1F880644"/>
@@ -2822,7 +3601,7 @@
       </w:pPr>
     </w:lvl>
   </w:abstractNum>
-  <w:abstractNum w:abstractNumId="2" w15:restartNumberingAfterBreak="0">
+  <w:abstractNum w:abstractNumId="3" w15:restartNumberingAfterBreak="0">
     <w:nsid w:val="320F14B2"/>
     <w:multiLevelType w:val="hybridMultilevel"/>
     <w:tmpl w:val="32B819DE"/>
@@ -2911,7 +3690,7 @@
       </w:pPr>
     </w:lvl>
   </w:abstractNum>
-  <w:abstractNum w:abstractNumId="3" w15:restartNumberingAfterBreak="0">
+  <w:abstractNum w:abstractNumId="4" w15:restartNumberingAfterBreak="0">
     <w:nsid w:val="38391543"/>
     <w:multiLevelType w:val="hybridMultilevel"/>
     <w:tmpl w:val="DCF8DAE0"/>
@@ -3000,7 +3779,7 @@
       </w:pPr>
     </w:lvl>
   </w:abstractNum>
-  <w:abstractNum w:abstractNumId="4" w15:restartNumberingAfterBreak="0">
+  <w:abstractNum w:abstractNumId="5" w15:restartNumberingAfterBreak="0">
     <w:nsid w:val="3EB15A99"/>
     <w:multiLevelType w:val="hybridMultilevel"/>
     <w:tmpl w:val="E96690BA"/>
@@ -3089,7 +3868,7 @@
       </w:pPr>
     </w:lvl>
   </w:abstractNum>
-  <w:abstractNum w:abstractNumId="5" w15:restartNumberingAfterBreak="0">
+  <w:abstractNum w:abstractNumId="6" w15:restartNumberingAfterBreak="0">
     <w:nsid w:val="583A687B"/>
     <w:multiLevelType w:val="hybridMultilevel"/>
     <w:tmpl w:val="78C6A3F4"/>
@@ -3178,7 +3957,7 @@
       </w:pPr>
     </w:lvl>
   </w:abstractNum>
-  <w:abstractNum w:abstractNumId="6" w15:restartNumberingAfterBreak="0">
+  <w:abstractNum w:abstractNumId="7" w15:restartNumberingAfterBreak="0">
     <w:nsid w:val="5F6B50AC"/>
     <w:multiLevelType w:val="hybridMultilevel"/>
     <w:tmpl w:val="F44A709A"/>
@@ -3267,7 +4046,96 @@
       </w:pPr>
     </w:lvl>
   </w:abstractNum>
-  <w:abstractNum w:abstractNumId="7" w15:restartNumberingAfterBreak="0">
+  <w:abstractNum w:abstractNumId="8" w15:restartNumberingAfterBreak="0">
+    <w:nsid w:val="64FB4636"/>
+    <w:multiLevelType w:val="hybridMultilevel"/>
+    <w:tmpl w:val="DF765F2C"/>
+    <w:lvl w:ilvl="0" w:tplc="0409000F">
+      <w:start w:val="1"/>
+      <w:numFmt w:val="decimal"/>
+      <w:lvlText w:val="%1."/>
+      <w:lvlJc w:val="left"/>
+      <w:pPr>
+        <w:ind w:left="720" w:hanging="360"/>
+      </w:pPr>
+      <w:rPr>
+        <w:rFonts w:hint="default"/>
+      </w:rPr>
+    </w:lvl>
+    <w:lvl w:ilvl="1" w:tplc="04090019" w:tentative="1">
+      <w:start w:val="1"/>
+      <w:numFmt w:val="lowerLetter"/>
+      <w:lvlText w:val="%2."/>
+      <w:lvlJc w:val="left"/>
+      <w:pPr>
+        <w:ind w:left="1440" w:hanging="360"/>
+      </w:pPr>
+    </w:lvl>
+    <w:lvl w:ilvl="2" w:tplc="0409001B" w:tentative="1">
+      <w:start w:val="1"/>
+      <w:numFmt w:val="lowerRoman"/>
+      <w:lvlText w:val="%3."/>
+      <w:lvlJc w:val="right"/>
+      <w:pPr>
+        <w:ind w:left="2160" w:hanging="180"/>
+      </w:pPr>
+    </w:lvl>
+    <w:lvl w:ilvl="3" w:tplc="0409000F" w:tentative="1">
+      <w:start w:val="1"/>
+      <w:numFmt w:val="decimal"/>
+      <w:lvlText w:val="%4."/>
+      <w:lvlJc w:val="left"/>
+      <w:pPr>
+        <w:ind w:left="2880" w:hanging="360"/>
+      </w:pPr>
+    </w:lvl>
+    <w:lvl w:ilvl="4" w:tplc="04090019" w:tentative="1">
+      <w:start w:val="1"/>
+      <w:numFmt w:val="lowerLetter"/>
+      <w:lvlText w:val="%5."/>
+      <w:lvlJc w:val="left"/>
+      <w:pPr>
+        <w:ind w:left="3600" w:hanging="360"/>
+      </w:pPr>
+    </w:lvl>
+    <w:lvl w:ilvl="5" w:tplc="0409001B" w:tentative="1">
+      <w:start w:val="1"/>
+      <w:numFmt w:val="lowerRoman"/>
+      <w:lvlText w:val="%6."/>
+      <w:lvlJc w:val="right"/>
+      <w:pPr>
+        <w:ind w:left="4320" w:hanging="180"/>
+      </w:pPr>
+    </w:lvl>
+    <w:lvl w:ilvl="6" w:tplc="0409000F" w:tentative="1">
+      <w:start w:val="1"/>
+      <w:numFmt w:val="decimal"/>
+      <w:lvlText w:val="%7."/>
+      <w:lvlJc w:val="left"/>
+      <w:pPr>
+        <w:ind w:left="5040" w:hanging="360"/>
+      </w:pPr>
+    </w:lvl>
+    <w:lvl w:ilvl="7" w:tplc="04090019" w:tentative="1">
+      <w:start w:val="1"/>
+      <w:numFmt w:val="lowerLetter"/>
+      <w:lvlText w:val="%8."/>
+      <w:lvlJc w:val="left"/>
+      <w:pPr>
+        <w:ind w:left="5760" w:hanging="360"/>
+      </w:pPr>
+    </w:lvl>
+    <w:lvl w:ilvl="8" w:tplc="0409001B" w:tentative="1">
+      <w:start w:val="1"/>
+      <w:numFmt w:val="lowerRoman"/>
+      <w:lvlText w:val="%9."/>
+      <w:lvlJc w:val="right"/>
+      <w:pPr>
+        <w:ind w:left="6480" w:hanging="180"/>
+      </w:pPr>
+    </w:lvl>
+  </w:abstractNum>
+  <w:abstractNum w:abstractNumId="9" w15:restartNumberingAfterBreak="0">
     <w:nsid w:val="659B2D75"/>
     <w:multiLevelType w:val="hybridMultilevel"/>
     <w:tmpl w:val="9CB65A9C"/>
@@ -3356,7 +4224,7 @@
       </w:pPr>
     </w:lvl>
   </w:abstractNum>
-  <w:abstractNum w:abstractNumId="8" w15:restartNumberingAfterBreak="0">
+  <w:abstractNum w:abstractNumId="10" w15:restartNumberingAfterBreak="0">
     <w:nsid w:val="71701E6F"/>
     <w:multiLevelType w:val="hybridMultilevel"/>
     <w:tmpl w:val="EBCA23BC"/>
@@ -3446,31 +4314,37 @@
     </w:lvl>
   </w:abstractNum>
   <w:num w:numId="1" w16cid:durableId="1584298587">
+    <w:abstractNumId w:val="9"/>
+  </w:num>
+  <w:num w:numId="2" w16cid:durableId="2011326009">
+    <w:abstractNumId w:val="10"/>
+  </w:num>
+  <w:num w:numId="3" w16cid:durableId="650907207">
     <w:abstractNumId w:val="7"/>
   </w:num>
-  <w:num w:numId="2" w16cid:durableId="2011326009">
-    <w:abstractNumId w:val="8"/>
-  </w:num>
-  <w:num w:numId="3" w16cid:durableId="650907207">
+  <w:num w:numId="4" w16cid:durableId="351685898">
     <w:abstractNumId w:val="6"/>
   </w:num>
-  <w:num w:numId="4" w16cid:durableId="351685898">
-    <w:abstractNumId w:val="5"/>
-  </w:num>
   <w:num w:numId="5" w16cid:durableId="1387953350">
-    <w:abstractNumId w:val="1"/>
+    <w:abstractNumId w:val="2"/>
   </w:num>
   <w:num w:numId="6" w16cid:durableId="1098864315">
     <w:abstractNumId w:val="0"/>
   </w:num>
   <w:num w:numId="7" w16cid:durableId="1306548123">
-    <w:abstractNumId w:val="2"/>
+    <w:abstractNumId w:val="3"/>
   </w:num>
   <w:num w:numId="8" w16cid:durableId="377163656">
+    <w:abstractNumId w:val="5"/>
+  </w:num>
+  <w:num w:numId="9" w16cid:durableId="511728688">
     <w:abstractNumId w:val="4"/>
   </w:num>
-  <w:num w:numId="9" w16cid:durableId="511728688">
-    <w:abstractNumId w:val="3"/>
+  <w:num w:numId="10" w16cid:durableId="1057052698">
+    <w:abstractNumId w:val="1"/>
+  </w:num>
+  <w:num w:numId="11" w16cid:durableId="964653336">
+    <w:abstractNumId w:val="8"/>
   </w:num>
 </w:numbering>
 </file>

--- a/Phase 2 Java backend and database.docx
+++ b/Phase 2 Java backend and database.docx
@@ -70,7 +70,15 @@
         <w:ind w:left="0" w:firstLine="0"/>
       </w:pPr>
       <w:r>
-        <w:t>Java is a platform independent &amp; object oriented programming language.</w:t>
+        <w:t xml:space="preserve">Java is a platform independent &amp; </w:t>
+      </w:r>
+      <w:proofErr w:type="gramStart"/>
+      <w:r>
+        <w:t>object oriented</w:t>
+      </w:r>
+      <w:proofErr w:type="gramEnd"/>
+      <w:r>
+        <w:t xml:space="preserve"> programming language.</w:t>
       </w:r>
     </w:p>
     <w:p>
@@ -193,7 +201,21 @@
         <w:rPr>
           <w:highlight w:val="yellow"/>
         </w:rPr>
-        <w:t>Building blocks of an object oriented language</w:t>
+        <w:t xml:space="preserve">Building blocks of an </w:t>
+      </w:r>
+      <w:proofErr w:type="gramStart"/>
+      <w:r>
+        <w:rPr>
+          <w:highlight w:val="yellow"/>
+        </w:rPr>
+        <w:t>object oriented</w:t>
+      </w:r>
+      <w:proofErr w:type="gramEnd"/>
+      <w:r>
+        <w:rPr>
+          <w:highlight w:val="yellow"/>
+        </w:rPr>
+        <w:t xml:space="preserve"> language</w:t>
       </w:r>
     </w:p>
     <w:p>
@@ -589,12 +611,14 @@
         </w:rPr>
         <w:t xml:space="preserve">Primitive datatypes size </w:t>
       </w:r>
+      <w:proofErr w:type="gramStart"/>
       <w:r>
         <w:rPr>
           <w:highlight w:val="yellow"/>
         </w:rPr>
         <w:t>are</w:t>
       </w:r>
+      <w:proofErr w:type="gramEnd"/>
       <w:r>
         <w:rPr>
           <w:highlight w:val="yellow"/>
@@ -1072,7 +1096,15 @@
         </w:numPr>
       </w:pPr>
       <w:r>
-        <w:t>Relational operators: ==, !=, &lt;, &gt;, &lt;=, &gt;=</w:t>
+        <w:t>Relational operators: ==</w:t>
+      </w:r>
+      <w:proofErr w:type="gramStart"/>
+      <w:r>
+        <w:t>, !</w:t>
+      </w:r>
+      <w:proofErr w:type="gramEnd"/>
+      <w:r>
+        <w:t>=, &lt;, &gt;, &lt;=, &gt;=</w:t>
       </w:r>
     </w:p>
     <w:p>
@@ -1084,8 +1116,13 @@
         </w:numPr>
       </w:pPr>
       <w:r>
-        <w:t>Logical operators: &amp;&amp;, ||, !</w:t>
-      </w:r>
+        <w:t>Logical operators: &amp;&amp;, ||</w:t>
+      </w:r>
+      <w:proofErr w:type="gramStart"/>
+      <w:r>
+        <w:t>, !</w:t>
+      </w:r>
+      <w:proofErr w:type="gramEnd"/>
     </w:p>
     <w:p>
       <w:pPr>
@@ -1222,7 +1259,15 @@
         <w:ind w:left="0" w:firstLine="0"/>
       </w:pPr>
       <w:r>
-        <w:t>Whenever you want to execute set of statements whenever certain condition match we can use following conditional statements.</w:t>
+        <w:t xml:space="preserve">Whenever you want to execute set of statements whenever certain condition </w:t>
+      </w:r>
+      <w:proofErr w:type="gramStart"/>
+      <w:r>
+        <w:t>match</w:t>
+      </w:r>
+      <w:proofErr w:type="gramEnd"/>
+      <w:r>
+        <w:t xml:space="preserve"> we can use following conditional statements.</w:t>
       </w:r>
     </w:p>
     <w:p>
@@ -1281,8 +1326,13 @@
           <w:numId w:val="5"/>
         </w:numPr>
       </w:pPr>
-      <w:r>
-        <w:t>ternary ?:</w:t>
+      <w:proofErr w:type="gramStart"/>
+      <w:r>
+        <w:t>ternary ?</w:t>
+      </w:r>
+      <w:proofErr w:type="gramEnd"/>
+      <w:r>
+        <w:t>:</w:t>
       </w:r>
     </w:p>
     <w:p>
@@ -1472,7 +1522,23 @@
         <w:ind w:left="0" w:firstLine="0"/>
       </w:pPr>
       <w:r>
-        <w:t>case 2 : int x = 30 ; // CTE</w:t>
+        <w:t xml:space="preserve">case </w:t>
+      </w:r>
+      <w:proofErr w:type="gramStart"/>
+      <w:r>
+        <w:t>2 :</w:t>
+      </w:r>
+      <w:proofErr w:type="gramEnd"/>
+      <w:r>
+        <w:t xml:space="preserve"> int x = </w:t>
+      </w:r>
+      <w:proofErr w:type="gramStart"/>
+      <w:r>
+        <w:t>30 ;</w:t>
+      </w:r>
+      <w:proofErr w:type="gramEnd"/>
+      <w:r>
+        <w:t xml:space="preserve"> // CTE</w:t>
       </w:r>
       <w:r>
         <w:br/>
@@ -1484,11 +1550,27 @@
         <w:ind w:left="0" w:firstLine="0"/>
       </w:pPr>
       <w:r>
-        <w:t xml:space="preserve">You can scope variables with { } and each case can have same variables </w:t>
+        <w:t xml:space="preserve">You can scope variables with </w:t>
+      </w:r>
+      <w:proofErr w:type="gramStart"/>
+      <w:r>
+        <w:t>{ }</w:t>
+      </w:r>
+      <w:proofErr w:type="gramEnd"/>
+      <w:r>
+        <w:t xml:space="preserve"> and each case can have same variables </w:t>
       </w:r>
       <w:r>
         <w:br/>
-        <w:t xml:space="preserve">case 1 : { </w:t>
+        <w:t xml:space="preserve">case </w:t>
+      </w:r>
+      <w:proofErr w:type="gramStart"/>
+      <w:r>
+        <w:t>1 :</w:t>
+      </w:r>
+      <w:proofErr w:type="gramEnd"/>
+      <w:r>
+        <w:t xml:space="preserve"> { </w:t>
       </w:r>
       <w:r>
         <w:br/>
@@ -1514,7 +1596,15 @@
         <w:ind w:left="0" w:firstLine="0"/>
       </w:pPr>
       <w:r>
-        <w:t xml:space="preserve">case 2 : { </w:t>
+        <w:t xml:space="preserve">case </w:t>
+      </w:r>
+      <w:proofErr w:type="gramStart"/>
+      <w:r>
+        <w:t>2 :</w:t>
+      </w:r>
+      <w:proofErr w:type="gramEnd"/>
+      <w:r>
+        <w:t xml:space="preserve"> { </w:t>
       </w:r>
       <w:r>
         <w:br/>
@@ -1686,24 +1776,86 @@
       <w:pPr>
         <w:ind w:left="0" w:firstLine="0"/>
       </w:pPr>
-      <w:r>
-        <w:t>int[] items = [2, 1, 3, 5, 4];</w:t>
-      </w:r>
-    </w:p>
-    <w:p>
-      <w:pPr>
-        <w:ind w:left="0" w:firstLine="0"/>
-      </w:pPr>
-      <w:r>
-        <w:t>int[] arr = new int[3]; //allocates 3 blocks each block will have 0 initially</w:t>
-      </w:r>
-    </w:p>
-    <w:p>
-      <w:pPr>
-        <w:ind w:left="0" w:firstLine="0"/>
-      </w:pPr>
-      <w:r>
-        <w:t>arr[0] = 20;  arr[1] = 40;  arr[2] = 30;</w:t>
+      <w:proofErr w:type="gramStart"/>
+      <w:r>
+        <w:t>int[</w:t>
+      </w:r>
+      <w:proofErr w:type="gramEnd"/>
+      <w:r>
+        <w:t>] items = [2, 1, 3, 5, 4];</w:t>
+      </w:r>
+    </w:p>
+    <w:p>
+      <w:pPr>
+        <w:ind w:left="0" w:firstLine="0"/>
+      </w:pPr>
+      <w:proofErr w:type="gramStart"/>
+      <w:r>
+        <w:t>int[</w:t>
+      </w:r>
+      <w:proofErr w:type="gramEnd"/>
+      <w:r>
+        <w:t xml:space="preserve">] </w:t>
+      </w:r>
+      <w:proofErr w:type="spellStart"/>
+      <w:r>
+        <w:t>arr</w:t>
+      </w:r>
+      <w:proofErr w:type="spellEnd"/>
+      <w:r>
+        <w:t xml:space="preserve"> = new </w:t>
+      </w:r>
+      <w:proofErr w:type="gramStart"/>
+      <w:r>
+        <w:t>int[</w:t>
+      </w:r>
+      <w:proofErr w:type="gramEnd"/>
+      <w:r>
+        <w:t>3]; //allocates 3 blocks each block will have 0 initially</w:t>
+      </w:r>
+    </w:p>
+    <w:p>
+      <w:pPr>
+        <w:ind w:left="0" w:firstLine="0"/>
+      </w:pPr>
+      <w:proofErr w:type="spellStart"/>
+      <w:proofErr w:type="gramStart"/>
+      <w:r>
+        <w:t>arr</w:t>
+      </w:r>
+      <w:proofErr w:type="spellEnd"/>
+      <w:r>
+        <w:t>[</w:t>
+      </w:r>
+      <w:proofErr w:type="gramEnd"/>
+      <w:r>
+        <w:t xml:space="preserve">0] = </w:t>
+      </w:r>
+      <w:proofErr w:type="gramStart"/>
+      <w:r>
+        <w:t xml:space="preserve">20;  </w:t>
+      </w:r>
+      <w:proofErr w:type="spellStart"/>
+      <w:r>
+        <w:t>arr</w:t>
+      </w:r>
+      <w:proofErr w:type="spellEnd"/>
+      <w:proofErr w:type="gramEnd"/>
+      <w:r>
+        <w:t xml:space="preserve">[1] = </w:t>
+      </w:r>
+      <w:proofErr w:type="gramStart"/>
+      <w:r>
+        <w:t xml:space="preserve">40;  </w:t>
+      </w:r>
+      <w:proofErr w:type="spellStart"/>
+      <w:r>
+        <w:t>arr</w:t>
+      </w:r>
+      <w:proofErr w:type="spellEnd"/>
+      <w:proofErr w:type="gramEnd"/>
+      <w:r>
+        <w:t>[2] = 30;</w:t>
       </w:r>
     </w:p>
     <w:p>
@@ -1725,8 +1877,29 @@
       <w:pPr>
         <w:ind w:left="0" w:firstLine="0"/>
       </w:pPr>
-      <w:r>
-        <w:t>for(int x : items) { … }</w:t>
+      <w:proofErr w:type="gramStart"/>
+      <w:r>
+        <w:t>for(</w:t>
+      </w:r>
+      <w:proofErr w:type="gramEnd"/>
+      <w:r>
+        <w:t xml:space="preserve">int </w:t>
+      </w:r>
+      <w:proofErr w:type="gramStart"/>
+      <w:r>
+        <w:t>x :</w:t>
+      </w:r>
+      <w:proofErr w:type="gramEnd"/>
+      <w:r>
+        <w:t xml:space="preserve"> items) </w:t>
+      </w:r>
+      <w:proofErr w:type="gramStart"/>
+      <w:r>
+        <w:t>{ …</w:t>
+      </w:r>
+      <w:proofErr w:type="gramEnd"/>
+      <w:r>
+        <w:t xml:space="preserve"> }</w:t>
       </w:r>
     </w:p>
     <w:p>
@@ -1870,7 +2043,15 @@
         <w:ind w:left="0" w:firstLine="0"/>
       </w:pPr>
       <w:r>
-        <w:t xml:space="preserve">Use an array having both negative and positive like { 60, -8, 20, -9, -1, 40, -15, 30}, then print all the negative values first &amp; then positive values, </w:t>
+        <w:t xml:space="preserve">Use an array having both negative and positive like </w:t>
+      </w:r>
+      <w:proofErr w:type="gramStart"/>
+      <w:r>
+        <w:t>{ 60</w:t>
+      </w:r>
+      <w:proofErr w:type="gramEnd"/>
+      <w:r>
+        <w:t xml:space="preserve">, -8, 20, -9, -1, 40, -15, 30}, then print all the negative values first &amp; then positive values, </w:t>
       </w:r>
     </w:p>
     <w:p>
@@ -2024,7 +2205,15 @@
         <w:t xml:space="preserve"> These are like methods must name will same as the class name, it will not have return types</w:t>
       </w:r>
       <w:r>
-        <w:t>, if a class doesn’t have any constructor then compiler automatically creates default constructor, however if you explicitly create a constructor then compiler doesn’t create the default constructor</w:t>
+        <w:t xml:space="preserve">, if a class doesn’t have any </w:t>
+      </w:r>
+      <w:proofErr w:type="gramStart"/>
+      <w:r>
+        <w:t>constructor</w:t>
+      </w:r>
+      <w:proofErr w:type="gramEnd"/>
+      <w:r>
+        <w:t xml:space="preserve"> then compiler automatically creates default constructor, however if you explicitly create a constructor then compiler doesn’t create the default constructor</w:t>
       </w:r>
       <w:r>
         <w:t>, you can have more than one constructor in the class.</w:t>
@@ -2422,7 +2611,15 @@
         <w:t xml:space="preserve">Static variables - </w:t>
       </w:r>
       <w:r>
-        <w:t>All the objects shares single copy of static variables</w:t>
+        <w:t xml:space="preserve">All the objects </w:t>
+      </w:r>
+      <w:proofErr w:type="gramStart"/>
+      <w:r>
+        <w:t>shares</w:t>
+      </w:r>
+      <w:proofErr w:type="gramEnd"/>
+      <w:r>
+        <w:t xml:space="preserve"> single copy of static variables</w:t>
       </w:r>
     </w:p>
     <w:p>
@@ -2614,7 +2811,23 @@
         <w:ind w:left="0" w:firstLine="0"/>
       </w:pPr>
       <w:r>
-        <w:t>Hint: User[] users = new User[3]; // allocates 3 blocks of memory</w:t>
+        <w:t xml:space="preserve">Hint: </w:t>
+      </w:r>
+      <w:proofErr w:type="gramStart"/>
+      <w:r>
+        <w:t>User[</w:t>
+      </w:r>
+      <w:proofErr w:type="gramEnd"/>
+      <w:r>
+        <w:t xml:space="preserve">] users = new </w:t>
+      </w:r>
+      <w:proofErr w:type="gramStart"/>
+      <w:r>
+        <w:t>User[</w:t>
+      </w:r>
+      <w:proofErr w:type="gramEnd"/>
+      <w:r>
+        <w:t>3]; // allocates 3 blocks of memory</w:t>
       </w:r>
     </w:p>
     <w:p>
@@ -2825,6 +3038,9 @@
         <w:ind w:left="0" w:firstLine="0"/>
       </w:pPr>
       <w:r>
+        <w:rPr>
+          <w:noProof/>
+        </w:rPr>
         <w:drawing>
           <wp:inline distT="0" distB="0" distL="0" distR="0" wp14:anchorId="78E4603B" wp14:editId="2292DAF5">
             <wp:extent cx="5943600" cy="3981450"/>
@@ -2878,6 +3094,9 @@
         <w:ind w:left="0" w:firstLine="0"/>
       </w:pPr>
       <w:r>
+        <w:rPr>
+          <w:noProof/>
+        </w:rPr>
         <w:lastRenderedPageBreak/>
         <w:drawing>
           <wp:inline distT="0" distB="0" distL="0" distR="0" wp14:anchorId="5E9451E7" wp14:editId="5637BF4C">
@@ -2932,6 +3151,9 @@
         <w:ind w:left="0" w:firstLine="0"/>
       </w:pPr>
       <w:r>
+        <w:rPr>
+          <w:noProof/>
+        </w:rPr>
         <w:drawing>
           <wp:inline distT="0" distB="0" distL="0" distR="0" wp14:anchorId="43DD727A" wp14:editId="217D9634">
             <wp:extent cx="5658640" cy="1895740"/>
@@ -3006,14 +3228,25 @@
         <w:ind w:left="0" w:firstLine="0"/>
       </w:pPr>
       <w:r>
-        <w:t>Ex: An Account class having accountNo, balance can be inherited to Savings, Current</w:t>
-      </w:r>
-    </w:p>
-    <w:p>
-      <w:pPr>
-        <w:ind w:left="0" w:firstLine="0"/>
-      </w:pPr>
-      <w:r>
+        <w:t xml:space="preserve">Ex: An Account class having </w:t>
+      </w:r>
+      <w:proofErr w:type="spellStart"/>
+      <w:r>
+        <w:t>accountNo</w:t>
+      </w:r>
+      <w:proofErr w:type="spellEnd"/>
+      <w:r>
+        <w:t>, balance can be inherited to Savings, Current</w:t>
+      </w:r>
+    </w:p>
+    <w:p>
+      <w:pPr>
+        <w:ind w:left="0" w:firstLine="0"/>
+      </w:pPr>
+      <w:r>
+        <w:rPr>
+          <w:noProof/>
+        </w:rPr>
         <w:lastRenderedPageBreak/>
         <w:drawing>
           <wp:inline distT="0" distB="0" distL="0" distR="0" wp14:anchorId="6F1F29E4" wp14:editId="4DCDA7B7">
@@ -3057,6 +3290,9 @@
         <w:ind w:left="0" w:firstLine="0"/>
       </w:pPr>
       <w:r>
+        <w:rPr>
+          <w:noProof/>
+        </w:rPr>
         <w:lastRenderedPageBreak/>
         <w:drawing>
           <wp:inline distT="0" distB="0" distL="0" distR="0" wp14:anchorId="3CFD9098" wp14:editId="3714862A">
@@ -3100,6 +3336,9 @@
         <w:ind w:left="0" w:firstLine="0"/>
       </w:pPr>
       <w:r>
+        <w:rPr>
+          <w:noProof/>
+        </w:rPr>
         <w:lastRenderedPageBreak/>
         <w:drawing>
           <wp:inline distT="0" distB="0" distL="0" distR="0" wp14:anchorId="3C897637" wp14:editId="77A1B451">
@@ -3154,6 +3393,9 @@
         <w:ind w:left="0" w:firstLine="0"/>
       </w:pPr>
       <w:r>
+        <w:rPr>
+          <w:noProof/>
+        </w:rPr>
         <w:drawing>
           <wp:inline distT="0" distB="0" distL="0" distR="0" wp14:anchorId="42999202" wp14:editId="188325EE">
             <wp:extent cx="3915321" cy="1295581"/>
@@ -3196,6 +3438,9 @@
         <w:ind w:left="0" w:firstLine="0"/>
       </w:pPr>
       <w:r>
+        <w:rPr>
+          <w:noProof/>
+        </w:rPr>
         <w:drawing>
           <wp:inline distT="0" distB="0" distL="0" distR="0" wp14:anchorId="6EAD66E5" wp14:editId="6B441216">
             <wp:extent cx="5943600" cy="2829560"/>
@@ -3279,7 +3524,15 @@
         </w:numPr>
       </w:pPr>
       <w:r>
-        <w:t>In the first line of every constructor compiler adds super() automatically because of which every constructor invokes its parent class default constructor.</w:t>
+        <w:t xml:space="preserve">In the first line of every constructor compiler adds </w:t>
+      </w:r>
+      <w:proofErr w:type="gramStart"/>
+      <w:r>
+        <w:t>super(</w:t>
+      </w:r>
+      <w:proofErr w:type="gramEnd"/>
+      <w:r>
+        <w:t>) automatically because of which every constructor invokes its parent class default constructor.</w:t>
       </w:r>
     </w:p>
     <w:p>
@@ -3321,6 +3574,573 @@
       <w:r>
         <w:t>s to initialize the super class members</w:t>
       </w:r>
+    </w:p>
+    <w:p>
+      <w:pPr>
+        <w:ind w:left="0" w:firstLine="0"/>
+      </w:pPr>
+    </w:p>
+    <w:p>
+      <w:pPr>
+        <w:ind w:left="0" w:firstLine="0"/>
+      </w:pPr>
+      <w:r>
+        <w:rPr>
+          <w:highlight w:val="yellow"/>
+        </w:rPr>
+        <w:t>08-03-2026</w:t>
+      </w:r>
+    </w:p>
+    <w:p>
+      <w:pPr>
+        <w:ind w:left="0" w:firstLine="0"/>
+      </w:pPr>
+      <w:r>
+        <w:rPr>
+          <w:highlight w:val="yellow"/>
+        </w:rPr>
+        <w:t>Polymorphism:</w:t>
+      </w:r>
+    </w:p>
+    <w:p>
+      <w:pPr>
+        <w:ind w:left="0" w:firstLine="0"/>
+      </w:pPr>
+      <w:r>
+        <w:t>A method that has many forms</w:t>
+      </w:r>
+    </w:p>
+    <w:p>
+      <w:pPr>
+        <w:ind w:left="0" w:firstLine="0"/>
+      </w:pPr>
+      <w:r>
+        <w:t>ex: Power button - ON/OFF</w:t>
+      </w:r>
+    </w:p>
+    <w:p>
+      <w:pPr>
+        <w:ind w:left="0" w:firstLine="0"/>
+      </w:pPr>
+      <w:r>
+        <w:t>Polymorphism is achieved in 2 ways</w:t>
+      </w:r>
+    </w:p>
+    <w:p>
+      <w:pPr>
+        <w:pStyle w:val="ListParagraph"/>
+        <w:numPr>
+          <w:ilvl w:val="0"/>
+          <w:numId w:val="12"/>
+        </w:numPr>
+      </w:pPr>
+      <w:r>
+        <w:t>method overloading</w:t>
+      </w:r>
+      <w:r>
+        <w:t xml:space="preserve">: method name will be same but its signature will be different (number of parameters, type of parameters </w:t>
+      </w:r>
+      <w:proofErr w:type="gramStart"/>
+      <w:r>
+        <w:t>vary</w:t>
+      </w:r>
+      <w:proofErr w:type="gramEnd"/>
+      <w:r>
+        <w:t>)</w:t>
+      </w:r>
+    </w:p>
+    <w:p>
+      <w:pPr>
+        <w:pStyle w:val="ListParagraph"/>
+        <w:numPr>
+          <w:ilvl w:val="0"/>
+          <w:numId w:val="12"/>
+        </w:numPr>
+      </w:pPr>
+      <w:r>
+        <w:t xml:space="preserve">method overriding  </w:t>
+      </w:r>
+      <w:r>
+        <w:t xml:space="preserve"> - method name &amp; signature will be same, but the implementation logic varies in the subclass</w:t>
+      </w:r>
+    </w:p>
+    <w:p>
+      <w:pPr>
+        <w:ind w:left="0" w:firstLine="0"/>
+      </w:pPr>
+      <w:r>
+        <w:lastRenderedPageBreak/>
+        <w:drawing>
+          <wp:inline distT="0" distB="0" distL="0" distR="0" wp14:anchorId="63677E6F" wp14:editId="7A79D406">
+            <wp:extent cx="5943600" cy="4853305"/>
+            <wp:effectExtent l="0" t="0" r="0" b="4445"/>
+            <wp:docPr id="190389930" name="Picture 1"/>
+            <wp:cNvGraphicFramePr>
+              <a:graphicFrameLocks xmlns:a="http://schemas.openxmlformats.org/drawingml/2006/main" noChangeAspect="1"/>
+            </wp:cNvGraphicFramePr>
+            <a:graphic xmlns:a="http://schemas.openxmlformats.org/drawingml/2006/main">
+              <a:graphicData uri="http://schemas.openxmlformats.org/drawingml/2006/picture">
+                <pic:pic xmlns:pic="http://schemas.openxmlformats.org/drawingml/2006/picture">
+                  <pic:nvPicPr>
+                    <pic:cNvPr id="190389930" name=""/>
+                    <pic:cNvPicPr/>
+                  </pic:nvPicPr>
+                  <pic:blipFill>
+                    <a:blip r:embed="rId36"/>
+                    <a:stretch>
+                      <a:fillRect/>
+                    </a:stretch>
+                  </pic:blipFill>
+                  <pic:spPr>
+                    <a:xfrm>
+                      <a:off x="0" y="0"/>
+                      <a:ext cx="5943600" cy="4853305"/>
+                    </a:xfrm>
+                    <a:prstGeom prst="rect">
+                      <a:avLst/>
+                    </a:prstGeom>
+                  </pic:spPr>
+                </pic:pic>
+              </a:graphicData>
+            </a:graphic>
+          </wp:inline>
+        </w:drawing>
+      </w:r>
+    </w:p>
+    <w:p>
+      <w:pPr>
+        <w:ind w:left="0" w:firstLine="0"/>
+      </w:pPr>
+      <w:r>
+        <w:rPr>
+          <w:highlight w:val="yellow"/>
+        </w:rPr>
+        <w:t>Output:</w:t>
+      </w:r>
+    </w:p>
+    <w:p>
+      <w:pPr>
+        <w:ind w:left="0" w:firstLine="0"/>
+      </w:pPr>
+      <w:r>
+        <w:drawing>
+          <wp:inline distT="0" distB="0" distL="0" distR="0" wp14:anchorId="0D49F623" wp14:editId="697448C5">
+            <wp:extent cx="4286848" cy="1267002"/>
+            <wp:effectExtent l="0" t="0" r="0" b="9525"/>
+            <wp:docPr id="1069884126" name="Picture 1"/>
+            <wp:cNvGraphicFramePr>
+              <a:graphicFrameLocks xmlns:a="http://schemas.openxmlformats.org/drawingml/2006/main" noChangeAspect="1"/>
+            </wp:cNvGraphicFramePr>
+            <a:graphic xmlns:a="http://schemas.openxmlformats.org/drawingml/2006/main">
+              <a:graphicData uri="http://schemas.openxmlformats.org/drawingml/2006/picture">
+                <pic:pic xmlns:pic="http://schemas.openxmlformats.org/drawingml/2006/picture">
+                  <pic:nvPicPr>
+                    <pic:cNvPr id="1069884126" name=""/>
+                    <pic:cNvPicPr/>
+                  </pic:nvPicPr>
+                  <pic:blipFill>
+                    <a:blip r:embed="rId37"/>
+                    <a:stretch>
+                      <a:fillRect/>
+                    </a:stretch>
+                  </pic:blipFill>
+                  <pic:spPr>
+                    <a:xfrm>
+                      <a:off x="0" y="0"/>
+                      <a:ext cx="4286848" cy="1267002"/>
+                    </a:xfrm>
+                    <a:prstGeom prst="rect">
+                      <a:avLst/>
+                    </a:prstGeom>
+                  </pic:spPr>
+                </pic:pic>
+              </a:graphicData>
+            </a:graphic>
+          </wp:inline>
+        </w:drawing>
+      </w:r>
+    </w:p>
+    <w:p>
+      <w:pPr>
+        <w:ind w:left="0" w:firstLine="0"/>
+      </w:pPr>
+    </w:p>
+    <w:p>
+      <w:pPr>
+        <w:ind w:left="0" w:firstLine="0"/>
+      </w:pPr>
+      <w:r>
+        <w:rPr>
+          <w:highlight w:val="yellow"/>
+        </w:rPr>
+        <w:t>Method Overriding:</w:t>
+      </w:r>
+      <w:r>
+        <w:t xml:space="preserve"> It helps to call the same method to get different result, it is also called as runtime polymorphism.</w:t>
+      </w:r>
+    </w:p>
+    <w:p>
+      <w:pPr>
+        <w:ind w:left="0" w:firstLine="0"/>
+      </w:pPr>
+      <w:r>
+        <w:t>There are 2 conditions need to be satisfied to achieve method overriding</w:t>
+      </w:r>
+    </w:p>
+    <w:p>
+      <w:pPr>
+        <w:pStyle w:val="ListParagraph"/>
+        <w:numPr>
+          <w:ilvl w:val="0"/>
+          <w:numId w:val="13"/>
+        </w:numPr>
+      </w:pPr>
+      <w:r>
+        <w:lastRenderedPageBreak/>
+        <w:t xml:space="preserve">You must have inheritance hierarchy </w:t>
+      </w:r>
+    </w:p>
+    <w:p>
+      <w:pPr>
+        <w:pStyle w:val="ListParagraph"/>
+        <w:numPr>
+          <w:ilvl w:val="0"/>
+          <w:numId w:val="13"/>
+        </w:numPr>
+      </w:pPr>
+      <w:r>
+        <w:t>You must use super class reference variable that accepts subclass instances.</w:t>
+      </w:r>
+    </w:p>
+    <w:p>
+      <w:pPr>
+        <w:ind w:left="0" w:firstLine="0"/>
+      </w:pPr>
+      <w:r>
+        <w:drawing>
+          <wp:inline distT="0" distB="0" distL="0" distR="0" wp14:anchorId="338B0C2E" wp14:editId="4250EF56">
+            <wp:extent cx="5943600" cy="5834380"/>
+            <wp:effectExtent l="0" t="0" r="0" b="0"/>
+            <wp:docPr id="177479474" name="Picture 1"/>
+            <wp:cNvGraphicFramePr>
+              <a:graphicFrameLocks xmlns:a="http://schemas.openxmlformats.org/drawingml/2006/main" noChangeAspect="1"/>
+            </wp:cNvGraphicFramePr>
+            <a:graphic xmlns:a="http://schemas.openxmlformats.org/drawingml/2006/main">
+              <a:graphicData uri="http://schemas.openxmlformats.org/drawingml/2006/picture">
+                <pic:pic xmlns:pic="http://schemas.openxmlformats.org/drawingml/2006/picture">
+                  <pic:nvPicPr>
+                    <pic:cNvPr id="177479474" name=""/>
+                    <pic:cNvPicPr/>
+                  </pic:nvPicPr>
+                  <pic:blipFill>
+                    <a:blip r:embed="rId38"/>
+                    <a:stretch>
+                      <a:fillRect/>
+                    </a:stretch>
+                  </pic:blipFill>
+                  <pic:spPr>
+                    <a:xfrm>
+                      <a:off x="0" y="0"/>
+                      <a:ext cx="5943600" cy="5834380"/>
+                    </a:xfrm>
+                    <a:prstGeom prst="rect">
+                      <a:avLst/>
+                    </a:prstGeom>
+                  </pic:spPr>
+                </pic:pic>
+              </a:graphicData>
+            </a:graphic>
+          </wp:inline>
+        </w:drawing>
+      </w:r>
+    </w:p>
+    <w:p>
+      <w:pPr>
+        <w:ind w:left="0" w:firstLine="0"/>
+      </w:pPr>
+      <w:r>
+        <w:rPr>
+          <w:highlight w:val="yellow"/>
+        </w:rPr>
+        <w:t>Output:</w:t>
+      </w:r>
+    </w:p>
+    <w:p>
+      <w:pPr>
+        <w:ind w:left="0" w:firstLine="0"/>
+      </w:pPr>
+      <w:r>
+        <w:lastRenderedPageBreak/>
+        <w:drawing>
+          <wp:inline distT="0" distB="0" distL="0" distR="0" wp14:anchorId="769A7F85" wp14:editId="201B0276">
+            <wp:extent cx="2905530" cy="3648584"/>
+            <wp:effectExtent l="0" t="0" r="9525" b="9525"/>
+            <wp:docPr id="1726895946" name="Picture 1"/>
+            <wp:cNvGraphicFramePr>
+              <a:graphicFrameLocks xmlns:a="http://schemas.openxmlformats.org/drawingml/2006/main" noChangeAspect="1"/>
+            </wp:cNvGraphicFramePr>
+            <a:graphic xmlns:a="http://schemas.openxmlformats.org/drawingml/2006/main">
+              <a:graphicData uri="http://schemas.openxmlformats.org/drawingml/2006/picture">
+                <pic:pic xmlns:pic="http://schemas.openxmlformats.org/drawingml/2006/picture">
+                  <pic:nvPicPr>
+                    <pic:cNvPr id="1726895946" name=""/>
+                    <pic:cNvPicPr/>
+                  </pic:nvPicPr>
+                  <pic:blipFill>
+                    <a:blip r:embed="rId39"/>
+                    <a:stretch>
+                      <a:fillRect/>
+                    </a:stretch>
+                  </pic:blipFill>
+                  <pic:spPr>
+                    <a:xfrm>
+                      <a:off x="0" y="0"/>
+                      <a:ext cx="2905530" cy="3648584"/>
+                    </a:xfrm>
+                    <a:prstGeom prst="rect">
+                      <a:avLst/>
+                    </a:prstGeom>
+                  </pic:spPr>
+                </pic:pic>
+              </a:graphicData>
+            </a:graphic>
+          </wp:inline>
+        </w:drawing>
+      </w:r>
+    </w:p>
+    <w:p>
+      <w:pPr>
+        <w:ind w:left="0" w:firstLine="0"/>
+      </w:pPr>
+      <w:r>
+        <w:rPr>
+          <w:highlight w:val="yellow"/>
+        </w:rPr>
+        <w:t>Activity:</w:t>
+      </w:r>
+    </w:p>
+    <w:p>
+      <w:pPr>
+        <w:ind w:left="0" w:firstLine="0"/>
+      </w:pPr>
+      <w:r>
+        <w:t>You already have existing Person class, where Customer, Student is already inheriting it, create display in all the 3 classes, in Person print name &amp; gender, in Customer print customer data, in Student print Student data, in the main method create all the three class objects and pass to a method that can accept all these 3 objects(Parameter type must be Person), call the display so that it calls display on all the 3 objects.</w:t>
+      </w:r>
+    </w:p>
+    <w:p>
+      <w:pPr>
+        <w:ind w:left="0" w:firstLine="0"/>
+      </w:pPr>
+      <w:r>
+        <w:rPr>
+          <w:highlight w:val="yellow"/>
+        </w:rPr>
+        <w:t xml:space="preserve">Static vs </w:t>
+      </w:r>
+      <w:proofErr w:type="gramStart"/>
+      <w:r>
+        <w:rPr>
+          <w:highlight w:val="yellow"/>
+        </w:rPr>
+        <w:t>Non-Static</w:t>
+      </w:r>
+      <w:proofErr w:type="gramEnd"/>
+      <w:r>
+        <w:rPr>
+          <w:highlight w:val="yellow"/>
+        </w:rPr>
+        <w:t xml:space="preserve"> members</w:t>
+      </w:r>
+    </w:p>
+    <w:p>
+      <w:pPr>
+        <w:ind w:left="0" w:firstLine="0"/>
+      </w:pPr>
+      <w:r>
+        <w:t>Static members can be accessed using class name and you can access it without creating object.</w:t>
+      </w:r>
+    </w:p>
+    <w:p>
+      <w:pPr>
+        <w:ind w:left="0" w:firstLine="0"/>
+      </w:pPr>
+      <w:r>
+        <w:t>Non-Static members you can access only after creating object with the object reference.</w:t>
+      </w:r>
+    </w:p>
+    <w:p>
+      <w:pPr>
+        <w:ind w:left="0" w:firstLine="0"/>
+      </w:pPr>
+    </w:p>
+    <w:p>
+      <w:pPr>
+        <w:ind w:left="0" w:firstLine="0"/>
+      </w:pPr>
+      <w:r>
+        <w:rPr>
+          <w:highlight w:val="yellow"/>
+        </w:rPr>
+        <w:t>Type conversion</w:t>
+      </w:r>
+    </w:p>
+    <w:p>
+      <w:pPr>
+        <w:pStyle w:val="ListParagraph"/>
+        <w:numPr>
+          <w:ilvl w:val="0"/>
+          <w:numId w:val="14"/>
+        </w:numPr>
+      </w:pPr>
+      <w:r>
+        <w:t>primitives</w:t>
+      </w:r>
+    </w:p>
+    <w:p>
+      <w:pPr>
+        <w:pStyle w:val="ListParagraph"/>
+        <w:numPr>
+          <w:ilvl w:val="1"/>
+          <w:numId w:val="14"/>
+        </w:numPr>
+      </w:pPr>
+      <w:r>
+        <w:lastRenderedPageBreak/>
+        <w:t>auto-widening / auto promotion: byte -&gt; short -&gt; int -&gt; long -&gt; float -&gt; double</w:t>
+      </w:r>
+    </w:p>
+    <w:p>
+      <w:pPr>
+        <w:pStyle w:val="ListParagraph"/>
+        <w:numPr>
+          <w:ilvl w:val="1"/>
+          <w:numId w:val="14"/>
+        </w:numPr>
+      </w:pPr>
+      <w:r>
+        <w:t>explicit-narrowing: double -&gt; float -&gt; long -&gt; int -&gt; short -&gt; byte</w:t>
+      </w:r>
+    </w:p>
+    <w:p>
+      <w:pPr>
+        <w:pStyle w:val="ListParagraph"/>
+        <w:numPr>
+          <w:ilvl w:val="0"/>
+          <w:numId w:val="14"/>
+        </w:numPr>
+      </w:pPr>
+      <w:r>
+        <w:t>non-primitives</w:t>
+      </w:r>
+    </w:p>
+    <w:p>
+      <w:pPr>
+        <w:pStyle w:val="ListParagraph"/>
+        <w:numPr>
+          <w:ilvl w:val="1"/>
+          <w:numId w:val="14"/>
+        </w:numPr>
+      </w:pPr>
+      <w:r>
+        <w:t>auto-upcasting: LT -&gt; HT</w:t>
+      </w:r>
+    </w:p>
+    <w:p>
+      <w:pPr>
+        <w:pStyle w:val="ListParagraph"/>
+        <w:numPr>
+          <w:ilvl w:val="1"/>
+          <w:numId w:val="14"/>
+        </w:numPr>
+      </w:pPr>
+      <w:r>
+        <w:t>explicit-</w:t>
+      </w:r>
+      <w:proofErr w:type="spellStart"/>
+      <w:r>
+        <w:t>downcasting</w:t>
+      </w:r>
+      <w:proofErr w:type="spellEnd"/>
+      <w:r>
+        <w:t>: HT -&gt; LT</w:t>
+      </w:r>
+    </w:p>
+    <w:p>
+      <w:pPr>
+        <w:ind w:left="0" w:firstLine="0"/>
+      </w:pPr>
+      <w:r>
+        <w:rPr>
+          <w:highlight w:val="yellow"/>
+        </w:rPr>
+        <w:t>Abstraction:</w:t>
+      </w:r>
+    </w:p>
+    <w:p>
+      <w:pPr>
+        <w:ind w:left="0" w:firstLine="0"/>
+      </w:pPr>
+      <w:r>
+        <w:t>It enables hiding complexity from the user and show only the necessary details, so that user can easily use the complexity without any problem.</w:t>
+      </w:r>
+    </w:p>
+    <w:p>
+      <w:pPr>
+        <w:ind w:left="0" w:firstLine="0"/>
+      </w:pPr>
+      <w:r>
+        <w:t xml:space="preserve">It enables developers to know what method does instead of understanding how it is implemented, from this every </w:t>
+      </w:r>
+      <w:proofErr w:type="gramStart"/>
+      <w:r>
+        <w:t>developers</w:t>
+      </w:r>
+      <w:proofErr w:type="gramEnd"/>
+      <w:r>
+        <w:t xml:space="preserve"> role will become simpler.</w:t>
+      </w:r>
+    </w:p>
+    <w:p>
+      <w:pPr>
+        <w:ind w:left="0" w:firstLine="0"/>
+      </w:pPr>
+      <w:r>
+        <w:t>Abstraction is achieved in 2 ways</w:t>
+      </w:r>
+    </w:p>
+    <w:p>
+      <w:pPr>
+        <w:pStyle w:val="ListParagraph"/>
+        <w:numPr>
+          <w:ilvl w:val="0"/>
+          <w:numId w:val="15"/>
+        </w:numPr>
+      </w:pPr>
+      <w:r>
+        <w:t>interface - you will have only abstract methods</w:t>
+      </w:r>
+    </w:p>
+    <w:p>
+      <w:pPr>
+        <w:pStyle w:val="ListParagraph"/>
+        <w:numPr>
+          <w:ilvl w:val="0"/>
+          <w:numId w:val="15"/>
+        </w:numPr>
+      </w:pPr>
+      <w:r>
+        <w:t>abstract class - you will have abstract &amp; non-abstract methods.</w:t>
+      </w:r>
+    </w:p>
+    <w:p>
+      <w:pPr>
+        <w:ind w:left="0" w:firstLine="0"/>
+      </w:pPr>
+    </w:p>
+    <w:p>
+      <w:pPr>
+        <w:ind w:left="0" w:firstLine="0"/>
+      </w:pPr>
     </w:p>
     <w:sectPr>
       <w:pgSz w:w="12240" w:h="15840"/>
@@ -3335,6 +4155,184 @@
 <file path=word/numbering.xml><?xml version="1.0" encoding="utf-8"?>
 <w:numbering xmlns:wpc="http://schemas.microsoft.com/office/word/2010/wordprocessingCanvas" xmlns:cx="http://schemas.microsoft.com/office/drawing/2014/chartex" xmlns:cx1="http://schemas.microsoft.com/office/drawing/2015/9/8/chartex" xmlns:cx2="http://schemas.microsoft.com/office/drawing/2015/10/21/chartex" xmlns:cx3="http://schemas.microsoft.com/office/drawing/2016/5/9/chartex" xmlns:cx4="http://schemas.microsoft.com/office/drawing/2016/5/10/chartex" xmlns:cx5="http://schemas.microsoft.com/office/drawing/2016/5/11/chartex" xmlns:cx6="http://schemas.microsoft.com/office/drawing/2016/5/12/chartex" xmlns:cx7="http://schemas.microsoft.com/office/drawing/2016/5/13/chartex" xmlns:cx8="http://schemas.microsoft.com/office/drawing/2016/5/14/chartex" xmlns:mc="http://schemas.openxmlformats.org/markup-compatibility/2006" xmlns:aink="http://schemas.microsoft.com/office/drawing/2016/ink" xmlns:am3d="http://schemas.microsoft.com/office/drawing/2017/model3d" xmlns:o="urn:schemas-microsoft-com:office:office" xmlns:oel="http://schemas.microsoft.com/office/2019/extlst" xmlns:r="http://schemas.openxmlformats.org/officeDocument/2006/relationships" xmlns:m="http://schemas.openxmlformats.org/officeDocument/2006/math" xmlns:v="urn:schemas-microsoft-com:vml" xmlns:wp14="http://schemas.microsoft.com/office/word/2010/wordprocessingDrawing" xmlns:wp="http://schemas.openxmlformats.org/drawingml/2006/wordprocessingDrawing" xmlns:w10="urn:schemas-microsoft-com:office:word" xmlns:w="http://schemas.openxmlformats.org/wordprocessingml/2006/main" xmlns:w14="http://schemas.microsoft.com/office/word/2010/wordml" xmlns:w15="http://schemas.microsoft.com/office/word/2012/wordml" xmlns:w16cex="http://schemas.microsoft.com/office/word/2018/wordml/cex" xmlns:w16cid="http://schemas.microsoft.com/office/word/2016/wordml/cid" xmlns:w16="http://schemas.microsoft.com/office/word/2018/wordml" xmlns:w16du="http://schemas.microsoft.com/office/word/2023/wordml/word16du" xmlns:w16sdtdh="http://schemas.microsoft.com/office/word/2020/wordml/sdtdatahash" xmlns:w16sdtfl="http://schemas.microsoft.com/office/word/2024/wordml/sdtformatlock" xmlns:w16se="http://schemas.microsoft.com/office/word/2015/wordml/symex" xmlns:wpg="http://schemas.microsoft.com/office/word/2010/wordprocessingGroup" xmlns:wpi="http://schemas.microsoft.com/office/word/2010/wordprocessingInk" xmlns:wne="http://schemas.microsoft.com/office/word/2006/wordml" xmlns:wps="http://schemas.microsoft.com/office/word/2010/wordprocessingShape" mc:Ignorable="w14 w15 w16se w16cid w16 w16cex w16sdtdh w16sdtfl w16du wp14">
   <w:abstractNum w:abstractNumId="0" w15:restartNumberingAfterBreak="0">
+    <w:nsid w:val="00975C8D"/>
+    <w:multiLevelType w:val="hybridMultilevel"/>
+    <w:tmpl w:val="94621D04"/>
+    <w:lvl w:ilvl="0" w:tplc="0409000F">
+      <w:start w:val="1"/>
+      <w:numFmt w:val="decimal"/>
+      <w:lvlText w:val="%1."/>
+      <w:lvlJc w:val="left"/>
+      <w:pPr>
+        <w:ind w:left="720" w:hanging="360"/>
+      </w:pPr>
+      <w:rPr>
+        <w:rFonts w:hint="default"/>
+      </w:rPr>
+    </w:lvl>
+    <w:lvl w:ilvl="1" w:tplc="04090019" w:tentative="1">
+      <w:start w:val="1"/>
+      <w:numFmt w:val="lowerLetter"/>
+      <w:lvlText w:val="%2."/>
+      <w:lvlJc w:val="left"/>
+      <w:pPr>
+        <w:ind w:left="1440" w:hanging="360"/>
+      </w:pPr>
+    </w:lvl>
+    <w:lvl w:ilvl="2" w:tplc="0409001B" w:tentative="1">
+      <w:start w:val="1"/>
+      <w:numFmt w:val="lowerRoman"/>
+      <w:lvlText w:val="%3."/>
+      <w:lvlJc w:val="right"/>
+      <w:pPr>
+        <w:ind w:left="2160" w:hanging="180"/>
+      </w:pPr>
+    </w:lvl>
+    <w:lvl w:ilvl="3" w:tplc="0409000F" w:tentative="1">
+      <w:start w:val="1"/>
+      <w:numFmt w:val="decimal"/>
+      <w:lvlText w:val="%4."/>
+      <w:lvlJc w:val="left"/>
+      <w:pPr>
+        <w:ind w:left="2880" w:hanging="360"/>
+      </w:pPr>
+    </w:lvl>
+    <w:lvl w:ilvl="4" w:tplc="04090019" w:tentative="1">
+      <w:start w:val="1"/>
+      <w:numFmt w:val="lowerLetter"/>
+      <w:lvlText w:val="%5."/>
+      <w:lvlJc w:val="left"/>
+      <w:pPr>
+        <w:ind w:left="3600" w:hanging="360"/>
+      </w:pPr>
+    </w:lvl>
+    <w:lvl w:ilvl="5" w:tplc="0409001B" w:tentative="1">
+      <w:start w:val="1"/>
+      <w:numFmt w:val="lowerRoman"/>
+      <w:lvlText w:val="%6."/>
+      <w:lvlJc w:val="right"/>
+      <w:pPr>
+        <w:ind w:left="4320" w:hanging="180"/>
+      </w:pPr>
+    </w:lvl>
+    <w:lvl w:ilvl="6" w:tplc="0409000F" w:tentative="1">
+      <w:start w:val="1"/>
+      <w:numFmt w:val="decimal"/>
+      <w:lvlText w:val="%7."/>
+      <w:lvlJc w:val="left"/>
+      <w:pPr>
+        <w:ind w:left="5040" w:hanging="360"/>
+      </w:pPr>
+    </w:lvl>
+    <w:lvl w:ilvl="7" w:tplc="04090019" w:tentative="1">
+      <w:start w:val="1"/>
+      <w:numFmt w:val="lowerLetter"/>
+      <w:lvlText w:val="%8."/>
+      <w:lvlJc w:val="left"/>
+      <w:pPr>
+        <w:ind w:left="5760" w:hanging="360"/>
+      </w:pPr>
+    </w:lvl>
+    <w:lvl w:ilvl="8" w:tplc="0409001B" w:tentative="1">
+      <w:start w:val="1"/>
+      <w:numFmt w:val="lowerRoman"/>
+      <w:lvlText w:val="%9."/>
+      <w:lvlJc w:val="right"/>
+      <w:pPr>
+        <w:ind w:left="6480" w:hanging="180"/>
+      </w:pPr>
+    </w:lvl>
+  </w:abstractNum>
+  <w:abstractNum w:abstractNumId="1" w15:restartNumberingAfterBreak="0">
+    <w:nsid w:val="0D4D6EE2"/>
+    <w:multiLevelType w:val="hybridMultilevel"/>
+    <w:tmpl w:val="E5DA8B3E"/>
+    <w:lvl w:ilvl="0" w:tplc="0409000F">
+      <w:start w:val="1"/>
+      <w:numFmt w:val="decimal"/>
+      <w:lvlText w:val="%1."/>
+      <w:lvlJc w:val="left"/>
+      <w:pPr>
+        <w:ind w:left="720" w:hanging="360"/>
+      </w:pPr>
+      <w:rPr>
+        <w:rFonts w:hint="default"/>
+      </w:rPr>
+    </w:lvl>
+    <w:lvl w:ilvl="1" w:tplc="04090019">
+      <w:start w:val="1"/>
+      <w:numFmt w:val="lowerLetter"/>
+      <w:lvlText w:val="%2."/>
+      <w:lvlJc w:val="left"/>
+      <w:pPr>
+        <w:ind w:left="1440" w:hanging="360"/>
+      </w:pPr>
+    </w:lvl>
+    <w:lvl w:ilvl="2" w:tplc="0409001B" w:tentative="1">
+      <w:start w:val="1"/>
+      <w:numFmt w:val="lowerRoman"/>
+      <w:lvlText w:val="%3."/>
+      <w:lvlJc w:val="right"/>
+      <w:pPr>
+        <w:ind w:left="2160" w:hanging="180"/>
+      </w:pPr>
+    </w:lvl>
+    <w:lvl w:ilvl="3" w:tplc="0409000F" w:tentative="1">
+      <w:start w:val="1"/>
+      <w:numFmt w:val="decimal"/>
+      <w:lvlText w:val="%4."/>
+      <w:lvlJc w:val="left"/>
+      <w:pPr>
+        <w:ind w:left="2880" w:hanging="360"/>
+      </w:pPr>
+    </w:lvl>
+    <w:lvl w:ilvl="4" w:tplc="04090019" w:tentative="1">
+      <w:start w:val="1"/>
+      <w:numFmt w:val="lowerLetter"/>
+      <w:lvlText w:val="%5."/>
+      <w:lvlJc w:val="left"/>
+      <w:pPr>
+        <w:ind w:left="3600" w:hanging="360"/>
+      </w:pPr>
+    </w:lvl>
+    <w:lvl w:ilvl="5" w:tplc="0409001B" w:tentative="1">
+      <w:start w:val="1"/>
+      <w:numFmt w:val="lowerRoman"/>
+      <w:lvlText w:val="%6."/>
+      <w:lvlJc w:val="right"/>
+      <w:pPr>
+        <w:ind w:left="4320" w:hanging="180"/>
+      </w:pPr>
+    </w:lvl>
+    <w:lvl w:ilvl="6" w:tplc="0409000F" w:tentative="1">
+      <w:start w:val="1"/>
+      <w:numFmt w:val="decimal"/>
+      <w:lvlText w:val="%7."/>
+      <w:lvlJc w:val="left"/>
+      <w:pPr>
+        <w:ind w:left="5040" w:hanging="360"/>
+      </w:pPr>
+    </w:lvl>
+    <w:lvl w:ilvl="7" w:tplc="04090019" w:tentative="1">
+      <w:start w:val="1"/>
+      <w:numFmt w:val="lowerLetter"/>
+      <w:lvlText w:val="%8."/>
+      <w:lvlJc w:val="left"/>
+      <w:pPr>
+        <w:ind w:left="5760" w:hanging="360"/>
+      </w:pPr>
+    </w:lvl>
+    <w:lvl w:ilvl="8" w:tplc="0409001B" w:tentative="1">
+      <w:start w:val="1"/>
+      <w:numFmt w:val="lowerRoman"/>
+      <w:lvlText w:val="%9."/>
+      <w:lvlJc w:val="right"/>
+      <w:pPr>
+        <w:ind w:left="6480" w:hanging="180"/>
+      </w:pPr>
+    </w:lvl>
+  </w:abstractNum>
+  <w:abstractNum w:abstractNumId="2" w15:restartNumberingAfterBreak="0">
     <w:nsid w:val="1D673865"/>
     <w:multiLevelType w:val="hybridMultilevel"/>
     <w:tmpl w:val="37700FC2"/>
@@ -3423,7 +4421,7 @@
       </w:pPr>
     </w:lvl>
   </w:abstractNum>
-  <w:abstractNum w:abstractNumId="1" w15:restartNumberingAfterBreak="0">
+  <w:abstractNum w:abstractNumId="3" w15:restartNumberingAfterBreak="0">
     <w:nsid w:val="22DA471B"/>
     <w:multiLevelType w:val="hybridMultilevel"/>
     <w:tmpl w:val="51D23D1E"/>
@@ -3512,7 +4510,7 @@
       </w:pPr>
     </w:lvl>
   </w:abstractNum>
-  <w:abstractNum w:abstractNumId="2" w15:restartNumberingAfterBreak="0">
+  <w:abstractNum w:abstractNumId="4" w15:restartNumberingAfterBreak="0">
     <w:nsid w:val="2E4076BD"/>
     <w:multiLevelType w:val="hybridMultilevel"/>
     <w:tmpl w:val="1F880644"/>
@@ -3601,7 +4599,7 @@
       </w:pPr>
     </w:lvl>
   </w:abstractNum>
-  <w:abstractNum w:abstractNumId="3" w15:restartNumberingAfterBreak="0">
+  <w:abstractNum w:abstractNumId="5" w15:restartNumberingAfterBreak="0">
     <w:nsid w:val="320F14B2"/>
     <w:multiLevelType w:val="hybridMultilevel"/>
     <w:tmpl w:val="32B819DE"/>
@@ -3690,7 +4688,7 @@
       </w:pPr>
     </w:lvl>
   </w:abstractNum>
-  <w:abstractNum w:abstractNumId="4" w15:restartNumberingAfterBreak="0">
+  <w:abstractNum w:abstractNumId="6" w15:restartNumberingAfterBreak="0">
     <w:nsid w:val="38391543"/>
     <w:multiLevelType w:val="hybridMultilevel"/>
     <w:tmpl w:val="DCF8DAE0"/>
@@ -3779,7 +4777,7 @@
       </w:pPr>
     </w:lvl>
   </w:abstractNum>
-  <w:abstractNum w:abstractNumId="5" w15:restartNumberingAfterBreak="0">
+  <w:abstractNum w:abstractNumId="7" w15:restartNumberingAfterBreak="0">
     <w:nsid w:val="3EB15A99"/>
     <w:multiLevelType w:val="hybridMultilevel"/>
     <w:tmpl w:val="E96690BA"/>
@@ -3868,7 +4866,96 @@
       </w:pPr>
     </w:lvl>
   </w:abstractNum>
-  <w:abstractNum w:abstractNumId="6" w15:restartNumberingAfterBreak="0">
+  <w:abstractNum w:abstractNumId="8" w15:restartNumberingAfterBreak="0">
+    <w:nsid w:val="44635F5E"/>
+    <w:multiLevelType w:val="hybridMultilevel"/>
+    <w:tmpl w:val="F6E429D8"/>
+    <w:lvl w:ilvl="0" w:tplc="0409000F">
+      <w:start w:val="1"/>
+      <w:numFmt w:val="decimal"/>
+      <w:lvlText w:val="%1."/>
+      <w:lvlJc w:val="left"/>
+      <w:pPr>
+        <w:ind w:left="720" w:hanging="360"/>
+      </w:pPr>
+      <w:rPr>
+        <w:rFonts w:hint="default"/>
+      </w:rPr>
+    </w:lvl>
+    <w:lvl w:ilvl="1" w:tplc="04090019" w:tentative="1">
+      <w:start w:val="1"/>
+      <w:numFmt w:val="lowerLetter"/>
+      <w:lvlText w:val="%2."/>
+      <w:lvlJc w:val="left"/>
+      <w:pPr>
+        <w:ind w:left="1440" w:hanging="360"/>
+      </w:pPr>
+    </w:lvl>
+    <w:lvl w:ilvl="2" w:tplc="0409001B" w:tentative="1">
+      <w:start w:val="1"/>
+      <w:numFmt w:val="lowerRoman"/>
+      <w:lvlText w:val="%3."/>
+      <w:lvlJc w:val="right"/>
+      <w:pPr>
+        <w:ind w:left="2160" w:hanging="180"/>
+      </w:pPr>
+    </w:lvl>
+    <w:lvl w:ilvl="3" w:tplc="0409000F" w:tentative="1">
+      <w:start w:val="1"/>
+      <w:numFmt w:val="decimal"/>
+      <w:lvlText w:val="%4."/>
+      <w:lvlJc w:val="left"/>
+      <w:pPr>
+        <w:ind w:left="2880" w:hanging="360"/>
+      </w:pPr>
+    </w:lvl>
+    <w:lvl w:ilvl="4" w:tplc="04090019" w:tentative="1">
+      <w:start w:val="1"/>
+      <w:numFmt w:val="lowerLetter"/>
+      <w:lvlText w:val="%5."/>
+      <w:lvlJc w:val="left"/>
+      <w:pPr>
+        <w:ind w:left="3600" w:hanging="360"/>
+      </w:pPr>
+    </w:lvl>
+    <w:lvl w:ilvl="5" w:tplc="0409001B" w:tentative="1">
+      <w:start w:val="1"/>
+      <w:numFmt w:val="lowerRoman"/>
+      <w:lvlText w:val="%6."/>
+      <w:lvlJc w:val="right"/>
+      <w:pPr>
+        <w:ind w:left="4320" w:hanging="180"/>
+      </w:pPr>
+    </w:lvl>
+    <w:lvl w:ilvl="6" w:tplc="0409000F" w:tentative="1">
+      <w:start w:val="1"/>
+      <w:numFmt w:val="decimal"/>
+      <w:lvlText w:val="%7."/>
+      <w:lvlJc w:val="left"/>
+      <w:pPr>
+        <w:ind w:left="5040" w:hanging="360"/>
+      </w:pPr>
+    </w:lvl>
+    <w:lvl w:ilvl="7" w:tplc="04090019" w:tentative="1">
+      <w:start w:val="1"/>
+      <w:numFmt w:val="lowerLetter"/>
+      <w:lvlText w:val="%8."/>
+      <w:lvlJc w:val="left"/>
+      <w:pPr>
+        <w:ind w:left="5760" w:hanging="360"/>
+      </w:pPr>
+    </w:lvl>
+    <w:lvl w:ilvl="8" w:tplc="0409001B" w:tentative="1">
+      <w:start w:val="1"/>
+      <w:numFmt w:val="lowerRoman"/>
+      <w:lvlText w:val="%9."/>
+      <w:lvlJc w:val="right"/>
+      <w:pPr>
+        <w:ind w:left="6480" w:hanging="180"/>
+      </w:pPr>
+    </w:lvl>
+  </w:abstractNum>
+  <w:abstractNum w:abstractNumId="9" w15:restartNumberingAfterBreak="0">
     <w:nsid w:val="583A687B"/>
     <w:multiLevelType w:val="hybridMultilevel"/>
     <w:tmpl w:val="78C6A3F4"/>
@@ -3957,7 +5044,96 @@
       </w:pPr>
     </w:lvl>
   </w:abstractNum>
-  <w:abstractNum w:abstractNumId="7" w15:restartNumberingAfterBreak="0">
+  <w:abstractNum w:abstractNumId="10" w15:restartNumberingAfterBreak="0">
+    <w:nsid w:val="5D084CC4"/>
+    <w:multiLevelType w:val="hybridMultilevel"/>
+    <w:tmpl w:val="86EA609A"/>
+    <w:lvl w:ilvl="0" w:tplc="0409000F">
+      <w:start w:val="1"/>
+      <w:numFmt w:val="decimal"/>
+      <w:lvlText w:val="%1."/>
+      <w:lvlJc w:val="left"/>
+      <w:pPr>
+        <w:ind w:left="720" w:hanging="360"/>
+      </w:pPr>
+      <w:rPr>
+        <w:rFonts w:hint="default"/>
+      </w:rPr>
+    </w:lvl>
+    <w:lvl w:ilvl="1" w:tplc="04090019" w:tentative="1">
+      <w:start w:val="1"/>
+      <w:numFmt w:val="lowerLetter"/>
+      <w:lvlText w:val="%2."/>
+      <w:lvlJc w:val="left"/>
+      <w:pPr>
+        <w:ind w:left="1440" w:hanging="360"/>
+      </w:pPr>
+    </w:lvl>
+    <w:lvl w:ilvl="2" w:tplc="0409001B" w:tentative="1">
+      <w:start w:val="1"/>
+      <w:numFmt w:val="lowerRoman"/>
+      <w:lvlText w:val="%3."/>
+      <w:lvlJc w:val="right"/>
+      <w:pPr>
+        <w:ind w:left="2160" w:hanging="180"/>
+      </w:pPr>
+    </w:lvl>
+    <w:lvl w:ilvl="3" w:tplc="0409000F" w:tentative="1">
+      <w:start w:val="1"/>
+      <w:numFmt w:val="decimal"/>
+      <w:lvlText w:val="%4."/>
+      <w:lvlJc w:val="left"/>
+      <w:pPr>
+        <w:ind w:left="2880" w:hanging="360"/>
+      </w:pPr>
+    </w:lvl>
+    <w:lvl w:ilvl="4" w:tplc="04090019" w:tentative="1">
+      <w:start w:val="1"/>
+      <w:numFmt w:val="lowerLetter"/>
+      <w:lvlText w:val="%5."/>
+      <w:lvlJc w:val="left"/>
+      <w:pPr>
+        <w:ind w:left="3600" w:hanging="360"/>
+      </w:pPr>
+    </w:lvl>
+    <w:lvl w:ilvl="5" w:tplc="0409001B" w:tentative="1">
+      <w:start w:val="1"/>
+      <w:numFmt w:val="lowerRoman"/>
+      <w:lvlText w:val="%6."/>
+      <w:lvlJc w:val="right"/>
+      <w:pPr>
+        <w:ind w:left="4320" w:hanging="180"/>
+      </w:pPr>
+    </w:lvl>
+    <w:lvl w:ilvl="6" w:tplc="0409000F" w:tentative="1">
+      <w:start w:val="1"/>
+      <w:numFmt w:val="decimal"/>
+      <w:lvlText w:val="%7."/>
+      <w:lvlJc w:val="left"/>
+      <w:pPr>
+        <w:ind w:left="5040" w:hanging="360"/>
+      </w:pPr>
+    </w:lvl>
+    <w:lvl w:ilvl="7" w:tplc="04090019" w:tentative="1">
+      <w:start w:val="1"/>
+      <w:numFmt w:val="lowerLetter"/>
+      <w:lvlText w:val="%8."/>
+      <w:lvlJc w:val="left"/>
+      <w:pPr>
+        <w:ind w:left="5760" w:hanging="360"/>
+      </w:pPr>
+    </w:lvl>
+    <w:lvl w:ilvl="8" w:tplc="0409001B" w:tentative="1">
+      <w:start w:val="1"/>
+      <w:numFmt w:val="lowerRoman"/>
+      <w:lvlText w:val="%9."/>
+      <w:lvlJc w:val="right"/>
+      <w:pPr>
+        <w:ind w:left="6480" w:hanging="180"/>
+      </w:pPr>
+    </w:lvl>
+  </w:abstractNum>
+  <w:abstractNum w:abstractNumId="11" w15:restartNumberingAfterBreak="0">
     <w:nsid w:val="5F6B50AC"/>
     <w:multiLevelType w:val="hybridMultilevel"/>
     <w:tmpl w:val="F44A709A"/>
@@ -4046,7 +5222,7 @@
       </w:pPr>
     </w:lvl>
   </w:abstractNum>
-  <w:abstractNum w:abstractNumId="8" w15:restartNumberingAfterBreak="0">
+  <w:abstractNum w:abstractNumId="12" w15:restartNumberingAfterBreak="0">
     <w:nsid w:val="64FB4636"/>
     <w:multiLevelType w:val="hybridMultilevel"/>
     <w:tmpl w:val="DF765F2C"/>
@@ -4135,7 +5311,7 @@
       </w:pPr>
     </w:lvl>
   </w:abstractNum>
-  <w:abstractNum w:abstractNumId="9" w15:restartNumberingAfterBreak="0">
+  <w:abstractNum w:abstractNumId="13" w15:restartNumberingAfterBreak="0">
     <w:nsid w:val="659B2D75"/>
     <w:multiLevelType w:val="hybridMultilevel"/>
     <w:tmpl w:val="9CB65A9C"/>
@@ -4224,7 +5400,7 @@
       </w:pPr>
     </w:lvl>
   </w:abstractNum>
-  <w:abstractNum w:abstractNumId="10" w15:restartNumberingAfterBreak="0">
+  <w:abstractNum w:abstractNumId="14" w15:restartNumberingAfterBreak="0">
     <w:nsid w:val="71701E6F"/>
     <w:multiLevelType w:val="hybridMultilevel"/>
     <w:tmpl w:val="EBCA23BC"/>
@@ -4314,37 +5490,49 @@
     </w:lvl>
   </w:abstractNum>
   <w:num w:numId="1" w16cid:durableId="1584298587">
+    <w:abstractNumId w:val="13"/>
+  </w:num>
+  <w:num w:numId="2" w16cid:durableId="2011326009">
+    <w:abstractNumId w:val="14"/>
+  </w:num>
+  <w:num w:numId="3" w16cid:durableId="650907207">
+    <w:abstractNumId w:val="11"/>
+  </w:num>
+  <w:num w:numId="4" w16cid:durableId="351685898">
     <w:abstractNumId w:val="9"/>
   </w:num>
-  <w:num w:numId="2" w16cid:durableId="2011326009">
+  <w:num w:numId="5" w16cid:durableId="1387953350">
+    <w:abstractNumId w:val="4"/>
+  </w:num>
+  <w:num w:numId="6" w16cid:durableId="1098864315">
+    <w:abstractNumId w:val="2"/>
+  </w:num>
+  <w:num w:numId="7" w16cid:durableId="1306548123">
+    <w:abstractNumId w:val="5"/>
+  </w:num>
+  <w:num w:numId="8" w16cid:durableId="377163656">
+    <w:abstractNumId w:val="7"/>
+  </w:num>
+  <w:num w:numId="9" w16cid:durableId="511728688">
+    <w:abstractNumId w:val="6"/>
+  </w:num>
+  <w:num w:numId="10" w16cid:durableId="1057052698">
+    <w:abstractNumId w:val="3"/>
+  </w:num>
+  <w:num w:numId="11" w16cid:durableId="964653336">
+    <w:abstractNumId w:val="12"/>
+  </w:num>
+  <w:num w:numId="12" w16cid:durableId="2071658907">
     <w:abstractNumId w:val="10"/>
   </w:num>
-  <w:num w:numId="3" w16cid:durableId="650907207">
-    <w:abstractNumId w:val="7"/>
+  <w:num w:numId="13" w16cid:durableId="1835416926">
+    <w:abstractNumId w:val="8"/>
   </w:num>
-  <w:num w:numId="4" w16cid:durableId="351685898">
-    <w:abstractNumId w:val="6"/>
-  </w:num>
-  <w:num w:numId="5" w16cid:durableId="1387953350">
-    <w:abstractNumId w:val="2"/>
-  </w:num>
-  <w:num w:numId="6" w16cid:durableId="1098864315">
-    <w:abstractNumId w:val="0"/>
-  </w:num>
-  <w:num w:numId="7" w16cid:durableId="1306548123">
-    <w:abstractNumId w:val="3"/>
-  </w:num>
-  <w:num w:numId="8" w16cid:durableId="377163656">
-    <w:abstractNumId w:val="5"/>
-  </w:num>
-  <w:num w:numId="9" w16cid:durableId="511728688">
-    <w:abstractNumId w:val="4"/>
-  </w:num>
-  <w:num w:numId="10" w16cid:durableId="1057052698">
+  <w:num w:numId="14" w16cid:durableId="914166484">
     <w:abstractNumId w:val="1"/>
   </w:num>
-  <w:num w:numId="11" w16cid:durableId="964653336">
-    <w:abstractNumId w:val="8"/>
+  <w:num w:numId="15" w16cid:durableId="563030597">
+    <w:abstractNumId w:val="0"/>
   </w:num>
 </w:numbering>
 </file>

--- a/Phase 2 Java backend and database.docx
+++ b/Phase 2 Java backend and database.docx
@@ -70,15 +70,7 @@
         <w:ind w:left="0" w:firstLine="0"/>
       </w:pPr>
       <w:r>
-        <w:t xml:space="preserve">Java is a platform independent &amp; </w:t>
-      </w:r>
-      <w:proofErr w:type="gramStart"/>
-      <w:r>
-        <w:t>object oriented</w:t>
-      </w:r>
-      <w:proofErr w:type="gramEnd"/>
-      <w:r>
-        <w:t xml:space="preserve"> programming language.</w:t>
+        <w:t>Java is a platform independent &amp; object oriented programming language.</w:t>
       </w:r>
     </w:p>
     <w:p>
@@ -113,7 +105,7 @@
                     <pic:cNvPicPr/>
                   </pic:nvPicPr>
                   <pic:blipFill>
-                    <a:blip r:embed="rId5"/>
+                    <a:blip r:embed="rId6"/>
                     <a:stretch>
                       <a:fillRect/>
                     </a:stretch>
@@ -167,7 +159,7 @@
                     <pic:cNvPicPr/>
                   </pic:nvPicPr>
                   <pic:blipFill>
-                    <a:blip r:embed="rId6"/>
+                    <a:blip r:embed="rId7"/>
                     <a:stretch>
                       <a:fillRect/>
                     </a:stretch>
@@ -201,21 +193,7 @@
         <w:rPr>
           <w:highlight w:val="yellow"/>
         </w:rPr>
-        <w:t xml:space="preserve">Building blocks of an </w:t>
-      </w:r>
-      <w:proofErr w:type="gramStart"/>
-      <w:r>
-        <w:rPr>
-          <w:highlight w:val="yellow"/>
-        </w:rPr>
-        <w:t>object oriented</w:t>
-      </w:r>
-      <w:proofErr w:type="gramEnd"/>
-      <w:r>
-        <w:rPr>
-          <w:highlight w:val="yellow"/>
-        </w:rPr>
-        <w:t xml:space="preserve"> language</w:t>
+        <w:t>Building blocks of an object oriented language</w:t>
       </w:r>
     </w:p>
     <w:p>
@@ -332,7 +310,7 @@
                     <pic:cNvPicPr/>
                   </pic:nvPicPr>
                   <pic:blipFill>
-                    <a:blip r:embed="rId7"/>
+                    <a:blip r:embed="rId8"/>
                     <a:stretch>
                       <a:fillRect/>
                     </a:stretch>
@@ -490,7 +468,7 @@
                     <pic:cNvPicPr/>
                   </pic:nvPicPr>
                   <pic:blipFill>
-                    <a:blip r:embed="rId8"/>
+                    <a:blip r:embed="rId9"/>
                     <a:stretch>
                       <a:fillRect/>
                     </a:stretch>
@@ -580,7 +558,7 @@
                     <pic:cNvPicPr/>
                   </pic:nvPicPr>
                   <pic:blipFill>
-                    <a:blip r:embed="rId9"/>
+                    <a:blip r:embed="rId10"/>
                     <a:stretch>
                       <a:fillRect/>
                     </a:stretch>
@@ -611,14 +589,12 @@
         </w:rPr>
         <w:t xml:space="preserve">Primitive datatypes size </w:t>
       </w:r>
-      <w:proofErr w:type="gramStart"/>
       <w:r>
         <w:rPr>
           <w:highlight w:val="yellow"/>
         </w:rPr>
         <w:t>are</w:t>
       </w:r>
-      <w:proofErr w:type="gramEnd"/>
       <w:r>
         <w:rPr>
           <w:highlight w:val="yellow"/>
@@ -939,7 +915,7 @@
                     <pic:cNvPicPr/>
                   </pic:nvPicPr>
                   <pic:blipFill>
-                    <a:blip r:embed="rId10"/>
+                    <a:blip r:embed="rId11"/>
                     <a:stretch>
                       <a:fillRect/>
                     </a:stretch>
@@ -995,7 +971,7 @@
                     <pic:cNvPicPr/>
                   </pic:nvPicPr>
                   <pic:blipFill>
-                    <a:blip r:embed="rId11"/>
+                    <a:blip r:embed="rId12"/>
                     <a:stretch>
                       <a:fillRect/>
                     </a:stretch>
@@ -1096,15 +1072,7 @@
         </w:numPr>
       </w:pPr>
       <w:r>
-        <w:t>Relational operators: ==</w:t>
-      </w:r>
-      <w:proofErr w:type="gramStart"/>
-      <w:r>
-        <w:t>, !</w:t>
-      </w:r>
-      <w:proofErr w:type="gramEnd"/>
-      <w:r>
-        <w:t>=, &lt;, &gt;, &lt;=, &gt;=</w:t>
+        <w:t>Relational operators: ==, !=, &lt;, &gt;, &lt;=, &gt;=</w:t>
       </w:r>
     </w:p>
     <w:p>
@@ -1116,13 +1084,8 @@
         </w:numPr>
       </w:pPr>
       <w:r>
-        <w:t>Logical operators: &amp;&amp;, ||</w:t>
-      </w:r>
-      <w:proofErr w:type="gramStart"/>
-      <w:r>
-        <w:t>, !</w:t>
-      </w:r>
-      <w:proofErr w:type="gramEnd"/>
+        <w:t>Logical operators: &amp;&amp;, ||, !</w:t>
+      </w:r>
     </w:p>
     <w:p>
       <w:pPr>
@@ -1161,7 +1124,7 @@
                     <pic:cNvPicPr/>
                   </pic:nvPicPr>
                   <pic:blipFill>
-                    <a:blip r:embed="rId12"/>
+                    <a:blip r:embed="rId13"/>
                     <a:stretch>
                       <a:fillRect/>
                     </a:stretch>
@@ -1217,7 +1180,7 @@
                     <pic:cNvPicPr/>
                   </pic:nvPicPr>
                   <pic:blipFill>
-                    <a:blip r:embed="rId13"/>
+                    <a:blip r:embed="rId14"/>
                     <a:stretch>
                       <a:fillRect/>
                     </a:stretch>
@@ -1259,15 +1222,7 @@
         <w:ind w:left="0" w:firstLine="0"/>
       </w:pPr>
       <w:r>
-        <w:t xml:space="preserve">Whenever you want to execute set of statements whenever certain condition </w:t>
-      </w:r>
-      <w:proofErr w:type="gramStart"/>
-      <w:r>
-        <w:t>match</w:t>
-      </w:r>
-      <w:proofErr w:type="gramEnd"/>
-      <w:r>
-        <w:t xml:space="preserve"> we can use following conditional statements.</w:t>
+        <w:t>Whenever you want to execute set of statements whenever certain condition match we can use following conditional statements.</w:t>
       </w:r>
     </w:p>
     <w:p>
@@ -1326,13 +1281,8 @@
           <w:numId w:val="5"/>
         </w:numPr>
       </w:pPr>
-      <w:proofErr w:type="gramStart"/>
-      <w:r>
-        <w:t>ternary ?</w:t>
-      </w:r>
-      <w:proofErr w:type="gramEnd"/>
-      <w:r>
-        <w:t>:</w:t>
+      <w:r>
+        <w:t>ternary ?:</w:t>
       </w:r>
     </w:p>
     <w:p>
@@ -1360,7 +1310,7 @@
                     <pic:cNvPicPr/>
                   </pic:nvPicPr>
                   <pic:blipFill>
-                    <a:blip r:embed="rId14"/>
+                    <a:blip r:embed="rId15"/>
                     <a:stretch>
                       <a:fillRect/>
                     </a:stretch>
@@ -1416,7 +1366,7 @@
                     <pic:cNvPicPr/>
                   </pic:nvPicPr>
                   <pic:blipFill>
-                    <a:blip r:embed="rId15"/>
+                    <a:blip r:embed="rId16"/>
                     <a:stretch>
                       <a:fillRect/>
                     </a:stretch>
@@ -1522,23 +1472,7 @@
         <w:ind w:left="0" w:firstLine="0"/>
       </w:pPr>
       <w:r>
-        <w:t xml:space="preserve">case </w:t>
-      </w:r>
-      <w:proofErr w:type="gramStart"/>
-      <w:r>
-        <w:t>2 :</w:t>
-      </w:r>
-      <w:proofErr w:type="gramEnd"/>
-      <w:r>
-        <w:t xml:space="preserve"> int x = </w:t>
-      </w:r>
-      <w:proofErr w:type="gramStart"/>
-      <w:r>
-        <w:t>30 ;</w:t>
-      </w:r>
-      <w:proofErr w:type="gramEnd"/>
-      <w:r>
-        <w:t xml:space="preserve"> // CTE</w:t>
+        <w:t>case 2 : int x = 30 ; // CTE</w:t>
       </w:r>
       <w:r>
         <w:br/>
@@ -1550,27 +1484,11 @@
         <w:ind w:left="0" w:firstLine="0"/>
       </w:pPr>
       <w:r>
-        <w:t xml:space="preserve">You can scope variables with </w:t>
-      </w:r>
-      <w:proofErr w:type="gramStart"/>
-      <w:r>
-        <w:t>{ }</w:t>
-      </w:r>
-      <w:proofErr w:type="gramEnd"/>
-      <w:r>
-        <w:t xml:space="preserve"> and each case can have same variables </w:t>
+        <w:t xml:space="preserve">You can scope variables with { } and each case can have same variables </w:t>
       </w:r>
       <w:r>
         <w:br/>
-        <w:t xml:space="preserve">case </w:t>
-      </w:r>
-      <w:proofErr w:type="gramStart"/>
-      <w:r>
-        <w:t>1 :</w:t>
-      </w:r>
-      <w:proofErr w:type="gramEnd"/>
-      <w:r>
-        <w:t xml:space="preserve"> { </w:t>
+        <w:t xml:space="preserve">case 1 : { </w:t>
       </w:r>
       <w:r>
         <w:br/>
@@ -1596,15 +1514,7 @@
         <w:ind w:left="0" w:firstLine="0"/>
       </w:pPr>
       <w:r>
-        <w:t xml:space="preserve">case </w:t>
-      </w:r>
-      <w:proofErr w:type="gramStart"/>
-      <w:r>
-        <w:t>2 :</w:t>
-      </w:r>
-      <w:proofErr w:type="gramEnd"/>
-      <w:r>
-        <w:t xml:space="preserve"> { </w:t>
+        <w:t xml:space="preserve">case 2 : { </w:t>
       </w:r>
       <w:r>
         <w:br/>
@@ -1721,7 +1631,7 @@
                     <pic:cNvPicPr/>
                   </pic:nvPicPr>
                   <pic:blipFill>
-                    <a:blip r:embed="rId16"/>
+                    <a:blip r:embed="rId17"/>
                     <a:stretch>
                       <a:fillRect/>
                     </a:stretch>
@@ -1776,86 +1686,24 @@
       <w:pPr>
         <w:ind w:left="0" w:firstLine="0"/>
       </w:pPr>
-      <w:proofErr w:type="gramStart"/>
-      <w:r>
-        <w:t>int[</w:t>
-      </w:r>
-      <w:proofErr w:type="gramEnd"/>
-      <w:r>
-        <w:t>] items = [2, 1, 3, 5, 4];</w:t>
-      </w:r>
-    </w:p>
-    <w:p>
-      <w:pPr>
-        <w:ind w:left="0" w:firstLine="0"/>
-      </w:pPr>
-      <w:proofErr w:type="gramStart"/>
-      <w:r>
-        <w:t>int[</w:t>
-      </w:r>
-      <w:proofErr w:type="gramEnd"/>
-      <w:r>
-        <w:t xml:space="preserve">] </w:t>
-      </w:r>
-      <w:proofErr w:type="spellStart"/>
-      <w:r>
-        <w:t>arr</w:t>
-      </w:r>
-      <w:proofErr w:type="spellEnd"/>
-      <w:r>
-        <w:t xml:space="preserve"> = new </w:t>
-      </w:r>
-      <w:proofErr w:type="gramStart"/>
-      <w:r>
-        <w:t>int[</w:t>
-      </w:r>
-      <w:proofErr w:type="gramEnd"/>
-      <w:r>
-        <w:t>3]; //allocates 3 blocks each block will have 0 initially</w:t>
-      </w:r>
-    </w:p>
-    <w:p>
-      <w:pPr>
-        <w:ind w:left="0" w:firstLine="0"/>
-      </w:pPr>
-      <w:proofErr w:type="spellStart"/>
-      <w:proofErr w:type="gramStart"/>
-      <w:r>
-        <w:t>arr</w:t>
-      </w:r>
-      <w:proofErr w:type="spellEnd"/>
-      <w:r>
-        <w:t>[</w:t>
-      </w:r>
-      <w:proofErr w:type="gramEnd"/>
-      <w:r>
-        <w:t xml:space="preserve">0] = </w:t>
-      </w:r>
-      <w:proofErr w:type="gramStart"/>
-      <w:r>
-        <w:t xml:space="preserve">20;  </w:t>
-      </w:r>
-      <w:proofErr w:type="spellStart"/>
-      <w:r>
-        <w:t>arr</w:t>
-      </w:r>
-      <w:proofErr w:type="spellEnd"/>
-      <w:proofErr w:type="gramEnd"/>
-      <w:r>
-        <w:t xml:space="preserve">[1] = </w:t>
-      </w:r>
-      <w:proofErr w:type="gramStart"/>
-      <w:r>
-        <w:t xml:space="preserve">40;  </w:t>
-      </w:r>
-      <w:proofErr w:type="spellStart"/>
-      <w:r>
-        <w:t>arr</w:t>
-      </w:r>
-      <w:proofErr w:type="spellEnd"/>
-      <w:proofErr w:type="gramEnd"/>
-      <w:r>
-        <w:t>[2] = 30;</w:t>
+      <w:r>
+        <w:t>int[] items = [2, 1, 3, 5, 4];</w:t>
+      </w:r>
+    </w:p>
+    <w:p>
+      <w:pPr>
+        <w:ind w:left="0" w:firstLine="0"/>
+      </w:pPr>
+      <w:r>
+        <w:t>int[] arr = new int[3]; //allocates 3 blocks each block will have 0 initially</w:t>
+      </w:r>
+    </w:p>
+    <w:p>
+      <w:pPr>
+        <w:ind w:left="0" w:firstLine="0"/>
+      </w:pPr>
+      <w:r>
+        <w:t>arr[0] = 20;  arr[1] = 40;  arr[2] = 30;</w:t>
       </w:r>
     </w:p>
     <w:p>
@@ -1877,29 +1725,8 @@
       <w:pPr>
         <w:ind w:left="0" w:firstLine="0"/>
       </w:pPr>
-      <w:proofErr w:type="gramStart"/>
-      <w:r>
-        <w:t>for(</w:t>
-      </w:r>
-      <w:proofErr w:type="gramEnd"/>
-      <w:r>
-        <w:t xml:space="preserve">int </w:t>
-      </w:r>
-      <w:proofErr w:type="gramStart"/>
-      <w:r>
-        <w:t>x :</w:t>
-      </w:r>
-      <w:proofErr w:type="gramEnd"/>
-      <w:r>
-        <w:t xml:space="preserve"> items) </w:t>
-      </w:r>
-      <w:proofErr w:type="gramStart"/>
-      <w:r>
-        <w:t>{ …</w:t>
-      </w:r>
-      <w:proofErr w:type="gramEnd"/>
-      <w:r>
-        <w:t xml:space="preserve"> }</w:t>
+      <w:r>
+        <w:t>for(int x : items) { … }</w:t>
       </w:r>
     </w:p>
     <w:p>
@@ -1934,7 +1761,7 @@
                     <pic:cNvPicPr/>
                   </pic:nvPicPr>
                   <pic:blipFill>
-                    <a:blip r:embed="rId17"/>
+                    <a:blip r:embed="rId18"/>
                     <a:stretch>
                       <a:fillRect/>
                     </a:stretch>
@@ -2043,15 +1870,7 @@
         <w:ind w:left="0" w:firstLine="0"/>
       </w:pPr>
       <w:r>
-        <w:t xml:space="preserve">Use an array having both negative and positive like </w:t>
-      </w:r>
-      <w:proofErr w:type="gramStart"/>
-      <w:r>
-        <w:t>{ 60</w:t>
-      </w:r>
-      <w:proofErr w:type="gramEnd"/>
-      <w:r>
-        <w:t xml:space="preserve">, -8, 20, -9, -1, 40, -15, 30}, then print all the negative values first &amp; then positive values, </w:t>
+        <w:t xml:space="preserve">Use an array having both negative and positive like { 60, -8, 20, -9, -1, 40, -15, 30}, then print all the negative values first &amp; then positive values, </w:t>
       </w:r>
     </w:p>
     <w:p>
@@ -2205,15 +2024,7 @@
         <w:t xml:space="preserve"> These are like methods must name will same as the class name, it will not have return types</w:t>
       </w:r>
       <w:r>
-        <w:t xml:space="preserve">, if a class doesn’t have any </w:t>
-      </w:r>
-      <w:proofErr w:type="gramStart"/>
-      <w:r>
-        <w:t>constructor</w:t>
-      </w:r>
-      <w:proofErr w:type="gramEnd"/>
-      <w:r>
-        <w:t xml:space="preserve"> then compiler automatically creates default constructor, however if you explicitly create a constructor then compiler doesn’t create the default constructor</w:t>
+        <w:t>, if a class doesn’t have any constructor then compiler automatically creates default constructor, however if you explicitly create a constructor then compiler doesn’t create the default constructor</w:t>
       </w:r>
       <w:r>
         <w:t>, you can have more than one constructor in the class.</w:t>
@@ -2255,7 +2066,7 @@
                     <pic:cNvPicPr/>
                   </pic:nvPicPr>
                   <pic:blipFill>
-                    <a:blip r:embed="rId18"/>
+                    <a:blip r:embed="rId19"/>
                     <a:stretch>
                       <a:fillRect/>
                     </a:stretch>
@@ -2311,7 +2122,7 @@
                     <pic:cNvPicPr/>
                   </pic:nvPicPr>
                   <pic:blipFill>
-                    <a:blip r:embed="rId19"/>
+                    <a:blip r:embed="rId20"/>
                     <a:stretch>
                       <a:fillRect/>
                     </a:stretch>
@@ -2368,7 +2179,7 @@
                     <pic:cNvPicPr/>
                   </pic:nvPicPr>
                   <pic:blipFill>
-                    <a:blip r:embed="rId20"/>
+                    <a:blip r:embed="rId21"/>
                     <a:stretch>
                       <a:fillRect/>
                     </a:stretch>
@@ -2432,7 +2243,7 @@
                     <pic:cNvPicPr/>
                   </pic:nvPicPr>
                   <pic:blipFill>
-                    <a:blip r:embed="rId21"/>
+                    <a:blip r:embed="rId22"/>
                     <a:stretch>
                       <a:fillRect/>
                     </a:stretch>
@@ -2478,7 +2289,7 @@
                     <pic:cNvPicPr/>
                   </pic:nvPicPr>
                   <pic:blipFill>
-                    <a:blip r:embed="rId22"/>
+                    <a:blip r:embed="rId23"/>
                     <a:stretch>
                       <a:fillRect/>
                     </a:stretch>
@@ -2534,7 +2345,7 @@
                     <pic:cNvPicPr/>
                   </pic:nvPicPr>
                   <pic:blipFill>
-                    <a:blip r:embed="rId23"/>
+                    <a:blip r:embed="rId24"/>
                     <a:stretch>
                       <a:fillRect/>
                     </a:stretch>
@@ -2611,15 +2422,7 @@
         <w:t xml:space="preserve">Static variables - </w:t>
       </w:r>
       <w:r>
-        <w:t xml:space="preserve">All the objects </w:t>
-      </w:r>
-      <w:proofErr w:type="gramStart"/>
-      <w:r>
-        <w:t>shares</w:t>
-      </w:r>
-      <w:proofErr w:type="gramEnd"/>
-      <w:r>
-        <w:t xml:space="preserve"> single copy of static variables</w:t>
+        <w:t>All the objects shares single copy of static variables</w:t>
       </w:r>
     </w:p>
     <w:p>
@@ -2647,7 +2450,7 @@
                     <pic:cNvPicPr/>
                   </pic:nvPicPr>
                   <pic:blipFill>
-                    <a:blip r:embed="rId24"/>
+                    <a:blip r:embed="rId25"/>
                     <a:stretch>
                       <a:fillRect/>
                     </a:stretch>
@@ -2692,7 +2495,7 @@
                     <pic:cNvPicPr/>
                   </pic:nvPicPr>
                   <pic:blipFill>
-                    <a:blip r:embed="rId25"/>
+                    <a:blip r:embed="rId26"/>
                     <a:stretch>
                       <a:fillRect/>
                     </a:stretch>
@@ -2749,7 +2552,7 @@
                     <pic:cNvPicPr/>
                   </pic:nvPicPr>
                   <pic:blipFill>
-                    <a:blip r:embed="rId26"/>
+                    <a:blip r:embed="rId27"/>
                     <a:stretch>
                       <a:fillRect/>
                     </a:stretch>
@@ -2811,23 +2614,7 @@
         <w:ind w:left="0" w:firstLine="0"/>
       </w:pPr>
       <w:r>
-        <w:t xml:space="preserve">Hint: </w:t>
-      </w:r>
-      <w:proofErr w:type="gramStart"/>
-      <w:r>
-        <w:t>User[</w:t>
-      </w:r>
-      <w:proofErr w:type="gramEnd"/>
-      <w:r>
-        <w:t xml:space="preserve">] users = new </w:t>
-      </w:r>
-      <w:proofErr w:type="gramStart"/>
-      <w:r>
-        <w:t>User[</w:t>
-      </w:r>
-      <w:proofErr w:type="gramEnd"/>
-      <w:r>
-        <w:t>3]; // allocates 3 blocks of memory</w:t>
+        <w:t>Hint: User[] users = new User[3]; // allocates 3 blocks of memory</w:t>
       </w:r>
     </w:p>
     <w:p>
@@ -2855,7 +2642,7 @@
                     <pic:cNvPicPr/>
                   </pic:nvPicPr>
                   <pic:blipFill>
-                    <a:blip r:embed="rId27"/>
+                    <a:blip r:embed="rId28"/>
                     <a:stretch>
                       <a:fillRect/>
                     </a:stretch>
@@ -3057,7 +2844,7 @@
                     <pic:cNvPicPr/>
                   </pic:nvPicPr>
                   <pic:blipFill>
-                    <a:blip r:embed="rId28"/>
+                    <a:blip r:embed="rId29"/>
                     <a:stretch>
                       <a:fillRect/>
                     </a:stretch>
@@ -3114,7 +2901,7 @@
                     <pic:cNvPicPr/>
                   </pic:nvPicPr>
                   <pic:blipFill>
-                    <a:blip r:embed="rId29"/>
+                    <a:blip r:embed="rId30"/>
                     <a:stretch>
                       <a:fillRect/>
                     </a:stretch>
@@ -3170,7 +2957,7 @@
                     <pic:cNvPicPr/>
                   </pic:nvPicPr>
                   <pic:blipFill>
-                    <a:blip r:embed="rId30"/>
+                    <a:blip r:embed="rId31"/>
                     <a:stretch>
                       <a:fillRect/>
                     </a:stretch>
@@ -3228,15 +3015,7 @@
         <w:ind w:left="0" w:firstLine="0"/>
       </w:pPr>
       <w:r>
-        <w:t xml:space="preserve">Ex: An Account class having </w:t>
-      </w:r>
-      <w:proofErr w:type="spellStart"/>
-      <w:r>
-        <w:t>accountNo</w:t>
-      </w:r>
-      <w:proofErr w:type="spellEnd"/>
-      <w:r>
-        <w:t>, balance can be inherited to Savings, Current</w:t>
+        <w:t>Ex: An Account class having accountNo, balance can be inherited to Savings, Current</w:t>
       </w:r>
     </w:p>
     <w:p>
@@ -3264,7 +3043,7 @@
                     <pic:cNvPicPr/>
                   </pic:nvPicPr>
                   <pic:blipFill>
-                    <a:blip r:embed="rId31"/>
+                    <a:blip r:embed="rId32"/>
                     <a:stretch>
                       <a:fillRect/>
                     </a:stretch>
@@ -3310,7 +3089,7 @@
                     <pic:cNvPicPr/>
                   </pic:nvPicPr>
                   <pic:blipFill>
-                    <a:blip r:embed="rId32"/>
+                    <a:blip r:embed="rId33"/>
                     <a:stretch>
                       <a:fillRect/>
                     </a:stretch>
@@ -3356,7 +3135,7 @@
                     <pic:cNvPicPr/>
                   </pic:nvPicPr>
                   <pic:blipFill>
-                    <a:blip r:embed="rId33"/>
+                    <a:blip r:embed="rId34"/>
                     <a:stretch>
                       <a:fillRect/>
                     </a:stretch>
@@ -3412,7 +3191,7 @@
                     <pic:cNvPicPr/>
                   </pic:nvPicPr>
                   <pic:blipFill>
-                    <a:blip r:embed="rId34"/>
+                    <a:blip r:embed="rId35"/>
                     <a:stretch>
                       <a:fillRect/>
                     </a:stretch>
@@ -3457,7 +3236,7 @@
                     <pic:cNvPicPr/>
                   </pic:nvPicPr>
                   <pic:blipFill>
-                    <a:blip r:embed="rId35"/>
+                    <a:blip r:embed="rId36"/>
                     <a:stretch>
                       <a:fillRect/>
                     </a:stretch>
@@ -3524,15 +3303,7 @@
         </w:numPr>
       </w:pPr>
       <w:r>
-        <w:t xml:space="preserve">In the first line of every constructor compiler adds </w:t>
-      </w:r>
-      <w:proofErr w:type="gramStart"/>
-      <w:r>
-        <w:t>super(</w:t>
-      </w:r>
-      <w:proofErr w:type="gramEnd"/>
-      <w:r>
-        <w:t>) automatically because of which every constructor invokes its parent class default constructor.</w:t>
+        <w:t>In the first line of every constructor compiler adds super() automatically because of which every constructor invokes its parent class default constructor.</w:t>
       </w:r>
     </w:p>
     <w:p>
@@ -3638,15 +3409,7 @@
         <w:t>method overloading</w:t>
       </w:r>
       <w:r>
-        <w:t xml:space="preserve">: method name will be same but its signature will be different (number of parameters, type of parameters </w:t>
-      </w:r>
-      <w:proofErr w:type="gramStart"/>
-      <w:r>
-        <w:t>vary</w:t>
-      </w:r>
-      <w:proofErr w:type="gramEnd"/>
-      <w:r>
-        <w:t>)</w:t>
+        <w:t>: method name will be same but its signature will be different (number of parameters, type of parameters vary)</w:t>
       </w:r>
     </w:p>
     <w:p>
@@ -3669,6 +3432,9 @@
         <w:ind w:left="0" w:firstLine="0"/>
       </w:pPr>
       <w:r>
+        <w:rPr>
+          <w:noProof/>
+        </w:rPr>
         <w:lastRenderedPageBreak/>
         <w:drawing>
           <wp:inline distT="0" distB="0" distL="0" distR="0" wp14:anchorId="63677E6F" wp14:editId="7A79D406">
@@ -3686,7 +3452,7 @@
                     <pic:cNvPicPr/>
                   </pic:nvPicPr>
                   <pic:blipFill>
-                    <a:blip r:embed="rId36"/>
+                    <a:blip r:embed="rId37"/>
                     <a:stretch>
                       <a:fillRect/>
                     </a:stretch>
@@ -3723,6 +3489,9 @@
         <w:ind w:left="0" w:firstLine="0"/>
       </w:pPr>
       <w:r>
+        <w:rPr>
+          <w:noProof/>
+        </w:rPr>
         <w:drawing>
           <wp:inline distT="0" distB="0" distL="0" distR="0" wp14:anchorId="0D49F623" wp14:editId="697448C5">
             <wp:extent cx="4286848" cy="1267002"/>
@@ -3739,7 +3508,7 @@
                     <pic:cNvPicPr/>
                   </pic:nvPicPr>
                   <pic:blipFill>
-                    <a:blip r:embed="rId37"/>
+                    <a:blip r:embed="rId38"/>
                     <a:stretch>
                       <a:fillRect/>
                     </a:stretch>
@@ -3817,6 +3586,9 @@
         <w:ind w:left="0" w:firstLine="0"/>
       </w:pPr>
       <w:r>
+        <w:rPr>
+          <w:noProof/>
+        </w:rPr>
         <w:drawing>
           <wp:inline distT="0" distB="0" distL="0" distR="0" wp14:anchorId="338B0C2E" wp14:editId="4250EF56">
             <wp:extent cx="5943600" cy="5834380"/>
@@ -3833,7 +3605,7 @@
                     <pic:cNvPicPr/>
                   </pic:nvPicPr>
                   <pic:blipFill>
-                    <a:blip r:embed="rId38"/>
+                    <a:blip r:embed="rId39"/>
                     <a:stretch>
                       <a:fillRect/>
                     </a:stretch>
@@ -3870,6 +3642,9 @@
         <w:ind w:left="0" w:firstLine="0"/>
       </w:pPr>
       <w:r>
+        <w:rPr>
+          <w:noProof/>
+        </w:rPr>
         <w:lastRenderedPageBreak/>
         <w:drawing>
           <wp:inline distT="0" distB="0" distL="0" distR="0" wp14:anchorId="769A7F85" wp14:editId="201B0276">
@@ -3887,7 +3662,7 @@
                     <pic:cNvPicPr/>
                   </pic:nvPicPr>
                   <pic:blipFill>
-                    <a:blip r:embed="rId39"/>
+                    <a:blip r:embed="rId40"/>
                     <a:stretch>
                       <a:fillRect/>
                     </a:stretch>
@@ -3935,21 +3710,7 @@
         <w:rPr>
           <w:highlight w:val="yellow"/>
         </w:rPr>
-        <w:t xml:space="preserve">Static vs </w:t>
-      </w:r>
-      <w:proofErr w:type="gramStart"/>
-      <w:r>
-        <w:rPr>
-          <w:highlight w:val="yellow"/>
-        </w:rPr>
-        <w:t>Non-Static</w:t>
-      </w:r>
-      <w:proofErr w:type="gramEnd"/>
-      <w:r>
-        <w:rPr>
-          <w:highlight w:val="yellow"/>
-        </w:rPr>
-        <w:t xml:space="preserve"> members</w:t>
+        <w:t>Static vs Non-Static members</w:t>
       </w:r>
     </w:p>
     <w:p>
@@ -4054,13 +3815,8 @@
         </w:numPr>
       </w:pPr>
       <w:r>
-        <w:t>explicit-</w:t>
-      </w:r>
-      <w:proofErr w:type="spellStart"/>
-      <w:r>
-        <w:t>downcasting</w:t>
-      </w:r>
-      <w:proofErr w:type="spellEnd"/>
+        <w:t>explicit-downcasting</w:t>
+      </w:r>
       <w:r>
         <w:t>: HT -&gt; LT</w:t>
       </w:r>
@@ -4073,6 +3829,17 @@
         <w:rPr>
           <w:highlight w:val="yellow"/>
         </w:rPr>
+        <w:t>14-03-2026</w:t>
+      </w:r>
+    </w:p>
+    <w:p>
+      <w:pPr>
+        <w:ind w:left="0" w:firstLine="0"/>
+      </w:pPr>
+      <w:r>
+        <w:rPr>
+          <w:highlight w:val="yellow"/>
+        </w:rPr>
         <w:t>Abstraction:</w:t>
       </w:r>
     </w:p>
@@ -4089,15 +3856,7 @@
         <w:ind w:left="0" w:firstLine="0"/>
       </w:pPr>
       <w:r>
-        <w:t xml:space="preserve">It enables developers to know what method does instead of understanding how it is implemented, from this every </w:t>
-      </w:r>
-      <w:proofErr w:type="gramStart"/>
-      <w:r>
-        <w:t>developers</w:t>
-      </w:r>
-      <w:proofErr w:type="gramEnd"/>
-      <w:r>
-        <w:t xml:space="preserve"> role will become simpler.</w:t>
+        <w:t>It enables developers to know what method does instead of understanding how it is implemented, from this every developers role will become simpler.</w:t>
       </w:r>
     </w:p>
     <w:p>
@@ -4141,6 +3900,1868 @@
       <w:pPr>
         <w:ind w:left="0" w:firstLine="0"/>
       </w:pPr>
+      <w:r>
+        <w:rPr>
+          <w:noProof/>
+        </w:rPr>
+        <w:drawing>
+          <wp:inline distT="0" distB="0" distL="0" distR="0" wp14:anchorId="55F649C3" wp14:editId="4B33EA2A">
+            <wp:extent cx="5943600" cy="2413000"/>
+            <wp:effectExtent l="0" t="0" r="0" b="6350"/>
+            <wp:docPr id="1591237035" name="Picture 1"/>
+            <wp:cNvGraphicFramePr>
+              <a:graphicFrameLocks xmlns:a="http://schemas.openxmlformats.org/drawingml/2006/main" noChangeAspect="1"/>
+            </wp:cNvGraphicFramePr>
+            <a:graphic xmlns:a="http://schemas.openxmlformats.org/drawingml/2006/main">
+              <a:graphicData uri="http://schemas.openxmlformats.org/drawingml/2006/picture">
+                <pic:pic xmlns:pic="http://schemas.openxmlformats.org/drawingml/2006/picture">
+                  <pic:nvPicPr>
+                    <pic:cNvPr id="1591237035" name=""/>
+                    <pic:cNvPicPr/>
+                  </pic:nvPicPr>
+                  <pic:blipFill>
+                    <a:blip r:embed="rId41"/>
+                    <a:stretch>
+                      <a:fillRect/>
+                    </a:stretch>
+                  </pic:blipFill>
+                  <pic:spPr>
+                    <a:xfrm>
+                      <a:off x="0" y="0"/>
+                      <a:ext cx="5943600" cy="2413000"/>
+                    </a:xfrm>
+                    <a:prstGeom prst="rect">
+                      <a:avLst/>
+                    </a:prstGeom>
+                  </pic:spPr>
+                </pic:pic>
+              </a:graphicData>
+            </a:graphic>
+          </wp:inline>
+        </w:drawing>
+      </w:r>
+    </w:p>
+    <w:p>
+      <w:pPr>
+        <w:ind w:left="0" w:firstLine="0"/>
+      </w:pPr>
+      <w:r>
+        <w:t>Important points on abstract class &amp; interface</w:t>
+      </w:r>
+    </w:p>
+    <w:p>
+      <w:pPr>
+        <w:pStyle w:val="ListParagraph"/>
+        <w:numPr>
+          <w:ilvl w:val="0"/>
+          <w:numId w:val="16"/>
+        </w:numPr>
+      </w:pPr>
+      <w:r>
+        <w:t>you can’t create object of an interface or abstract class</w:t>
+      </w:r>
+    </w:p>
+    <w:p>
+      <w:pPr>
+        <w:pStyle w:val="ListParagraph"/>
+        <w:numPr>
+          <w:ilvl w:val="0"/>
+          <w:numId w:val="16"/>
+        </w:numPr>
+      </w:pPr>
+      <w:r>
+        <w:lastRenderedPageBreak/>
+        <w:t>If you implement interface then the class must implement all the methods else you must make the class as abstract</w:t>
+      </w:r>
+    </w:p>
+    <w:p>
+      <w:pPr>
+        <w:pStyle w:val="ListParagraph"/>
+        <w:numPr>
+          <w:ilvl w:val="0"/>
+          <w:numId w:val="16"/>
+        </w:numPr>
+      </w:pPr>
+      <w:r>
+        <w:t>interface is a contract that forces a class must have what methods</w:t>
+      </w:r>
+    </w:p>
+    <w:p>
+      <w:pPr>
+        <w:ind w:left="0" w:firstLine="0"/>
+      </w:pPr>
+      <w:r>
+        <w:rPr>
+          <w:noProof/>
+        </w:rPr>
+        <w:drawing>
+          <wp:inline distT="0" distB="0" distL="0" distR="0" wp14:anchorId="012CF80B" wp14:editId="26696B75">
+            <wp:extent cx="5943600" cy="5297170"/>
+            <wp:effectExtent l="0" t="0" r="0" b="0"/>
+            <wp:docPr id="919967868" name="Picture 1"/>
+            <wp:cNvGraphicFramePr>
+              <a:graphicFrameLocks xmlns:a="http://schemas.openxmlformats.org/drawingml/2006/main" noChangeAspect="1"/>
+            </wp:cNvGraphicFramePr>
+            <a:graphic xmlns:a="http://schemas.openxmlformats.org/drawingml/2006/main">
+              <a:graphicData uri="http://schemas.openxmlformats.org/drawingml/2006/picture">
+                <pic:pic xmlns:pic="http://schemas.openxmlformats.org/drawingml/2006/picture">
+                  <pic:nvPicPr>
+                    <pic:cNvPr id="919967868" name=""/>
+                    <pic:cNvPicPr/>
+                  </pic:nvPicPr>
+                  <pic:blipFill>
+                    <a:blip r:embed="rId42"/>
+                    <a:stretch>
+                      <a:fillRect/>
+                    </a:stretch>
+                  </pic:blipFill>
+                  <pic:spPr>
+                    <a:xfrm>
+                      <a:off x="0" y="0"/>
+                      <a:ext cx="5943600" cy="5297170"/>
+                    </a:xfrm>
+                    <a:prstGeom prst="rect">
+                      <a:avLst/>
+                    </a:prstGeom>
+                  </pic:spPr>
+                </pic:pic>
+              </a:graphicData>
+            </a:graphic>
+          </wp:inline>
+        </w:drawing>
+      </w:r>
+    </w:p>
+    <w:p>
+      <w:pPr>
+        <w:ind w:left="0" w:firstLine="0"/>
+      </w:pPr>
+      <w:r>
+        <w:rPr>
+          <w:highlight w:val="yellow"/>
+        </w:rPr>
+        <w:t>Output:</w:t>
+      </w:r>
+    </w:p>
+    <w:p>
+      <w:pPr>
+        <w:ind w:left="0" w:firstLine="0"/>
+      </w:pPr>
+      <w:r>
+        <w:rPr>
+          <w:noProof/>
+        </w:rPr>
+        <w:drawing>
+          <wp:inline distT="0" distB="0" distL="0" distR="0" wp14:anchorId="715F9E5A" wp14:editId="7C4ACE97">
+            <wp:extent cx="2238687" cy="1181265"/>
+            <wp:effectExtent l="0" t="0" r="0" b="0"/>
+            <wp:docPr id="158841072" name="Picture 1"/>
+            <wp:cNvGraphicFramePr>
+              <a:graphicFrameLocks xmlns:a="http://schemas.openxmlformats.org/drawingml/2006/main" noChangeAspect="1"/>
+            </wp:cNvGraphicFramePr>
+            <a:graphic xmlns:a="http://schemas.openxmlformats.org/drawingml/2006/main">
+              <a:graphicData uri="http://schemas.openxmlformats.org/drawingml/2006/picture">
+                <pic:pic xmlns:pic="http://schemas.openxmlformats.org/drawingml/2006/picture">
+                  <pic:nvPicPr>
+                    <pic:cNvPr id="158841072" name=""/>
+                    <pic:cNvPicPr/>
+                  </pic:nvPicPr>
+                  <pic:blipFill>
+                    <a:blip r:embed="rId43"/>
+                    <a:stretch>
+                      <a:fillRect/>
+                    </a:stretch>
+                  </pic:blipFill>
+                  <pic:spPr>
+                    <a:xfrm>
+                      <a:off x="0" y="0"/>
+                      <a:ext cx="2238687" cy="1181265"/>
+                    </a:xfrm>
+                    <a:prstGeom prst="rect">
+                      <a:avLst/>
+                    </a:prstGeom>
+                  </pic:spPr>
+                </pic:pic>
+              </a:graphicData>
+            </a:graphic>
+          </wp:inline>
+        </w:drawing>
+      </w:r>
+    </w:p>
+    <w:p>
+      <w:pPr>
+        <w:ind w:left="0" w:firstLine="0"/>
+      </w:pPr>
+    </w:p>
+    <w:p>
+      <w:pPr>
+        <w:ind w:left="0" w:firstLine="0"/>
+      </w:pPr>
+      <w:r>
+        <w:rPr>
+          <w:highlight w:val="yellow"/>
+        </w:rPr>
+        <w:t>final keyword</w:t>
+      </w:r>
+      <w:r>
+        <w:t>: It is used to create constants, restrict method overriding or inher</w:t>
+      </w:r>
+      <w:r>
+        <w:t>i</w:t>
+      </w:r>
+      <w:r>
+        <w:t>tance.</w:t>
+      </w:r>
+    </w:p>
+    <w:p>
+      <w:pPr>
+        <w:ind w:left="0" w:firstLine="0"/>
+      </w:pPr>
+      <w:r>
+        <w:t xml:space="preserve">class A { </w:t>
+      </w:r>
+      <w:r>
+        <w:br/>
+        <w:t xml:space="preserve">  </w:t>
+      </w:r>
+      <w:r>
+        <w:t xml:space="preserve">final </w:t>
+      </w:r>
+      <w:r>
+        <w:t>int x = 10;</w:t>
+      </w:r>
+      <w:r>
+        <w:t xml:space="preserve"> </w:t>
+      </w:r>
+      <w:r>
+        <w:br/>
+        <w:t xml:space="preserve">  final void test() { … }</w:t>
+      </w:r>
+      <w:r>
+        <w:br/>
+        <w:t xml:space="preserve">  void demo() { } </w:t>
+      </w:r>
+      <w:r>
+        <w:br/>
+        <w:t>}</w:t>
+      </w:r>
+      <w:r>
+        <w:br/>
+        <w:t xml:space="preserve">final class B extends A { </w:t>
+      </w:r>
+      <w:r>
+        <w:br/>
+        <w:t xml:space="preserve">  void demo() { .. }</w:t>
+      </w:r>
+      <w:r>
+        <w:br/>
+        <w:t>}</w:t>
+      </w:r>
+    </w:p>
+    <w:p>
+      <w:pPr>
+        <w:ind w:left="0" w:firstLine="0"/>
+      </w:pPr>
+    </w:p>
+    <w:p>
+      <w:pPr>
+        <w:ind w:left="0" w:firstLine="0"/>
+      </w:pPr>
+      <w:r>
+        <w:rPr>
+          <w:highlight w:val="yellow"/>
+        </w:rPr>
+        <w:t>Access spe</w:t>
+      </w:r>
+      <w:r>
+        <w:rPr>
+          <w:highlight w:val="yellow"/>
+        </w:rPr>
+        <w:t>ci</w:t>
+      </w:r>
+      <w:r>
+        <w:rPr>
+          <w:highlight w:val="yellow"/>
+        </w:rPr>
+        <w:t>fiers</w:t>
+      </w:r>
+    </w:p>
+    <w:p>
+      <w:pPr>
+        <w:ind w:left="0" w:firstLine="0"/>
+      </w:pPr>
+      <w:r>
+        <w:t>They specify the visibility there are 4 access specifiers</w:t>
+      </w:r>
+    </w:p>
+    <w:p>
+      <w:pPr>
+        <w:pStyle w:val="ListParagraph"/>
+        <w:numPr>
+          <w:ilvl w:val="0"/>
+          <w:numId w:val="17"/>
+        </w:numPr>
+      </w:pPr>
+      <w:r>
+        <w:t>private - within the class</w:t>
+      </w:r>
+    </w:p>
+    <w:p>
+      <w:pPr>
+        <w:pStyle w:val="ListParagraph"/>
+        <w:numPr>
+          <w:ilvl w:val="0"/>
+          <w:numId w:val="17"/>
+        </w:numPr>
+      </w:pPr>
+      <w:r>
+        <w:t>default (no keyword) - within the package</w:t>
+      </w:r>
+    </w:p>
+    <w:p>
+      <w:pPr>
+        <w:pStyle w:val="ListParagraph"/>
+        <w:numPr>
+          <w:ilvl w:val="0"/>
+          <w:numId w:val="17"/>
+        </w:numPr>
+      </w:pPr>
+      <w:r>
+        <w:t>protected</w:t>
+      </w:r>
+      <w:r>
+        <w:t xml:space="preserve"> - visible to all within the package, but outside the package you can only inherit</w:t>
+      </w:r>
+    </w:p>
+    <w:p>
+      <w:pPr>
+        <w:pStyle w:val="ListParagraph"/>
+        <w:numPr>
+          <w:ilvl w:val="0"/>
+          <w:numId w:val="17"/>
+        </w:numPr>
+      </w:pPr>
+      <w:r>
+        <w:t>public - visible to all</w:t>
+      </w:r>
+    </w:p>
+    <w:p>
+      <w:pPr>
+        <w:ind w:left="0" w:firstLine="0"/>
+      </w:pPr>
+    </w:p>
+    <w:p>
+      <w:pPr>
+        <w:ind w:left="0" w:firstLine="0"/>
+      </w:pPr>
+      <w:r>
+        <w:rPr>
+          <w:noProof/>
+        </w:rPr>
+        <w:lastRenderedPageBreak/>
+        <w:drawing>
+          <wp:inline distT="0" distB="0" distL="0" distR="0" wp14:anchorId="64CEFB9F" wp14:editId="4D13C9FF">
+            <wp:extent cx="5943600" cy="3112135"/>
+            <wp:effectExtent l="0" t="0" r="0" b="0"/>
+            <wp:docPr id="568120646" name="Picture 1"/>
+            <wp:cNvGraphicFramePr>
+              <a:graphicFrameLocks xmlns:a="http://schemas.openxmlformats.org/drawingml/2006/main" noChangeAspect="1"/>
+            </wp:cNvGraphicFramePr>
+            <a:graphic xmlns:a="http://schemas.openxmlformats.org/drawingml/2006/main">
+              <a:graphicData uri="http://schemas.openxmlformats.org/drawingml/2006/picture">
+                <pic:pic xmlns:pic="http://schemas.openxmlformats.org/drawingml/2006/picture">
+                  <pic:nvPicPr>
+                    <pic:cNvPr id="568120646" name=""/>
+                    <pic:cNvPicPr/>
+                  </pic:nvPicPr>
+                  <pic:blipFill>
+                    <a:blip r:embed="rId44"/>
+                    <a:stretch>
+                      <a:fillRect/>
+                    </a:stretch>
+                  </pic:blipFill>
+                  <pic:spPr>
+                    <a:xfrm>
+                      <a:off x="0" y="0"/>
+                      <a:ext cx="5943600" cy="3112135"/>
+                    </a:xfrm>
+                    <a:prstGeom prst="rect">
+                      <a:avLst/>
+                    </a:prstGeom>
+                  </pic:spPr>
+                </pic:pic>
+              </a:graphicData>
+            </a:graphic>
+          </wp:inline>
+        </w:drawing>
+      </w:r>
+    </w:p>
+    <w:p>
+      <w:pPr>
+        <w:ind w:left="0" w:firstLine="0"/>
+      </w:pPr>
+      <w:r>
+        <w:rPr>
+          <w:highlight w:val="yellow"/>
+        </w:rPr>
+        <w:t>Wrapper classes</w:t>
+      </w:r>
+    </w:p>
+    <w:p>
+      <w:pPr>
+        <w:ind w:left="0" w:firstLine="0"/>
+      </w:pPr>
+      <w:r>
+        <w:t xml:space="preserve">These are the classes defined for primitive datatypes which provides methods that can perform some complex operations on the primitives </w:t>
+      </w:r>
+    </w:p>
+    <w:tbl>
+      <w:tblPr>
+        <w:tblStyle w:val="TableGrid"/>
+        <w:tblW w:w="0" w:type="auto"/>
+        <w:tblLook w:val="04A0" w:firstRow="1" w:lastRow="0" w:firstColumn="1" w:lastColumn="0" w:noHBand="0" w:noVBand="1"/>
+      </w:tblPr>
+      <w:tblGrid>
+        <w:gridCol w:w="4675"/>
+        <w:gridCol w:w="4675"/>
+      </w:tblGrid>
+      <w:tr>
+        <w:tc>
+          <w:tcPr>
+            <w:tcW w:w="4675" w:type="dxa"/>
+          </w:tcPr>
+          <w:p>
+            <w:pPr>
+              <w:ind w:left="0" w:firstLine="0"/>
+              <w:rPr>
+                <w:highlight w:val="yellow"/>
+              </w:rPr>
+            </w:pPr>
+            <w:r>
+              <w:rPr>
+                <w:highlight w:val="yellow"/>
+              </w:rPr>
+              <w:t>Primitive Datatypes</w:t>
+            </w:r>
+          </w:p>
+        </w:tc>
+        <w:tc>
+          <w:tcPr>
+            <w:tcW w:w="4675" w:type="dxa"/>
+          </w:tcPr>
+          <w:p>
+            <w:pPr>
+              <w:ind w:left="0" w:firstLine="0"/>
+            </w:pPr>
+            <w:r>
+              <w:rPr>
+                <w:highlight w:val="yellow"/>
+              </w:rPr>
+              <w:t>Wrapper classes</w:t>
+            </w:r>
+          </w:p>
+        </w:tc>
+      </w:tr>
+      <w:tr>
+        <w:tc>
+          <w:tcPr>
+            <w:tcW w:w="4675" w:type="dxa"/>
+          </w:tcPr>
+          <w:p>
+            <w:pPr>
+              <w:ind w:left="0" w:firstLine="0"/>
+            </w:pPr>
+            <w:r>
+              <w:t>byte</w:t>
+            </w:r>
+          </w:p>
+        </w:tc>
+        <w:tc>
+          <w:tcPr>
+            <w:tcW w:w="4675" w:type="dxa"/>
+          </w:tcPr>
+          <w:p>
+            <w:pPr>
+              <w:ind w:left="0" w:firstLine="0"/>
+            </w:pPr>
+            <w:r>
+              <w:t>Byte</w:t>
+            </w:r>
+          </w:p>
+        </w:tc>
+      </w:tr>
+      <w:tr>
+        <w:tc>
+          <w:tcPr>
+            <w:tcW w:w="4675" w:type="dxa"/>
+          </w:tcPr>
+          <w:p>
+            <w:pPr>
+              <w:ind w:left="0" w:firstLine="0"/>
+            </w:pPr>
+            <w:r>
+              <w:t>short</w:t>
+            </w:r>
+          </w:p>
+        </w:tc>
+        <w:tc>
+          <w:tcPr>
+            <w:tcW w:w="4675" w:type="dxa"/>
+          </w:tcPr>
+          <w:p>
+            <w:pPr>
+              <w:ind w:left="0" w:firstLine="0"/>
+            </w:pPr>
+            <w:r>
+              <w:t>Short</w:t>
+            </w:r>
+          </w:p>
+        </w:tc>
+      </w:tr>
+      <w:tr>
+        <w:tc>
+          <w:tcPr>
+            <w:tcW w:w="4675" w:type="dxa"/>
+          </w:tcPr>
+          <w:p>
+            <w:pPr>
+              <w:ind w:left="0" w:firstLine="0"/>
+            </w:pPr>
+            <w:r>
+              <w:t>int</w:t>
+            </w:r>
+          </w:p>
+        </w:tc>
+        <w:tc>
+          <w:tcPr>
+            <w:tcW w:w="4675" w:type="dxa"/>
+          </w:tcPr>
+          <w:p>
+            <w:pPr>
+              <w:ind w:left="0" w:firstLine="0"/>
+            </w:pPr>
+            <w:r>
+              <w:t>Integer</w:t>
+            </w:r>
+          </w:p>
+        </w:tc>
+      </w:tr>
+      <w:tr>
+        <w:tc>
+          <w:tcPr>
+            <w:tcW w:w="4675" w:type="dxa"/>
+          </w:tcPr>
+          <w:p>
+            <w:pPr>
+              <w:ind w:left="0" w:firstLine="0"/>
+            </w:pPr>
+            <w:r>
+              <w:t>long</w:t>
+            </w:r>
+          </w:p>
+        </w:tc>
+        <w:tc>
+          <w:tcPr>
+            <w:tcW w:w="4675" w:type="dxa"/>
+          </w:tcPr>
+          <w:p>
+            <w:pPr>
+              <w:ind w:left="0" w:firstLine="0"/>
+            </w:pPr>
+            <w:r>
+              <w:t>Long</w:t>
+            </w:r>
+          </w:p>
+        </w:tc>
+      </w:tr>
+      <w:tr>
+        <w:tc>
+          <w:tcPr>
+            <w:tcW w:w="4675" w:type="dxa"/>
+          </w:tcPr>
+          <w:p>
+            <w:pPr>
+              <w:ind w:left="0" w:firstLine="0"/>
+            </w:pPr>
+            <w:r>
+              <w:t>float</w:t>
+            </w:r>
+          </w:p>
+        </w:tc>
+        <w:tc>
+          <w:tcPr>
+            <w:tcW w:w="4675" w:type="dxa"/>
+          </w:tcPr>
+          <w:p>
+            <w:pPr>
+              <w:ind w:left="0" w:firstLine="0"/>
+            </w:pPr>
+            <w:r>
+              <w:t>Float</w:t>
+            </w:r>
+          </w:p>
+        </w:tc>
+      </w:tr>
+      <w:tr>
+        <w:tc>
+          <w:tcPr>
+            <w:tcW w:w="4675" w:type="dxa"/>
+          </w:tcPr>
+          <w:p>
+            <w:pPr>
+              <w:ind w:left="0" w:firstLine="0"/>
+            </w:pPr>
+            <w:r>
+              <w:t xml:space="preserve">double </w:t>
+            </w:r>
+          </w:p>
+        </w:tc>
+        <w:tc>
+          <w:tcPr>
+            <w:tcW w:w="4675" w:type="dxa"/>
+          </w:tcPr>
+          <w:p>
+            <w:pPr>
+              <w:ind w:left="0" w:firstLine="0"/>
+            </w:pPr>
+            <w:r>
+              <w:t>Double</w:t>
+            </w:r>
+          </w:p>
+        </w:tc>
+      </w:tr>
+      <w:tr>
+        <w:tc>
+          <w:tcPr>
+            <w:tcW w:w="4675" w:type="dxa"/>
+          </w:tcPr>
+          <w:p>
+            <w:pPr>
+              <w:ind w:left="0" w:firstLine="0"/>
+            </w:pPr>
+            <w:r>
+              <w:t>char</w:t>
+            </w:r>
+          </w:p>
+        </w:tc>
+        <w:tc>
+          <w:tcPr>
+            <w:tcW w:w="4675" w:type="dxa"/>
+          </w:tcPr>
+          <w:p>
+            <w:pPr>
+              <w:ind w:left="0" w:firstLine="0"/>
+            </w:pPr>
+            <w:r>
+              <w:t>Character</w:t>
+            </w:r>
+          </w:p>
+        </w:tc>
+      </w:tr>
+      <w:tr>
+        <w:tc>
+          <w:tcPr>
+            <w:tcW w:w="4675" w:type="dxa"/>
+          </w:tcPr>
+          <w:p>
+            <w:pPr>
+              <w:ind w:left="0" w:firstLine="0"/>
+            </w:pPr>
+            <w:r>
+              <w:t>boolean</w:t>
+            </w:r>
+          </w:p>
+        </w:tc>
+        <w:tc>
+          <w:tcPr>
+            <w:tcW w:w="4675" w:type="dxa"/>
+          </w:tcPr>
+          <w:p>
+            <w:pPr>
+              <w:ind w:left="0" w:firstLine="0"/>
+            </w:pPr>
+            <w:r>
+              <w:t>Boolean</w:t>
+            </w:r>
+          </w:p>
+        </w:tc>
+      </w:tr>
+    </w:tbl>
+    <w:p>
+      <w:pPr>
+        <w:ind w:left="0" w:firstLine="0"/>
+      </w:pPr>
+    </w:p>
+    <w:p>
+      <w:pPr>
+        <w:ind w:left="0" w:firstLine="0"/>
+      </w:pPr>
+      <w:r>
+        <w:t>Some of the operations are converting string to int, double, float, byte and etc, finding a character is a digit or alphabet, finding the maximum or minimum value of primitive types</w:t>
+      </w:r>
+    </w:p>
+    <w:p>
+      <w:pPr>
+        <w:ind w:left="0" w:firstLine="0"/>
+      </w:pPr>
+      <w:r>
+        <w:t>Integer.parseInt(“25”) -&gt; returns an int value</w:t>
+      </w:r>
+      <w:r>
+        <w:br/>
+        <w:t>Double.parseDouble(“25.5”) -&gt; returns a double value</w:t>
+      </w:r>
+    </w:p>
+    <w:p>
+      <w:pPr>
+        <w:ind w:left="0" w:firstLine="0"/>
+      </w:pPr>
+      <w:r>
+        <w:t>Character.isDigit(‘a’) -&gt; returns false</w:t>
+      </w:r>
+      <w:r>
+        <w:br/>
+        <w:t>Character.isDigit(‘1’) -&gt; returns true</w:t>
+      </w:r>
+    </w:p>
+    <w:p>
+      <w:pPr>
+        <w:ind w:left="0" w:firstLine="0"/>
+      </w:pPr>
+      <w:r>
+        <w:lastRenderedPageBreak/>
+        <w:t>Integer.compare(2, 3) -&gt; return 0 or +ve or -ve value</w:t>
+      </w:r>
+      <w:r>
+        <w:br/>
+        <w:t>Double.com</w:t>
+      </w:r>
+      <w:r>
+        <w:t>pa</w:t>
+      </w:r>
+      <w:r>
+        <w:t>re(2.0, 3.0) -&gt; return 0 or +ve or -ve value</w:t>
+      </w:r>
+    </w:p>
+    <w:p>
+      <w:pPr>
+        <w:ind w:left="0" w:firstLine="0"/>
+      </w:pPr>
+    </w:p>
+    <w:p>
+      <w:pPr>
+        <w:ind w:left="0" w:firstLine="0"/>
+      </w:pPr>
+      <w:r>
+        <w:rPr>
+          <w:noProof/>
+        </w:rPr>
+        <w:drawing>
+          <wp:inline distT="0" distB="0" distL="0" distR="0" wp14:anchorId="6D1B778D" wp14:editId="144901AE">
+            <wp:extent cx="5943600" cy="4416425"/>
+            <wp:effectExtent l="0" t="0" r="0" b="3175"/>
+            <wp:docPr id="428092703" name="Picture 1"/>
+            <wp:cNvGraphicFramePr>
+              <a:graphicFrameLocks xmlns:a="http://schemas.openxmlformats.org/drawingml/2006/main" noChangeAspect="1"/>
+            </wp:cNvGraphicFramePr>
+            <a:graphic xmlns:a="http://schemas.openxmlformats.org/drawingml/2006/main">
+              <a:graphicData uri="http://schemas.openxmlformats.org/drawingml/2006/picture">
+                <pic:pic xmlns:pic="http://schemas.openxmlformats.org/drawingml/2006/picture">
+                  <pic:nvPicPr>
+                    <pic:cNvPr id="428092703" name=""/>
+                    <pic:cNvPicPr/>
+                  </pic:nvPicPr>
+                  <pic:blipFill>
+                    <a:blip r:embed="rId45"/>
+                    <a:stretch>
+                      <a:fillRect/>
+                    </a:stretch>
+                  </pic:blipFill>
+                  <pic:spPr>
+                    <a:xfrm>
+                      <a:off x="0" y="0"/>
+                      <a:ext cx="5943600" cy="4416425"/>
+                    </a:xfrm>
+                    <a:prstGeom prst="rect">
+                      <a:avLst/>
+                    </a:prstGeom>
+                  </pic:spPr>
+                </pic:pic>
+              </a:graphicData>
+            </a:graphic>
+          </wp:inline>
+        </w:drawing>
+      </w:r>
+    </w:p>
+    <w:p>
+      <w:pPr>
+        <w:ind w:left="0" w:firstLine="0"/>
+      </w:pPr>
+      <w:r>
+        <w:rPr>
+          <w:highlight w:val="yellow"/>
+        </w:rPr>
+        <w:t>Output:</w:t>
+      </w:r>
+    </w:p>
+    <w:p>
+      <w:pPr>
+        <w:ind w:left="0" w:firstLine="0"/>
+      </w:pPr>
+      <w:r>
+        <w:rPr>
+          <w:noProof/>
+        </w:rPr>
+        <w:lastRenderedPageBreak/>
+        <w:drawing>
+          <wp:inline distT="0" distB="0" distL="0" distR="0" wp14:anchorId="578F0CB1" wp14:editId="25E6BA45">
+            <wp:extent cx="4839375" cy="3820058"/>
+            <wp:effectExtent l="0" t="0" r="0" b="9525"/>
+            <wp:docPr id="936539598" name="Picture 1"/>
+            <wp:cNvGraphicFramePr>
+              <a:graphicFrameLocks xmlns:a="http://schemas.openxmlformats.org/drawingml/2006/main" noChangeAspect="1"/>
+            </wp:cNvGraphicFramePr>
+            <a:graphic xmlns:a="http://schemas.openxmlformats.org/drawingml/2006/main">
+              <a:graphicData uri="http://schemas.openxmlformats.org/drawingml/2006/picture">
+                <pic:pic xmlns:pic="http://schemas.openxmlformats.org/drawingml/2006/picture">
+                  <pic:nvPicPr>
+                    <pic:cNvPr id="936539598" name=""/>
+                    <pic:cNvPicPr/>
+                  </pic:nvPicPr>
+                  <pic:blipFill>
+                    <a:blip r:embed="rId46"/>
+                    <a:stretch>
+                      <a:fillRect/>
+                    </a:stretch>
+                  </pic:blipFill>
+                  <pic:spPr>
+                    <a:xfrm>
+                      <a:off x="0" y="0"/>
+                      <a:ext cx="4839375" cy="3820058"/>
+                    </a:xfrm>
+                    <a:prstGeom prst="rect">
+                      <a:avLst/>
+                    </a:prstGeom>
+                  </pic:spPr>
+                </pic:pic>
+              </a:graphicData>
+            </a:graphic>
+          </wp:inline>
+        </w:drawing>
+      </w:r>
+    </w:p>
+    <w:p>
+      <w:pPr>
+        <w:ind w:left="0" w:firstLine="0"/>
+      </w:pPr>
+      <w:r>
+        <w:rPr>
+          <w:highlight w:val="yellow"/>
+        </w:rPr>
+        <w:t>Exceptio</w:t>
+      </w:r>
+      <w:r>
+        <w:rPr>
+          <w:highlight w:val="yellow"/>
+        </w:rPr>
+        <w:t>n Handling</w:t>
+      </w:r>
+      <w:r>
+        <w:rPr>
+          <w:highlight w:val="yellow"/>
+        </w:rPr>
+        <w:t>:</w:t>
+      </w:r>
+    </w:p>
+    <w:p>
+      <w:pPr>
+        <w:ind w:left="0" w:firstLine="0"/>
+      </w:pPr>
+      <w:r>
+        <w:t>Exceptions are runtime errors that cause program to abnormally terminate, handling them terminate program normally that executes the code completely</w:t>
+      </w:r>
+    </w:p>
+    <w:p>
+      <w:pPr>
+        <w:ind w:left="0" w:firstLine="0"/>
+      </w:pPr>
+      <w:r>
+        <w:t xml:space="preserve"> </w:t>
+      </w:r>
+      <w:r>
+        <w:rPr>
+          <w:noProof/>
+        </w:rPr>
+        <w:drawing>
+          <wp:inline distT="0" distB="0" distL="0" distR="0" wp14:anchorId="39C94575" wp14:editId="5A2E11D9">
+            <wp:extent cx="6467471" cy="2596662"/>
+            <wp:effectExtent l="0" t="0" r="0" b="0"/>
+            <wp:docPr id="794828641" name="Picture 1"/>
+            <wp:cNvGraphicFramePr>
+              <a:graphicFrameLocks xmlns:a="http://schemas.openxmlformats.org/drawingml/2006/main" noChangeAspect="1"/>
+            </wp:cNvGraphicFramePr>
+            <a:graphic xmlns:a="http://schemas.openxmlformats.org/drawingml/2006/main">
+              <a:graphicData uri="http://schemas.openxmlformats.org/drawingml/2006/picture">
+                <pic:pic xmlns:pic="http://schemas.openxmlformats.org/drawingml/2006/picture">
+                  <pic:nvPicPr>
+                    <pic:cNvPr id="794828641" name=""/>
+                    <pic:cNvPicPr/>
+                  </pic:nvPicPr>
+                  <pic:blipFill>
+                    <a:blip r:embed="rId47"/>
+                    <a:stretch>
+                      <a:fillRect/>
+                    </a:stretch>
+                  </pic:blipFill>
+                  <pic:spPr>
+                    <a:xfrm>
+                      <a:off x="0" y="0"/>
+                      <a:ext cx="6479674" cy="2601562"/>
+                    </a:xfrm>
+                    <a:prstGeom prst="rect">
+                      <a:avLst/>
+                    </a:prstGeom>
+                  </pic:spPr>
+                </pic:pic>
+              </a:graphicData>
+            </a:graphic>
+          </wp:inline>
+        </w:drawing>
+      </w:r>
+    </w:p>
+    <w:p>
+      <w:pPr>
+        <w:ind w:left="0" w:firstLine="0"/>
+      </w:pPr>
+      <w:r>
+        <w:lastRenderedPageBreak/>
+        <w:t>Checked Exceptions are the exceptions you must handle mandatorily at the compilation time</w:t>
+      </w:r>
+    </w:p>
+    <w:p>
+      <w:pPr>
+        <w:ind w:left="0" w:firstLine="0"/>
+      </w:pPr>
+      <w:r>
+        <w:t>Unchecked Exceptions are ignored by the compiler</w:t>
+      </w:r>
+    </w:p>
+    <w:p>
+      <w:pPr>
+        <w:ind w:left="0" w:firstLine="0"/>
+      </w:pPr>
+      <w:r>
+        <w:rPr>
+          <w:highlight w:val="yellow"/>
+        </w:rPr>
+        <w:t>5 keywords in Exception handling</w:t>
+      </w:r>
+    </w:p>
+    <w:p>
+      <w:pPr>
+        <w:pStyle w:val="ListParagraph"/>
+        <w:numPr>
+          <w:ilvl w:val="0"/>
+          <w:numId w:val="18"/>
+        </w:numPr>
+      </w:pPr>
+      <w:r>
+        <w:t>try</w:t>
+      </w:r>
+    </w:p>
+    <w:p>
+      <w:pPr>
+        <w:pStyle w:val="ListParagraph"/>
+        <w:numPr>
+          <w:ilvl w:val="0"/>
+          <w:numId w:val="18"/>
+        </w:numPr>
+      </w:pPr>
+      <w:r>
+        <w:t>catch</w:t>
+      </w:r>
+    </w:p>
+    <w:p>
+      <w:pPr>
+        <w:pStyle w:val="ListParagraph"/>
+        <w:numPr>
+          <w:ilvl w:val="0"/>
+          <w:numId w:val="18"/>
+        </w:numPr>
+      </w:pPr>
+      <w:r>
+        <w:t>finally</w:t>
+      </w:r>
+    </w:p>
+    <w:p>
+      <w:pPr>
+        <w:pStyle w:val="ListParagraph"/>
+        <w:numPr>
+          <w:ilvl w:val="0"/>
+          <w:numId w:val="18"/>
+        </w:numPr>
+      </w:pPr>
+      <w:r>
+        <w:t>throw</w:t>
+      </w:r>
+    </w:p>
+    <w:p>
+      <w:pPr>
+        <w:pStyle w:val="ListParagraph"/>
+        <w:numPr>
+          <w:ilvl w:val="0"/>
+          <w:numId w:val="18"/>
+        </w:numPr>
+      </w:pPr>
+      <w:r>
+        <w:t>throws</w:t>
+      </w:r>
+    </w:p>
+    <w:p>
+      <w:pPr>
+        <w:ind w:left="0" w:firstLine="0"/>
+      </w:pPr>
+      <w:r>
+        <w:rPr>
+          <w:noProof/>
+        </w:rPr>
+        <w:drawing>
+          <wp:inline distT="0" distB="0" distL="0" distR="0" wp14:anchorId="2C1D7B1B" wp14:editId="7CFC3093">
+            <wp:extent cx="5943600" cy="4869815"/>
+            <wp:effectExtent l="0" t="0" r="0" b="6985"/>
+            <wp:docPr id="898987247" name="Picture 1"/>
+            <wp:cNvGraphicFramePr>
+              <a:graphicFrameLocks xmlns:a="http://schemas.openxmlformats.org/drawingml/2006/main" noChangeAspect="1"/>
+            </wp:cNvGraphicFramePr>
+            <a:graphic xmlns:a="http://schemas.openxmlformats.org/drawingml/2006/main">
+              <a:graphicData uri="http://schemas.openxmlformats.org/drawingml/2006/picture">
+                <pic:pic xmlns:pic="http://schemas.openxmlformats.org/drawingml/2006/picture">
+                  <pic:nvPicPr>
+                    <pic:cNvPr id="898987247" name=""/>
+                    <pic:cNvPicPr/>
+                  </pic:nvPicPr>
+                  <pic:blipFill>
+                    <a:blip r:embed="rId48"/>
+                    <a:stretch>
+                      <a:fillRect/>
+                    </a:stretch>
+                  </pic:blipFill>
+                  <pic:spPr>
+                    <a:xfrm>
+                      <a:off x="0" y="0"/>
+                      <a:ext cx="5943600" cy="4869815"/>
+                    </a:xfrm>
+                    <a:prstGeom prst="rect">
+                      <a:avLst/>
+                    </a:prstGeom>
+                  </pic:spPr>
+                </pic:pic>
+              </a:graphicData>
+            </a:graphic>
+          </wp:inline>
+        </w:drawing>
+      </w:r>
+    </w:p>
+    <w:p>
+      <w:pPr>
+        <w:ind w:left="0" w:firstLine="0"/>
+      </w:pPr>
+      <w:r>
+        <w:rPr>
+          <w:highlight w:val="yellow"/>
+        </w:rPr>
+        <w:t>Checked vs Unchecked exception</w:t>
+      </w:r>
+    </w:p>
+    <w:p>
+      <w:pPr>
+        <w:ind w:left="0" w:firstLine="0"/>
+      </w:pPr>
+      <w:r>
+        <w:lastRenderedPageBreak/>
+        <w:t>Checked exceptions must be handled at compilation time itself using try - catch</w:t>
+      </w:r>
+    </w:p>
+    <w:p>
+      <w:pPr>
+        <w:ind w:left="0" w:firstLine="0"/>
+      </w:pPr>
+      <w:r>
+        <w:t>Unchecked exceptions are ignored by the compiler it means compiler doesn’t force you to handle</w:t>
+      </w:r>
+    </w:p>
+    <w:p>
+      <w:pPr>
+        <w:ind w:left="0" w:firstLine="0"/>
+      </w:pPr>
+      <w:r>
+        <w:rPr>
+          <w:noProof/>
+        </w:rPr>
+        <w:drawing>
+          <wp:inline distT="0" distB="0" distL="0" distR="0" wp14:anchorId="1CB676DA" wp14:editId="08199EAE">
+            <wp:extent cx="5943600" cy="4268470"/>
+            <wp:effectExtent l="0" t="0" r="0" b="0"/>
+            <wp:docPr id="834875416" name="Picture 1"/>
+            <wp:cNvGraphicFramePr>
+              <a:graphicFrameLocks xmlns:a="http://schemas.openxmlformats.org/drawingml/2006/main" noChangeAspect="1"/>
+            </wp:cNvGraphicFramePr>
+            <a:graphic xmlns:a="http://schemas.openxmlformats.org/drawingml/2006/main">
+              <a:graphicData uri="http://schemas.openxmlformats.org/drawingml/2006/picture">
+                <pic:pic xmlns:pic="http://schemas.openxmlformats.org/drawingml/2006/picture">
+                  <pic:nvPicPr>
+                    <pic:cNvPr id="834875416" name=""/>
+                    <pic:cNvPicPr/>
+                  </pic:nvPicPr>
+                  <pic:blipFill>
+                    <a:blip r:embed="rId49"/>
+                    <a:stretch>
+                      <a:fillRect/>
+                    </a:stretch>
+                  </pic:blipFill>
+                  <pic:spPr>
+                    <a:xfrm>
+                      <a:off x="0" y="0"/>
+                      <a:ext cx="5943600" cy="4268470"/>
+                    </a:xfrm>
+                    <a:prstGeom prst="rect">
+                      <a:avLst/>
+                    </a:prstGeom>
+                  </pic:spPr>
+                </pic:pic>
+              </a:graphicData>
+            </a:graphic>
+          </wp:inline>
+        </w:drawing>
+      </w:r>
+    </w:p>
+    <w:p>
+      <w:pPr>
+        <w:ind w:left="0" w:firstLine="0"/>
+      </w:pPr>
+      <w:r>
+        <w:rPr>
+          <w:highlight w:val="yellow"/>
+        </w:rPr>
+        <w:t>15/03/2026</w:t>
+      </w:r>
+    </w:p>
+    <w:p>
+      <w:pPr>
+        <w:ind w:left="0" w:firstLine="0"/>
+      </w:pPr>
+      <w:r>
+        <w:rPr>
+          <w:highlight w:val="yellow"/>
+        </w:rPr>
+        <w:t>Custom Exceptions:</w:t>
+      </w:r>
+      <w:r>
+        <w:t xml:space="preserve"> These are user-defined exceptions that you can create for your business requirements</w:t>
+      </w:r>
+    </w:p>
+    <w:p>
+      <w:pPr>
+        <w:ind w:left="0" w:firstLine="0"/>
+      </w:pPr>
+      <w:r>
+        <w:lastRenderedPageBreak/>
+        <w:drawing>
+          <wp:inline distT="0" distB="0" distL="0" distR="0" wp14:anchorId="0F4710B8" wp14:editId="6F8F71F1">
+            <wp:extent cx="5943600" cy="2189480"/>
+            <wp:effectExtent l="0" t="0" r="0" b="1270"/>
+            <wp:docPr id="1430493377" name="Picture 1"/>
+            <wp:cNvGraphicFramePr>
+              <a:graphicFrameLocks xmlns:a="http://schemas.openxmlformats.org/drawingml/2006/main" noChangeAspect="1"/>
+            </wp:cNvGraphicFramePr>
+            <a:graphic xmlns:a="http://schemas.openxmlformats.org/drawingml/2006/main">
+              <a:graphicData uri="http://schemas.openxmlformats.org/drawingml/2006/picture">
+                <pic:pic xmlns:pic="http://schemas.openxmlformats.org/drawingml/2006/picture">
+                  <pic:nvPicPr>
+                    <pic:cNvPr id="1430493377" name=""/>
+                    <pic:cNvPicPr/>
+                  </pic:nvPicPr>
+                  <pic:blipFill>
+                    <a:blip r:embed="rId50"/>
+                    <a:stretch>
+                      <a:fillRect/>
+                    </a:stretch>
+                  </pic:blipFill>
+                  <pic:spPr>
+                    <a:xfrm>
+                      <a:off x="0" y="0"/>
+                      <a:ext cx="5943600" cy="2189480"/>
+                    </a:xfrm>
+                    <a:prstGeom prst="rect">
+                      <a:avLst/>
+                    </a:prstGeom>
+                  </pic:spPr>
+                </pic:pic>
+              </a:graphicData>
+            </a:graphic>
+          </wp:inline>
+        </w:drawing>
+      </w:r>
+    </w:p>
+    <w:p>
+      <w:pPr>
+        <w:ind w:left="0" w:firstLine="0"/>
+      </w:pPr>
+      <w:r>
+        <w:drawing>
+          <wp:inline distT="0" distB="0" distL="0" distR="0" wp14:anchorId="2445415E" wp14:editId="18EDB5B4">
+            <wp:extent cx="5943600" cy="3432810"/>
+            <wp:effectExtent l="0" t="0" r="0" b="0"/>
+            <wp:docPr id="1661982420" name="Picture 1"/>
+            <wp:cNvGraphicFramePr>
+              <a:graphicFrameLocks xmlns:a="http://schemas.openxmlformats.org/drawingml/2006/main" noChangeAspect="1"/>
+            </wp:cNvGraphicFramePr>
+            <a:graphic xmlns:a="http://schemas.openxmlformats.org/drawingml/2006/main">
+              <a:graphicData uri="http://schemas.openxmlformats.org/drawingml/2006/picture">
+                <pic:pic xmlns:pic="http://schemas.openxmlformats.org/drawingml/2006/picture">
+                  <pic:nvPicPr>
+                    <pic:cNvPr id="1661982420" name=""/>
+                    <pic:cNvPicPr/>
+                  </pic:nvPicPr>
+                  <pic:blipFill>
+                    <a:blip r:embed="rId51"/>
+                    <a:stretch>
+                      <a:fillRect/>
+                    </a:stretch>
+                  </pic:blipFill>
+                  <pic:spPr>
+                    <a:xfrm>
+                      <a:off x="0" y="0"/>
+                      <a:ext cx="5943600" cy="3432810"/>
+                    </a:xfrm>
+                    <a:prstGeom prst="rect">
+                      <a:avLst/>
+                    </a:prstGeom>
+                  </pic:spPr>
+                </pic:pic>
+              </a:graphicData>
+            </a:graphic>
+          </wp:inline>
+        </w:drawing>
+      </w:r>
+    </w:p>
+    <w:p>
+      <w:pPr>
+        <w:ind w:left="0" w:firstLine="0"/>
+      </w:pPr>
+      <w:r>
+        <w:rPr>
+          <w:highlight w:val="yellow"/>
+        </w:rPr>
+        <w:t>Output</w:t>
+      </w:r>
+    </w:p>
+    <w:p>
+      <w:pPr>
+        <w:ind w:left="0" w:firstLine="0"/>
+      </w:pPr>
+      <w:r>
+        <w:lastRenderedPageBreak/>
+        <w:drawing>
+          <wp:inline distT="0" distB="0" distL="0" distR="0" wp14:anchorId="462E8F13" wp14:editId="1C27341C">
+            <wp:extent cx="5943600" cy="2173605"/>
+            <wp:effectExtent l="0" t="0" r="0" b="0"/>
+            <wp:docPr id="1555774109" name="Picture 1"/>
+            <wp:cNvGraphicFramePr>
+              <a:graphicFrameLocks xmlns:a="http://schemas.openxmlformats.org/drawingml/2006/main" noChangeAspect="1"/>
+            </wp:cNvGraphicFramePr>
+            <a:graphic xmlns:a="http://schemas.openxmlformats.org/drawingml/2006/main">
+              <a:graphicData uri="http://schemas.openxmlformats.org/drawingml/2006/picture">
+                <pic:pic xmlns:pic="http://schemas.openxmlformats.org/drawingml/2006/picture">
+                  <pic:nvPicPr>
+                    <pic:cNvPr id="1555774109" name=""/>
+                    <pic:cNvPicPr/>
+                  </pic:nvPicPr>
+                  <pic:blipFill>
+                    <a:blip r:embed="rId52"/>
+                    <a:stretch>
+                      <a:fillRect/>
+                    </a:stretch>
+                  </pic:blipFill>
+                  <pic:spPr>
+                    <a:xfrm>
+                      <a:off x="0" y="0"/>
+                      <a:ext cx="5943600" cy="2173605"/>
+                    </a:xfrm>
+                    <a:prstGeom prst="rect">
+                      <a:avLst/>
+                    </a:prstGeom>
+                  </pic:spPr>
+                </pic:pic>
+              </a:graphicData>
+            </a:graphic>
+          </wp:inline>
+        </w:drawing>
+      </w:r>
+    </w:p>
+    <w:p>
+      <w:pPr>
+        <w:ind w:left="0" w:firstLine="0"/>
+      </w:pPr>
+    </w:p>
+    <w:p>
+      <w:pPr>
+        <w:ind w:left="0" w:firstLine="0"/>
+      </w:pPr>
+      <w:r>
+        <w:rPr>
+          <w:highlight w:val="yellow"/>
+        </w:rPr>
+        <w:t>A catch with Exception class</w:t>
+      </w:r>
+    </w:p>
+    <w:p>
+      <w:pPr>
+        <w:ind w:left="0" w:firstLine="0"/>
+      </w:pPr>
+      <w:r>
+        <w:t>catch(Exception) can handle all the subclass exceptions, however when you write catch with subclass and super class, first you must handle subclass exception &amp; then super class exception</w:t>
+      </w:r>
+    </w:p>
+    <w:p>
+      <w:pPr>
+        <w:ind w:left="0" w:firstLine="0"/>
+      </w:pPr>
+    </w:p>
+    <w:p>
+      <w:pPr>
+        <w:ind w:left="0" w:firstLine="0"/>
+      </w:pPr>
+      <w:r>
+        <w:rPr>
+          <w:highlight w:val="yellow"/>
+        </w:rPr>
+        <w:t>Built in classes</w:t>
+      </w:r>
+    </w:p>
+    <w:p>
+      <w:pPr>
+        <w:ind w:left="0" w:firstLine="0"/>
+      </w:pPr>
+      <w:r>
+        <w:t>Object</w:t>
+      </w:r>
+    </w:p>
+    <w:p>
+      <w:pPr>
+        <w:ind w:left="0" w:firstLine="0"/>
+      </w:pPr>
+      <w:r>
+        <w:t>String</w:t>
+      </w:r>
+    </w:p>
+    <w:p>
+      <w:pPr>
+        <w:ind w:left="0" w:firstLine="0"/>
+      </w:pPr>
+      <w:r>
+        <w:t>StringBuffer</w:t>
+      </w:r>
+    </w:p>
+    <w:p>
+      <w:pPr>
+        <w:ind w:left="0" w:firstLine="0"/>
+      </w:pPr>
+      <w:r>
+        <w:t>Thread</w:t>
+      </w:r>
+    </w:p>
+    <w:p>
+      <w:pPr>
+        <w:ind w:left="0" w:firstLine="0"/>
+      </w:pPr>
+      <w:r>
+        <w:t>Runnable interface</w:t>
+      </w:r>
+    </w:p>
+    <w:p>
+      <w:pPr>
+        <w:ind w:left="0" w:firstLine="0"/>
+      </w:pPr>
+      <w:r>
+        <w:t>Wrapper classes - Integer, Long, Double, …</w:t>
+      </w:r>
+    </w:p>
+    <w:p>
+      <w:pPr>
+        <w:ind w:left="0" w:firstLine="0"/>
+      </w:pPr>
+      <w:r>
+        <w:t>Collection Framework interfaces &amp; classes - List, Queue, ArrayList, LinkedList, HashSet</w:t>
+      </w:r>
+    </w:p>
+    <w:p>
+      <w:pPr>
+        <w:ind w:left="0" w:firstLine="0"/>
+      </w:pPr>
+      <w:r>
+        <w:t>Map interfaces &amp; classes - Map, HashMap, Hashtable</w:t>
+      </w:r>
+    </w:p>
+    <w:p>
+      <w:pPr>
+        <w:ind w:left="0" w:firstLine="0"/>
+      </w:pPr>
+    </w:p>
+    <w:p>
+      <w:pPr>
+        <w:ind w:left="0" w:firstLine="0"/>
+      </w:pPr>
+      <w:r>
+        <w:rPr>
+          <w:highlight w:val="yellow"/>
+        </w:rPr>
+        <w:lastRenderedPageBreak/>
+        <w:t>String &amp; StringBuffer</w:t>
+      </w:r>
+    </w:p>
+    <w:p>
+      <w:pPr>
+        <w:ind w:left="0" w:firstLine="0"/>
+      </w:pPr>
+      <w:r>
+        <w:t>String: It creates Immutable string object</w:t>
+      </w:r>
+      <w:r>
+        <w:t xml:space="preserve">, Immutable string means, once its created you can’t modify </w:t>
+      </w:r>
+    </w:p>
+    <w:p>
+      <w:pPr>
+        <w:ind w:left="0" w:firstLine="0"/>
+      </w:pPr>
+      <w:r>
+        <w:t>StringBuffer: It creates mutable string object</w:t>
+      </w:r>
+    </w:p>
+    <w:p>
+      <w:pPr>
+        <w:ind w:left="0" w:firstLine="0"/>
+      </w:pPr>
+    </w:p>
+    <w:p>
+      <w:pPr>
+        <w:ind w:left="0" w:firstLine="0"/>
+      </w:pPr>
+      <w:r>
+        <w:drawing>
+          <wp:inline distT="0" distB="0" distL="0" distR="0" wp14:anchorId="3377C8DE" wp14:editId="0C4AA8A8">
+            <wp:extent cx="5943600" cy="3801110"/>
+            <wp:effectExtent l="0" t="0" r="0" b="8890"/>
+            <wp:docPr id="10670220" name="Picture 1"/>
+            <wp:cNvGraphicFramePr>
+              <a:graphicFrameLocks xmlns:a="http://schemas.openxmlformats.org/drawingml/2006/main" noChangeAspect="1"/>
+            </wp:cNvGraphicFramePr>
+            <a:graphic xmlns:a="http://schemas.openxmlformats.org/drawingml/2006/main">
+              <a:graphicData uri="http://schemas.openxmlformats.org/drawingml/2006/picture">
+                <pic:pic xmlns:pic="http://schemas.openxmlformats.org/drawingml/2006/picture">
+                  <pic:nvPicPr>
+                    <pic:cNvPr id="10670220" name=""/>
+                    <pic:cNvPicPr/>
+                  </pic:nvPicPr>
+                  <pic:blipFill>
+                    <a:blip r:embed="rId53"/>
+                    <a:stretch>
+                      <a:fillRect/>
+                    </a:stretch>
+                  </pic:blipFill>
+                  <pic:spPr>
+                    <a:xfrm>
+                      <a:off x="0" y="0"/>
+                      <a:ext cx="5943600" cy="3801110"/>
+                    </a:xfrm>
+                    <a:prstGeom prst="rect">
+                      <a:avLst/>
+                    </a:prstGeom>
+                  </pic:spPr>
+                </pic:pic>
+              </a:graphicData>
+            </a:graphic>
+          </wp:inline>
+        </w:drawing>
+      </w:r>
+    </w:p>
+    <w:p>
+      <w:pPr>
+        <w:ind w:left="0" w:firstLine="0"/>
+      </w:pPr>
+      <w:r>
+        <w:rPr>
+          <w:highlight w:val="yellow"/>
+        </w:rPr>
+        <w:t>Note:</w:t>
+      </w:r>
+      <w:r>
+        <w:t xml:space="preserve"> Object class has equals method that compares memory address, in String it is overridden to compare content</w:t>
+      </w:r>
+    </w:p>
+    <w:p>
+      <w:pPr>
+        <w:ind w:left="0" w:firstLine="0"/>
+      </w:pPr>
+      <w:r>
+        <w:rPr>
+          <w:highlight w:val="yellow"/>
+        </w:rPr>
+        <w:t>StringBuffer:</w:t>
+      </w:r>
+    </w:p>
+    <w:p>
+      <w:pPr>
+        <w:ind w:left="0" w:firstLine="0"/>
+      </w:pPr>
+      <w:r>
+        <w:t>It creates mutable string objects, it has methods like append(), length(), insert(), delete()</w:t>
+      </w:r>
+    </w:p>
+    <w:p>
+      <w:pPr>
+        <w:ind w:left="0" w:firstLine="0"/>
+      </w:pPr>
+      <w:r>
+        <w:lastRenderedPageBreak/>
+        <w:drawing>
+          <wp:inline distT="0" distB="0" distL="0" distR="0" wp14:anchorId="4D118E87" wp14:editId="544D5981">
+            <wp:extent cx="5943600" cy="2872105"/>
+            <wp:effectExtent l="0" t="0" r="0" b="4445"/>
+            <wp:docPr id="460902546" name="Picture 1"/>
+            <wp:cNvGraphicFramePr>
+              <a:graphicFrameLocks xmlns:a="http://schemas.openxmlformats.org/drawingml/2006/main" noChangeAspect="1"/>
+            </wp:cNvGraphicFramePr>
+            <a:graphic xmlns:a="http://schemas.openxmlformats.org/drawingml/2006/main">
+              <a:graphicData uri="http://schemas.openxmlformats.org/drawingml/2006/picture">
+                <pic:pic xmlns:pic="http://schemas.openxmlformats.org/drawingml/2006/picture">
+                  <pic:nvPicPr>
+                    <pic:cNvPr id="460902546" name=""/>
+                    <pic:cNvPicPr/>
+                  </pic:nvPicPr>
+                  <pic:blipFill>
+                    <a:blip r:embed="rId54"/>
+                    <a:stretch>
+                      <a:fillRect/>
+                    </a:stretch>
+                  </pic:blipFill>
+                  <pic:spPr>
+                    <a:xfrm>
+                      <a:off x="0" y="0"/>
+                      <a:ext cx="5943600" cy="2872105"/>
+                    </a:xfrm>
+                    <a:prstGeom prst="rect">
+                      <a:avLst/>
+                    </a:prstGeom>
+                  </pic:spPr>
+                </pic:pic>
+              </a:graphicData>
+            </a:graphic>
+          </wp:inline>
+        </w:drawing>
+      </w:r>
+    </w:p>
+    <w:p>
+      <w:pPr>
+        <w:ind w:left="0" w:firstLine="0"/>
+      </w:pPr>
+      <w:r>
+        <w:rPr>
+          <w:highlight w:val="yellow"/>
+        </w:rPr>
+        <w:t>Multithreading in Java</w:t>
+      </w:r>
+    </w:p>
+    <w:p>
+      <w:pPr>
+        <w:ind w:left="0" w:firstLine="0"/>
+      </w:pPr>
+      <w:r>
+        <w:t>A single program that can perform more than one task at a time</w:t>
+      </w:r>
+    </w:p>
+    <w:p>
+      <w:pPr>
+        <w:ind w:left="0" w:firstLine="0"/>
+      </w:pPr>
+      <w:r>
+        <w:t>ex: MS Word, Gmail, and many more</w:t>
+      </w:r>
+    </w:p>
+    <w:p>
+      <w:pPr>
+        <w:ind w:left="0" w:firstLine="0"/>
+      </w:pPr>
+      <w:r>
+        <w:t xml:space="preserve">To create multithreaded program we use </w:t>
+      </w:r>
+    </w:p>
+    <w:p>
+      <w:pPr>
+        <w:pStyle w:val="ListParagraph"/>
+        <w:numPr>
+          <w:ilvl w:val="0"/>
+          <w:numId w:val="19"/>
+        </w:numPr>
+      </w:pPr>
+      <w:r>
+        <w:t>Thread class - create or manage threads</w:t>
+      </w:r>
+    </w:p>
+    <w:p>
+      <w:pPr>
+        <w:pStyle w:val="ListParagraph"/>
+        <w:numPr>
+          <w:ilvl w:val="0"/>
+          <w:numId w:val="19"/>
+        </w:numPr>
+      </w:pPr>
+      <w:r>
+        <w:t>Runnable interface - contains a run() method that a thread can execute</w:t>
+      </w:r>
+    </w:p>
+    <w:p>
+      <w:pPr>
+        <w:ind w:left="0" w:firstLine="0"/>
+      </w:pPr>
+      <w:r>
+        <w:rPr>
+          <w:highlight w:val="yellow"/>
+        </w:rPr>
+        <w:t>You can create thread in 2 ways</w:t>
+      </w:r>
+    </w:p>
+    <w:p>
+      <w:pPr>
+        <w:ind w:left="0" w:firstLine="0"/>
+      </w:pPr>
+      <w:r>
+        <w:t>1</w:t>
+      </w:r>
+      <w:r>
+        <w:rPr>
+          <w:vertAlign w:val="superscript"/>
+        </w:rPr>
+        <w:t>st</w:t>
+      </w:r>
+      <w:r>
+        <w:t xml:space="preserve"> way</w:t>
+      </w:r>
+    </w:p>
+    <w:p>
+      <w:pPr>
+        <w:ind w:left="0" w:firstLine="0"/>
+      </w:pPr>
+      <w:r>
+        <w:t xml:space="preserve">class T extends Thread { </w:t>
+      </w:r>
+      <w:r>
+        <w:br/>
+        <w:t xml:space="preserve">   public void run() { } </w:t>
+      </w:r>
+      <w:r>
+        <w:br/>
+        <w:t>}</w:t>
+      </w:r>
+    </w:p>
+    <w:p>
+      <w:pPr>
+        <w:ind w:left="0" w:firstLine="0"/>
+      </w:pPr>
+      <w:r>
+        <w:t>2</w:t>
+      </w:r>
+      <w:r>
+        <w:rPr>
+          <w:vertAlign w:val="superscript"/>
+        </w:rPr>
+        <w:t>nd</w:t>
+      </w:r>
+      <w:r>
+        <w:t xml:space="preserve"> way</w:t>
+      </w:r>
+    </w:p>
+    <w:p>
+      <w:pPr>
+        <w:ind w:left="0" w:firstLine="0"/>
+      </w:pPr>
+      <w:r>
+        <w:t xml:space="preserve">class R implements Runnable { </w:t>
+      </w:r>
+      <w:r>
+        <w:br/>
+        <w:t xml:space="preserve">  public void run() { }</w:t>
+      </w:r>
+      <w:r>
+        <w:br/>
+        <w:t>}</w:t>
+      </w:r>
+    </w:p>
+    <w:p>
+      <w:pPr>
+        <w:ind w:left="0" w:firstLine="0"/>
+      </w:pPr>
+      <w:r>
+        <w:lastRenderedPageBreak/>
+        <w:t>Thread class has methods like</w:t>
+      </w:r>
+    </w:p>
+    <w:p>
+      <w:pPr>
+        <w:ind w:left="0" w:firstLine="0"/>
+      </w:pPr>
+      <w:r>
+        <w:t>start(): This register</w:t>
+      </w:r>
+      <w:r>
+        <w:t>s</w:t>
+      </w:r>
+      <w:r>
+        <w:t xml:space="preserve"> </w:t>
+      </w:r>
+      <w:r>
+        <w:t xml:space="preserve">thread </w:t>
+      </w:r>
+      <w:r>
+        <w:t>in the CPU schedular</w:t>
+      </w:r>
+      <w:r>
+        <w:t>, so that it can get the CPU time</w:t>
+      </w:r>
+      <w:r>
+        <w:br/>
+        <w:t>setName(String)</w:t>
+      </w:r>
+      <w:r>
+        <w:t>: This modifies the thread name, by default thread name starts as Thread-0, Thread-1 and so on</w:t>
+      </w:r>
+      <w:r>
+        <w:br/>
+        <w:t>getName()</w:t>
+      </w:r>
+      <w:r>
+        <w:t>: This returns the thread name</w:t>
+      </w:r>
+    </w:p>
+    <w:p>
+      <w:pPr>
+        <w:ind w:left="0" w:firstLine="0"/>
+      </w:pPr>
+      <w:r>
+        <w:t xml:space="preserve">currentThread(): It is a static method that returns </w:t>
+      </w:r>
+      <w:r>
+        <w:t xml:space="preserve">a Thread, </w:t>
+      </w:r>
+      <w:r>
+        <w:t>th</w:t>
+      </w:r>
+      <w:r>
+        <w:t>at is</w:t>
+      </w:r>
+      <w:r>
+        <w:t xml:space="preserve"> currently executing </w:t>
+      </w:r>
+    </w:p>
+    <w:p>
+      <w:pPr>
+        <w:ind w:left="0" w:firstLine="0"/>
+      </w:pPr>
+      <w:r>
+        <w:drawing>
+          <wp:inline distT="0" distB="0" distL="0" distR="0" wp14:anchorId="5C9A854A" wp14:editId="27B25E92">
+            <wp:extent cx="5943600" cy="3998595"/>
+            <wp:effectExtent l="0" t="0" r="0" b="1905"/>
+            <wp:docPr id="1289981456" name="Picture 1"/>
+            <wp:cNvGraphicFramePr>
+              <a:graphicFrameLocks xmlns:a="http://schemas.openxmlformats.org/drawingml/2006/main" noChangeAspect="1"/>
+            </wp:cNvGraphicFramePr>
+            <a:graphic xmlns:a="http://schemas.openxmlformats.org/drawingml/2006/main">
+              <a:graphicData uri="http://schemas.openxmlformats.org/drawingml/2006/picture">
+                <pic:pic xmlns:pic="http://schemas.openxmlformats.org/drawingml/2006/picture">
+                  <pic:nvPicPr>
+                    <pic:cNvPr id="1289981456" name=""/>
+                    <pic:cNvPicPr/>
+                  </pic:nvPicPr>
+                  <pic:blipFill>
+                    <a:blip r:embed="rId55"/>
+                    <a:stretch>
+                      <a:fillRect/>
+                    </a:stretch>
+                  </pic:blipFill>
+                  <pic:spPr>
+                    <a:xfrm>
+                      <a:off x="0" y="0"/>
+                      <a:ext cx="5943600" cy="3998595"/>
+                    </a:xfrm>
+                    <a:prstGeom prst="rect">
+                      <a:avLst/>
+                    </a:prstGeom>
+                  </pic:spPr>
+                </pic:pic>
+              </a:graphicData>
+            </a:graphic>
+          </wp:inline>
+        </w:drawing>
+      </w:r>
+    </w:p>
+    <w:p>
+      <w:pPr>
+        <w:ind w:left="0" w:firstLine="0"/>
+      </w:pPr>
+      <w:r>
+        <w:rPr>
+          <w:highlight w:val="yellow"/>
+        </w:rPr>
+        <w:t>Synchronization:</w:t>
+      </w:r>
+      <w:r>
+        <w:t xml:space="preserve"> It is a process in multithreading where only one thread at a time can execute</w:t>
+      </w:r>
+      <w:r>
+        <w:br/>
+      </w:r>
+      <w:r>
+        <w:lastRenderedPageBreak/>
+        <w:drawing>
+          <wp:inline distT="0" distB="0" distL="0" distR="0" wp14:anchorId="6BB3550F" wp14:editId="4446C45B">
+            <wp:extent cx="5943600" cy="4556125"/>
+            <wp:effectExtent l="0" t="0" r="0" b="0"/>
+            <wp:docPr id="35101674" name="Picture 1"/>
+            <wp:cNvGraphicFramePr>
+              <a:graphicFrameLocks xmlns:a="http://schemas.openxmlformats.org/drawingml/2006/main" noChangeAspect="1"/>
+            </wp:cNvGraphicFramePr>
+            <a:graphic xmlns:a="http://schemas.openxmlformats.org/drawingml/2006/main">
+              <a:graphicData uri="http://schemas.openxmlformats.org/drawingml/2006/picture">
+                <pic:pic xmlns:pic="http://schemas.openxmlformats.org/drawingml/2006/picture">
+                  <pic:nvPicPr>
+                    <pic:cNvPr id="35101674" name=""/>
+                    <pic:cNvPicPr/>
+                  </pic:nvPicPr>
+                  <pic:blipFill>
+                    <a:blip r:embed="rId56"/>
+                    <a:stretch>
+                      <a:fillRect/>
+                    </a:stretch>
+                  </pic:blipFill>
+                  <pic:spPr>
+                    <a:xfrm>
+                      <a:off x="0" y="0"/>
+                      <a:ext cx="5943600" cy="4556125"/>
+                    </a:xfrm>
+                    <a:prstGeom prst="rect">
+                      <a:avLst/>
+                    </a:prstGeom>
+                  </pic:spPr>
+                </pic:pic>
+              </a:graphicData>
+            </a:graphic>
+          </wp:inline>
+        </w:drawing>
+      </w:r>
+      <w:r>
+        <w:br/>
+      </w:r>
     </w:p>
     <w:sectPr>
       <w:pgSz w:w="12240" w:h="15840"/>
@@ -4600,6 +6221,95 @@
     </w:lvl>
   </w:abstractNum>
   <w:abstractNum w:abstractNumId="5" w15:restartNumberingAfterBreak="0">
+    <w:nsid w:val="30F13F8A"/>
+    <w:multiLevelType w:val="hybridMultilevel"/>
+    <w:tmpl w:val="D3AAA3A6"/>
+    <w:lvl w:ilvl="0" w:tplc="0409000F">
+      <w:start w:val="1"/>
+      <w:numFmt w:val="decimal"/>
+      <w:lvlText w:val="%1."/>
+      <w:lvlJc w:val="left"/>
+      <w:pPr>
+        <w:ind w:left="720" w:hanging="360"/>
+      </w:pPr>
+      <w:rPr>
+        <w:rFonts w:hint="default"/>
+      </w:rPr>
+    </w:lvl>
+    <w:lvl w:ilvl="1" w:tplc="04090019" w:tentative="1">
+      <w:start w:val="1"/>
+      <w:numFmt w:val="lowerLetter"/>
+      <w:lvlText w:val="%2."/>
+      <w:lvlJc w:val="left"/>
+      <w:pPr>
+        <w:ind w:left="1440" w:hanging="360"/>
+      </w:pPr>
+    </w:lvl>
+    <w:lvl w:ilvl="2" w:tplc="0409001B" w:tentative="1">
+      <w:start w:val="1"/>
+      <w:numFmt w:val="lowerRoman"/>
+      <w:lvlText w:val="%3."/>
+      <w:lvlJc w:val="right"/>
+      <w:pPr>
+        <w:ind w:left="2160" w:hanging="180"/>
+      </w:pPr>
+    </w:lvl>
+    <w:lvl w:ilvl="3" w:tplc="0409000F" w:tentative="1">
+      <w:start w:val="1"/>
+      <w:numFmt w:val="decimal"/>
+      <w:lvlText w:val="%4."/>
+      <w:lvlJc w:val="left"/>
+      <w:pPr>
+        <w:ind w:left="2880" w:hanging="360"/>
+      </w:pPr>
+    </w:lvl>
+    <w:lvl w:ilvl="4" w:tplc="04090019" w:tentative="1">
+      <w:start w:val="1"/>
+      <w:numFmt w:val="lowerLetter"/>
+      <w:lvlText w:val="%5."/>
+      <w:lvlJc w:val="left"/>
+      <w:pPr>
+        <w:ind w:left="3600" w:hanging="360"/>
+      </w:pPr>
+    </w:lvl>
+    <w:lvl w:ilvl="5" w:tplc="0409001B" w:tentative="1">
+      <w:start w:val="1"/>
+      <w:numFmt w:val="lowerRoman"/>
+      <w:lvlText w:val="%6."/>
+      <w:lvlJc w:val="right"/>
+      <w:pPr>
+        <w:ind w:left="4320" w:hanging="180"/>
+      </w:pPr>
+    </w:lvl>
+    <w:lvl w:ilvl="6" w:tplc="0409000F" w:tentative="1">
+      <w:start w:val="1"/>
+      <w:numFmt w:val="decimal"/>
+      <w:lvlText w:val="%7."/>
+      <w:lvlJc w:val="left"/>
+      <w:pPr>
+        <w:ind w:left="5040" w:hanging="360"/>
+      </w:pPr>
+    </w:lvl>
+    <w:lvl w:ilvl="7" w:tplc="04090019" w:tentative="1">
+      <w:start w:val="1"/>
+      <w:numFmt w:val="lowerLetter"/>
+      <w:lvlText w:val="%8."/>
+      <w:lvlJc w:val="left"/>
+      <w:pPr>
+        <w:ind w:left="5760" w:hanging="360"/>
+      </w:pPr>
+    </w:lvl>
+    <w:lvl w:ilvl="8" w:tplc="0409001B" w:tentative="1">
+      <w:start w:val="1"/>
+      <w:numFmt w:val="lowerRoman"/>
+      <w:lvlText w:val="%9."/>
+      <w:lvlJc w:val="right"/>
+      <w:pPr>
+        <w:ind w:left="6480" w:hanging="180"/>
+      </w:pPr>
+    </w:lvl>
+  </w:abstractNum>
+  <w:abstractNum w:abstractNumId="6" w15:restartNumberingAfterBreak="0">
     <w:nsid w:val="320F14B2"/>
     <w:multiLevelType w:val="hybridMultilevel"/>
     <w:tmpl w:val="32B819DE"/>
@@ -4688,7 +6398,7 @@
       </w:pPr>
     </w:lvl>
   </w:abstractNum>
-  <w:abstractNum w:abstractNumId="6" w15:restartNumberingAfterBreak="0">
+  <w:abstractNum w:abstractNumId="7" w15:restartNumberingAfterBreak="0">
     <w:nsid w:val="38391543"/>
     <w:multiLevelType w:val="hybridMultilevel"/>
     <w:tmpl w:val="DCF8DAE0"/>
@@ -4777,7 +6487,7 @@
       </w:pPr>
     </w:lvl>
   </w:abstractNum>
-  <w:abstractNum w:abstractNumId="7" w15:restartNumberingAfterBreak="0">
+  <w:abstractNum w:abstractNumId="8" w15:restartNumberingAfterBreak="0">
     <w:nsid w:val="3EB15A99"/>
     <w:multiLevelType w:val="hybridMultilevel"/>
     <w:tmpl w:val="E96690BA"/>
@@ -4866,7 +6576,7 @@
       </w:pPr>
     </w:lvl>
   </w:abstractNum>
-  <w:abstractNum w:abstractNumId="8" w15:restartNumberingAfterBreak="0">
+  <w:abstractNum w:abstractNumId="9" w15:restartNumberingAfterBreak="0">
     <w:nsid w:val="44635F5E"/>
     <w:multiLevelType w:val="hybridMultilevel"/>
     <w:tmpl w:val="F6E429D8"/>
@@ -4955,7 +6665,7 @@
       </w:pPr>
     </w:lvl>
   </w:abstractNum>
-  <w:abstractNum w:abstractNumId="9" w15:restartNumberingAfterBreak="0">
+  <w:abstractNum w:abstractNumId="10" w15:restartNumberingAfterBreak="0">
     <w:nsid w:val="583A687B"/>
     <w:multiLevelType w:val="hybridMultilevel"/>
     <w:tmpl w:val="78C6A3F4"/>
@@ -5044,7 +6754,7 @@
       </w:pPr>
     </w:lvl>
   </w:abstractNum>
-  <w:abstractNum w:abstractNumId="10" w15:restartNumberingAfterBreak="0">
+  <w:abstractNum w:abstractNumId="11" w15:restartNumberingAfterBreak="0">
     <w:nsid w:val="5D084CC4"/>
     <w:multiLevelType w:val="hybridMultilevel"/>
     <w:tmpl w:val="86EA609A"/>
@@ -5133,7 +6843,7 @@
       </w:pPr>
     </w:lvl>
   </w:abstractNum>
-  <w:abstractNum w:abstractNumId="11" w15:restartNumberingAfterBreak="0">
+  <w:abstractNum w:abstractNumId="12" w15:restartNumberingAfterBreak="0">
     <w:nsid w:val="5F6B50AC"/>
     <w:multiLevelType w:val="hybridMultilevel"/>
     <w:tmpl w:val="F44A709A"/>
@@ -5222,7 +6932,96 @@
       </w:pPr>
     </w:lvl>
   </w:abstractNum>
-  <w:abstractNum w:abstractNumId="12" w15:restartNumberingAfterBreak="0">
+  <w:abstractNum w:abstractNumId="13" w15:restartNumberingAfterBreak="0">
+    <w:nsid w:val="5FF32748"/>
+    <w:multiLevelType w:val="hybridMultilevel"/>
+    <w:tmpl w:val="12F22850"/>
+    <w:lvl w:ilvl="0" w:tplc="0409000F">
+      <w:start w:val="1"/>
+      <w:numFmt w:val="decimal"/>
+      <w:lvlText w:val="%1."/>
+      <w:lvlJc w:val="left"/>
+      <w:pPr>
+        <w:ind w:left="720" w:hanging="360"/>
+      </w:pPr>
+      <w:rPr>
+        <w:rFonts w:hint="default"/>
+      </w:rPr>
+    </w:lvl>
+    <w:lvl w:ilvl="1" w:tplc="04090019" w:tentative="1">
+      <w:start w:val="1"/>
+      <w:numFmt w:val="lowerLetter"/>
+      <w:lvlText w:val="%2."/>
+      <w:lvlJc w:val="left"/>
+      <w:pPr>
+        <w:ind w:left="1440" w:hanging="360"/>
+      </w:pPr>
+    </w:lvl>
+    <w:lvl w:ilvl="2" w:tplc="0409001B" w:tentative="1">
+      <w:start w:val="1"/>
+      <w:numFmt w:val="lowerRoman"/>
+      <w:lvlText w:val="%3."/>
+      <w:lvlJc w:val="right"/>
+      <w:pPr>
+        <w:ind w:left="2160" w:hanging="180"/>
+      </w:pPr>
+    </w:lvl>
+    <w:lvl w:ilvl="3" w:tplc="0409000F" w:tentative="1">
+      <w:start w:val="1"/>
+      <w:numFmt w:val="decimal"/>
+      <w:lvlText w:val="%4."/>
+      <w:lvlJc w:val="left"/>
+      <w:pPr>
+        <w:ind w:left="2880" w:hanging="360"/>
+      </w:pPr>
+    </w:lvl>
+    <w:lvl w:ilvl="4" w:tplc="04090019" w:tentative="1">
+      <w:start w:val="1"/>
+      <w:numFmt w:val="lowerLetter"/>
+      <w:lvlText w:val="%5."/>
+      <w:lvlJc w:val="left"/>
+      <w:pPr>
+        <w:ind w:left="3600" w:hanging="360"/>
+      </w:pPr>
+    </w:lvl>
+    <w:lvl w:ilvl="5" w:tplc="0409001B" w:tentative="1">
+      <w:start w:val="1"/>
+      <w:numFmt w:val="lowerRoman"/>
+      <w:lvlText w:val="%6."/>
+      <w:lvlJc w:val="right"/>
+      <w:pPr>
+        <w:ind w:left="4320" w:hanging="180"/>
+      </w:pPr>
+    </w:lvl>
+    <w:lvl w:ilvl="6" w:tplc="0409000F" w:tentative="1">
+      <w:start w:val="1"/>
+      <w:numFmt w:val="decimal"/>
+      <w:lvlText w:val="%7."/>
+      <w:lvlJc w:val="left"/>
+      <w:pPr>
+        <w:ind w:left="5040" w:hanging="360"/>
+      </w:pPr>
+    </w:lvl>
+    <w:lvl w:ilvl="7" w:tplc="04090019" w:tentative="1">
+      <w:start w:val="1"/>
+      <w:numFmt w:val="lowerLetter"/>
+      <w:lvlText w:val="%8."/>
+      <w:lvlJc w:val="left"/>
+      <w:pPr>
+        <w:ind w:left="5760" w:hanging="360"/>
+      </w:pPr>
+    </w:lvl>
+    <w:lvl w:ilvl="8" w:tplc="0409001B" w:tentative="1">
+      <w:start w:val="1"/>
+      <w:numFmt w:val="lowerRoman"/>
+      <w:lvlText w:val="%9."/>
+      <w:lvlJc w:val="right"/>
+      <w:pPr>
+        <w:ind w:left="6480" w:hanging="180"/>
+      </w:pPr>
+    </w:lvl>
+  </w:abstractNum>
+  <w:abstractNum w:abstractNumId="14" w15:restartNumberingAfterBreak="0">
     <w:nsid w:val="64FB4636"/>
     <w:multiLevelType w:val="hybridMultilevel"/>
     <w:tmpl w:val="DF765F2C"/>
@@ -5311,7 +7110,96 @@
       </w:pPr>
     </w:lvl>
   </w:abstractNum>
-  <w:abstractNum w:abstractNumId="13" w15:restartNumberingAfterBreak="0">
+  <w:abstractNum w:abstractNumId="15" w15:restartNumberingAfterBreak="0">
+    <w:nsid w:val="65606C5C"/>
+    <w:multiLevelType w:val="hybridMultilevel"/>
+    <w:tmpl w:val="8B06E3B4"/>
+    <w:lvl w:ilvl="0" w:tplc="0409000F">
+      <w:start w:val="1"/>
+      <w:numFmt w:val="decimal"/>
+      <w:lvlText w:val="%1."/>
+      <w:lvlJc w:val="left"/>
+      <w:pPr>
+        <w:ind w:left="720" w:hanging="360"/>
+      </w:pPr>
+      <w:rPr>
+        <w:rFonts w:hint="default"/>
+      </w:rPr>
+    </w:lvl>
+    <w:lvl w:ilvl="1" w:tplc="04090019" w:tentative="1">
+      <w:start w:val="1"/>
+      <w:numFmt w:val="lowerLetter"/>
+      <w:lvlText w:val="%2."/>
+      <w:lvlJc w:val="left"/>
+      <w:pPr>
+        <w:ind w:left="1440" w:hanging="360"/>
+      </w:pPr>
+    </w:lvl>
+    <w:lvl w:ilvl="2" w:tplc="0409001B" w:tentative="1">
+      <w:start w:val="1"/>
+      <w:numFmt w:val="lowerRoman"/>
+      <w:lvlText w:val="%3."/>
+      <w:lvlJc w:val="right"/>
+      <w:pPr>
+        <w:ind w:left="2160" w:hanging="180"/>
+      </w:pPr>
+    </w:lvl>
+    <w:lvl w:ilvl="3" w:tplc="0409000F" w:tentative="1">
+      <w:start w:val="1"/>
+      <w:numFmt w:val="decimal"/>
+      <w:lvlText w:val="%4."/>
+      <w:lvlJc w:val="left"/>
+      <w:pPr>
+        <w:ind w:left="2880" w:hanging="360"/>
+      </w:pPr>
+    </w:lvl>
+    <w:lvl w:ilvl="4" w:tplc="04090019" w:tentative="1">
+      <w:start w:val="1"/>
+      <w:numFmt w:val="lowerLetter"/>
+      <w:lvlText w:val="%5."/>
+      <w:lvlJc w:val="left"/>
+      <w:pPr>
+        <w:ind w:left="3600" w:hanging="360"/>
+      </w:pPr>
+    </w:lvl>
+    <w:lvl w:ilvl="5" w:tplc="0409001B" w:tentative="1">
+      <w:start w:val="1"/>
+      <w:numFmt w:val="lowerRoman"/>
+      <w:lvlText w:val="%6."/>
+      <w:lvlJc w:val="right"/>
+      <w:pPr>
+        <w:ind w:left="4320" w:hanging="180"/>
+      </w:pPr>
+    </w:lvl>
+    <w:lvl w:ilvl="6" w:tplc="0409000F" w:tentative="1">
+      <w:start w:val="1"/>
+      <w:numFmt w:val="decimal"/>
+      <w:lvlText w:val="%7."/>
+      <w:lvlJc w:val="left"/>
+      <w:pPr>
+        <w:ind w:left="5040" w:hanging="360"/>
+      </w:pPr>
+    </w:lvl>
+    <w:lvl w:ilvl="7" w:tplc="04090019" w:tentative="1">
+      <w:start w:val="1"/>
+      <w:numFmt w:val="lowerLetter"/>
+      <w:lvlText w:val="%8."/>
+      <w:lvlJc w:val="left"/>
+      <w:pPr>
+        <w:ind w:left="5760" w:hanging="360"/>
+      </w:pPr>
+    </w:lvl>
+    <w:lvl w:ilvl="8" w:tplc="0409001B" w:tentative="1">
+      <w:start w:val="1"/>
+      <w:numFmt w:val="lowerRoman"/>
+      <w:lvlText w:val="%9."/>
+      <w:lvlJc w:val="right"/>
+      <w:pPr>
+        <w:ind w:left="6480" w:hanging="180"/>
+      </w:pPr>
+    </w:lvl>
+  </w:abstractNum>
+  <w:abstractNum w:abstractNumId="16" w15:restartNumberingAfterBreak="0">
     <w:nsid w:val="659B2D75"/>
     <w:multiLevelType w:val="hybridMultilevel"/>
     <w:tmpl w:val="9CB65A9C"/>
@@ -5400,7 +7288,96 @@
       </w:pPr>
     </w:lvl>
   </w:abstractNum>
-  <w:abstractNum w:abstractNumId="14" w15:restartNumberingAfterBreak="0">
+  <w:abstractNum w:abstractNumId="17" w15:restartNumberingAfterBreak="0">
+    <w:nsid w:val="6BE16FF4"/>
+    <w:multiLevelType w:val="hybridMultilevel"/>
+    <w:tmpl w:val="3E384D00"/>
+    <w:lvl w:ilvl="0" w:tplc="0409000F">
+      <w:start w:val="1"/>
+      <w:numFmt w:val="decimal"/>
+      <w:lvlText w:val="%1."/>
+      <w:lvlJc w:val="left"/>
+      <w:pPr>
+        <w:ind w:left="720" w:hanging="360"/>
+      </w:pPr>
+      <w:rPr>
+        <w:rFonts w:hint="default"/>
+      </w:rPr>
+    </w:lvl>
+    <w:lvl w:ilvl="1" w:tplc="04090019" w:tentative="1">
+      <w:start w:val="1"/>
+      <w:numFmt w:val="lowerLetter"/>
+      <w:lvlText w:val="%2."/>
+      <w:lvlJc w:val="left"/>
+      <w:pPr>
+        <w:ind w:left="1440" w:hanging="360"/>
+      </w:pPr>
+    </w:lvl>
+    <w:lvl w:ilvl="2" w:tplc="0409001B" w:tentative="1">
+      <w:start w:val="1"/>
+      <w:numFmt w:val="lowerRoman"/>
+      <w:lvlText w:val="%3."/>
+      <w:lvlJc w:val="right"/>
+      <w:pPr>
+        <w:ind w:left="2160" w:hanging="180"/>
+      </w:pPr>
+    </w:lvl>
+    <w:lvl w:ilvl="3" w:tplc="0409000F" w:tentative="1">
+      <w:start w:val="1"/>
+      <w:numFmt w:val="decimal"/>
+      <w:lvlText w:val="%4."/>
+      <w:lvlJc w:val="left"/>
+      <w:pPr>
+        <w:ind w:left="2880" w:hanging="360"/>
+      </w:pPr>
+    </w:lvl>
+    <w:lvl w:ilvl="4" w:tplc="04090019" w:tentative="1">
+      <w:start w:val="1"/>
+      <w:numFmt w:val="lowerLetter"/>
+      <w:lvlText w:val="%5."/>
+      <w:lvlJc w:val="left"/>
+      <w:pPr>
+        <w:ind w:left="3600" w:hanging="360"/>
+      </w:pPr>
+    </w:lvl>
+    <w:lvl w:ilvl="5" w:tplc="0409001B" w:tentative="1">
+      <w:start w:val="1"/>
+      <w:numFmt w:val="lowerRoman"/>
+      <w:lvlText w:val="%6."/>
+      <w:lvlJc w:val="right"/>
+      <w:pPr>
+        <w:ind w:left="4320" w:hanging="180"/>
+      </w:pPr>
+    </w:lvl>
+    <w:lvl w:ilvl="6" w:tplc="0409000F" w:tentative="1">
+      <w:start w:val="1"/>
+      <w:numFmt w:val="decimal"/>
+      <w:lvlText w:val="%7."/>
+      <w:lvlJc w:val="left"/>
+      <w:pPr>
+        <w:ind w:left="5040" w:hanging="360"/>
+      </w:pPr>
+    </w:lvl>
+    <w:lvl w:ilvl="7" w:tplc="04090019" w:tentative="1">
+      <w:start w:val="1"/>
+      <w:numFmt w:val="lowerLetter"/>
+      <w:lvlText w:val="%8."/>
+      <w:lvlJc w:val="left"/>
+      <w:pPr>
+        <w:ind w:left="5760" w:hanging="360"/>
+      </w:pPr>
+    </w:lvl>
+    <w:lvl w:ilvl="8" w:tplc="0409001B" w:tentative="1">
+      <w:start w:val="1"/>
+      <w:numFmt w:val="lowerRoman"/>
+      <w:lvlText w:val="%9."/>
+      <w:lvlJc w:val="right"/>
+      <w:pPr>
+        <w:ind w:left="6480" w:hanging="180"/>
+      </w:pPr>
+    </w:lvl>
+  </w:abstractNum>
+  <w:abstractNum w:abstractNumId="18" w15:restartNumberingAfterBreak="0">
     <w:nsid w:val="71701E6F"/>
     <w:multiLevelType w:val="hybridMultilevel"/>
     <w:tmpl w:val="EBCA23BC"/>
@@ -5490,16 +7467,16 @@
     </w:lvl>
   </w:abstractNum>
   <w:num w:numId="1" w16cid:durableId="1584298587">
-    <w:abstractNumId w:val="13"/>
+    <w:abstractNumId w:val="16"/>
   </w:num>
   <w:num w:numId="2" w16cid:durableId="2011326009">
-    <w:abstractNumId w:val="14"/>
+    <w:abstractNumId w:val="18"/>
   </w:num>
   <w:num w:numId="3" w16cid:durableId="650907207">
-    <w:abstractNumId w:val="11"/>
+    <w:abstractNumId w:val="12"/>
   </w:num>
   <w:num w:numId="4" w16cid:durableId="351685898">
-    <w:abstractNumId w:val="9"/>
+    <w:abstractNumId w:val="10"/>
   </w:num>
   <w:num w:numId="5" w16cid:durableId="1387953350">
     <w:abstractNumId w:val="4"/>
@@ -5508,31 +7485,43 @@
     <w:abstractNumId w:val="2"/>
   </w:num>
   <w:num w:numId="7" w16cid:durableId="1306548123">
-    <w:abstractNumId w:val="5"/>
+    <w:abstractNumId w:val="6"/>
   </w:num>
   <w:num w:numId="8" w16cid:durableId="377163656">
-    <w:abstractNumId w:val="7"/>
+    <w:abstractNumId w:val="8"/>
   </w:num>
   <w:num w:numId="9" w16cid:durableId="511728688">
-    <w:abstractNumId w:val="6"/>
+    <w:abstractNumId w:val="7"/>
   </w:num>
   <w:num w:numId="10" w16cid:durableId="1057052698">
     <w:abstractNumId w:val="3"/>
   </w:num>
   <w:num w:numId="11" w16cid:durableId="964653336">
-    <w:abstractNumId w:val="12"/>
+    <w:abstractNumId w:val="14"/>
   </w:num>
   <w:num w:numId="12" w16cid:durableId="2071658907">
-    <w:abstractNumId w:val="10"/>
+    <w:abstractNumId w:val="11"/>
   </w:num>
   <w:num w:numId="13" w16cid:durableId="1835416926">
-    <w:abstractNumId w:val="8"/>
+    <w:abstractNumId w:val="9"/>
   </w:num>
   <w:num w:numId="14" w16cid:durableId="914166484">
     <w:abstractNumId w:val="1"/>
   </w:num>
   <w:num w:numId="15" w16cid:durableId="563030597">
     <w:abstractNumId w:val="0"/>
+  </w:num>
+  <w:num w:numId="16" w16cid:durableId="9531359">
+    <w:abstractNumId w:val="13"/>
+  </w:num>
+  <w:num w:numId="17" w16cid:durableId="1687243165">
+    <w:abstractNumId w:val="15"/>
+  </w:num>
+  <w:num w:numId="18" w16cid:durableId="1345551215">
+    <w:abstractNumId w:val="17"/>
+  </w:num>
+  <w:num w:numId="19" w16cid:durableId="1793864055">
+    <w:abstractNumId w:val="5"/>
   </w:num>
 </w:numbering>
 </file>
@@ -6772,4 +8761,16 @@
     </a:ext>
   </a:extLst>
 </a:theme>
+</file>
+
+<file path=customXml/item1.xml><?xml version="1.0" encoding="utf-8"?>
+<b:Sources xmlns:b="http://schemas.openxmlformats.org/officeDocument/2006/bibliography" xmlns="http://schemas.openxmlformats.org/officeDocument/2006/bibliography" SelectedStyle="\APASixthEditionOfficeOnline.xsl" StyleName="APA" Version="6"/>
+</file>
+
+<file path=customXml/itemProps1.xml><?xml version="1.0" encoding="utf-8"?>
+<ds:datastoreItem xmlns:ds="http://schemas.openxmlformats.org/officeDocument/2006/customXml" ds:itemID="{150C792A-2C96-434C-A106-527AC44B1A3A}">
+  <ds:schemaRefs>
+    <ds:schemaRef ds:uri="http://schemas.openxmlformats.org/officeDocument/2006/bibliography"/>
+  </ds:schemaRefs>
+</ds:datastoreItem>
 </file>
--- a/Phase 2 Java backend and database.docx
+++ b/Phase 2 Java backend and database.docx
@@ -70,7 +70,15 @@
         <w:ind w:left="0" w:firstLine="0"/>
       </w:pPr>
       <w:r>
-        <w:t>Java is a platform independent &amp; object oriented programming language.</w:t>
+        <w:t xml:space="preserve">Java is a platform independent &amp; </w:t>
+      </w:r>
+      <w:proofErr w:type="gramStart"/>
+      <w:r>
+        <w:t>object oriented</w:t>
+      </w:r>
+      <w:proofErr w:type="gramEnd"/>
+      <w:r>
+        <w:t xml:space="preserve"> programming language.</w:t>
       </w:r>
     </w:p>
     <w:p>
@@ -193,7 +201,21 @@
         <w:rPr>
           <w:highlight w:val="yellow"/>
         </w:rPr>
-        <w:t>Building blocks of an object oriented language</w:t>
+        <w:t xml:space="preserve">Building blocks of an </w:t>
+      </w:r>
+      <w:proofErr w:type="gramStart"/>
+      <w:r>
+        <w:rPr>
+          <w:highlight w:val="yellow"/>
+        </w:rPr>
+        <w:t>object oriented</w:t>
+      </w:r>
+      <w:proofErr w:type="gramEnd"/>
+      <w:r>
+        <w:rPr>
+          <w:highlight w:val="yellow"/>
+        </w:rPr>
+        <w:t xml:space="preserve"> language</w:t>
       </w:r>
     </w:p>
     <w:p>
@@ -589,12 +611,14 @@
         </w:rPr>
         <w:t xml:space="preserve">Primitive datatypes size </w:t>
       </w:r>
+      <w:proofErr w:type="gramStart"/>
       <w:r>
         <w:rPr>
           <w:highlight w:val="yellow"/>
         </w:rPr>
         <w:t>are</w:t>
       </w:r>
+      <w:proofErr w:type="gramEnd"/>
       <w:r>
         <w:rPr>
           <w:highlight w:val="yellow"/>
@@ -1072,7 +1096,15 @@
         </w:numPr>
       </w:pPr>
       <w:r>
-        <w:t>Relational operators: ==, !=, &lt;, &gt;, &lt;=, &gt;=</w:t>
+        <w:t>Relational operators: ==</w:t>
+      </w:r>
+      <w:proofErr w:type="gramStart"/>
+      <w:r>
+        <w:t>, !</w:t>
+      </w:r>
+      <w:proofErr w:type="gramEnd"/>
+      <w:r>
+        <w:t>=, &lt;, &gt;, &lt;=, &gt;=</w:t>
       </w:r>
     </w:p>
     <w:p>
@@ -1084,8 +1116,13 @@
         </w:numPr>
       </w:pPr>
       <w:r>
-        <w:t>Logical operators: &amp;&amp;, ||, !</w:t>
-      </w:r>
+        <w:t>Logical operators: &amp;&amp;, ||</w:t>
+      </w:r>
+      <w:proofErr w:type="gramStart"/>
+      <w:r>
+        <w:t>, !</w:t>
+      </w:r>
+      <w:proofErr w:type="gramEnd"/>
     </w:p>
     <w:p>
       <w:pPr>
@@ -1222,7 +1259,15 @@
         <w:ind w:left="0" w:firstLine="0"/>
       </w:pPr>
       <w:r>
-        <w:t>Whenever you want to execute set of statements whenever certain condition match we can use following conditional statements.</w:t>
+        <w:t xml:space="preserve">Whenever you want to execute set of statements whenever certain condition </w:t>
+      </w:r>
+      <w:proofErr w:type="gramStart"/>
+      <w:r>
+        <w:t>match</w:t>
+      </w:r>
+      <w:proofErr w:type="gramEnd"/>
+      <w:r>
+        <w:t xml:space="preserve"> we can use following conditional statements.</w:t>
       </w:r>
     </w:p>
     <w:p>
@@ -1281,8 +1326,13 @@
           <w:numId w:val="5"/>
         </w:numPr>
       </w:pPr>
-      <w:r>
-        <w:t>ternary ?:</w:t>
+      <w:proofErr w:type="gramStart"/>
+      <w:r>
+        <w:t>ternary ?</w:t>
+      </w:r>
+      <w:proofErr w:type="gramEnd"/>
+      <w:r>
+        <w:t>:</w:t>
       </w:r>
     </w:p>
     <w:p>
@@ -1472,7 +1522,23 @@
         <w:ind w:left="0" w:firstLine="0"/>
       </w:pPr>
       <w:r>
-        <w:t>case 2 : int x = 30 ; // CTE</w:t>
+        <w:t xml:space="preserve">case </w:t>
+      </w:r>
+      <w:proofErr w:type="gramStart"/>
+      <w:r>
+        <w:t>2 :</w:t>
+      </w:r>
+      <w:proofErr w:type="gramEnd"/>
+      <w:r>
+        <w:t xml:space="preserve"> int x = </w:t>
+      </w:r>
+      <w:proofErr w:type="gramStart"/>
+      <w:r>
+        <w:t>30 ;</w:t>
+      </w:r>
+      <w:proofErr w:type="gramEnd"/>
+      <w:r>
+        <w:t xml:space="preserve"> // CTE</w:t>
       </w:r>
       <w:r>
         <w:br/>
@@ -1484,11 +1550,27 @@
         <w:ind w:left="0" w:firstLine="0"/>
       </w:pPr>
       <w:r>
-        <w:t xml:space="preserve">You can scope variables with { } and each case can have same variables </w:t>
+        <w:t xml:space="preserve">You can scope variables with </w:t>
+      </w:r>
+      <w:proofErr w:type="gramStart"/>
+      <w:r>
+        <w:t>{ }</w:t>
+      </w:r>
+      <w:proofErr w:type="gramEnd"/>
+      <w:r>
+        <w:t xml:space="preserve"> and each case can have same variables </w:t>
       </w:r>
       <w:r>
         <w:br/>
-        <w:t xml:space="preserve">case 1 : { </w:t>
+        <w:t xml:space="preserve">case </w:t>
+      </w:r>
+      <w:proofErr w:type="gramStart"/>
+      <w:r>
+        <w:t>1 :</w:t>
+      </w:r>
+      <w:proofErr w:type="gramEnd"/>
+      <w:r>
+        <w:t xml:space="preserve"> { </w:t>
       </w:r>
       <w:r>
         <w:br/>
@@ -1514,7 +1596,15 @@
         <w:ind w:left="0" w:firstLine="0"/>
       </w:pPr>
       <w:r>
-        <w:t xml:space="preserve">case 2 : { </w:t>
+        <w:t xml:space="preserve">case </w:t>
+      </w:r>
+      <w:proofErr w:type="gramStart"/>
+      <w:r>
+        <w:t>2 :</w:t>
+      </w:r>
+      <w:proofErr w:type="gramEnd"/>
+      <w:r>
+        <w:t xml:space="preserve"> { </w:t>
       </w:r>
       <w:r>
         <w:br/>
@@ -1686,24 +1776,86 @@
       <w:pPr>
         <w:ind w:left="0" w:firstLine="0"/>
       </w:pPr>
-      <w:r>
-        <w:t>int[] items = [2, 1, 3, 5, 4];</w:t>
-      </w:r>
-    </w:p>
-    <w:p>
-      <w:pPr>
-        <w:ind w:left="0" w:firstLine="0"/>
-      </w:pPr>
-      <w:r>
-        <w:t>int[] arr = new int[3]; //allocates 3 blocks each block will have 0 initially</w:t>
-      </w:r>
-    </w:p>
-    <w:p>
-      <w:pPr>
-        <w:ind w:left="0" w:firstLine="0"/>
-      </w:pPr>
-      <w:r>
-        <w:t>arr[0] = 20;  arr[1] = 40;  arr[2] = 30;</w:t>
+      <w:proofErr w:type="gramStart"/>
+      <w:r>
+        <w:t>int[</w:t>
+      </w:r>
+      <w:proofErr w:type="gramEnd"/>
+      <w:r>
+        <w:t>] items = [2, 1, 3, 5, 4];</w:t>
+      </w:r>
+    </w:p>
+    <w:p>
+      <w:pPr>
+        <w:ind w:left="0" w:firstLine="0"/>
+      </w:pPr>
+      <w:proofErr w:type="gramStart"/>
+      <w:r>
+        <w:t>int[</w:t>
+      </w:r>
+      <w:proofErr w:type="gramEnd"/>
+      <w:r>
+        <w:t xml:space="preserve">] </w:t>
+      </w:r>
+      <w:proofErr w:type="spellStart"/>
+      <w:r>
+        <w:t>arr</w:t>
+      </w:r>
+      <w:proofErr w:type="spellEnd"/>
+      <w:r>
+        <w:t xml:space="preserve"> = new </w:t>
+      </w:r>
+      <w:proofErr w:type="gramStart"/>
+      <w:r>
+        <w:t>int[</w:t>
+      </w:r>
+      <w:proofErr w:type="gramEnd"/>
+      <w:r>
+        <w:t>3]; //allocates 3 blocks each block will have 0 initially</w:t>
+      </w:r>
+    </w:p>
+    <w:p>
+      <w:pPr>
+        <w:ind w:left="0" w:firstLine="0"/>
+      </w:pPr>
+      <w:proofErr w:type="spellStart"/>
+      <w:proofErr w:type="gramStart"/>
+      <w:r>
+        <w:t>arr</w:t>
+      </w:r>
+      <w:proofErr w:type="spellEnd"/>
+      <w:r>
+        <w:t>[</w:t>
+      </w:r>
+      <w:proofErr w:type="gramEnd"/>
+      <w:r>
+        <w:t xml:space="preserve">0] = </w:t>
+      </w:r>
+      <w:proofErr w:type="gramStart"/>
+      <w:r>
+        <w:t xml:space="preserve">20;  </w:t>
+      </w:r>
+      <w:proofErr w:type="spellStart"/>
+      <w:r>
+        <w:t>arr</w:t>
+      </w:r>
+      <w:proofErr w:type="spellEnd"/>
+      <w:proofErr w:type="gramEnd"/>
+      <w:r>
+        <w:t xml:space="preserve">[1] = </w:t>
+      </w:r>
+      <w:proofErr w:type="gramStart"/>
+      <w:r>
+        <w:t xml:space="preserve">40;  </w:t>
+      </w:r>
+      <w:proofErr w:type="spellStart"/>
+      <w:r>
+        <w:t>arr</w:t>
+      </w:r>
+      <w:proofErr w:type="spellEnd"/>
+      <w:proofErr w:type="gramEnd"/>
+      <w:r>
+        <w:t>[2] = 30;</w:t>
       </w:r>
     </w:p>
     <w:p>
@@ -1725,8 +1877,29 @@
       <w:pPr>
         <w:ind w:left="0" w:firstLine="0"/>
       </w:pPr>
-      <w:r>
-        <w:t>for(int x : items) { … }</w:t>
+      <w:proofErr w:type="gramStart"/>
+      <w:r>
+        <w:t>for(</w:t>
+      </w:r>
+      <w:proofErr w:type="gramEnd"/>
+      <w:r>
+        <w:t xml:space="preserve">int </w:t>
+      </w:r>
+      <w:proofErr w:type="gramStart"/>
+      <w:r>
+        <w:t>x :</w:t>
+      </w:r>
+      <w:proofErr w:type="gramEnd"/>
+      <w:r>
+        <w:t xml:space="preserve"> items) </w:t>
+      </w:r>
+      <w:proofErr w:type="gramStart"/>
+      <w:r>
+        <w:t>{ …</w:t>
+      </w:r>
+      <w:proofErr w:type="gramEnd"/>
+      <w:r>
+        <w:t xml:space="preserve"> }</w:t>
       </w:r>
     </w:p>
     <w:p>
@@ -1870,7 +2043,15 @@
         <w:ind w:left="0" w:firstLine="0"/>
       </w:pPr>
       <w:r>
-        <w:t xml:space="preserve">Use an array having both negative and positive like { 60, -8, 20, -9, -1, 40, -15, 30}, then print all the negative values first &amp; then positive values, </w:t>
+        <w:t xml:space="preserve">Use an array having both negative and positive like </w:t>
+      </w:r>
+      <w:proofErr w:type="gramStart"/>
+      <w:r>
+        <w:t>{ 60</w:t>
+      </w:r>
+      <w:proofErr w:type="gramEnd"/>
+      <w:r>
+        <w:t xml:space="preserve">, -8, 20, -9, -1, 40, -15, 30}, then print all the negative values first &amp; then positive values, </w:t>
       </w:r>
     </w:p>
     <w:p>
@@ -2024,7 +2205,15 @@
         <w:t xml:space="preserve"> These are like methods must name will same as the class name, it will not have return types</w:t>
       </w:r>
       <w:r>
-        <w:t>, if a class doesn’t have any constructor then compiler automatically creates default constructor, however if you explicitly create a constructor then compiler doesn’t create the default constructor</w:t>
+        <w:t xml:space="preserve">, if a class doesn’t have any </w:t>
+      </w:r>
+      <w:proofErr w:type="gramStart"/>
+      <w:r>
+        <w:t>constructor</w:t>
+      </w:r>
+      <w:proofErr w:type="gramEnd"/>
+      <w:r>
+        <w:t xml:space="preserve"> then compiler automatically creates default constructor, however if you explicitly create a constructor then compiler doesn’t create the default constructor</w:t>
       </w:r>
       <w:r>
         <w:t>, you can have more than one constructor in the class.</w:t>
@@ -2422,7 +2611,15 @@
         <w:t xml:space="preserve">Static variables - </w:t>
       </w:r>
       <w:r>
-        <w:t>All the objects shares single copy of static variables</w:t>
+        <w:t xml:space="preserve">All the objects </w:t>
+      </w:r>
+      <w:proofErr w:type="gramStart"/>
+      <w:r>
+        <w:t>shares</w:t>
+      </w:r>
+      <w:proofErr w:type="gramEnd"/>
+      <w:r>
+        <w:t xml:space="preserve"> single copy of static variables</w:t>
       </w:r>
     </w:p>
     <w:p>
@@ -2614,7 +2811,23 @@
         <w:ind w:left="0" w:firstLine="0"/>
       </w:pPr>
       <w:r>
-        <w:t>Hint: User[] users = new User[3]; // allocates 3 blocks of memory</w:t>
+        <w:t xml:space="preserve">Hint: </w:t>
+      </w:r>
+      <w:proofErr w:type="gramStart"/>
+      <w:r>
+        <w:t>User[</w:t>
+      </w:r>
+      <w:proofErr w:type="gramEnd"/>
+      <w:r>
+        <w:t xml:space="preserve">] users = new </w:t>
+      </w:r>
+      <w:proofErr w:type="gramStart"/>
+      <w:r>
+        <w:t>User[</w:t>
+      </w:r>
+      <w:proofErr w:type="gramEnd"/>
+      <w:r>
+        <w:t>3]; // allocates 3 blocks of memory</w:t>
       </w:r>
     </w:p>
     <w:p>
@@ -3015,7 +3228,15 @@
         <w:ind w:left="0" w:firstLine="0"/>
       </w:pPr>
       <w:r>
-        <w:t>Ex: An Account class having accountNo, balance can be inherited to Savings, Current</w:t>
+        <w:t xml:space="preserve">Ex: An Account class having </w:t>
+      </w:r>
+      <w:proofErr w:type="spellStart"/>
+      <w:r>
+        <w:t>accountNo</w:t>
+      </w:r>
+      <w:proofErr w:type="spellEnd"/>
+      <w:r>
+        <w:t>, balance can be inherited to Savings, Current</w:t>
       </w:r>
     </w:p>
     <w:p>
@@ -3303,7 +3524,15 @@
         </w:numPr>
       </w:pPr>
       <w:r>
-        <w:t>In the first line of every constructor compiler adds super() automatically because of which every constructor invokes its parent class default constructor.</w:t>
+        <w:t xml:space="preserve">In the first line of every constructor compiler adds </w:t>
+      </w:r>
+      <w:proofErr w:type="gramStart"/>
+      <w:r>
+        <w:t>super(</w:t>
+      </w:r>
+      <w:proofErr w:type="gramEnd"/>
+      <w:r>
+        <w:t>) automatically because of which every constructor invokes its parent class default constructor.</w:t>
       </w:r>
     </w:p>
     <w:p>
@@ -3409,7 +3638,15 @@
         <w:t>method overloading</w:t>
       </w:r>
       <w:r>
-        <w:t>: method name will be same but its signature will be different (number of parameters, type of parameters vary)</w:t>
+        <w:t xml:space="preserve">: method name will be same but its signature will be different (number of parameters, type of parameters </w:t>
+      </w:r>
+      <w:proofErr w:type="gramStart"/>
+      <w:r>
+        <w:t>vary</w:t>
+      </w:r>
+      <w:proofErr w:type="gramEnd"/>
+      <w:r>
+        <w:t>)</w:t>
       </w:r>
     </w:p>
     <w:p>
@@ -3710,7 +3947,21 @@
         <w:rPr>
           <w:highlight w:val="yellow"/>
         </w:rPr>
-        <w:t>Static vs Non-Static members</w:t>
+        <w:t xml:space="preserve">Static vs </w:t>
+      </w:r>
+      <w:proofErr w:type="gramStart"/>
+      <w:r>
+        <w:rPr>
+          <w:highlight w:val="yellow"/>
+        </w:rPr>
+        <w:t>Non-Static</w:t>
+      </w:r>
+      <w:proofErr w:type="gramEnd"/>
+      <w:r>
+        <w:rPr>
+          <w:highlight w:val="yellow"/>
+        </w:rPr>
+        <w:t xml:space="preserve"> members</w:t>
       </w:r>
     </w:p>
     <w:p>
@@ -3815,8 +4066,13 @@
         </w:numPr>
       </w:pPr>
       <w:r>
-        <w:t>explicit-downcasting</w:t>
-      </w:r>
+        <w:t>explicit-</w:t>
+      </w:r>
+      <w:proofErr w:type="spellStart"/>
+      <w:r>
+        <w:t>downcasting</w:t>
+      </w:r>
+      <w:proofErr w:type="spellEnd"/>
       <w:r>
         <w:t>: HT -&gt; LT</w:t>
       </w:r>
@@ -3856,7 +4112,15 @@
         <w:ind w:left="0" w:firstLine="0"/>
       </w:pPr>
       <w:r>
-        <w:t>It enables developers to know what method does instead of understanding how it is implemented, from this every developers role will become simpler.</w:t>
+        <w:t xml:space="preserve">It enables developers to know what method does instead of understanding how it is implemented, from this every </w:t>
+      </w:r>
+      <w:proofErr w:type="gramStart"/>
+      <w:r>
+        <w:t>developers</w:t>
+      </w:r>
+      <w:proofErr w:type="gramEnd"/>
+      <w:r>
+        <w:t xml:space="preserve"> role will become simpler.</w:t>
       </w:r>
     </w:p>
     <w:p>
@@ -4134,11 +4398,43 @@
       </w:r>
       <w:r>
         <w:br/>
-        <w:t xml:space="preserve">  final void test() { … }</w:t>
+        <w:t xml:space="preserve">  final void </w:t>
+      </w:r>
+      <w:proofErr w:type="gramStart"/>
+      <w:r>
+        <w:t>test(</w:t>
+      </w:r>
+      <w:proofErr w:type="gramEnd"/>
+      <w:r>
+        <w:t xml:space="preserve">) </w:t>
+      </w:r>
+      <w:proofErr w:type="gramStart"/>
+      <w:r>
+        <w:t>{ …</w:t>
+      </w:r>
+      <w:proofErr w:type="gramEnd"/>
+      <w:r>
+        <w:t xml:space="preserve"> }</w:t>
       </w:r>
       <w:r>
         <w:br/>
-        <w:t xml:space="preserve">  void demo() { } </w:t>
+        <w:t xml:space="preserve">  void </w:t>
+      </w:r>
+      <w:proofErr w:type="gramStart"/>
+      <w:r>
+        <w:t>demo(</w:t>
+      </w:r>
+      <w:proofErr w:type="gramEnd"/>
+      <w:r>
+        <w:t xml:space="preserve">) </w:t>
+      </w:r>
+      <w:proofErr w:type="gramStart"/>
+      <w:r>
+        <w:t>{ }</w:t>
+      </w:r>
+      <w:proofErr w:type="gramEnd"/>
+      <w:r>
+        <w:t xml:space="preserve"> </w:t>
       </w:r>
       <w:r>
         <w:br/>
@@ -4150,7 +4446,23 @@
       </w:r>
       <w:r>
         <w:br/>
-        <w:t xml:space="preserve">  void demo() { .. }</w:t>
+        <w:t xml:space="preserve">  void </w:t>
+      </w:r>
+      <w:proofErr w:type="gramStart"/>
+      <w:r>
+        <w:t>demo(</w:t>
+      </w:r>
+      <w:proofErr w:type="gramEnd"/>
+      <w:r>
+        <w:t>) {</w:t>
+      </w:r>
+      <w:proofErr w:type="gramStart"/>
+      <w:r>
+        <w:t xml:space="preserve"> ..</w:t>
+      </w:r>
+      <w:proofErr w:type="gramEnd"/>
+      <w:r>
+        <w:t xml:space="preserve"> }</w:t>
       </w:r>
       <w:r>
         <w:br/>
@@ -4596,7 +4908,15 @@
         <w:ind w:left="0" w:firstLine="0"/>
       </w:pPr>
       <w:r>
-        <w:t>Some of the operations are converting string to int, double, float, byte and etc, finding a character is a digit or alphabet, finding the maximum or minimum value of primitive types</w:t>
+        <w:t xml:space="preserve">Some of the operations are converting string to int, double, float, byte and </w:t>
+      </w:r>
+      <w:proofErr w:type="spellStart"/>
+      <w:r>
+        <w:t>etc</w:t>
+      </w:r>
+      <w:proofErr w:type="spellEnd"/>
+      <w:r>
+        <w:t>, finding a character is a digit or alphabet, finding the maximum or minimum value of primitive types</w:t>
       </w:r>
     </w:p>
     <w:p>
@@ -4615,12 +4935,24 @@
       <w:pPr>
         <w:ind w:left="0" w:firstLine="0"/>
       </w:pPr>
-      <w:r>
-        <w:t>Character.isDigit(‘a’) -&gt; returns false</w:t>
+      <w:proofErr w:type="spellStart"/>
+      <w:r>
+        <w:t>Character.isDigit</w:t>
+      </w:r>
+      <w:proofErr w:type="spellEnd"/>
+      <w:r>
+        <w:t>(‘a’) -&gt; returns false</w:t>
       </w:r>
       <w:r>
         <w:br/>
-        <w:t>Character.isDigit(‘1’) -&gt; returns true</w:t>
+      </w:r>
+      <w:proofErr w:type="spellStart"/>
+      <w:r>
+        <w:t>Character.isDigit</w:t>
+      </w:r>
+      <w:proofErr w:type="spellEnd"/>
+      <w:r>
+        <w:t>(‘1’) -&gt; returns true</w:t>
       </w:r>
     </w:p>
     <w:p>
@@ -5064,6 +5396,9 @@
         <w:ind w:left="0" w:firstLine="0"/>
       </w:pPr>
       <w:r>
+        <w:rPr>
+          <w:noProof/>
+        </w:rPr>
         <w:lastRenderedPageBreak/>
         <w:drawing>
           <wp:inline distT="0" distB="0" distL="0" distR="0" wp14:anchorId="0F4710B8" wp14:editId="6F8F71F1">
@@ -5107,6 +5442,9 @@
         <w:ind w:left="0" w:firstLine="0"/>
       </w:pPr>
       <w:r>
+        <w:rPr>
+          <w:noProof/>
+        </w:rPr>
         <w:drawing>
           <wp:inline distT="0" distB="0" distL="0" distR="0" wp14:anchorId="2445415E" wp14:editId="18EDB5B4">
             <wp:extent cx="5943600" cy="3432810"/>
@@ -5160,6 +5498,9 @@
         <w:ind w:left="0" w:firstLine="0"/>
       </w:pPr>
       <w:r>
+        <w:rPr>
+          <w:noProof/>
+        </w:rPr>
         <w:lastRenderedPageBreak/>
         <w:drawing>
           <wp:inline distT="0" distB="0" distL="0" distR="0" wp14:anchorId="462E8F13" wp14:editId="1C27341C">
@@ -5218,8 +5559,13 @@
       <w:pPr>
         <w:ind w:left="0" w:firstLine="0"/>
       </w:pPr>
-      <w:r>
-        <w:t>catch(Exception) can handle all the subclass exceptions, however when you write catch with subclass and super class, first you must handle subclass exception &amp; then super class exception</w:t>
+      <w:proofErr w:type="gramStart"/>
+      <w:r>
+        <w:t>catch(</w:t>
+      </w:r>
+      <w:proofErr w:type="gramEnd"/>
+      <w:r>
+        <w:t>Exception) can handle all the subclass exceptions, however when you write catch with subclass and super class, first you must handle subclass exception &amp; then super class exception</w:t>
       </w:r>
     </w:p>
     <w:p>
@@ -5258,9 +5604,11 @@
       <w:pPr>
         <w:ind w:left="0" w:firstLine="0"/>
       </w:pPr>
+      <w:proofErr w:type="spellStart"/>
       <w:r>
         <w:t>StringBuffer</w:t>
       </w:r>
+      <w:proofErr w:type="spellEnd"/>
     </w:p>
     <w:p>
       <w:pPr>
@@ -5299,8 +5647,13 @@
         <w:ind w:left="0" w:firstLine="0"/>
       </w:pPr>
       <w:r>
-        <w:t>Map interfaces &amp; classes - Map, HashMap, Hashtable</w:t>
-      </w:r>
+        <w:t xml:space="preserve">Map interfaces &amp; classes - Map, HashMap, </w:t>
+      </w:r>
+      <w:proofErr w:type="spellStart"/>
+      <w:r>
+        <w:t>Hashtable</w:t>
+      </w:r>
+      <w:proofErr w:type="spellEnd"/>
     </w:p>
     <w:p>
       <w:pPr>
@@ -5316,8 +5669,16 @@
           <w:highlight w:val="yellow"/>
         </w:rPr>
         <w:lastRenderedPageBreak/>
-        <w:t>String &amp; StringBuffer</w:t>
-      </w:r>
+        <w:t xml:space="preserve">String &amp; </w:t>
+      </w:r>
+      <w:proofErr w:type="spellStart"/>
+      <w:r>
+        <w:rPr>
+          <w:highlight w:val="yellow"/>
+        </w:rPr>
+        <w:t>StringBuffer</w:t>
+      </w:r>
+      <w:proofErr w:type="spellEnd"/>
     </w:p>
     <w:p>
       <w:pPr>
@@ -5327,27 +5688,43 @@
         <w:t>String: It creates Immutable string object</w:t>
       </w:r>
       <w:r>
-        <w:t xml:space="preserve">, Immutable string means, once its created you can’t modify </w:t>
-      </w:r>
-    </w:p>
-    <w:p>
-      <w:pPr>
-        <w:ind w:left="0" w:firstLine="0"/>
-      </w:pPr>
-      <w:r>
-        <w:t>StringBuffer: It creates mutable string object</w:t>
-      </w:r>
-    </w:p>
-    <w:p>
-      <w:pPr>
-        <w:ind w:left="0" w:firstLine="0"/>
-      </w:pPr>
-    </w:p>
-    <w:p>
-      <w:pPr>
-        <w:ind w:left="0" w:firstLine="0"/>
-      </w:pPr>
-      <w:r>
+        <w:t xml:space="preserve">, Immutable string means, once </w:t>
+      </w:r>
+      <w:proofErr w:type="gramStart"/>
+      <w:r>
+        <w:t>its</w:t>
+      </w:r>
+      <w:proofErr w:type="gramEnd"/>
+      <w:r>
+        <w:t xml:space="preserve"> created you can’t modify </w:t>
+      </w:r>
+    </w:p>
+    <w:p>
+      <w:pPr>
+        <w:ind w:left="0" w:firstLine="0"/>
+      </w:pPr>
+      <w:proofErr w:type="spellStart"/>
+      <w:r>
+        <w:t>StringBuffer</w:t>
+      </w:r>
+      <w:proofErr w:type="spellEnd"/>
+      <w:r>
+        <w:t>: It creates mutable string object</w:t>
+      </w:r>
+    </w:p>
+    <w:p>
+      <w:pPr>
+        <w:ind w:left="0" w:firstLine="0"/>
+      </w:pPr>
+    </w:p>
+    <w:p>
+      <w:pPr>
+        <w:ind w:left="0" w:firstLine="0"/>
+      </w:pPr>
+      <w:r>
+        <w:rPr>
+          <w:noProof/>
+        </w:rPr>
         <w:drawing>
           <wp:inline distT="0" distB="0" distL="0" distR="0" wp14:anchorId="3377C8DE" wp14:editId="0C4AA8A8">
             <wp:extent cx="5943600" cy="3801110"/>
@@ -5403,26 +5780,69 @@
       <w:pPr>
         <w:ind w:left="0" w:firstLine="0"/>
       </w:pPr>
+      <w:proofErr w:type="spellStart"/>
       <w:r>
         <w:rPr>
           <w:highlight w:val="yellow"/>
         </w:rPr>
-        <w:t>StringBuffer:</w:t>
-      </w:r>
-    </w:p>
-    <w:p>
-      <w:pPr>
-        <w:ind w:left="0" w:firstLine="0"/>
-      </w:pPr>
-      <w:r>
-        <w:t>It creates mutable string objects, it has methods like append(), length(), insert(), delete()</w:t>
-      </w:r>
-    </w:p>
-    <w:p>
-      <w:pPr>
-        <w:ind w:left="0" w:firstLine="0"/>
-      </w:pPr>
-      <w:r>
+        <w:t>StringBuffer</w:t>
+      </w:r>
+      <w:proofErr w:type="spellEnd"/>
+      <w:r>
+        <w:rPr>
+          <w:highlight w:val="yellow"/>
+        </w:rPr>
+        <w:t>:</w:t>
+      </w:r>
+    </w:p>
+    <w:p>
+      <w:pPr>
+        <w:ind w:left="0" w:firstLine="0"/>
+      </w:pPr>
+      <w:r>
+        <w:t xml:space="preserve">It creates mutable string objects, it has methods like </w:t>
+      </w:r>
+      <w:proofErr w:type="gramStart"/>
+      <w:r>
+        <w:t>append(</w:t>
+      </w:r>
+      <w:proofErr w:type="gramEnd"/>
+      <w:r>
+        <w:t xml:space="preserve">), </w:t>
+      </w:r>
+      <w:proofErr w:type="gramStart"/>
+      <w:r>
+        <w:t>length(</w:t>
+      </w:r>
+      <w:proofErr w:type="gramEnd"/>
+      <w:r>
+        <w:t xml:space="preserve">), </w:t>
+      </w:r>
+      <w:proofErr w:type="gramStart"/>
+      <w:r>
+        <w:t>insert(</w:t>
+      </w:r>
+      <w:proofErr w:type="gramEnd"/>
+      <w:r>
+        <w:t xml:space="preserve">), </w:t>
+      </w:r>
+      <w:proofErr w:type="gramStart"/>
+      <w:r>
+        <w:t>delete(</w:t>
+      </w:r>
+      <w:proofErr w:type="gramEnd"/>
+      <w:r>
+        <w:t>)</w:t>
+      </w:r>
+    </w:p>
+    <w:p>
+      <w:pPr>
+        <w:ind w:left="0" w:firstLine="0"/>
+      </w:pPr>
+      <w:r>
+        <w:rPr>
+          <w:noProof/>
+        </w:rPr>
         <w:lastRenderedPageBreak/>
         <w:drawing>
           <wp:inline distT="0" distB="0" distL="0" distR="0" wp14:anchorId="4D118E87" wp14:editId="544D5981">
@@ -5493,7 +5913,15 @@
         <w:ind w:left="0" w:firstLine="0"/>
       </w:pPr>
       <w:r>
-        <w:t xml:space="preserve">To create multithreaded program we use </w:t>
+        <w:t xml:space="preserve">To create multithreaded </w:t>
+      </w:r>
+      <w:proofErr w:type="gramStart"/>
+      <w:r>
+        <w:t>program</w:t>
+      </w:r>
+      <w:proofErr w:type="gramEnd"/>
+      <w:r>
+        <w:t xml:space="preserve"> we use </w:t>
       </w:r>
     </w:p>
     <w:p>
@@ -5517,7 +5945,15 @@
         </w:numPr>
       </w:pPr>
       <w:r>
-        <w:t>Runnable interface - contains a run() method that a thread can execute</w:t>
+        <w:t xml:space="preserve">Runnable interface - contains a </w:t>
+      </w:r>
+      <w:proofErr w:type="gramStart"/>
+      <w:r>
+        <w:t>run(</w:t>
+      </w:r>
+      <w:proofErr w:type="gramEnd"/>
+      <w:r>
+        <w:t>) method that a thread can execute</w:t>
       </w:r>
     </w:p>
     <w:p>
@@ -5557,7 +5993,23 @@
       </w:r>
       <w:r>
         <w:br/>
-        <w:t xml:space="preserve">   public void run() { } </w:t>
+        <w:t xml:space="preserve">   public void </w:t>
+      </w:r>
+      <w:proofErr w:type="gramStart"/>
+      <w:r>
+        <w:t>run(</w:t>
+      </w:r>
+      <w:proofErr w:type="gramEnd"/>
+      <w:r>
+        <w:t xml:space="preserve">) </w:t>
+      </w:r>
+      <w:proofErr w:type="gramStart"/>
+      <w:r>
+        <w:t>{ }</w:t>
+      </w:r>
+      <w:proofErr w:type="gramEnd"/>
+      <w:r>
+        <w:t xml:space="preserve"> </w:t>
       </w:r>
       <w:r>
         <w:br/>
@@ -5590,8 +6042,21 @@
       </w:r>
       <w:r>
         <w:br/>
-        <w:t xml:space="preserve">  public void run() { }</w:t>
-      </w:r>
+        <w:t xml:space="preserve">  public void </w:t>
+      </w:r>
+      <w:proofErr w:type="gramStart"/>
+      <w:r>
+        <w:t>run(</w:t>
+      </w:r>
+      <w:proofErr w:type="gramEnd"/>
+      <w:r>
+        <w:t xml:space="preserve">) </w:t>
+      </w:r>
+      <w:proofErr w:type="gramStart"/>
+      <w:r>
+        <w:t>{ }</w:t>
+      </w:r>
+      <w:proofErr w:type="gramEnd"/>
       <w:r>
         <w:br/>
         <w:t>}</w:t>
@@ -5610,8 +6075,13 @@
       <w:pPr>
         <w:ind w:left="0" w:firstLine="0"/>
       </w:pPr>
-      <w:r>
-        <w:t>start(): This register</w:t>
+      <w:proofErr w:type="gramStart"/>
+      <w:r>
+        <w:t>start(</w:t>
+      </w:r>
+      <w:proofErr w:type="gramEnd"/>
+      <w:r>
+        <w:t>): This register</w:t>
       </w:r>
       <w:r>
         <w:t>s</w:t>
@@ -5630,14 +6100,28 @@
       </w:r>
       <w:r>
         <w:br/>
-        <w:t>setName(String)</w:t>
+      </w:r>
+      <w:proofErr w:type="gramStart"/>
+      <w:r>
+        <w:t>setName(</w:t>
+      </w:r>
+      <w:proofErr w:type="gramEnd"/>
+      <w:r>
+        <w:t>String)</w:t>
       </w:r>
       <w:r>
         <w:t>: This modifies the thread name, by default thread name starts as Thread-0, Thread-1 and so on</w:t>
       </w:r>
       <w:r>
         <w:br/>
-        <w:t>getName()</w:t>
+      </w:r>
+      <w:proofErr w:type="gramStart"/>
+      <w:r>
+        <w:t>getName(</w:t>
+      </w:r>
+      <w:proofErr w:type="gramEnd"/>
+      <w:r>
+        <w:t>)</w:t>
       </w:r>
       <w:r>
         <w:t>: This returns the thread name</w:t>
@@ -5647,8 +6131,18 @@
       <w:pPr>
         <w:ind w:left="0" w:firstLine="0"/>
       </w:pPr>
-      <w:r>
-        <w:t xml:space="preserve">currentThread(): It is a static method that returns </w:t>
+      <w:proofErr w:type="spellStart"/>
+      <w:proofErr w:type="gramStart"/>
+      <w:r>
+        <w:t>currentThread</w:t>
+      </w:r>
+      <w:proofErr w:type="spellEnd"/>
+      <w:r>
+        <w:t>(</w:t>
+      </w:r>
+      <w:proofErr w:type="gramEnd"/>
+      <w:r>
+        <w:t xml:space="preserve">): It is a static method that returns </w:t>
       </w:r>
       <w:r>
         <w:t xml:space="preserve">a Thread, </w:t>
@@ -5668,6 +6162,9 @@
         <w:ind w:left="0" w:firstLine="0"/>
       </w:pPr>
       <w:r>
+        <w:rPr>
+          <w:noProof/>
+        </w:rPr>
         <w:drawing>
           <wp:inline distT="0" distB="0" distL="0" distR="0" wp14:anchorId="5C9A854A" wp14:editId="27B25E92">
             <wp:extent cx="5943600" cy="3998595"/>
@@ -5722,6 +6219,9 @@
         <w:br/>
       </w:r>
       <w:r>
+        <w:rPr>
+          <w:noProof/>
+        </w:rPr>
         <w:lastRenderedPageBreak/>
         <w:drawing>
           <wp:inline distT="0" distB="0" distL="0" distR="0" wp14:anchorId="6BB3550F" wp14:editId="4446C45B">
@@ -5762,6 +6262,829 @@
       <w:r>
         <w:br/>
       </w:r>
+      <w:r>
+        <w:rPr>
+          <w:highlight w:val="yellow"/>
+        </w:rPr>
+        <w:t>21-02-2026</w:t>
+      </w:r>
+    </w:p>
+    <w:p>
+      <w:pPr>
+        <w:ind w:left="0" w:firstLine="0"/>
+      </w:pPr>
+      <w:r>
+        <w:t>Drawbacks of using Threads &amp; Runnable</w:t>
+      </w:r>
+    </w:p>
+    <w:p>
+      <w:pPr>
+        <w:pStyle w:val="ListParagraph"/>
+        <w:numPr>
+          <w:ilvl w:val="0"/>
+          <w:numId w:val="20"/>
+        </w:numPr>
+      </w:pPr>
+      <w:r>
+        <w:t xml:space="preserve">The thread you create can’t be reused </w:t>
+      </w:r>
+    </w:p>
+    <w:p>
+      <w:pPr>
+        <w:pStyle w:val="ListParagraph"/>
+        <w:numPr>
+          <w:ilvl w:val="0"/>
+          <w:numId w:val="20"/>
+        </w:numPr>
+      </w:pPr>
+      <w:r>
+        <w:t>Runnable doesn’t return the result, it returns void</w:t>
+      </w:r>
+    </w:p>
+    <w:p>
+      <w:pPr>
+        <w:ind w:left="0" w:firstLine="0"/>
+      </w:pPr>
+    </w:p>
+    <w:p>
+      <w:pPr>
+        <w:ind w:left="0" w:firstLine="0"/>
+      </w:pPr>
+      <w:r>
+        <w:t>Thread pool: It allows you to have some set of threads which can be reused</w:t>
+      </w:r>
+      <w:r>
+        <w:t xml:space="preserve">, i.e., when the thread completes the </w:t>
+      </w:r>
+      <w:proofErr w:type="gramStart"/>
+      <w:r>
+        <w:t>task</w:t>
+      </w:r>
+      <w:proofErr w:type="gramEnd"/>
+      <w:r>
+        <w:t xml:space="preserve"> it wouldn’t be terminated instead it will be reused.</w:t>
+      </w:r>
+    </w:p>
+    <w:p>
+      <w:pPr>
+        <w:ind w:left="0" w:firstLine="0"/>
+      </w:pPr>
+      <w:proofErr w:type="spellStart"/>
+      <w:r>
+        <w:t>Executors.newFixedThreadPool</w:t>
+      </w:r>
+      <w:proofErr w:type="spellEnd"/>
+      <w:r>
+        <w:t>(3) - this creates a thread pool having 3 threads which can be reused.</w:t>
+      </w:r>
+    </w:p>
+    <w:p>
+      <w:pPr>
+        <w:ind w:left="0" w:firstLine="0"/>
+      </w:pPr>
+      <w:r>
+        <w:rPr>
+          <w:highlight w:val="yellow"/>
+        </w:rPr>
+        <w:t>Future:</w:t>
+      </w:r>
+      <w:r>
+        <w:t xml:space="preserve"> It is an object that would expect the result form the thread task, it has a method called </w:t>
+      </w:r>
+      <w:proofErr w:type="gramStart"/>
+      <w:r>
+        <w:t>get(</w:t>
+      </w:r>
+      <w:proofErr w:type="gramEnd"/>
+      <w:r>
+        <w:t>) that would return the result if the tasks is complete else the program must wait.</w:t>
+      </w:r>
+    </w:p>
+    <w:p>
+      <w:pPr>
+        <w:ind w:left="0" w:firstLine="0"/>
+      </w:pPr>
+      <w:r>
+        <w:rPr>
+          <w:highlight w:val="yellow"/>
+        </w:rPr>
+        <w:lastRenderedPageBreak/>
+        <w:t>Callable&lt;T&gt;:</w:t>
+      </w:r>
+      <w:r>
+        <w:t xml:space="preserve"> It is an interface just like Runnable which will have a </w:t>
+      </w:r>
+      <w:proofErr w:type="gramStart"/>
+      <w:r>
+        <w:t>call(</w:t>
+      </w:r>
+      <w:proofErr w:type="gramEnd"/>
+      <w:r>
+        <w:t>) method that threads can execute, and it returns result and also throws Exception.</w:t>
+      </w:r>
+    </w:p>
+    <w:p>
+      <w:pPr>
+        <w:ind w:left="0" w:firstLine="0"/>
+      </w:pPr>
+    </w:p>
+    <w:p>
+      <w:pPr>
+        <w:ind w:left="0" w:firstLine="0"/>
+      </w:pPr>
+      <w:r>
+        <w:rPr>
+          <w:highlight w:val="yellow"/>
+        </w:rPr>
+        <w:t>Runnable vs Callable</w:t>
+      </w:r>
+    </w:p>
+    <w:tbl>
+      <w:tblPr>
+        <w:tblStyle w:val="TableGrid"/>
+        <w:tblW w:w="0" w:type="auto"/>
+        <w:tblLook w:val="04A0" w:firstRow="1" w:lastRow="0" w:firstColumn="1" w:lastColumn="0" w:noHBand="0" w:noVBand="1"/>
+      </w:tblPr>
+      <w:tblGrid>
+        <w:gridCol w:w="4675"/>
+        <w:gridCol w:w="4675"/>
+      </w:tblGrid>
+      <w:tr>
+        <w:tc>
+          <w:tcPr>
+            <w:tcW w:w="4675" w:type="dxa"/>
+          </w:tcPr>
+          <w:p>
+            <w:pPr>
+              <w:ind w:left="0" w:firstLine="0"/>
+              <w:rPr>
+                <w:highlight w:val="yellow"/>
+              </w:rPr>
+            </w:pPr>
+            <w:r>
+              <w:rPr>
+                <w:highlight w:val="yellow"/>
+              </w:rPr>
+              <w:t>Runnable</w:t>
+            </w:r>
+          </w:p>
+        </w:tc>
+        <w:tc>
+          <w:tcPr>
+            <w:tcW w:w="4675" w:type="dxa"/>
+          </w:tcPr>
+          <w:p>
+            <w:pPr>
+              <w:ind w:left="0" w:firstLine="0"/>
+            </w:pPr>
+            <w:r>
+              <w:rPr>
+                <w:highlight w:val="yellow"/>
+              </w:rPr>
+              <w:t>Callable</w:t>
+            </w:r>
+          </w:p>
+        </w:tc>
+      </w:tr>
+      <w:tr>
+        <w:tc>
+          <w:tcPr>
+            <w:tcW w:w="4675" w:type="dxa"/>
+          </w:tcPr>
+          <w:p>
+            <w:pPr>
+              <w:ind w:left="0" w:firstLine="0"/>
+            </w:pPr>
+            <w:r>
+              <w:t>Will have logics a thread can execute</w:t>
+            </w:r>
+          </w:p>
+        </w:tc>
+        <w:tc>
+          <w:tcPr>
+            <w:tcW w:w="4675" w:type="dxa"/>
+          </w:tcPr>
+          <w:p>
+            <w:pPr>
+              <w:ind w:left="0" w:firstLine="0"/>
+            </w:pPr>
+            <w:r>
+              <w:t>Will have logics a thread can execute</w:t>
+            </w:r>
+          </w:p>
+        </w:tc>
+      </w:tr>
+      <w:tr>
+        <w:tc>
+          <w:tcPr>
+            <w:tcW w:w="4675" w:type="dxa"/>
+          </w:tcPr>
+          <w:p>
+            <w:pPr>
+              <w:ind w:left="0" w:firstLine="0"/>
+            </w:pPr>
+            <w:r>
+              <w:t>A thread can’t return the result or throw a checked exception</w:t>
+            </w:r>
+          </w:p>
+        </w:tc>
+        <w:tc>
+          <w:tcPr>
+            <w:tcW w:w="4675" w:type="dxa"/>
+          </w:tcPr>
+          <w:p>
+            <w:pPr>
+              <w:ind w:left="0" w:firstLine="0"/>
+            </w:pPr>
+            <w:r>
+              <w:t xml:space="preserve">A thread can return the result or throw an exception, i.e., after thread finishes the </w:t>
+            </w:r>
+            <w:proofErr w:type="gramStart"/>
+            <w:r>
+              <w:t>task</w:t>
+            </w:r>
+            <w:proofErr w:type="gramEnd"/>
+            <w:r>
+              <w:t xml:space="preserve"> it can return the result</w:t>
+            </w:r>
+          </w:p>
+        </w:tc>
+      </w:tr>
+      <w:tr>
+        <w:tc>
+          <w:tcPr>
+            <w:tcW w:w="4675" w:type="dxa"/>
+          </w:tcPr>
+          <w:p>
+            <w:pPr>
+              <w:ind w:left="0" w:firstLine="0"/>
+            </w:pPr>
+            <w:r>
+              <w:t>main thread can’t use the result and process it</w:t>
+            </w:r>
+          </w:p>
+        </w:tc>
+        <w:tc>
+          <w:tcPr>
+            <w:tcW w:w="4675" w:type="dxa"/>
+          </w:tcPr>
+          <w:p>
+            <w:pPr>
+              <w:ind w:left="0" w:firstLine="0"/>
+            </w:pPr>
+            <w:r>
+              <w:t>main thread can use the results coming from multiple threads and process them</w:t>
+            </w:r>
+          </w:p>
+        </w:tc>
+      </w:tr>
+    </w:tbl>
+    <w:p>
+      <w:pPr>
+        <w:ind w:left="0" w:firstLine="0"/>
+      </w:pPr>
+    </w:p>
+    <w:p>
+      <w:pPr>
+        <w:ind w:left="0" w:firstLine="0"/>
+      </w:pPr>
+      <w:r>
+        <w:drawing>
+          <wp:inline distT="0" distB="0" distL="0" distR="0" wp14:anchorId="5ACA6F53" wp14:editId="3C2163C5">
+            <wp:extent cx="5943600" cy="3669030"/>
+            <wp:effectExtent l="0" t="0" r="0" b="7620"/>
+            <wp:docPr id="981479542" name="Picture 1"/>
+            <wp:cNvGraphicFramePr>
+              <a:graphicFrameLocks xmlns:a="http://schemas.openxmlformats.org/drawingml/2006/main" noChangeAspect="1"/>
+            </wp:cNvGraphicFramePr>
+            <a:graphic xmlns:a="http://schemas.openxmlformats.org/drawingml/2006/main">
+              <a:graphicData uri="http://schemas.openxmlformats.org/drawingml/2006/picture">
+                <pic:pic xmlns:pic="http://schemas.openxmlformats.org/drawingml/2006/picture">
+                  <pic:nvPicPr>
+                    <pic:cNvPr id="981479542" name=""/>
+                    <pic:cNvPicPr/>
+                  </pic:nvPicPr>
+                  <pic:blipFill>
+                    <a:blip r:embed="rId57"/>
+                    <a:stretch>
+                      <a:fillRect/>
+                    </a:stretch>
+                  </pic:blipFill>
+                  <pic:spPr>
+                    <a:xfrm>
+                      <a:off x="0" y="0"/>
+                      <a:ext cx="5943600" cy="3669030"/>
+                    </a:xfrm>
+                    <a:prstGeom prst="rect">
+                      <a:avLst/>
+                    </a:prstGeom>
+                  </pic:spPr>
+                </pic:pic>
+              </a:graphicData>
+            </a:graphic>
+          </wp:inline>
+        </w:drawing>
+      </w:r>
+    </w:p>
+    <w:p>
+      <w:pPr>
+        <w:ind w:left="0" w:firstLine="0"/>
+      </w:pPr>
+      <w:r>
+        <w:rPr>
+          <w:highlight w:val="yellow"/>
+        </w:rPr>
+        <w:t>Collection Framework</w:t>
+      </w:r>
+    </w:p>
+    <w:p>
+      <w:pPr>
+        <w:ind w:left="0" w:firstLine="0"/>
+      </w:pPr>
+      <w:r>
+        <w:t xml:space="preserve">It is used to maintain the data, it provides set of classes &amp; interfaces that can manage data in various ways - insertion, sorted, random, unique elements </w:t>
+      </w:r>
+    </w:p>
+    <w:p>
+      <w:pPr>
+        <w:ind w:left="0" w:firstLine="0"/>
+      </w:pPr>
+      <w:r>
+        <w:lastRenderedPageBreak/>
+        <w:drawing>
+          <wp:inline distT="0" distB="0" distL="0" distR="0" wp14:anchorId="6CA589CA" wp14:editId="7889224F">
+            <wp:extent cx="5943600" cy="2692400"/>
+            <wp:effectExtent l="0" t="0" r="0" b="0"/>
+            <wp:docPr id="1280083747" name="Picture 1"/>
+            <wp:cNvGraphicFramePr>
+              <a:graphicFrameLocks xmlns:a="http://schemas.openxmlformats.org/drawingml/2006/main" noChangeAspect="1"/>
+            </wp:cNvGraphicFramePr>
+            <a:graphic xmlns:a="http://schemas.openxmlformats.org/drawingml/2006/main">
+              <a:graphicData uri="http://schemas.openxmlformats.org/drawingml/2006/picture">
+                <pic:pic xmlns:pic="http://schemas.openxmlformats.org/drawingml/2006/picture">
+                  <pic:nvPicPr>
+                    <pic:cNvPr id="1280083747" name=""/>
+                    <pic:cNvPicPr/>
+                  </pic:nvPicPr>
+                  <pic:blipFill>
+                    <a:blip r:embed="rId58"/>
+                    <a:stretch>
+                      <a:fillRect/>
+                    </a:stretch>
+                  </pic:blipFill>
+                  <pic:spPr>
+                    <a:xfrm>
+                      <a:off x="0" y="0"/>
+                      <a:ext cx="5943600" cy="2692400"/>
+                    </a:xfrm>
+                    <a:prstGeom prst="rect">
+                      <a:avLst/>
+                    </a:prstGeom>
+                  </pic:spPr>
+                </pic:pic>
+              </a:graphicData>
+            </a:graphic>
+          </wp:inline>
+        </w:drawing>
+      </w:r>
+    </w:p>
+    <w:p>
+      <w:pPr>
+        <w:ind w:left="0" w:firstLine="0"/>
+      </w:pPr>
+      <w:r>
+        <w:t>Collection is dynamic in nature, means memory grows when you add elements and shrink when you remove elements</w:t>
+      </w:r>
+    </w:p>
+    <w:p>
+      <w:pPr>
+        <w:ind w:left="0" w:firstLine="0"/>
+      </w:pPr>
+      <w:r>
+        <w:rPr>
+          <w:highlight w:val="yellow"/>
+        </w:rPr>
+        <w:t>Collection</w:t>
+      </w:r>
+      <w:r>
+        <w:t xml:space="preserve"> - provides common methods to maintain the data - add, remove, iterator, size, clear</w:t>
+      </w:r>
+    </w:p>
+    <w:p>
+      <w:pPr>
+        <w:ind w:left="0" w:firstLine="0"/>
+      </w:pPr>
+      <w:r>
+        <w:t>Set, List &amp; Queue are interfaces</w:t>
+      </w:r>
+    </w:p>
+    <w:p>
+      <w:pPr>
+        <w:ind w:left="0" w:firstLine="0"/>
+      </w:pPr>
+      <w:r>
+        <w:t>Set: Maintains only unique elements - it has 3 implementations.</w:t>
+      </w:r>
+    </w:p>
+    <w:p>
+      <w:pPr>
+        <w:pStyle w:val="ListParagraph"/>
+        <w:numPr>
+          <w:ilvl w:val="0"/>
+          <w:numId w:val="21"/>
+        </w:numPr>
+      </w:pPr>
+      <w:r>
+        <w:t>HashSet - Order is not maintained, but retrieval is faster</w:t>
+      </w:r>
+    </w:p>
+    <w:p>
+      <w:pPr>
+        <w:pStyle w:val="ListParagraph"/>
+        <w:numPr>
+          <w:ilvl w:val="0"/>
+          <w:numId w:val="21"/>
+        </w:numPr>
+      </w:pPr>
+      <w:r>
+        <w:t>LinkedHashSet - Insertion order</w:t>
+      </w:r>
+    </w:p>
+    <w:p>
+      <w:pPr>
+        <w:pStyle w:val="ListParagraph"/>
+        <w:numPr>
+          <w:ilvl w:val="0"/>
+          <w:numId w:val="21"/>
+        </w:numPr>
+      </w:pPr>
+      <w:r>
+        <w:t>TreeSet - Sorted Order</w:t>
+      </w:r>
+    </w:p>
+    <w:p>
+      <w:pPr>
+        <w:ind w:left="0" w:firstLine="0"/>
+      </w:pPr>
+      <w:r>
+        <w:t xml:space="preserve">List: It supports duplicate &amp; elements are index based </w:t>
+      </w:r>
+    </w:p>
+    <w:p>
+      <w:pPr>
+        <w:pStyle w:val="ListParagraph"/>
+        <w:numPr>
+          <w:ilvl w:val="0"/>
+          <w:numId w:val="22"/>
+        </w:numPr>
+      </w:pPr>
+      <w:r>
+        <w:t>ArrayList - maintains the elements in insertion order &amp; stores in contiguous memory address</w:t>
+      </w:r>
+      <w:r>
+        <w:t>, whenever you add/remove elements in between the elements are moved to different address, hence adding and removing is slower, but retrieval is faster</w:t>
+      </w:r>
+    </w:p>
+    <w:p>
+      <w:pPr>
+        <w:pStyle w:val="ListParagraph"/>
+        <w:numPr>
+          <w:ilvl w:val="0"/>
+          <w:numId w:val="22"/>
+        </w:numPr>
+      </w:pPr>
+      <w:r>
+        <w:t>LinkedList - maintains the elements in insertion order &amp; stores in non-contiguous memory address</w:t>
+      </w:r>
+      <w:r>
+        <w:t>, whenever you add/remove elements only links are modified, hence it will be faster, however retrieval is slower has it has to traverse from one address to another address</w:t>
+      </w:r>
+    </w:p>
+    <w:p>
+      <w:pPr>
+        <w:ind w:left="360" w:firstLine="0"/>
+      </w:pPr>
+      <w:r>
+        <w:lastRenderedPageBreak/>
+        <w:t xml:space="preserve">List has methods that can perform operation based on index like remove(index), </w:t>
+      </w:r>
+      <w:proofErr w:type="gramStart"/>
+      <w:r>
+        <w:t>add(</w:t>
+      </w:r>
+      <w:proofErr w:type="gramEnd"/>
+      <w:r>
+        <w:t>index, element), get(index)</w:t>
+      </w:r>
+    </w:p>
+    <w:p>
+      <w:pPr>
+        <w:ind w:left="0" w:firstLine="0"/>
+      </w:pPr>
+      <w:r>
+        <w:t>Queue: Elements are processed after removing</w:t>
+      </w:r>
+      <w:r>
+        <w:t>, support duplicates</w:t>
+      </w:r>
+    </w:p>
+    <w:p>
+      <w:pPr>
+        <w:pStyle w:val="ListParagraph"/>
+        <w:numPr>
+          <w:ilvl w:val="0"/>
+          <w:numId w:val="23"/>
+        </w:numPr>
+      </w:pPr>
+      <w:r>
+        <w:t xml:space="preserve">LinkedList - </w:t>
+      </w:r>
+      <w:r>
+        <w:t xml:space="preserve">Removes in </w:t>
+      </w:r>
+      <w:r>
+        <w:t>FIFO</w:t>
+      </w:r>
+    </w:p>
+    <w:p>
+      <w:pPr>
+        <w:pStyle w:val="ListParagraph"/>
+        <w:numPr>
+          <w:ilvl w:val="0"/>
+          <w:numId w:val="23"/>
+        </w:numPr>
+      </w:pPr>
+      <w:proofErr w:type="spellStart"/>
+      <w:r>
+        <w:t>PriorityQueue</w:t>
+      </w:r>
+      <w:proofErr w:type="spellEnd"/>
+      <w:r>
+        <w:t xml:space="preserve"> - </w:t>
+      </w:r>
+      <w:r>
+        <w:t>Removes in s</w:t>
+      </w:r>
+      <w:r>
+        <w:t>orted order</w:t>
+      </w:r>
+    </w:p>
+    <w:p>
+      <w:pPr>
+        <w:ind w:left="0" w:firstLine="0"/>
+      </w:pPr>
+      <w:r>
+        <w:t xml:space="preserve">Queue has methods like </w:t>
+      </w:r>
+      <w:proofErr w:type="gramStart"/>
+      <w:r>
+        <w:t>poll(</w:t>
+      </w:r>
+      <w:proofErr w:type="gramEnd"/>
+      <w:r>
+        <w:t xml:space="preserve">) - to remove elements, </w:t>
+      </w:r>
+      <w:proofErr w:type="gramStart"/>
+      <w:r>
+        <w:t>peek(</w:t>
+      </w:r>
+      <w:proofErr w:type="gramEnd"/>
+      <w:r>
+        <w:t>) to return to element</w:t>
+      </w:r>
+    </w:p>
+    <w:p>
+      <w:pPr>
+        <w:ind w:left="0" w:firstLine="0"/>
+      </w:pPr>
+    </w:p>
+    <w:p>
+      <w:pPr>
+        <w:ind w:left="0" w:firstLine="0"/>
+      </w:pPr>
+      <w:r>
+        <w:drawing>
+          <wp:inline distT="0" distB="0" distL="0" distR="0" wp14:anchorId="6433CB81" wp14:editId="0EE1527D">
+            <wp:extent cx="5943600" cy="2466340"/>
+            <wp:effectExtent l="0" t="0" r="0" b="0"/>
+            <wp:docPr id="1646689724" name="Picture 1"/>
+            <wp:cNvGraphicFramePr>
+              <a:graphicFrameLocks xmlns:a="http://schemas.openxmlformats.org/drawingml/2006/main" noChangeAspect="1"/>
+            </wp:cNvGraphicFramePr>
+            <a:graphic xmlns:a="http://schemas.openxmlformats.org/drawingml/2006/main">
+              <a:graphicData uri="http://schemas.openxmlformats.org/drawingml/2006/picture">
+                <pic:pic xmlns:pic="http://schemas.openxmlformats.org/drawingml/2006/picture">
+                  <pic:nvPicPr>
+                    <pic:cNvPr id="1646689724" name=""/>
+                    <pic:cNvPicPr/>
+                  </pic:nvPicPr>
+                  <pic:blipFill>
+                    <a:blip r:embed="rId59"/>
+                    <a:stretch>
+                      <a:fillRect/>
+                    </a:stretch>
+                  </pic:blipFill>
+                  <pic:spPr>
+                    <a:xfrm>
+                      <a:off x="0" y="0"/>
+                      <a:ext cx="5943600" cy="2466340"/>
+                    </a:xfrm>
+                    <a:prstGeom prst="rect">
+                      <a:avLst/>
+                    </a:prstGeom>
+                  </pic:spPr>
+                </pic:pic>
+              </a:graphicData>
+            </a:graphic>
+          </wp:inline>
+        </w:drawing>
+      </w:r>
+    </w:p>
+    <w:p>
+      <w:pPr>
+        <w:ind w:left="0" w:firstLine="0"/>
+      </w:pPr>
+    </w:p>
+    <w:p>
+      <w:pPr>
+        <w:ind w:left="0" w:firstLine="0"/>
+      </w:pPr>
+      <w:r>
+        <w:rPr>
+          <w:highlight w:val="yellow"/>
+        </w:rPr>
+        <w:t>How to create object of collection classes</w:t>
+      </w:r>
+    </w:p>
+    <w:p>
+      <w:pPr>
+        <w:ind w:left="0" w:firstLine="0"/>
+      </w:pPr>
+      <w:r>
+        <w:t xml:space="preserve">Syntax:  </w:t>
+      </w:r>
+      <w:r>
+        <w:br/>
+        <w:t xml:space="preserve">Collection&lt;T&gt; </w:t>
+      </w:r>
+      <w:proofErr w:type="spellStart"/>
+      <w:r>
+        <w:t>collName</w:t>
+      </w:r>
+      <w:proofErr w:type="spellEnd"/>
+      <w:r>
+        <w:t xml:space="preserve"> = new </w:t>
+      </w:r>
+      <w:proofErr w:type="spellStart"/>
+      <w:r>
+        <w:t>CollectionClass</w:t>
+      </w:r>
+      <w:proofErr w:type="spellEnd"/>
+      <w:r>
+        <w:t>&lt;T&gt;</w:t>
+      </w:r>
+    </w:p>
+    <w:p>
+      <w:pPr>
+        <w:ind w:left="0" w:firstLine="0"/>
+      </w:pPr>
+      <w:r>
+        <w:t>T is type of data it can store - Integer, String, Employee, Customer, Student</w:t>
+      </w:r>
+    </w:p>
+    <w:p>
+      <w:pPr>
+        <w:ind w:left="0" w:firstLine="0"/>
+      </w:pPr>
+      <w:r>
+        <w:rPr>
+          <w:highlight w:val="yellow"/>
+        </w:rPr>
+        <w:t>Example:</w:t>
+      </w:r>
+    </w:p>
+    <w:p>
+      <w:pPr>
+        <w:ind w:left="0" w:firstLine="0"/>
+      </w:pPr>
+      <w:r>
+        <w:t>Set&lt;String&gt; names = new HashSet&lt;String&gt;();</w:t>
+      </w:r>
+      <w:r>
+        <w:br/>
+        <w:t>Set&lt;Integer&gt; ids = new LinkedHashSet&lt;Integer&gt;();</w:t>
+      </w:r>
+      <w:r>
+        <w:br/>
+        <w:t>List&lt;</w:t>
+      </w:r>
+      <w:r>
+        <w:t>Integer</w:t>
+      </w:r>
+      <w:r>
+        <w:t>&gt; quantities = new ArrayList&lt;Integer&gt;();</w:t>
+      </w:r>
+      <w:r>
+        <w:br/>
+      </w:r>
+      <w:r>
+        <w:lastRenderedPageBreak/>
+        <w:t>List&lt;Integer&gt; numbers = new LinkedList&lt;Integer&gt;();</w:t>
+      </w:r>
+      <w:r>
+        <w:br/>
+        <w:t>Queue&lt;String&gt; queue = new LinkedList&lt;String</w:t>
+      </w:r>
+      <w:proofErr w:type="gramStart"/>
+      <w:r>
+        <w:t>&gt;(</w:t>
+      </w:r>
+      <w:proofErr w:type="gramEnd"/>
+      <w:r>
+        <w:t>);</w:t>
+      </w:r>
+      <w:r>
+        <w:br/>
+      </w:r>
+      <w:r>
+        <w:rPr>
+          <w:highlight w:val="yellow"/>
+        </w:rPr>
+        <w:t>Complex types</w:t>
+      </w:r>
+    </w:p>
+    <w:p>
+      <w:pPr>
+        <w:ind w:left="0" w:firstLine="0"/>
+      </w:pPr>
+      <w:r>
+        <w:t>List&lt;Student&gt; students = new ArrayList&lt;Student</w:t>
+      </w:r>
+      <w:proofErr w:type="gramStart"/>
+      <w:r>
+        <w:t>&gt;(</w:t>
+      </w:r>
+      <w:proofErr w:type="gramEnd"/>
+      <w:r>
+        <w:t>);</w:t>
+      </w:r>
+    </w:p>
+    <w:p>
+      <w:pPr>
+        <w:ind w:left="0" w:firstLine="0"/>
+      </w:pPr>
+    </w:p>
+    <w:p>
+      <w:pPr>
+        <w:ind w:left="0" w:firstLine="0"/>
+      </w:pPr>
+      <w:r>
+        <w:drawing>
+          <wp:inline distT="0" distB="0" distL="0" distR="0" wp14:anchorId="663797C3" wp14:editId="73DB31FE">
+            <wp:extent cx="5943600" cy="5123815"/>
+            <wp:effectExtent l="0" t="0" r="0" b="635"/>
+            <wp:docPr id="386369705" name="Picture 1"/>
+            <wp:cNvGraphicFramePr>
+              <a:graphicFrameLocks xmlns:a="http://schemas.openxmlformats.org/drawingml/2006/main" noChangeAspect="1"/>
+            </wp:cNvGraphicFramePr>
+            <a:graphic xmlns:a="http://schemas.openxmlformats.org/drawingml/2006/main">
+              <a:graphicData uri="http://schemas.openxmlformats.org/drawingml/2006/picture">
+                <pic:pic xmlns:pic="http://schemas.openxmlformats.org/drawingml/2006/picture">
+                  <pic:nvPicPr>
+                    <pic:cNvPr id="386369705" name=""/>
+                    <pic:cNvPicPr/>
+                  </pic:nvPicPr>
+                  <pic:blipFill>
+                    <a:blip r:embed="rId60"/>
+                    <a:stretch>
+                      <a:fillRect/>
+                    </a:stretch>
+                  </pic:blipFill>
+                  <pic:spPr>
+                    <a:xfrm>
+                      <a:off x="0" y="0"/>
+                      <a:ext cx="5943600" cy="5123815"/>
+                    </a:xfrm>
+                    <a:prstGeom prst="rect">
+                      <a:avLst/>
+                    </a:prstGeom>
+                  </pic:spPr>
+                </pic:pic>
+              </a:graphicData>
+            </a:graphic>
+          </wp:inline>
+        </w:drawing>
+      </w:r>
+    </w:p>
+    <w:p>
+      <w:pPr>
+        <w:ind w:left="0" w:firstLine="0"/>
+      </w:pPr>
+    </w:p>
+    <w:p>
+      <w:pPr>
+        <w:ind w:left="0" w:firstLine="0"/>
+      </w:pPr>
     </w:p>
     <w:sectPr>
       <w:pgSz w:w="12240" w:h="15840"/>
@@ -5865,6 +7188,95 @@
     </w:lvl>
   </w:abstractNum>
   <w:abstractNum w:abstractNumId="1" w15:restartNumberingAfterBreak="0">
+    <w:nsid w:val="0C193CF3"/>
+    <w:multiLevelType w:val="hybridMultilevel"/>
+    <w:tmpl w:val="46F2079E"/>
+    <w:lvl w:ilvl="0" w:tplc="04090019">
+      <w:start w:val="1"/>
+      <w:numFmt w:val="lowerLetter"/>
+      <w:lvlText w:val="%1."/>
+      <w:lvlJc w:val="left"/>
+      <w:pPr>
+        <w:ind w:left="720" w:hanging="360"/>
+      </w:pPr>
+      <w:rPr>
+        <w:rFonts w:hint="default"/>
+      </w:rPr>
+    </w:lvl>
+    <w:lvl w:ilvl="1" w:tplc="04090019" w:tentative="1">
+      <w:start w:val="1"/>
+      <w:numFmt w:val="lowerLetter"/>
+      <w:lvlText w:val="%2."/>
+      <w:lvlJc w:val="left"/>
+      <w:pPr>
+        <w:ind w:left="1440" w:hanging="360"/>
+      </w:pPr>
+    </w:lvl>
+    <w:lvl w:ilvl="2" w:tplc="0409001B" w:tentative="1">
+      <w:start w:val="1"/>
+      <w:numFmt w:val="lowerRoman"/>
+      <w:lvlText w:val="%3."/>
+      <w:lvlJc w:val="right"/>
+      <w:pPr>
+        <w:ind w:left="2160" w:hanging="180"/>
+      </w:pPr>
+    </w:lvl>
+    <w:lvl w:ilvl="3" w:tplc="0409000F" w:tentative="1">
+      <w:start w:val="1"/>
+      <w:numFmt w:val="decimal"/>
+      <w:lvlText w:val="%4."/>
+      <w:lvlJc w:val="left"/>
+      <w:pPr>
+        <w:ind w:left="2880" w:hanging="360"/>
+      </w:pPr>
+    </w:lvl>
+    <w:lvl w:ilvl="4" w:tplc="04090019" w:tentative="1">
+      <w:start w:val="1"/>
+      <w:numFmt w:val="lowerLetter"/>
+      <w:lvlText w:val="%5."/>
+      <w:lvlJc w:val="left"/>
+      <w:pPr>
+        <w:ind w:left="3600" w:hanging="360"/>
+      </w:pPr>
+    </w:lvl>
+    <w:lvl w:ilvl="5" w:tplc="0409001B" w:tentative="1">
+      <w:start w:val="1"/>
+      <w:numFmt w:val="lowerRoman"/>
+      <w:lvlText w:val="%6."/>
+      <w:lvlJc w:val="right"/>
+      <w:pPr>
+        <w:ind w:left="4320" w:hanging="180"/>
+      </w:pPr>
+    </w:lvl>
+    <w:lvl w:ilvl="6" w:tplc="0409000F" w:tentative="1">
+      <w:start w:val="1"/>
+      <w:numFmt w:val="decimal"/>
+      <w:lvlText w:val="%7."/>
+      <w:lvlJc w:val="left"/>
+      <w:pPr>
+        <w:ind w:left="5040" w:hanging="360"/>
+      </w:pPr>
+    </w:lvl>
+    <w:lvl w:ilvl="7" w:tplc="04090019" w:tentative="1">
+      <w:start w:val="1"/>
+      <w:numFmt w:val="lowerLetter"/>
+      <w:lvlText w:val="%8."/>
+      <w:lvlJc w:val="left"/>
+      <w:pPr>
+        <w:ind w:left="5760" w:hanging="360"/>
+      </w:pPr>
+    </w:lvl>
+    <w:lvl w:ilvl="8" w:tplc="0409001B" w:tentative="1">
+      <w:start w:val="1"/>
+      <w:numFmt w:val="lowerRoman"/>
+      <w:lvlText w:val="%9."/>
+      <w:lvlJc w:val="right"/>
+      <w:pPr>
+        <w:ind w:left="6480" w:hanging="180"/>
+      </w:pPr>
+    </w:lvl>
+  </w:abstractNum>
+  <w:abstractNum w:abstractNumId="2" w15:restartNumberingAfterBreak="0">
     <w:nsid w:val="0D4D6EE2"/>
     <w:multiLevelType w:val="hybridMultilevel"/>
     <w:tmpl w:val="E5DA8B3E"/>
@@ -5953,7 +7365,7 @@
       </w:pPr>
     </w:lvl>
   </w:abstractNum>
-  <w:abstractNum w:abstractNumId="2" w15:restartNumberingAfterBreak="0">
+  <w:abstractNum w:abstractNumId="3" w15:restartNumberingAfterBreak="0">
     <w:nsid w:val="1D673865"/>
     <w:multiLevelType w:val="hybridMultilevel"/>
     <w:tmpl w:val="37700FC2"/>
@@ -6042,7 +7454,7 @@
       </w:pPr>
     </w:lvl>
   </w:abstractNum>
-  <w:abstractNum w:abstractNumId="3" w15:restartNumberingAfterBreak="0">
+  <w:abstractNum w:abstractNumId="4" w15:restartNumberingAfterBreak="0">
     <w:nsid w:val="22DA471B"/>
     <w:multiLevelType w:val="hybridMultilevel"/>
     <w:tmpl w:val="51D23D1E"/>
@@ -6131,7 +7543,96 @@
       </w:pPr>
     </w:lvl>
   </w:abstractNum>
-  <w:abstractNum w:abstractNumId="4" w15:restartNumberingAfterBreak="0">
+  <w:abstractNum w:abstractNumId="5" w15:restartNumberingAfterBreak="0">
+    <w:nsid w:val="27C14C53"/>
+    <w:multiLevelType w:val="hybridMultilevel"/>
+    <w:tmpl w:val="F238D06C"/>
+    <w:lvl w:ilvl="0" w:tplc="04090019">
+      <w:start w:val="1"/>
+      <w:numFmt w:val="lowerLetter"/>
+      <w:lvlText w:val="%1."/>
+      <w:lvlJc w:val="left"/>
+      <w:pPr>
+        <w:ind w:left="720" w:hanging="360"/>
+      </w:pPr>
+      <w:rPr>
+        <w:rFonts w:hint="default"/>
+      </w:rPr>
+    </w:lvl>
+    <w:lvl w:ilvl="1" w:tplc="04090019" w:tentative="1">
+      <w:start w:val="1"/>
+      <w:numFmt w:val="lowerLetter"/>
+      <w:lvlText w:val="%2."/>
+      <w:lvlJc w:val="left"/>
+      <w:pPr>
+        <w:ind w:left="1440" w:hanging="360"/>
+      </w:pPr>
+    </w:lvl>
+    <w:lvl w:ilvl="2" w:tplc="0409001B" w:tentative="1">
+      <w:start w:val="1"/>
+      <w:numFmt w:val="lowerRoman"/>
+      <w:lvlText w:val="%3."/>
+      <w:lvlJc w:val="right"/>
+      <w:pPr>
+        <w:ind w:left="2160" w:hanging="180"/>
+      </w:pPr>
+    </w:lvl>
+    <w:lvl w:ilvl="3" w:tplc="0409000F" w:tentative="1">
+      <w:start w:val="1"/>
+      <w:numFmt w:val="decimal"/>
+      <w:lvlText w:val="%4."/>
+      <w:lvlJc w:val="left"/>
+      <w:pPr>
+        <w:ind w:left="2880" w:hanging="360"/>
+      </w:pPr>
+    </w:lvl>
+    <w:lvl w:ilvl="4" w:tplc="04090019" w:tentative="1">
+      <w:start w:val="1"/>
+      <w:numFmt w:val="lowerLetter"/>
+      <w:lvlText w:val="%5."/>
+      <w:lvlJc w:val="left"/>
+      <w:pPr>
+        <w:ind w:left="3600" w:hanging="360"/>
+      </w:pPr>
+    </w:lvl>
+    <w:lvl w:ilvl="5" w:tplc="0409001B" w:tentative="1">
+      <w:start w:val="1"/>
+      <w:numFmt w:val="lowerRoman"/>
+      <w:lvlText w:val="%6."/>
+      <w:lvlJc w:val="right"/>
+      <w:pPr>
+        <w:ind w:left="4320" w:hanging="180"/>
+      </w:pPr>
+    </w:lvl>
+    <w:lvl w:ilvl="6" w:tplc="0409000F" w:tentative="1">
+      <w:start w:val="1"/>
+      <w:numFmt w:val="decimal"/>
+      <w:lvlText w:val="%7."/>
+      <w:lvlJc w:val="left"/>
+      <w:pPr>
+        <w:ind w:left="5040" w:hanging="360"/>
+      </w:pPr>
+    </w:lvl>
+    <w:lvl w:ilvl="7" w:tplc="04090019" w:tentative="1">
+      <w:start w:val="1"/>
+      <w:numFmt w:val="lowerLetter"/>
+      <w:lvlText w:val="%8."/>
+      <w:lvlJc w:val="left"/>
+      <w:pPr>
+        <w:ind w:left="5760" w:hanging="360"/>
+      </w:pPr>
+    </w:lvl>
+    <w:lvl w:ilvl="8" w:tplc="0409001B" w:tentative="1">
+      <w:start w:val="1"/>
+      <w:numFmt w:val="lowerRoman"/>
+      <w:lvlText w:val="%9."/>
+      <w:lvlJc w:val="right"/>
+      <w:pPr>
+        <w:ind w:left="6480" w:hanging="180"/>
+      </w:pPr>
+    </w:lvl>
+  </w:abstractNum>
+  <w:abstractNum w:abstractNumId="6" w15:restartNumberingAfterBreak="0">
     <w:nsid w:val="2E4076BD"/>
     <w:multiLevelType w:val="hybridMultilevel"/>
     <w:tmpl w:val="1F880644"/>
@@ -6220,7 +7721,7 @@
       </w:pPr>
     </w:lvl>
   </w:abstractNum>
-  <w:abstractNum w:abstractNumId="5" w15:restartNumberingAfterBreak="0">
+  <w:abstractNum w:abstractNumId="7" w15:restartNumberingAfterBreak="0">
     <w:nsid w:val="30F13F8A"/>
     <w:multiLevelType w:val="hybridMultilevel"/>
     <w:tmpl w:val="D3AAA3A6"/>
@@ -6309,7 +7810,7 @@
       </w:pPr>
     </w:lvl>
   </w:abstractNum>
-  <w:abstractNum w:abstractNumId="6" w15:restartNumberingAfterBreak="0">
+  <w:abstractNum w:abstractNumId="8" w15:restartNumberingAfterBreak="0">
     <w:nsid w:val="320F14B2"/>
     <w:multiLevelType w:val="hybridMultilevel"/>
     <w:tmpl w:val="32B819DE"/>
@@ -6398,7 +7899,7 @@
       </w:pPr>
     </w:lvl>
   </w:abstractNum>
-  <w:abstractNum w:abstractNumId="7" w15:restartNumberingAfterBreak="0">
+  <w:abstractNum w:abstractNumId="9" w15:restartNumberingAfterBreak="0">
     <w:nsid w:val="38391543"/>
     <w:multiLevelType w:val="hybridMultilevel"/>
     <w:tmpl w:val="DCF8DAE0"/>
@@ -6487,7 +7988,7 @@
       </w:pPr>
     </w:lvl>
   </w:abstractNum>
-  <w:abstractNum w:abstractNumId="8" w15:restartNumberingAfterBreak="0">
+  <w:abstractNum w:abstractNumId="10" w15:restartNumberingAfterBreak="0">
     <w:nsid w:val="3EB15A99"/>
     <w:multiLevelType w:val="hybridMultilevel"/>
     <w:tmpl w:val="E96690BA"/>
@@ -6576,7 +8077,7 @@
       </w:pPr>
     </w:lvl>
   </w:abstractNum>
-  <w:abstractNum w:abstractNumId="9" w15:restartNumberingAfterBreak="0">
+  <w:abstractNum w:abstractNumId="11" w15:restartNumberingAfterBreak="0">
     <w:nsid w:val="44635F5E"/>
     <w:multiLevelType w:val="hybridMultilevel"/>
     <w:tmpl w:val="F6E429D8"/>
@@ -6665,7 +8166,7 @@
       </w:pPr>
     </w:lvl>
   </w:abstractNum>
-  <w:abstractNum w:abstractNumId="10" w15:restartNumberingAfterBreak="0">
+  <w:abstractNum w:abstractNumId="12" w15:restartNumberingAfterBreak="0">
     <w:nsid w:val="583A687B"/>
     <w:multiLevelType w:val="hybridMultilevel"/>
     <w:tmpl w:val="78C6A3F4"/>
@@ -6754,7 +8255,7 @@
       </w:pPr>
     </w:lvl>
   </w:abstractNum>
-  <w:abstractNum w:abstractNumId="11" w15:restartNumberingAfterBreak="0">
+  <w:abstractNum w:abstractNumId="13" w15:restartNumberingAfterBreak="0">
     <w:nsid w:val="5D084CC4"/>
     <w:multiLevelType w:val="hybridMultilevel"/>
     <w:tmpl w:val="86EA609A"/>
@@ -6843,7 +8344,7 @@
       </w:pPr>
     </w:lvl>
   </w:abstractNum>
-  <w:abstractNum w:abstractNumId="12" w15:restartNumberingAfterBreak="0">
+  <w:abstractNum w:abstractNumId="14" w15:restartNumberingAfterBreak="0">
     <w:nsid w:val="5F6B50AC"/>
     <w:multiLevelType w:val="hybridMultilevel"/>
     <w:tmpl w:val="F44A709A"/>
@@ -6932,7 +8433,7 @@
       </w:pPr>
     </w:lvl>
   </w:abstractNum>
-  <w:abstractNum w:abstractNumId="13" w15:restartNumberingAfterBreak="0">
+  <w:abstractNum w:abstractNumId="15" w15:restartNumberingAfterBreak="0">
     <w:nsid w:val="5FF32748"/>
     <w:multiLevelType w:val="hybridMultilevel"/>
     <w:tmpl w:val="12F22850"/>
@@ -7021,7 +8522,96 @@
       </w:pPr>
     </w:lvl>
   </w:abstractNum>
-  <w:abstractNum w:abstractNumId="14" w15:restartNumberingAfterBreak="0">
+  <w:abstractNum w:abstractNumId="16" w15:restartNumberingAfterBreak="0">
+    <w:nsid w:val="633826B4"/>
+    <w:multiLevelType w:val="hybridMultilevel"/>
+    <w:tmpl w:val="566E414A"/>
+    <w:lvl w:ilvl="0" w:tplc="04090019">
+      <w:start w:val="1"/>
+      <w:numFmt w:val="lowerLetter"/>
+      <w:lvlText w:val="%1."/>
+      <w:lvlJc w:val="left"/>
+      <w:pPr>
+        <w:ind w:left="720" w:hanging="360"/>
+      </w:pPr>
+      <w:rPr>
+        <w:rFonts w:hint="default"/>
+      </w:rPr>
+    </w:lvl>
+    <w:lvl w:ilvl="1" w:tplc="04090019" w:tentative="1">
+      <w:start w:val="1"/>
+      <w:numFmt w:val="lowerLetter"/>
+      <w:lvlText w:val="%2."/>
+      <w:lvlJc w:val="left"/>
+      <w:pPr>
+        <w:ind w:left="1440" w:hanging="360"/>
+      </w:pPr>
+    </w:lvl>
+    <w:lvl w:ilvl="2" w:tplc="0409001B" w:tentative="1">
+      <w:start w:val="1"/>
+      <w:numFmt w:val="lowerRoman"/>
+      <w:lvlText w:val="%3."/>
+      <w:lvlJc w:val="right"/>
+      <w:pPr>
+        <w:ind w:left="2160" w:hanging="180"/>
+      </w:pPr>
+    </w:lvl>
+    <w:lvl w:ilvl="3" w:tplc="0409000F" w:tentative="1">
+      <w:start w:val="1"/>
+      <w:numFmt w:val="decimal"/>
+      <w:lvlText w:val="%4."/>
+      <w:lvlJc w:val="left"/>
+      <w:pPr>
+        <w:ind w:left="2880" w:hanging="360"/>
+      </w:pPr>
+    </w:lvl>
+    <w:lvl w:ilvl="4" w:tplc="04090019" w:tentative="1">
+      <w:start w:val="1"/>
+      <w:numFmt w:val="lowerLetter"/>
+      <w:lvlText w:val="%5."/>
+      <w:lvlJc w:val="left"/>
+      <w:pPr>
+        <w:ind w:left="3600" w:hanging="360"/>
+      </w:pPr>
+    </w:lvl>
+    <w:lvl w:ilvl="5" w:tplc="0409001B" w:tentative="1">
+      <w:start w:val="1"/>
+      <w:numFmt w:val="lowerRoman"/>
+      <w:lvlText w:val="%6."/>
+      <w:lvlJc w:val="right"/>
+      <w:pPr>
+        <w:ind w:left="4320" w:hanging="180"/>
+      </w:pPr>
+    </w:lvl>
+    <w:lvl w:ilvl="6" w:tplc="0409000F" w:tentative="1">
+      <w:start w:val="1"/>
+      <w:numFmt w:val="decimal"/>
+      <w:lvlText w:val="%7."/>
+      <w:lvlJc w:val="left"/>
+      <w:pPr>
+        <w:ind w:left="5040" w:hanging="360"/>
+      </w:pPr>
+    </w:lvl>
+    <w:lvl w:ilvl="7" w:tplc="04090019" w:tentative="1">
+      <w:start w:val="1"/>
+      <w:numFmt w:val="lowerLetter"/>
+      <w:lvlText w:val="%8."/>
+      <w:lvlJc w:val="left"/>
+      <w:pPr>
+        <w:ind w:left="5760" w:hanging="360"/>
+      </w:pPr>
+    </w:lvl>
+    <w:lvl w:ilvl="8" w:tplc="0409001B" w:tentative="1">
+      <w:start w:val="1"/>
+      <w:numFmt w:val="lowerRoman"/>
+      <w:lvlText w:val="%9."/>
+      <w:lvlJc w:val="right"/>
+      <w:pPr>
+        <w:ind w:left="6480" w:hanging="180"/>
+      </w:pPr>
+    </w:lvl>
+  </w:abstractNum>
+  <w:abstractNum w:abstractNumId="17" w15:restartNumberingAfterBreak="0">
     <w:nsid w:val="64FB4636"/>
     <w:multiLevelType w:val="hybridMultilevel"/>
     <w:tmpl w:val="DF765F2C"/>
@@ -7110,7 +8700,7 @@
       </w:pPr>
     </w:lvl>
   </w:abstractNum>
-  <w:abstractNum w:abstractNumId="15" w15:restartNumberingAfterBreak="0">
+  <w:abstractNum w:abstractNumId="18" w15:restartNumberingAfterBreak="0">
     <w:nsid w:val="65606C5C"/>
     <w:multiLevelType w:val="hybridMultilevel"/>
     <w:tmpl w:val="8B06E3B4"/>
@@ -7199,7 +8789,7 @@
       </w:pPr>
     </w:lvl>
   </w:abstractNum>
-  <w:abstractNum w:abstractNumId="16" w15:restartNumberingAfterBreak="0">
+  <w:abstractNum w:abstractNumId="19" w15:restartNumberingAfterBreak="0">
     <w:nsid w:val="659B2D75"/>
     <w:multiLevelType w:val="hybridMultilevel"/>
     <w:tmpl w:val="9CB65A9C"/>
@@ -7288,7 +8878,7 @@
       </w:pPr>
     </w:lvl>
   </w:abstractNum>
-  <w:abstractNum w:abstractNumId="17" w15:restartNumberingAfterBreak="0">
+  <w:abstractNum w:abstractNumId="20" w15:restartNumberingAfterBreak="0">
     <w:nsid w:val="6BE16FF4"/>
     <w:multiLevelType w:val="hybridMultilevel"/>
     <w:tmpl w:val="3E384D00"/>
@@ -7377,7 +8967,96 @@
       </w:pPr>
     </w:lvl>
   </w:abstractNum>
-  <w:abstractNum w:abstractNumId="18" w15:restartNumberingAfterBreak="0">
+  <w:abstractNum w:abstractNumId="21" w15:restartNumberingAfterBreak="0">
+    <w:nsid w:val="70775B68"/>
+    <w:multiLevelType w:val="hybridMultilevel"/>
+    <w:tmpl w:val="B3D0CBDC"/>
+    <w:lvl w:ilvl="0" w:tplc="0409000F">
+      <w:start w:val="1"/>
+      <w:numFmt w:val="decimal"/>
+      <w:lvlText w:val="%1."/>
+      <w:lvlJc w:val="left"/>
+      <w:pPr>
+        <w:ind w:left="720" w:hanging="360"/>
+      </w:pPr>
+      <w:rPr>
+        <w:rFonts w:hint="default"/>
+      </w:rPr>
+    </w:lvl>
+    <w:lvl w:ilvl="1" w:tplc="04090019" w:tentative="1">
+      <w:start w:val="1"/>
+      <w:numFmt w:val="lowerLetter"/>
+      <w:lvlText w:val="%2."/>
+      <w:lvlJc w:val="left"/>
+      <w:pPr>
+        <w:ind w:left="1440" w:hanging="360"/>
+      </w:pPr>
+    </w:lvl>
+    <w:lvl w:ilvl="2" w:tplc="0409001B" w:tentative="1">
+      <w:start w:val="1"/>
+      <w:numFmt w:val="lowerRoman"/>
+      <w:lvlText w:val="%3."/>
+      <w:lvlJc w:val="right"/>
+      <w:pPr>
+        <w:ind w:left="2160" w:hanging="180"/>
+      </w:pPr>
+    </w:lvl>
+    <w:lvl w:ilvl="3" w:tplc="0409000F" w:tentative="1">
+      <w:start w:val="1"/>
+      <w:numFmt w:val="decimal"/>
+      <w:lvlText w:val="%4."/>
+      <w:lvlJc w:val="left"/>
+      <w:pPr>
+        <w:ind w:left="2880" w:hanging="360"/>
+      </w:pPr>
+    </w:lvl>
+    <w:lvl w:ilvl="4" w:tplc="04090019" w:tentative="1">
+      <w:start w:val="1"/>
+      <w:numFmt w:val="lowerLetter"/>
+      <w:lvlText w:val="%5."/>
+      <w:lvlJc w:val="left"/>
+      <w:pPr>
+        <w:ind w:left="3600" w:hanging="360"/>
+      </w:pPr>
+    </w:lvl>
+    <w:lvl w:ilvl="5" w:tplc="0409001B" w:tentative="1">
+      <w:start w:val="1"/>
+      <w:numFmt w:val="lowerRoman"/>
+      <w:lvlText w:val="%6."/>
+      <w:lvlJc w:val="right"/>
+      <w:pPr>
+        <w:ind w:left="4320" w:hanging="180"/>
+      </w:pPr>
+    </w:lvl>
+    <w:lvl w:ilvl="6" w:tplc="0409000F" w:tentative="1">
+      <w:start w:val="1"/>
+      <w:numFmt w:val="decimal"/>
+      <w:lvlText w:val="%7."/>
+      <w:lvlJc w:val="left"/>
+      <w:pPr>
+        <w:ind w:left="5040" w:hanging="360"/>
+      </w:pPr>
+    </w:lvl>
+    <w:lvl w:ilvl="7" w:tplc="04090019" w:tentative="1">
+      <w:start w:val="1"/>
+      <w:numFmt w:val="lowerLetter"/>
+      <w:lvlText w:val="%8."/>
+      <w:lvlJc w:val="left"/>
+      <w:pPr>
+        <w:ind w:left="5760" w:hanging="360"/>
+      </w:pPr>
+    </w:lvl>
+    <w:lvl w:ilvl="8" w:tplc="0409001B" w:tentative="1">
+      <w:start w:val="1"/>
+      <w:numFmt w:val="lowerRoman"/>
+      <w:lvlText w:val="%9."/>
+      <w:lvlJc w:val="right"/>
+      <w:pPr>
+        <w:ind w:left="6480" w:hanging="180"/>
+      </w:pPr>
+    </w:lvl>
+  </w:abstractNum>
+  <w:abstractNum w:abstractNumId="22" w15:restartNumberingAfterBreak="0">
     <w:nsid w:val="71701E6F"/>
     <w:multiLevelType w:val="hybridMultilevel"/>
     <w:tmpl w:val="EBCA23BC"/>
@@ -7467,61 +9146,73 @@
     </w:lvl>
   </w:abstractNum>
   <w:num w:numId="1" w16cid:durableId="1584298587">
-    <w:abstractNumId w:val="16"/>
+    <w:abstractNumId w:val="19"/>
   </w:num>
   <w:num w:numId="2" w16cid:durableId="2011326009">
-    <w:abstractNumId w:val="18"/>
+    <w:abstractNumId w:val="22"/>
   </w:num>
   <w:num w:numId="3" w16cid:durableId="650907207">
+    <w:abstractNumId w:val="14"/>
+  </w:num>
+  <w:num w:numId="4" w16cid:durableId="351685898">
     <w:abstractNumId w:val="12"/>
   </w:num>
-  <w:num w:numId="4" w16cid:durableId="351685898">
+  <w:num w:numId="5" w16cid:durableId="1387953350">
+    <w:abstractNumId w:val="6"/>
+  </w:num>
+  <w:num w:numId="6" w16cid:durableId="1098864315">
+    <w:abstractNumId w:val="3"/>
+  </w:num>
+  <w:num w:numId="7" w16cid:durableId="1306548123">
+    <w:abstractNumId w:val="8"/>
+  </w:num>
+  <w:num w:numId="8" w16cid:durableId="377163656">
     <w:abstractNumId w:val="10"/>
   </w:num>
-  <w:num w:numId="5" w16cid:durableId="1387953350">
+  <w:num w:numId="9" w16cid:durableId="511728688">
+    <w:abstractNumId w:val="9"/>
+  </w:num>
+  <w:num w:numId="10" w16cid:durableId="1057052698">
     <w:abstractNumId w:val="4"/>
   </w:num>
-  <w:num w:numId="6" w16cid:durableId="1098864315">
-    <w:abstractNumId w:val="2"/>
-  </w:num>
-  <w:num w:numId="7" w16cid:durableId="1306548123">
-    <w:abstractNumId w:val="6"/>
-  </w:num>
-  <w:num w:numId="8" w16cid:durableId="377163656">
-    <w:abstractNumId w:val="8"/>
-  </w:num>
-  <w:num w:numId="9" w16cid:durableId="511728688">
-    <w:abstractNumId w:val="7"/>
-  </w:num>
-  <w:num w:numId="10" w16cid:durableId="1057052698">
-    <w:abstractNumId w:val="3"/>
-  </w:num>
   <w:num w:numId="11" w16cid:durableId="964653336">
-    <w:abstractNumId w:val="14"/>
+    <w:abstractNumId w:val="17"/>
   </w:num>
   <w:num w:numId="12" w16cid:durableId="2071658907">
+    <w:abstractNumId w:val="13"/>
+  </w:num>
+  <w:num w:numId="13" w16cid:durableId="1835416926">
     <w:abstractNumId w:val="11"/>
   </w:num>
-  <w:num w:numId="13" w16cid:durableId="1835416926">
-    <w:abstractNumId w:val="9"/>
-  </w:num>
   <w:num w:numId="14" w16cid:durableId="914166484">
-    <w:abstractNumId w:val="1"/>
+    <w:abstractNumId w:val="2"/>
   </w:num>
   <w:num w:numId="15" w16cid:durableId="563030597">
     <w:abstractNumId w:val="0"/>
   </w:num>
   <w:num w:numId="16" w16cid:durableId="9531359">
-    <w:abstractNumId w:val="13"/>
+    <w:abstractNumId w:val="15"/>
   </w:num>
   <w:num w:numId="17" w16cid:durableId="1687243165">
-    <w:abstractNumId w:val="15"/>
+    <w:abstractNumId w:val="18"/>
   </w:num>
   <w:num w:numId="18" w16cid:durableId="1345551215">
-    <w:abstractNumId w:val="17"/>
+    <w:abstractNumId w:val="20"/>
   </w:num>
   <w:num w:numId="19" w16cid:durableId="1793864055">
+    <w:abstractNumId w:val="7"/>
+  </w:num>
+  <w:num w:numId="20" w16cid:durableId="219481750">
+    <w:abstractNumId w:val="21"/>
+  </w:num>
+  <w:num w:numId="21" w16cid:durableId="1632588037">
     <w:abstractNumId w:val="5"/>
+  </w:num>
+  <w:num w:numId="22" w16cid:durableId="57093777">
+    <w:abstractNumId w:val="16"/>
+  </w:num>
+  <w:num w:numId="23" w16cid:durableId="1103961927">
+    <w:abstractNumId w:val="1"/>
   </w:num>
 </w:numbering>
 </file>

--- a/Phase 2 Java backend and database.docx
+++ b/Phase 2 Java backend and database.docx
@@ -6549,6 +6549,9 @@
         <w:ind w:left="0" w:firstLine="0"/>
       </w:pPr>
       <w:r>
+        <w:rPr>
+          <w:noProof/>
+        </w:rPr>
         <w:drawing>
           <wp:inline distT="0" distB="0" distL="0" distR="0" wp14:anchorId="5ACA6F53" wp14:editId="3C2163C5">
             <wp:extent cx="5943600" cy="3669030"/>
@@ -6610,6 +6613,9 @@
         <w:ind w:left="0" w:firstLine="0"/>
       </w:pPr>
       <w:r>
+        <w:rPr>
+          <w:noProof/>
+        </w:rPr>
         <w:lastRenderedPageBreak/>
         <w:drawing>
           <wp:inline distT="0" distB="0" distL="0" distR="0" wp14:anchorId="6CA589CA" wp14:editId="7889224F">
@@ -6863,6 +6869,9 @@
         <w:ind w:left="0" w:firstLine="0"/>
       </w:pPr>
       <w:r>
+        <w:rPr>
+          <w:noProof/>
+        </w:rPr>
         <w:drawing>
           <wp:inline distT="0" distB="0" distL="0" distR="0" wp14:anchorId="6433CB81" wp14:editId="0EE1527D">
             <wp:extent cx="5943600" cy="2466340"/>
@@ -7039,6 +7048,9 @@
         <w:ind w:left="0" w:firstLine="0"/>
       </w:pPr>
       <w:r>
+        <w:rPr>
+          <w:noProof/>
+        </w:rPr>
         <w:drawing>
           <wp:inline distT="0" distB="0" distL="0" distR="0" wp14:anchorId="663797C3" wp14:editId="73DB31FE">
             <wp:extent cx="5943600" cy="5123815"/>
@@ -7085,6 +7097,1502 @@
       <w:pPr>
         <w:ind w:left="0" w:firstLine="0"/>
       </w:pPr>
+      <w:r>
+        <w:rPr>
+          <w:highlight w:val="yellow"/>
+        </w:rPr>
+        <w:t>22-03-2026</w:t>
+      </w:r>
+    </w:p>
+    <w:p>
+      <w:pPr>
+        <w:ind w:left="0" w:firstLine="0"/>
+      </w:pPr>
+      <w:r>
+        <w:t xml:space="preserve">Using LinkedList &amp; </w:t>
+      </w:r>
+      <w:proofErr w:type="spellStart"/>
+      <w:r>
+        <w:t>PriorityQueue</w:t>
+      </w:r>
+      <w:proofErr w:type="spellEnd"/>
+      <w:r>
+        <w:t xml:space="preserve"> to see how the poll works</w:t>
+      </w:r>
+    </w:p>
+    <w:p>
+      <w:pPr>
+        <w:ind w:left="0" w:firstLine="0"/>
+      </w:pPr>
+      <w:r>
+        <w:rPr>
+          <w:noProof/>
+        </w:rPr>
+        <w:lastRenderedPageBreak/>
+        <w:drawing>
+          <wp:inline distT="0" distB="0" distL="0" distR="0" wp14:anchorId="58E91699" wp14:editId="64B45996">
+            <wp:extent cx="5943600" cy="5498465"/>
+            <wp:effectExtent l="0" t="0" r="0" b="6985"/>
+            <wp:docPr id="189884079" name="Picture 1"/>
+            <wp:cNvGraphicFramePr>
+              <a:graphicFrameLocks xmlns:a="http://schemas.openxmlformats.org/drawingml/2006/main" noChangeAspect="1"/>
+            </wp:cNvGraphicFramePr>
+            <a:graphic xmlns:a="http://schemas.openxmlformats.org/drawingml/2006/main">
+              <a:graphicData uri="http://schemas.openxmlformats.org/drawingml/2006/picture">
+                <pic:pic xmlns:pic="http://schemas.openxmlformats.org/drawingml/2006/picture">
+                  <pic:nvPicPr>
+                    <pic:cNvPr id="189884079" name=""/>
+                    <pic:cNvPicPr/>
+                  </pic:nvPicPr>
+                  <pic:blipFill>
+                    <a:blip r:embed="rId61"/>
+                    <a:stretch>
+                      <a:fillRect/>
+                    </a:stretch>
+                  </pic:blipFill>
+                  <pic:spPr>
+                    <a:xfrm>
+                      <a:off x="0" y="0"/>
+                      <a:ext cx="5943600" cy="5498465"/>
+                    </a:xfrm>
+                    <a:prstGeom prst="rect">
+                      <a:avLst/>
+                    </a:prstGeom>
+                  </pic:spPr>
+                </pic:pic>
+              </a:graphicData>
+            </a:graphic>
+          </wp:inline>
+        </w:drawing>
+      </w:r>
+    </w:p>
+    <w:p>
+      <w:pPr>
+        <w:ind w:left="0" w:firstLine="0"/>
+      </w:pPr>
+      <w:r>
+        <w:rPr>
+          <w:highlight w:val="yellow"/>
+        </w:rPr>
+        <w:t>Vector:</w:t>
+      </w:r>
+      <w:r>
+        <w:t xml:space="preserve"> It is a</w:t>
+      </w:r>
+      <w:r>
+        <w:t>n</w:t>
+      </w:r>
+      <w:r>
+        <w:t xml:space="preserve"> older class which was the very first class that released before ArrayList or LinkedList, it behaves exactly the same way how ArrayList behaves, Vector is slower compare to ArrayList because all the methods of Vector are synchronized that makes the operation slower</w:t>
+      </w:r>
+      <w:r>
+        <w:t xml:space="preserve"> but it is thread safe</w:t>
+      </w:r>
+    </w:p>
+    <w:p>
+      <w:pPr>
+        <w:ind w:left="0" w:firstLine="0"/>
+      </w:pPr>
+      <w:r>
+        <w:t>Vector released in JDK 1.0, ArrayList released in JDK 1.2 to efficiently maintain the data to increase the performance of List over Vector</w:t>
+      </w:r>
+    </w:p>
+    <w:p>
+      <w:pPr>
+        <w:ind w:left="0" w:firstLine="0"/>
+      </w:pPr>
+    </w:p>
+    <w:p>
+      <w:pPr>
+        <w:ind w:left="0" w:firstLine="0"/>
+      </w:pPr>
+      <w:r>
+        <w:rPr>
+          <w:highlight w:val="yellow"/>
+        </w:rPr>
+        <w:t>Vector vs ArrayList</w:t>
+      </w:r>
+    </w:p>
+    <w:tbl>
+      <w:tblPr>
+        <w:tblStyle w:val="TableGrid"/>
+        <w:tblW w:w="0" w:type="auto"/>
+        <w:tblLook w:val="04A0" w:firstRow="1" w:lastRow="0" w:firstColumn="1" w:lastColumn="0" w:noHBand="0" w:noVBand="1"/>
+      </w:tblPr>
+      <w:tblGrid>
+        <w:gridCol w:w="4675"/>
+        <w:gridCol w:w="4675"/>
+      </w:tblGrid>
+      <w:tr>
+        <w:tc>
+          <w:tcPr>
+            <w:tcW w:w="4675" w:type="dxa"/>
+          </w:tcPr>
+          <w:p>
+            <w:pPr>
+              <w:ind w:left="0" w:firstLine="0"/>
+            </w:pPr>
+            <w:r>
+              <w:lastRenderedPageBreak/>
+              <w:t>Vector</w:t>
+            </w:r>
+          </w:p>
+        </w:tc>
+        <w:tc>
+          <w:tcPr>
+            <w:tcW w:w="4675" w:type="dxa"/>
+          </w:tcPr>
+          <w:p>
+            <w:pPr>
+              <w:ind w:left="0" w:firstLine="0"/>
+            </w:pPr>
+            <w:r>
+              <w:t>ArrayList</w:t>
+            </w:r>
+          </w:p>
+        </w:tc>
+      </w:tr>
+      <w:tr>
+        <w:tc>
+          <w:tcPr>
+            <w:tcW w:w="4675" w:type="dxa"/>
+          </w:tcPr>
+          <w:p>
+            <w:pPr>
+              <w:ind w:left="0" w:firstLine="0"/>
+            </w:pPr>
+            <w:r>
+              <w:t>Vector is a legacy class</w:t>
+            </w:r>
+          </w:p>
+        </w:tc>
+        <w:tc>
+          <w:tcPr>
+            <w:tcW w:w="4675" w:type="dxa"/>
+          </w:tcPr>
+          <w:p>
+            <w:pPr>
+              <w:ind w:left="0" w:firstLine="0"/>
+            </w:pPr>
+            <w:r>
+              <w:t>ArrayList released after the Vector in next Java version</w:t>
+            </w:r>
+          </w:p>
+        </w:tc>
+      </w:tr>
+      <w:tr>
+        <w:tc>
+          <w:tcPr>
+            <w:tcW w:w="4675" w:type="dxa"/>
+          </w:tcPr>
+          <w:p>
+            <w:pPr>
+              <w:ind w:left="0" w:firstLine="0"/>
+            </w:pPr>
+            <w:r>
+              <w:t xml:space="preserve">Vector methods are </w:t>
+            </w:r>
+            <w:proofErr w:type="gramStart"/>
+            <w:r>
+              <w:t>synchronized,</w:t>
+            </w:r>
+            <w:proofErr w:type="gramEnd"/>
+            <w:r>
+              <w:t xml:space="preserve"> hence they are slower</w:t>
+            </w:r>
+          </w:p>
+        </w:tc>
+        <w:tc>
+          <w:tcPr>
+            <w:tcW w:w="4675" w:type="dxa"/>
+          </w:tcPr>
+          <w:p>
+            <w:pPr>
+              <w:ind w:left="0" w:firstLine="0"/>
+            </w:pPr>
+            <w:r>
+              <w:t>ArrayList methods are not synchronized, they are faster</w:t>
+            </w:r>
+          </w:p>
+        </w:tc>
+      </w:tr>
+      <w:tr>
+        <w:tc>
+          <w:tcPr>
+            <w:tcW w:w="4675" w:type="dxa"/>
+          </w:tcPr>
+          <w:p>
+            <w:pPr>
+              <w:ind w:left="0" w:firstLine="0"/>
+            </w:pPr>
+            <w:r>
+              <w:t>Feature wise it is same as ArrayList</w:t>
+            </w:r>
+          </w:p>
+        </w:tc>
+        <w:tc>
+          <w:tcPr>
+            <w:tcW w:w="4675" w:type="dxa"/>
+          </w:tcPr>
+          <w:p>
+            <w:pPr>
+              <w:ind w:left="0" w:firstLine="0"/>
+            </w:pPr>
+            <w:r>
+              <w:t>Feature wise it is similar to Vector</w:t>
+            </w:r>
+          </w:p>
+        </w:tc>
+      </w:tr>
+    </w:tbl>
+    <w:p>
+      <w:pPr>
+        <w:ind w:left="0" w:firstLine="0"/>
+      </w:pPr>
+    </w:p>
+    <w:p>
+      <w:pPr>
+        <w:ind w:left="0" w:firstLine="0"/>
+      </w:pPr>
+      <w:r>
+        <w:rPr>
+          <w:noProof/>
+        </w:rPr>
+        <w:drawing>
+          <wp:inline distT="0" distB="0" distL="0" distR="0" wp14:anchorId="461ACACA" wp14:editId="0892C589">
+            <wp:extent cx="5943600" cy="4419600"/>
+            <wp:effectExtent l="0" t="0" r="0" b="0"/>
+            <wp:docPr id="1709567862" name="Picture 1"/>
+            <wp:cNvGraphicFramePr>
+              <a:graphicFrameLocks xmlns:a="http://schemas.openxmlformats.org/drawingml/2006/main" noChangeAspect="1"/>
+            </wp:cNvGraphicFramePr>
+            <a:graphic xmlns:a="http://schemas.openxmlformats.org/drawingml/2006/main">
+              <a:graphicData uri="http://schemas.openxmlformats.org/drawingml/2006/picture">
+                <pic:pic xmlns:pic="http://schemas.openxmlformats.org/drawingml/2006/picture">
+                  <pic:nvPicPr>
+                    <pic:cNvPr id="1709567862" name=""/>
+                    <pic:cNvPicPr/>
+                  </pic:nvPicPr>
+                  <pic:blipFill>
+                    <a:blip r:embed="rId62"/>
+                    <a:stretch>
+                      <a:fillRect/>
+                    </a:stretch>
+                  </pic:blipFill>
+                  <pic:spPr>
+                    <a:xfrm>
+                      <a:off x="0" y="0"/>
+                      <a:ext cx="5943600" cy="4419600"/>
+                    </a:xfrm>
+                    <a:prstGeom prst="rect">
+                      <a:avLst/>
+                    </a:prstGeom>
+                  </pic:spPr>
+                </pic:pic>
+              </a:graphicData>
+            </a:graphic>
+          </wp:inline>
+        </w:drawing>
+      </w:r>
+    </w:p>
+    <w:p>
+      <w:pPr>
+        <w:ind w:left="0" w:firstLine="0"/>
+      </w:pPr>
+      <w:r>
+        <w:t xml:space="preserve">Collection has methods like - add, remove, iterator, clear, </w:t>
+      </w:r>
+      <w:proofErr w:type="gramStart"/>
+      <w:r>
+        <w:t>size, ..</w:t>
+      </w:r>
+      <w:proofErr w:type="gramEnd"/>
+    </w:p>
+    <w:p>
+      <w:pPr>
+        <w:ind w:left="0" w:firstLine="0"/>
+      </w:pPr>
+      <w:proofErr w:type="gramStart"/>
+      <w:r>
+        <w:rPr>
+          <w:highlight w:val="yellow"/>
+        </w:rPr>
+        <w:t>iterator(</w:t>
+      </w:r>
+      <w:proofErr w:type="gramEnd"/>
+      <w:r>
+        <w:rPr>
+          <w:highlight w:val="yellow"/>
+        </w:rPr>
+        <w:t>):</w:t>
+      </w:r>
+      <w:r>
+        <w:t xml:space="preserve"> It is a method that returns an instance of </w:t>
+      </w:r>
+      <w:r>
+        <w:rPr>
+          <w:highlight w:val="yellow"/>
+        </w:rPr>
+        <w:t>Iterator,</w:t>
+      </w:r>
+      <w:r>
+        <w:t xml:space="preserve"> this Iterator has 3 methods</w:t>
+      </w:r>
+    </w:p>
+    <w:p>
+      <w:pPr>
+        <w:pStyle w:val="ListParagraph"/>
+        <w:numPr>
+          <w:ilvl w:val="0"/>
+          <w:numId w:val="24"/>
+        </w:numPr>
+      </w:pPr>
+      <w:proofErr w:type="gramStart"/>
+      <w:r>
+        <w:t>hasNext(</w:t>
+      </w:r>
+      <w:proofErr w:type="gramEnd"/>
+      <w:r>
+        <w:t>): returns true/false if element is present or not while iterating</w:t>
+      </w:r>
+    </w:p>
+    <w:p>
+      <w:pPr>
+        <w:pStyle w:val="ListParagraph"/>
+        <w:numPr>
+          <w:ilvl w:val="0"/>
+          <w:numId w:val="24"/>
+        </w:numPr>
+      </w:pPr>
+      <w:proofErr w:type="gramStart"/>
+      <w:r>
+        <w:t>next(</w:t>
+      </w:r>
+      <w:proofErr w:type="gramEnd"/>
+      <w:r>
+        <w:t>): returns the element that is iterated</w:t>
+      </w:r>
+    </w:p>
+    <w:p>
+      <w:pPr>
+        <w:pStyle w:val="ListParagraph"/>
+        <w:numPr>
+          <w:ilvl w:val="0"/>
+          <w:numId w:val="24"/>
+        </w:numPr>
+      </w:pPr>
+      <w:proofErr w:type="gramStart"/>
+      <w:r>
+        <w:t>remove(</w:t>
+      </w:r>
+      <w:proofErr w:type="gramEnd"/>
+      <w:r>
+        <w:t>): removes the iterated element</w:t>
+      </w:r>
+    </w:p>
+    <w:p>
+      <w:pPr>
+        <w:ind w:left="0" w:firstLine="0"/>
+      </w:pPr>
+      <w:r>
+        <w:t xml:space="preserve">Iterator&lt;T&gt; it = </w:t>
+      </w:r>
+      <w:proofErr w:type="gramStart"/>
+      <w:r>
+        <w:t>coll.iterator</w:t>
+      </w:r>
+      <w:proofErr w:type="gramEnd"/>
+      <w:r>
+        <w:t>();</w:t>
+      </w:r>
+      <w:r>
+        <w:br/>
+        <w:t>while(</w:t>
+      </w:r>
+      <w:proofErr w:type="gramStart"/>
+      <w:r>
+        <w:t>it.hasNext</w:t>
+      </w:r>
+      <w:proofErr w:type="gramEnd"/>
+      <w:r>
+        <w:t xml:space="preserve">()) { </w:t>
+      </w:r>
+      <w:r>
+        <w:br/>
+      </w:r>
+      <w:r>
+        <w:lastRenderedPageBreak/>
+        <w:t xml:space="preserve">T ele = </w:t>
+      </w:r>
+      <w:proofErr w:type="gramStart"/>
+      <w:r>
+        <w:t>it.next</w:t>
+      </w:r>
+      <w:proofErr w:type="gramEnd"/>
+      <w:r>
+        <w:t>();</w:t>
+      </w:r>
+      <w:r>
+        <w:br/>
+        <w:t>}</w:t>
+      </w:r>
+    </w:p>
+    <w:p>
+      <w:pPr>
+        <w:ind w:left="0" w:firstLine="0"/>
+      </w:pPr>
+      <w:r>
+        <w:rPr>
+          <w:noProof/>
+        </w:rPr>
+        <w:drawing>
+          <wp:inline distT="0" distB="0" distL="0" distR="0" wp14:anchorId="027A4402" wp14:editId="384F1C81">
+            <wp:extent cx="5943600" cy="3971290"/>
+            <wp:effectExtent l="0" t="0" r="0" b="0"/>
+            <wp:docPr id="1149302342" name="Picture 1"/>
+            <wp:cNvGraphicFramePr>
+              <a:graphicFrameLocks xmlns:a="http://schemas.openxmlformats.org/drawingml/2006/main" noChangeAspect="1"/>
+            </wp:cNvGraphicFramePr>
+            <a:graphic xmlns:a="http://schemas.openxmlformats.org/drawingml/2006/main">
+              <a:graphicData uri="http://schemas.openxmlformats.org/drawingml/2006/picture">
+                <pic:pic xmlns:pic="http://schemas.openxmlformats.org/drawingml/2006/picture">
+                  <pic:nvPicPr>
+                    <pic:cNvPr id="1149302342" name=""/>
+                    <pic:cNvPicPr/>
+                  </pic:nvPicPr>
+                  <pic:blipFill>
+                    <a:blip r:embed="rId63"/>
+                    <a:stretch>
+                      <a:fillRect/>
+                    </a:stretch>
+                  </pic:blipFill>
+                  <pic:spPr>
+                    <a:xfrm>
+                      <a:off x="0" y="0"/>
+                      <a:ext cx="5943600" cy="3971290"/>
+                    </a:xfrm>
+                    <a:prstGeom prst="rect">
+                      <a:avLst/>
+                    </a:prstGeom>
+                  </pic:spPr>
+                </pic:pic>
+              </a:graphicData>
+            </a:graphic>
+          </wp:inline>
+        </w:drawing>
+      </w:r>
+    </w:p>
+    <w:p>
+      <w:pPr>
+        <w:ind w:left="0" w:firstLine="0"/>
+      </w:pPr>
+      <w:r>
+        <w:rPr>
+          <w:highlight w:val="yellow"/>
+        </w:rPr>
+        <w:t>Output:</w:t>
+      </w:r>
+    </w:p>
+    <w:p>
+      <w:pPr>
+        <w:ind w:left="0" w:firstLine="0"/>
+      </w:pPr>
+      <w:r>
+        <w:rPr>
+          <w:noProof/>
+        </w:rPr>
+        <w:drawing>
+          <wp:inline distT="0" distB="0" distL="0" distR="0" wp14:anchorId="5A6C4FFA" wp14:editId="08451B1E">
+            <wp:extent cx="5268060" cy="1352739"/>
+            <wp:effectExtent l="0" t="0" r="0" b="0"/>
+            <wp:docPr id="84527404" name="Picture 1"/>
+            <wp:cNvGraphicFramePr>
+              <a:graphicFrameLocks xmlns:a="http://schemas.openxmlformats.org/drawingml/2006/main" noChangeAspect="1"/>
+            </wp:cNvGraphicFramePr>
+            <a:graphic xmlns:a="http://schemas.openxmlformats.org/drawingml/2006/main">
+              <a:graphicData uri="http://schemas.openxmlformats.org/drawingml/2006/picture">
+                <pic:pic xmlns:pic="http://schemas.openxmlformats.org/drawingml/2006/picture">
+                  <pic:nvPicPr>
+                    <pic:cNvPr id="84527404" name=""/>
+                    <pic:cNvPicPr/>
+                  </pic:nvPicPr>
+                  <pic:blipFill>
+                    <a:blip r:embed="rId64"/>
+                    <a:stretch>
+                      <a:fillRect/>
+                    </a:stretch>
+                  </pic:blipFill>
+                  <pic:spPr>
+                    <a:xfrm>
+                      <a:off x="0" y="0"/>
+                      <a:ext cx="5268060" cy="1352739"/>
+                    </a:xfrm>
+                    <a:prstGeom prst="rect">
+                      <a:avLst/>
+                    </a:prstGeom>
+                  </pic:spPr>
+                </pic:pic>
+              </a:graphicData>
+            </a:graphic>
+          </wp:inline>
+        </w:drawing>
+      </w:r>
+    </w:p>
+    <w:p>
+      <w:pPr>
+        <w:ind w:left="0" w:firstLine="0"/>
+      </w:pPr>
+    </w:p>
+    <w:p>
+      <w:pPr>
+        <w:ind w:left="0" w:firstLine="0"/>
+      </w:pPr>
+      <w:r>
+        <w:rPr>
+          <w:highlight w:val="yellow"/>
+        </w:rPr>
+        <w:t>Maintaining complex types in Collection</w:t>
+      </w:r>
+    </w:p>
+    <w:p>
+      <w:pPr>
+        <w:ind w:left="0" w:firstLine="0"/>
+      </w:pPr>
+      <w:r>
+        <w:t xml:space="preserve">In Real world applications we maintain complex types in Collection instead of Strings or Wrapper classes </w:t>
+      </w:r>
+    </w:p>
+    <w:p>
+      <w:pPr>
+        <w:ind w:left="0" w:firstLine="0"/>
+      </w:pPr>
+      <w:r>
+        <w:rPr>
+          <w:noProof/>
+        </w:rPr>
+        <w:lastRenderedPageBreak/>
+        <w:drawing>
+          <wp:inline distT="0" distB="0" distL="0" distR="0" wp14:anchorId="1E391BF2" wp14:editId="539BF480">
+            <wp:extent cx="5943600" cy="5781675"/>
+            <wp:effectExtent l="0" t="0" r="0" b="9525"/>
+            <wp:docPr id="1881168682" name="Picture 1"/>
+            <wp:cNvGraphicFramePr>
+              <a:graphicFrameLocks xmlns:a="http://schemas.openxmlformats.org/drawingml/2006/main" noChangeAspect="1"/>
+            </wp:cNvGraphicFramePr>
+            <a:graphic xmlns:a="http://schemas.openxmlformats.org/drawingml/2006/main">
+              <a:graphicData uri="http://schemas.openxmlformats.org/drawingml/2006/picture">
+                <pic:pic xmlns:pic="http://schemas.openxmlformats.org/drawingml/2006/picture">
+                  <pic:nvPicPr>
+                    <pic:cNvPr id="1881168682" name=""/>
+                    <pic:cNvPicPr/>
+                  </pic:nvPicPr>
+                  <pic:blipFill>
+                    <a:blip r:embed="rId65"/>
+                    <a:stretch>
+                      <a:fillRect/>
+                    </a:stretch>
+                  </pic:blipFill>
+                  <pic:spPr>
+                    <a:xfrm>
+                      <a:off x="0" y="0"/>
+                      <a:ext cx="5943600" cy="5781675"/>
+                    </a:xfrm>
+                    <a:prstGeom prst="rect">
+                      <a:avLst/>
+                    </a:prstGeom>
+                  </pic:spPr>
+                </pic:pic>
+              </a:graphicData>
+            </a:graphic>
+          </wp:inline>
+        </w:drawing>
+      </w:r>
+    </w:p>
+    <w:p>
+      <w:pPr>
+        <w:ind w:left="0" w:firstLine="0"/>
+      </w:pPr>
+      <w:r>
+        <w:rPr>
+          <w:noProof/>
+        </w:rPr>
+        <w:lastRenderedPageBreak/>
+        <w:drawing>
+          <wp:inline distT="0" distB="0" distL="0" distR="0" wp14:anchorId="0C7F842F" wp14:editId="39680CDE">
+            <wp:extent cx="5943600" cy="5920105"/>
+            <wp:effectExtent l="0" t="0" r="0" b="4445"/>
+            <wp:docPr id="1895371734" name="Picture 1"/>
+            <wp:cNvGraphicFramePr>
+              <a:graphicFrameLocks xmlns:a="http://schemas.openxmlformats.org/drawingml/2006/main" noChangeAspect="1"/>
+            </wp:cNvGraphicFramePr>
+            <a:graphic xmlns:a="http://schemas.openxmlformats.org/drawingml/2006/main">
+              <a:graphicData uri="http://schemas.openxmlformats.org/drawingml/2006/picture">
+                <pic:pic xmlns:pic="http://schemas.openxmlformats.org/drawingml/2006/picture">
+                  <pic:nvPicPr>
+                    <pic:cNvPr id="1895371734" name=""/>
+                    <pic:cNvPicPr/>
+                  </pic:nvPicPr>
+                  <pic:blipFill>
+                    <a:blip r:embed="rId66"/>
+                    <a:stretch>
+                      <a:fillRect/>
+                    </a:stretch>
+                  </pic:blipFill>
+                  <pic:spPr>
+                    <a:xfrm>
+                      <a:off x="0" y="0"/>
+                      <a:ext cx="5943600" cy="5920105"/>
+                    </a:xfrm>
+                    <a:prstGeom prst="rect">
+                      <a:avLst/>
+                    </a:prstGeom>
+                  </pic:spPr>
+                </pic:pic>
+              </a:graphicData>
+            </a:graphic>
+          </wp:inline>
+        </w:drawing>
+      </w:r>
+    </w:p>
+    <w:p>
+      <w:pPr>
+        <w:ind w:left="0" w:firstLine="0"/>
+      </w:pPr>
+      <w:r>
+        <w:rPr>
+          <w:highlight w:val="yellow"/>
+        </w:rPr>
+        <w:t>Map:</w:t>
+      </w:r>
+    </w:p>
+    <w:p>
+      <w:pPr>
+        <w:ind w:left="0" w:firstLine="0"/>
+      </w:pPr>
+      <w:r>
+        <w:t>It maintains the data in key value pairs, based on key you can maintain the data like store, read, fetch and remove, in Map key must be unique</w:t>
+      </w:r>
+    </w:p>
+    <w:p>
+      <w:pPr>
+        <w:ind w:left="0" w:firstLine="0"/>
+      </w:pPr>
+      <w:r>
+        <w:t>Map is an interface that has following methods</w:t>
+      </w:r>
+    </w:p>
+    <w:p>
+      <w:pPr>
+        <w:pStyle w:val="ListParagraph"/>
+        <w:numPr>
+          <w:ilvl w:val="0"/>
+          <w:numId w:val="25"/>
+        </w:numPr>
+      </w:pPr>
+      <w:proofErr w:type="gramStart"/>
+      <w:r>
+        <w:t>put(</w:t>
+      </w:r>
+      <w:proofErr w:type="gramEnd"/>
+      <w:r>
+        <w:t>k, v): to store</w:t>
+      </w:r>
+    </w:p>
+    <w:p>
+      <w:pPr>
+        <w:pStyle w:val="ListParagraph"/>
+        <w:numPr>
+          <w:ilvl w:val="0"/>
+          <w:numId w:val="25"/>
+        </w:numPr>
+      </w:pPr>
+      <w:r>
+        <w:t>get(k): to read based on key</w:t>
+      </w:r>
+    </w:p>
+    <w:p>
+      <w:pPr>
+        <w:pStyle w:val="ListParagraph"/>
+        <w:numPr>
+          <w:ilvl w:val="0"/>
+          <w:numId w:val="25"/>
+        </w:numPr>
+      </w:pPr>
+      <w:r>
+        <w:lastRenderedPageBreak/>
+        <w:t>remove(k): to remove based on key</w:t>
+      </w:r>
+    </w:p>
+    <w:p>
+      <w:pPr>
+        <w:pStyle w:val="ListParagraph"/>
+        <w:numPr>
+          <w:ilvl w:val="0"/>
+          <w:numId w:val="25"/>
+        </w:numPr>
+      </w:pPr>
+      <w:proofErr w:type="gramStart"/>
+      <w:r>
+        <w:t>replace(</w:t>
+      </w:r>
+      <w:proofErr w:type="gramEnd"/>
+      <w:r>
+        <w:t>k, v): to replace a value based on key</w:t>
+      </w:r>
+    </w:p>
+    <w:p>
+      <w:pPr>
+        <w:pStyle w:val="ListParagraph"/>
+        <w:numPr>
+          <w:ilvl w:val="0"/>
+          <w:numId w:val="25"/>
+        </w:numPr>
+      </w:pPr>
+      <w:proofErr w:type="gramStart"/>
+      <w:r>
+        <w:t>keySet(</w:t>
+      </w:r>
+      <w:proofErr w:type="gramEnd"/>
+      <w:r>
+        <w:t>): to return all the keys</w:t>
+      </w:r>
+    </w:p>
+    <w:p>
+      <w:pPr>
+        <w:ind w:left="0" w:firstLine="0"/>
+      </w:pPr>
+      <w:r>
+        <w:rPr>
+          <w:noProof/>
+        </w:rPr>
+        <w:drawing>
+          <wp:inline distT="0" distB="0" distL="0" distR="0" wp14:anchorId="41BD39D8" wp14:editId="31F1AC90">
+            <wp:extent cx="5943600" cy="2767330"/>
+            <wp:effectExtent l="0" t="0" r="0" b="0"/>
+            <wp:docPr id="996079907" name="Picture 1"/>
+            <wp:cNvGraphicFramePr>
+              <a:graphicFrameLocks xmlns:a="http://schemas.openxmlformats.org/drawingml/2006/main" noChangeAspect="1"/>
+            </wp:cNvGraphicFramePr>
+            <a:graphic xmlns:a="http://schemas.openxmlformats.org/drawingml/2006/main">
+              <a:graphicData uri="http://schemas.openxmlformats.org/drawingml/2006/picture">
+                <pic:pic xmlns:pic="http://schemas.openxmlformats.org/drawingml/2006/picture">
+                  <pic:nvPicPr>
+                    <pic:cNvPr id="996079907" name=""/>
+                    <pic:cNvPicPr/>
+                  </pic:nvPicPr>
+                  <pic:blipFill>
+                    <a:blip r:embed="rId67"/>
+                    <a:stretch>
+                      <a:fillRect/>
+                    </a:stretch>
+                  </pic:blipFill>
+                  <pic:spPr>
+                    <a:xfrm>
+                      <a:off x="0" y="0"/>
+                      <a:ext cx="5943600" cy="2767330"/>
+                    </a:xfrm>
+                    <a:prstGeom prst="rect">
+                      <a:avLst/>
+                    </a:prstGeom>
+                  </pic:spPr>
+                </pic:pic>
+              </a:graphicData>
+            </a:graphic>
+          </wp:inline>
+        </w:drawing>
+      </w:r>
+    </w:p>
+    <w:p>
+      <w:pPr>
+        <w:ind w:left="0" w:firstLine="0"/>
+      </w:pPr>
+      <w:r>
+        <w:t>Map has 4 implementations</w:t>
+      </w:r>
+    </w:p>
+    <w:p>
+      <w:pPr>
+        <w:pStyle w:val="ListParagraph"/>
+        <w:numPr>
+          <w:ilvl w:val="0"/>
+          <w:numId w:val="26"/>
+        </w:numPr>
+      </w:pPr>
+      <w:r>
+        <w:t>HashMap: It maintains the data in random order</w:t>
+      </w:r>
+      <w:r>
+        <w:t>, supports null</w:t>
+      </w:r>
+    </w:p>
+    <w:p>
+      <w:pPr>
+        <w:pStyle w:val="ListParagraph"/>
+        <w:numPr>
+          <w:ilvl w:val="0"/>
+          <w:numId w:val="26"/>
+        </w:numPr>
+      </w:pPr>
+      <w:proofErr w:type="spellStart"/>
+      <w:r>
+        <w:t>Hashtable</w:t>
+      </w:r>
+      <w:proofErr w:type="spellEnd"/>
+      <w:r>
+        <w:t>: it is similar to HashMap, but it is a legacy class and all the methods are synchronized and doesn’t support null</w:t>
+      </w:r>
+    </w:p>
+    <w:p>
+      <w:pPr>
+        <w:pStyle w:val="ListParagraph"/>
+        <w:numPr>
+          <w:ilvl w:val="0"/>
+          <w:numId w:val="26"/>
+        </w:numPr>
+      </w:pPr>
+      <w:r>
+        <w:t>TreeMap: it maintains key in sorted order</w:t>
+      </w:r>
+    </w:p>
+    <w:p>
+      <w:pPr>
+        <w:pStyle w:val="ListParagraph"/>
+        <w:numPr>
+          <w:ilvl w:val="0"/>
+          <w:numId w:val="26"/>
+        </w:numPr>
+      </w:pPr>
+      <w:r>
+        <w:t>LinkedHashMap: it maintains the key in insertion order</w:t>
+      </w:r>
+    </w:p>
+    <w:p>
+      <w:r>
+        <w:rPr>
+          <w:noProof/>
+        </w:rPr>
+        <w:lastRenderedPageBreak/>
+        <w:drawing>
+          <wp:inline distT="0" distB="0" distL="0" distR="0" wp14:anchorId="7E72F257" wp14:editId="1AC7E69F">
+            <wp:extent cx="5925377" cy="4001058"/>
+            <wp:effectExtent l="0" t="0" r="0" b="0"/>
+            <wp:docPr id="1008015973" name="Picture 1"/>
+            <wp:cNvGraphicFramePr>
+              <a:graphicFrameLocks xmlns:a="http://schemas.openxmlformats.org/drawingml/2006/main" noChangeAspect="1"/>
+            </wp:cNvGraphicFramePr>
+            <a:graphic xmlns:a="http://schemas.openxmlformats.org/drawingml/2006/main">
+              <a:graphicData uri="http://schemas.openxmlformats.org/drawingml/2006/picture">
+                <pic:pic xmlns:pic="http://schemas.openxmlformats.org/drawingml/2006/picture">
+                  <pic:nvPicPr>
+                    <pic:cNvPr id="1008015973" name=""/>
+                    <pic:cNvPicPr/>
+                  </pic:nvPicPr>
+                  <pic:blipFill>
+                    <a:blip r:embed="rId68"/>
+                    <a:stretch>
+                      <a:fillRect/>
+                    </a:stretch>
+                  </pic:blipFill>
+                  <pic:spPr>
+                    <a:xfrm>
+                      <a:off x="0" y="0"/>
+                      <a:ext cx="5925377" cy="4001058"/>
+                    </a:xfrm>
+                    <a:prstGeom prst="rect">
+                      <a:avLst/>
+                    </a:prstGeom>
+                  </pic:spPr>
+                </pic:pic>
+              </a:graphicData>
+            </a:graphic>
+          </wp:inline>
+        </w:drawing>
+      </w:r>
+    </w:p>
+    <w:p>
+      <w:pPr>
+        <w:ind w:left="0" w:firstLine="0"/>
+      </w:pPr>
+      <w:r>
+        <w:rPr>
+          <w:highlight w:val="yellow"/>
+        </w:rPr>
+        <w:t xml:space="preserve">HashMap vs </w:t>
+      </w:r>
+      <w:proofErr w:type="spellStart"/>
+      <w:r>
+        <w:rPr>
+          <w:highlight w:val="yellow"/>
+        </w:rPr>
+        <w:t>Hashtable</w:t>
+      </w:r>
+      <w:proofErr w:type="spellEnd"/>
+    </w:p>
+    <w:p>
+      <w:pPr>
+        <w:ind w:left="0" w:firstLine="0"/>
+      </w:pPr>
+      <w:r>
+        <w:t>Both maintain the data in random order</w:t>
+      </w:r>
+    </w:p>
+    <w:tbl>
+      <w:tblPr>
+        <w:tblStyle w:val="TableGrid"/>
+        <w:tblW w:w="0" w:type="auto"/>
+        <w:tblLook w:val="04A0" w:firstRow="1" w:lastRow="0" w:firstColumn="1" w:lastColumn="0" w:noHBand="0" w:noVBand="1"/>
+      </w:tblPr>
+      <w:tblGrid>
+        <w:gridCol w:w="4675"/>
+        <w:gridCol w:w="4675"/>
+      </w:tblGrid>
+      <w:tr>
+        <w:tc>
+          <w:tcPr>
+            <w:tcW w:w="4675" w:type="dxa"/>
+          </w:tcPr>
+          <w:p>
+            <w:pPr>
+              <w:ind w:left="0" w:firstLine="0"/>
+              <w:rPr>
+                <w:highlight w:val="yellow"/>
+              </w:rPr>
+            </w:pPr>
+            <w:r>
+              <w:rPr>
+                <w:highlight w:val="yellow"/>
+              </w:rPr>
+              <w:t>HashMap</w:t>
+            </w:r>
+          </w:p>
+        </w:tc>
+        <w:tc>
+          <w:tcPr>
+            <w:tcW w:w="4675" w:type="dxa"/>
+          </w:tcPr>
+          <w:p>
+            <w:pPr>
+              <w:ind w:left="0" w:firstLine="0"/>
+            </w:pPr>
+            <w:proofErr w:type="spellStart"/>
+            <w:r>
+              <w:rPr>
+                <w:highlight w:val="yellow"/>
+              </w:rPr>
+              <w:t>Hashtable</w:t>
+            </w:r>
+            <w:proofErr w:type="spellEnd"/>
+          </w:p>
+        </w:tc>
+      </w:tr>
+      <w:tr>
+        <w:tc>
+          <w:tcPr>
+            <w:tcW w:w="4675" w:type="dxa"/>
+          </w:tcPr>
+          <w:p>
+            <w:pPr>
+              <w:ind w:left="0" w:firstLine="0"/>
+            </w:pPr>
+            <w:r>
+              <w:t xml:space="preserve">It is a newer class compare to </w:t>
+            </w:r>
+            <w:proofErr w:type="spellStart"/>
+            <w:r>
+              <w:t>Hashtable</w:t>
+            </w:r>
+            <w:proofErr w:type="spellEnd"/>
+          </w:p>
+        </w:tc>
+        <w:tc>
+          <w:tcPr>
+            <w:tcW w:w="4675" w:type="dxa"/>
+          </w:tcPr>
+          <w:p>
+            <w:pPr>
+              <w:ind w:left="0" w:firstLine="0"/>
+            </w:pPr>
+            <w:r>
+              <w:t>It is a legacy class</w:t>
+            </w:r>
+          </w:p>
+        </w:tc>
+      </w:tr>
+      <w:tr>
+        <w:tc>
+          <w:tcPr>
+            <w:tcW w:w="4675" w:type="dxa"/>
+          </w:tcPr>
+          <w:p>
+            <w:pPr>
+              <w:ind w:left="0" w:firstLine="0"/>
+            </w:pPr>
+            <w:r>
+              <w:t>It supports null keys &amp; values</w:t>
+            </w:r>
+          </w:p>
+        </w:tc>
+        <w:tc>
+          <w:tcPr>
+            <w:tcW w:w="4675" w:type="dxa"/>
+          </w:tcPr>
+          <w:p>
+            <w:pPr>
+              <w:ind w:left="0" w:firstLine="0"/>
+            </w:pPr>
+            <w:r>
+              <w:t>It doesn’t support null keys &amp; values</w:t>
+            </w:r>
+          </w:p>
+        </w:tc>
+      </w:tr>
+      <w:tr>
+        <w:tc>
+          <w:tcPr>
+            <w:tcW w:w="4675" w:type="dxa"/>
+          </w:tcPr>
+          <w:p>
+            <w:pPr>
+              <w:ind w:left="0" w:firstLine="0"/>
+            </w:pPr>
+            <w:r>
+              <w:t xml:space="preserve">all the methods are </w:t>
+            </w:r>
+            <w:proofErr w:type="spellStart"/>
+            <w:r>
+              <w:t>non synchronized</w:t>
+            </w:r>
+            <w:proofErr w:type="spellEnd"/>
+          </w:p>
+        </w:tc>
+        <w:tc>
+          <w:tcPr>
+            <w:tcW w:w="4675" w:type="dxa"/>
+          </w:tcPr>
+          <w:p>
+            <w:pPr>
+              <w:ind w:left="0" w:firstLine="0"/>
+            </w:pPr>
+            <w:r>
+              <w:t>all the methods are synchronized</w:t>
+            </w:r>
+          </w:p>
+        </w:tc>
+      </w:tr>
+    </w:tbl>
+    <w:p>
+      <w:pPr>
+        <w:ind w:left="0" w:firstLine="0"/>
+      </w:pPr>
+    </w:p>
+    <w:p>
+      <w:pPr>
+        <w:ind w:left="0" w:firstLine="0"/>
+      </w:pPr>
+    </w:p>
+    <w:p>
+      <w:pPr>
+        <w:ind w:left="0" w:firstLine="0"/>
+      </w:pPr>
+      <w:proofErr w:type="gramStart"/>
+      <w:r>
+        <w:t>keySet(</w:t>
+      </w:r>
+      <w:proofErr w:type="gramEnd"/>
+      <w:r>
+        <w:t>): It is a method that returns all the keys in Set&lt;K&gt;, since Set is Collection type, you can use iterator and get all the keys</w:t>
+      </w:r>
+    </w:p>
+    <w:p>
+      <w:pPr>
+        <w:ind w:left="0" w:firstLine="0"/>
+      </w:pPr>
+      <w:r>
+        <w:t xml:space="preserve">Set&lt;Integer&gt; set = </w:t>
+      </w:r>
+      <w:proofErr w:type="spellStart"/>
+      <w:proofErr w:type="gramStart"/>
+      <w:r>
+        <w:t>map.keySet</w:t>
+      </w:r>
+      <w:proofErr w:type="spellEnd"/>
+      <w:proofErr w:type="gramEnd"/>
+      <w:r>
+        <w:t>();</w:t>
+      </w:r>
+    </w:p>
+    <w:p>
+      <w:pPr>
+        <w:ind w:left="0" w:firstLine="0"/>
+      </w:pPr>
+      <w:r>
+        <w:t xml:space="preserve">Iterator&lt;Integer&gt; it = </w:t>
+      </w:r>
+      <w:proofErr w:type="spellStart"/>
+      <w:proofErr w:type="gramStart"/>
+      <w:r>
+        <w:t>set.iterator</w:t>
+      </w:r>
+      <w:proofErr w:type="spellEnd"/>
+      <w:proofErr w:type="gramEnd"/>
+      <w:r>
+        <w:t>();</w:t>
+      </w:r>
+    </w:p>
+    <w:p>
+      <w:pPr>
+        <w:ind w:left="0" w:firstLine="0"/>
+      </w:pPr>
+      <w:r>
+        <w:rPr>
+          <w:noProof/>
+        </w:rPr>
+        <w:lastRenderedPageBreak/>
+        <w:drawing>
+          <wp:inline distT="0" distB="0" distL="0" distR="0" wp14:anchorId="50130B89" wp14:editId="517C9097">
+            <wp:extent cx="5943600" cy="5630545"/>
+            <wp:effectExtent l="0" t="0" r="0" b="8255"/>
+            <wp:docPr id="1978511440" name="Picture 1"/>
+            <wp:cNvGraphicFramePr>
+              <a:graphicFrameLocks xmlns:a="http://schemas.openxmlformats.org/drawingml/2006/main" noChangeAspect="1"/>
+            </wp:cNvGraphicFramePr>
+            <a:graphic xmlns:a="http://schemas.openxmlformats.org/drawingml/2006/main">
+              <a:graphicData uri="http://schemas.openxmlformats.org/drawingml/2006/picture">
+                <pic:pic xmlns:pic="http://schemas.openxmlformats.org/drawingml/2006/picture">
+                  <pic:nvPicPr>
+                    <pic:cNvPr id="1978511440" name=""/>
+                    <pic:cNvPicPr/>
+                  </pic:nvPicPr>
+                  <pic:blipFill>
+                    <a:blip r:embed="rId69"/>
+                    <a:stretch>
+                      <a:fillRect/>
+                    </a:stretch>
+                  </pic:blipFill>
+                  <pic:spPr>
+                    <a:xfrm>
+                      <a:off x="0" y="0"/>
+                      <a:ext cx="5943600" cy="5630545"/>
+                    </a:xfrm>
+                    <a:prstGeom prst="rect">
+                      <a:avLst/>
+                    </a:prstGeom>
+                  </pic:spPr>
+                </pic:pic>
+              </a:graphicData>
+            </a:graphic>
+          </wp:inline>
+        </w:drawing>
+      </w:r>
+    </w:p>
+    <w:p>
+      <w:pPr>
+        <w:ind w:left="0" w:firstLine="0"/>
+      </w:pPr>
+      <w:r>
+        <w:rPr>
+          <w:highlight w:val="yellow"/>
+        </w:rPr>
+        <w:t>Output:</w:t>
+      </w:r>
+    </w:p>
+    <w:p>
+      <w:pPr>
+        <w:ind w:left="0" w:firstLine="0"/>
+      </w:pPr>
+      <w:r>
+        <w:rPr>
+          <w:noProof/>
+        </w:rPr>
+        <w:drawing>
+          <wp:inline distT="0" distB="0" distL="0" distR="0" wp14:anchorId="5AF7A604" wp14:editId="555AC54D">
+            <wp:extent cx="5943600" cy="1901825"/>
+            <wp:effectExtent l="0" t="0" r="0" b="3175"/>
+            <wp:docPr id="288977116" name="Picture 1"/>
+            <wp:cNvGraphicFramePr>
+              <a:graphicFrameLocks xmlns:a="http://schemas.openxmlformats.org/drawingml/2006/main" noChangeAspect="1"/>
+            </wp:cNvGraphicFramePr>
+            <a:graphic xmlns:a="http://schemas.openxmlformats.org/drawingml/2006/main">
+              <a:graphicData uri="http://schemas.openxmlformats.org/drawingml/2006/picture">
+                <pic:pic xmlns:pic="http://schemas.openxmlformats.org/drawingml/2006/picture">
+                  <pic:nvPicPr>
+                    <pic:cNvPr id="288977116" name=""/>
+                    <pic:cNvPicPr/>
+                  </pic:nvPicPr>
+                  <pic:blipFill>
+                    <a:blip r:embed="rId70"/>
+                    <a:stretch>
+                      <a:fillRect/>
+                    </a:stretch>
+                  </pic:blipFill>
+                  <pic:spPr>
+                    <a:xfrm>
+                      <a:off x="0" y="0"/>
+                      <a:ext cx="5943600" cy="1901825"/>
+                    </a:xfrm>
+                    <a:prstGeom prst="rect">
+                      <a:avLst/>
+                    </a:prstGeom>
+                  </pic:spPr>
+                </pic:pic>
+              </a:graphicData>
+            </a:graphic>
+          </wp:inline>
+        </w:drawing>
+      </w:r>
+    </w:p>
+    <w:p>
+      <w:pPr>
+        <w:ind w:left="0" w:firstLine="0"/>
+      </w:pPr>
+      <w:r>
+        <w:rPr>
+          <w:highlight w:val="yellow"/>
+        </w:rPr>
+        <w:lastRenderedPageBreak/>
+        <w:t>Activity:</w:t>
+      </w:r>
+    </w:p>
+    <w:p>
+      <w:pPr>
+        <w:ind w:left="0" w:firstLine="0"/>
+      </w:pPr>
+      <w:r>
+        <w:t>Perform operation</w:t>
+      </w:r>
+      <w:r>
+        <w:t>s</w:t>
+      </w:r>
+      <w:r>
+        <w:t xml:space="preserve"> using Map, which stores employee id as the key and value will be employee object, the employee object contains id, name &amp; salary</w:t>
+      </w:r>
+      <w:r>
+        <w:t>, perform following operations</w:t>
+      </w:r>
+    </w:p>
+    <w:p>
+      <w:pPr>
+        <w:pStyle w:val="ListParagraph"/>
+        <w:numPr>
+          <w:ilvl w:val="0"/>
+          <w:numId w:val="27"/>
+        </w:numPr>
+      </w:pPr>
+      <w:r>
+        <w:t>Add 4 to 5 employees in the map</w:t>
+      </w:r>
+    </w:p>
+    <w:p>
+      <w:pPr>
+        <w:pStyle w:val="ListParagraph"/>
+        <w:numPr>
+          <w:ilvl w:val="0"/>
+          <w:numId w:val="27"/>
+        </w:numPr>
+      </w:pPr>
+      <w:r>
+        <w:t>Pass an id of an employee and print the employee object matching to the id</w:t>
+      </w:r>
+    </w:p>
+    <w:p>
+      <w:pPr>
+        <w:pStyle w:val="ListParagraph"/>
+        <w:numPr>
+          <w:ilvl w:val="0"/>
+          <w:numId w:val="27"/>
+        </w:numPr>
+      </w:pPr>
+      <w:r>
+        <w:t>Get all the keys in the map and print only those employees that has salary &gt; 50000</w:t>
+      </w:r>
+    </w:p>
+    <w:p>
+      <w:pPr>
+        <w:ind w:left="0" w:firstLine="0"/>
+      </w:pPr>
+    </w:p>
+    <w:p>
+      <w:pPr>
+        <w:ind w:left="0" w:firstLine="0"/>
+      </w:pPr>
+      <w:r>
+        <w:rPr>
+          <w:highlight w:val="yellow"/>
+        </w:rPr>
+        <w:t>Sorting the data in Collection</w:t>
+      </w:r>
+    </w:p>
+    <w:p>
+      <w:pPr>
+        <w:ind w:left="0" w:firstLine="0"/>
+      </w:pPr>
+      <w:r>
+        <w:t xml:space="preserve">By </w:t>
+      </w:r>
+      <w:proofErr w:type="gramStart"/>
+      <w:r>
+        <w:t>default</w:t>
+      </w:r>
+      <w:proofErr w:type="gramEnd"/>
+      <w:r>
+        <w:t xml:space="preserve"> all the primitive data types &amp; strings are sorted because their respective classes implement an interface called Comparable&lt;T&gt;</w:t>
+      </w:r>
+    </w:p>
+    <w:p>
+      <w:pPr>
+        <w:ind w:left="0" w:firstLine="0"/>
+      </w:pPr>
+      <w:r>
+        <w:rPr>
+          <w:highlight w:val="yellow"/>
+        </w:rPr>
+        <w:t>Comparable&lt;T&gt;:</w:t>
+      </w:r>
+      <w:r>
+        <w:t xml:space="preserve"> It is an interface that provides an abstract method called public int </w:t>
+      </w:r>
+      <w:proofErr w:type="gramStart"/>
+      <w:r>
+        <w:t>compareTo(</w:t>
+      </w:r>
+      <w:proofErr w:type="gramEnd"/>
+      <w:r>
+        <w:t>T t), which is called by sorting technique to sort.</w:t>
+      </w:r>
+    </w:p>
+    <w:p>
+      <w:pPr>
+        <w:ind w:left="0" w:firstLine="0"/>
+      </w:pPr>
+      <w:r>
+        <w:rPr>
+          <w:noProof/>
+        </w:rPr>
+        <w:lastRenderedPageBreak/>
+        <w:drawing>
+          <wp:inline distT="0" distB="0" distL="0" distR="0" wp14:anchorId="002D7B5C" wp14:editId="0E34F917">
+            <wp:extent cx="5943600" cy="4833620"/>
+            <wp:effectExtent l="0" t="0" r="0" b="5080"/>
+            <wp:docPr id="1305057721" name="Picture 1"/>
+            <wp:cNvGraphicFramePr>
+              <a:graphicFrameLocks xmlns:a="http://schemas.openxmlformats.org/drawingml/2006/main" noChangeAspect="1"/>
+            </wp:cNvGraphicFramePr>
+            <a:graphic xmlns:a="http://schemas.openxmlformats.org/drawingml/2006/main">
+              <a:graphicData uri="http://schemas.openxmlformats.org/drawingml/2006/picture">
+                <pic:pic xmlns:pic="http://schemas.openxmlformats.org/drawingml/2006/picture">
+                  <pic:nvPicPr>
+                    <pic:cNvPr id="1305057721" name=""/>
+                    <pic:cNvPicPr/>
+                  </pic:nvPicPr>
+                  <pic:blipFill>
+                    <a:blip r:embed="rId71"/>
+                    <a:stretch>
+                      <a:fillRect/>
+                    </a:stretch>
+                  </pic:blipFill>
+                  <pic:spPr>
+                    <a:xfrm>
+                      <a:off x="0" y="0"/>
+                      <a:ext cx="5943600" cy="4833620"/>
+                    </a:xfrm>
+                    <a:prstGeom prst="rect">
+                      <a:avLst/>
+                    </a:prstGeom>
+                  </pic:spPr>
+                </pic:pic>
+              </a:graphicData>
+            </a:graphic>
+          </wp:inline>
+        </w:drawing>
+      </w:r>
+    </w:p>
+    <w:p>
+      <w:pPr>
+        <w:ind w:left="0" w:firstLine="0"/>
+      </w:pPr>
+      <w:r>
+        <w:rPr>
+          <w:highlight w:val="yellow"/>
+        </w:rPr>
+        <w:t>Collections.sort():</w:t>
+      </w:r>
+      <w:r>
+        <w:t xml:space="preserve"> Internally invokes the compareTo method of Comparable and arranges the elements based on the int value returned by the compareTo method</w:t>
+      </w:r>
+    </w:p>
+    <w:p>
+      <w:pPr>
+        <w:ind w:left="0" w:firstLine="0"/>
+      </w:pPr>
+      <w:r>
+        <w:t>compareTo returns 0 or +ve or -ve</w:t>
+      </w:r>
+    </w:p>
+    <w:p>
+      <w:pPr>
+        <w:ind w:left="0" w:firstLine="0"/>
+      </w:pPr>
+      <w:r>
+        <w:t>0 means = equal</w:t>
+      </w:r>
+    </w:p>
+    <w:p>
+      <w:pPr>
+        <w:ind w:left="0" w:firstLine="0"/>
+      </w:pPr>
+      <w:r>
+        <w:t>-ve = element is kept at left side</w:t>
+      </w:r>
+    </w:p>
+    <w:p>
+      <w:pPr>
+        <w:ind w:left="0" w:firstLine="0"/>
+      </w:pPr>
+      <w:r>
+        <w:t>+ve = element is kept at right side</w:t>
+      </w:r>
+    </w:p>
+    <w:p>
+      <w:pPr>
+        <w:ind w:left="0" w:firstLine="0"/>
+      </w:pPr>
+    </w:p>
+    <w:p>
+      <w:pPr>
+        <w:ind w:left="0" w:firstLine="0"/>
+      </w:pPr>
+      <w:r>
+        <w:rPr>
+          <w:highlight w:val="yellow"/>
+        </w:rPr>
+        <w:t>Activity:</w:t>
+      </w:r>
+      <w:r>
+        <w:t xml:space="preserve"> </w:t>
+      </w:r>
+    </w:p>
+    <w:p>
+      <w:pPr>
+        <w:ind w:left="0" w:firstLine="0"/>
+      </w:pPr>
+      <w:r>
+        <w:lastRenderedPageBreak/>
+        <w:t>Use the existing Employee class and add their instances to the List and try to sort</w:t>
+      </w:r>
+      <w:r>
+        <w:t xml:space="preserve"> by calling Collections.sort(..) method</w:t>
+      </w:r>
+      <w:r>
+        <w:t>, implement whatever the extra features required</w:t>
+      </w:r>
+      <w:r>
+        <w:t>, the employees in the List must be sorted based on employee id.</w:t>
+      </w:r>
+    </w:p>
+    <w:p>
+      <w:pPr>
+        <w:ind w:left="0" w:firstLine="0"/>
+      </w:pPr>
     </w:p>
     <w:sectPr>
       <w:pgSz w:w="12240" w:h="15840"/>
@@ -7366,6 +8874,95 @@
     </w:lvl>
   </w:abstractNum>
   <w:abstractNum w:abstractNumId="3" w15:restartNumberingAfterBreak="0">
+    <w:nsid w:val="10901967"/>
+    <w:multiLevelType w:val="hybridMultilevel"/>
+    <w:tmpl w:val="C26EA932"/>
+    <w:lvl w:ilvl="0" w:tplc="0409000F">
+      <w:start w:val="1"/>
+      <w:numFmt w:val="decimal"/>
+      <w:lvlText w:val="%1."/>
+      <w:lvlJc w:val="left"/>
+      <w:pPr>
+        <w:ind w:left="720" w:hanging="360"/>
+      </w:pPr>
+      <w:rPr>
+        <w:rFonts w:hint="default"/>
+      </w:rPr>
+    </w:lvl>
+    <w:lvl w:ilvl="1" w:tplc="04090019" w:tentative="1">
+      <w:start w:val="1"/>
+      <w:numFmt w:val="lowerLetter"/>
+      <w:lvlText w:val="%2."/>
+      <w:lvlJc w:val="left"/>
+      <w:pPr>
+        <w:ind w:left="1440" w:hanging="360"/>
+      </w:pPr>
+    </w:lvl>
+    <w:lvl w:ilvl="2" w:tplc="0409001B" w:tentative="1">
+      <w:start w:val="1"/>
+      <w:numFmt w:val="lowerRoman"/>
+      <w:lvlText w:val="%3."/>
+      <w:lvlJc w:val="right"/>
+      <w:pPr>
+        <w:ind w:left="2160" w:hanging="180"/>
+      </w:pPr>
+    </w:lvl>
+    <w:lvl w:ilvl="3" w:tplc="0409000F" w:tentative="1">
+      <w:start w:val="1"/>
+      <w:numFmt w:val="decimal"/>
+      <w:lvlText w:val="%4."/>
+      <w:lvlJc w:val="left"/>
+      <w:pPr>
+        <w:ind w:left="2880" w:hanging="360"/>
+      </w:pPr>
+    </w:lvl>
+    <w:lvl w:ilvl="4" w:tplc="04090019" w:tentative="1">
+      <w:start w:val="1"/>
+      <w:numFmt w:val="lowerLetter"/>
+      <w:lvlText w:val="%5."/>
+      <w:lvlJc w:val="left"/>
+      <w:pPr>
+        <w:ind w:left="3600" w:hanging="360"/>
+      </w:pPr>
+    </w:lvl>
+    <w:lvl w:ilvl="5" w:tplc="0409001B" w:tentative="1">
+      <w:start w:val="1"/>
+      <w:numFmt w:val="lowerRoman"/>
+      <w:lvlText w:val="%6."/>
+      <w:lvlJc w:val="right"/>
+      <w:pPr>
+        <w:ind w:left="4320" w:hanging="180"/>
+      </w:pPr>
+    </w:lvl>
+    <w:lvl w:ilvl="6" w:tplc="0409000F" w:tentative="1">
+      <w:start w:val="1"/>
+      <w:numFmt w:val="decimal"/>
+      <w:lvlText w:val="%7."/>
+      <w:lvlJc w:val="left"/>
+      <w:pPr>
+        <w:ind w:left="5040" w:hanging="360"/>
+      </w:pPr>
+    </w:lvl>
+    <w:lvl w:ilvl="7" w:tplc="04090019" w:tentative="1">
+      <w:start w:val="1"/>
+      <w:numFmt w:val="lowerLetter"/>
+      <w:lvlText w:val="%8."/>
+      <w:lvlJc w:val="left"/>
+      <w:pPr>
+        <w:ind w:left="5760" w:hanging="360"/>
+      </w:pPr>
+    </w:lvl>
+    <w:lvl w:ilvl="8" w:tplc="0409001B" w:tentative="1">
+      <w:start w:val="1"/>
+      <w:numFmt w:val="lowerRoman"/>
+      <w:lvlText w:val="%9."/>
+      <w:lvlJc w:val="right"/>
+      <w:pPr>
+        <w:ind w:left="6480" w:hanging="180"/>
+      </w:pPr>
+    </w:lvl>
+  </w:abstractNum>
+  <w:abstractNum w:abstractNumId="4" w15:restartNumberingAfterBreak="0">
     <w:nsid w:val="1D673865"/>
     <w:multiLevelType w:val="hybridMultilevel"/>
     <w:tmpl w:val="37700FC2"/>
@@ -7454,7 +9051,7 @@
       </w:pPr>
     </w:lvl>
   </w:abstractNum>
-  <w:abstractNum w:abstractNumId="4" w15:restartNumberingAfterBreak="0">
+  <w:abstractNum w:abstractNumId="5" w15:restartNumberingAfterBreak="0">
     <w:nsid w:val="22DA471B"/>
     <w:multiLevelType w:val="hybridMultilevel"/>
     <w:tmpl w:val="51D23D1E"/>
@@ -7543,7 +9140,96 @@
       </w:pPr>
     </w:lvl>
   </w:abstractNum>
-  <w:abstractNum w:abstractNumId="5" w15:restartNumberingAfterBreak="0">
+  <w:abstractNum w:abstractNumId="6" w15:restartNumberingAfterBreak="0">
+    <w:nsid w:val="22FD6FFE"/>
+    <w:multiLevelType w:val="hybridMultilevel"/>
+    <w:tmpl w:val="E07C8540"/>
+    <w:lvl w:ilvl="0" w:tplc="0409000F">
+      <w:start w:val="1"/>
+      <w:numFmt w:val="decimal"/>
+      <w:lvlText w:val="%1."/>
+      <w:lvlJc w:val="left"/>
+      <w:pPr>
+        <w:ind w:left="720" w:hanging="360"/>
+      </w:pPr>
+      <w:rPr>
+        <w:rFonts w:hint="default"/>
+      </w:rPr>
+    </w:lvl>
+    <w:lvl w:ilvl="1" w:tplc="04090019" w:tentative="1">
+      <w:start w:val="1"/>
+      <w:numFmt w:val="lowerLetter"/>
+      <w:lvlText w:val="%2."/>
+      <w:lvlJc w:val="left"/>
+      <w:pPr>
+        <w:ind w:left="1440" w:hanging="360"/>
+      </w:pPr>
+    </w:lvl>
+    <w:lvl w:ilvl="2" w:tplc="0409001B" w:tentative="1">
+      <w:start w:val="1"/>
+      <w:numFmt w:val="lowerRoman"/>
+      <w:lvlText w:val="%3."/>
+      <w:lvlJc w:val="right"/>
+      <w:pPr>
+        <w:ind w:left="2160" w:hanging="180"/>
+      </w:pPr>
+    </w:lvl>
+    <w:lvl w:ilvl="3" w:tplc="0409000F" w:tentative="1">
+      <w:start w:val="1"/>
+      <w:numFmt w:val="decimal"/>
+      <w:lvlText w:val="%4."/>
+      <w:lvlJc w:val="left"/>
+      <w:pPr>
+        <w:ind w:left="2880" w:hanging="360"/>
+      </w:pPr>
+    </w:lvl>
+    <w:lvl w:ilvl="4" w:tplc="04090019" w:tentative="1">
+      <w:start w:val="1"/>
+      <w:numFmt w:val="lowerLetter"/>
+      <w:lvlText w:val="%5."/>
+      <w:lvlJc w:val="left"/>
+      <w:pPr>
+        <w:ind w:left="3600" w:hanging="360"/>
+      </w:pPr>
+    </w:lvl>
+    <w:lvl w:ilvl="5" w:tplc="0409001B" w:tentative="1">
+      <w:start w:val="1"/>
+      <w:numFmt w:val="lowerRoman"/>
+      <w:lvlText w:val="%6."/>
+      <w:lvlJc w:val="right"/>
+      <w:pPr>
+        <w:ind w:left="4320" w:hanging="180"/>
+      </w:pPr>
+    </w:lvl>
+    <w:lvl w:ilvl="6" w:tplc="0409000F" w:tentative="1">
+      <w:start w:val="1"/>
+      <w:numFmt w:val="decimal"/>
+      <w:lvlText w:val="%7."/>
+      <w:lvlJc w:val="left"/>
+      <w:pPr>
+        <w:ind w:left="5040" w:hanging="360"/>
+      </w:pPr>
+    </w:lvl>
+    <w:lvl w:ilvl="7" w:tplc="04090019" w:tentative="1">
+      <w:start w:val="1"/>
+      <w:numFmt w:val="lowerLetter"/>
+      <w:lvlText w:val="%8."/>
+      <w:lvlJc w:val="left"/>
+      <w:pPr>
+        <w:ind w:left="5760" w:hanging="360"/>
+      </w:pPr>
+    </w:lvl>
+    <w:lvl w:ilvl="8" w:tplc="0409001B" w:tentative="1">
+      <w:start w:val="1"/>
+      <w:numFmt w:val="lowerRoman"/>
+      <w:lvlText w:val="%9."/>
+      <w:lvlJc w:val="right"/>
+      <w:pPr>
+        <w:ind w:left="6480" w:hanging="180"/>
+      </w:pPr>
+    </w:lvl>
+  </w:abstractNum>
+  <w:abstractNum w:abstractNumId="7" w15:restartNumberingAfterBreak="0">
     <w:nsid w:val="27C14C53"/>
     <w:multiLevelType w:val="hybridMultilevel"/>
     <w:tmpl w:val="F238D06C"/>
@@ -7632,7 +9318,7 @@
       </w:pPr>
     </w:lvl>
   </w:abstractNum>
-  <w:abstractNum w:abstractNumId="6" w15:restartNumberingAfterBreak="0">
+  <w:abstractNum w:abstractNumId="8" w15:restartNumberingAfterBreak="0">
     <w:nsid w:val="2E4076BD"/>
     <w:multiLevelType w:val="hybridMultilevel"/>
     <w:tmpl w:val="1F880644"/>
@@ -7721,7 +9407,7 @@
       </w:pPr>
     </w:lvl>
   </w:abstractNum>
-  <w:abstractNum w:abstractNumId="7" w15:restartNumberingAfterBreak="0">
+  <w:abstractNum w:abstractNumId="9" w15:restartNumberingAfterBreak="0">
     <w:nsid w:val="30F13F8A"/>
     <w:multiLevelType w:val="hybridMultilevel"/>
     <w:tmpl w:val="D3AAA3A6"/>
@@ -7810,7 +9496,7 @@
       </w:pPr>
     </w:lvl>
   </w:abstractNum>
-  <w:abstractNum w:abstractNumId="8" w15:restartNumberingAfterBreak="0">
+  <w:abstractNum w:abstractNumId="10" w15:restartNumberingAfterBreak="0">
     <w:nsid w:val="320F14B2"/>
     <w:multiLevelType w:val="hybridMultilevel"/>
     <w:tmpl w:val="32B819DE"/>
@@ -7899,7 +9585,7 @@
       </w:pPr>
     </w:lvl>
   </w:abstractNum>
-  <w:abstractNum w:abstractNumId="9" w15:restartNumberingAfterBreak="0">
+  <w:abstractNum w:abstractNumId="11" w15:restartNumberingAfterBreak="0">
     <w:nsid w:val="38391543"/>
     <w:multiLevelType w:val="hybridMultilevel"/>
     <w:tmpl w:val="DCF8DAE0"/>
@@ -7988,7 +9674,7 @@
       </w:pPr>
     </w:lvl>
   </w:abstractNum>
-  <w:abstractNum w:abstractNumId="10" w15:restartNumberingAfterBreak="0">
+  <w:abstractNum w:abstractNumId="12" w15:restartNumberingAfterBreak="0">
     <w:nsid w:val="3EB15A99"/>
     <w:multiLevelType w:val="hybridMultilevel"/>
     <w:tmpl w:val="E96690BA"/>
@@ -8077,7 +9763,7 @@
       </w:pPr>
     </w:lvl>
   </w:abstractNum>
-  <w:abstractNum w:abstractNumId="11" w15:restartNumberingAfterBreak="0">
+  <w:abstractNum w:abstractNumId="13" w15:restartNumberingAfterBreak="0">
     <w:nsid w:val="44635F5E"/>
     <w:multiLevelType w:val="hybridMultilevel"/>
     <w:tmpl w:val="F6E429D8"/>
@@ -8166,7 +9852,7 @@
       </w:pPr>
     </w:lvl>
   </w:abstractNum>
-  <w:abstractNum w:abstractNumId="12" w15:restartNumberingAfterBreak="0">
+  <w:abstractNum w:abstractNumId="14" w15:restartNumberingAfterBreak="0">
     <w:nsid w:val="583A687B"/>
     <w:multiLevelType w:val="hybridMultilevel"/>
     <w:tmpl w:val="78C6A3F4"/>
@@ -8255,7 +9941,7 @@
       </w:pPr>
     </w:lvl>
   </w:abstractNum>
-  <w:abstractNum w:abstractNumId="13" w15:restartNumberingAfterBreak="0">
+  <w:abstractNum w:abstractNumId="15" w15:restartNumberingAfterBreak="0">
     <w:nsid w:val="5D084CC4"/>
     <w:multiLevelType w:val="hybridMultilevel"/>
     <w:tmpl w:val="86EA609A"/>
@@ -8344,7 +10030,7 @@
       </w:pPr>
     </w:lvl>
   </w:abstractNum>
-  <w:abstractNum w:abstractNumId="14" w15:restartNumberingAfterBreak="0">
+  <w:abstractNum w:abstractNumId="16" w15:restartNumberingAfterBreak="0">
     <w:nsid w:val="5F6B50AC"/>
     <w:multiLevelType w:val="hybridMultilevel"/>
     <w:tmpl w:val="F44A709A"/>
@@ -8433,7 +10119,96 @@
       </w:pPr>
     </w:lvl>
   </w:abstractNum>
-  <w:abstractNum w:abstractNumId="15" w15:restartNumberingAfterBreak="0">
+  <w:abstractNum w:abstractNumId="17" w15:restartNumberingAfterBreak="0">
+    <w:nsid w:val="5FEC2FCC"/>
+    <w:multiLevelType w:val="hybridMultilevel"/>
+    <w:tmpl w:val="A2F40BF8"/>
+    <w:lvl w:ilvl="0" w:tplc="0409000F">
+      <w:start w:val="1"/>
+      <w:numFmt w:val="decimal"/>
+      <w:lvlText w:val="%1."/>
+      <w:lvlJc w:val="left"/>
+      <w:pPr>
+        <w:ind w:left="720" w:hanging="360"/>
+      </w:pPr>
+      <w:rPr>
+        <w:rFonts w:hint="default"/>
+      </w:rPr>
+    </w:lvl>
+    <w:lvl w:ilvl="1" w:tplc="04090019" w:tentative="1">
+      <w:start w:val="1"/>
+      <w:numFmt w:val="lowerLetter"/>
+      <w:lvlText w:val="%2."/>
+      <w:lvlJc w:val="left"/>
+      <w:pPr>
+        <w:ind w:left="1440" w:hanging="360"/>
+      </w:pPr>
+    </w:lvl>
+    <w:lvl w:ilvl="2" w:tplc="0409001B" w:tentative="1">
+      <w:start w:val="1"/>
+      <w:numFmt w:val="lowerRoman"/>
+      <w:lvlText w:val="%3."/>
+      <w:lvlJc w:val="right"/>
+      <w:pPr>
+        <w:ind w:left="2160" w:hanging="180"/>
+      </w:pPr>
+    </w:lvl>
+    <w:lvl w:ilvl="3" w:tplc="0409000F" w:tentative="1">
+      <w:start w:val="1"/>
+      <w:numFmt w:val="decimal"/>
+      <w:lvlText w:val="%4."/>
+      <w:lvlJc w:val="left"/>
+      <w:pPr>
+        <w:ind w:left="2880" w:hanging="360"/>
+      </w:pPr>
+    </w:lvl>
+    <w:lvl w:ilvl="4" w:tplc="04090019" w:tentative="1">
+      <w:start w:val="1"/>
+      <w:numFmt w:val="lowerLetter"/>
+      <w:lvlText w:val="%5."/>
+      <w:lvlJc w:val="left"/>
+      <w:pPr>
+        <w:ind w:left="3600" w:hanging="360"/>
+      </w:pPr>
+    </w:lvl>
+    <w:lvl w:ilvl="5" w:tplc="0409001B" w:tentative="1">
+      <w:start w:val="1"/>
+      <w:numFmt w:val="lowerRoman"/>
+      <w:lvlText w:val="%6."/>
+      <w:lvlJc w:val="right"/>
+      <w:pPr>
+        <w:ind w:left="4320" w:hanging="180"/>
+      </w:pPr>
+    </w:lvl>
+    <w:lvl w:ilvl="6" w:tplc="0409000F" w:tentative="1">
+      <w:start w:val="1"/>
+      <w:numFmt w:val="decimal"/>
+      <w:lvlText w:val="%7."/>
+      <w:lvlJc w:val="left"/>
+      <w:pPr>
+        <w:ind w:left="5040" w:hanging="360"/>
+      </w:pPr>
+    </w:lvl>
+    <w:lvl w:ilvl="7" w:tplc="04090019" w:tentative="1">
+      <w:start w:val="1"/>
+      <w:numFmt w:val="lowerLetter"/>
+      <w:lvlText w:val="%8."/>
+      <w:lvlJc w:val="left"/>
+      <w:pPr>
+        <w:ind w:left="5760" w:hanging="360"/>
+      </w:pPr>
+    </w:lvl>
+    <w:lvl w:ilvl="8" w:tplc="0409001B" w:tentative="1">
+      <w:start w:val="1"/>
+      <w:numFmt w:val="lowerRoman"/>
+      <w:lvlText w:val="%9."/>
+      <w:lvlJc w:val="right"/>
+      <w:pPr>
+        <w:ind w:left="6480" w:hanging="180"/>
+      </w:pPr>
+    </w:lvl>
+  </w:abstractNum>
+  <w:abstractNum w:abstractNumId="18" w15:restartNumberingAfterBreak="0">
     <w:nsid w:val="5FF32748"/>
     <w:multiLevelType w:val="hybridMultilevel"/>
     <w:tmpl w:val="12F22850"/>
@@ -8522,7 +10297,7 @@
       </w:pPr>
     </w:lvl>
   </w:abstractNum>
-  <w:abstractNum w:abstractNumId="16" w15:restartNumberingAfterBreak="0">
+  <w:abstractNum w:abstractNumId="19" w15:restartNumberingAfterBreak="0">
     <w:nsid w:val="633826B4"/>
     <w:multiLevelType w:val="hybridMultilevel"/>
     <w:tmpl w:val="566E414A"/>
@@ -8611,7 +10386,7 @@
       </w:pPr>
     </w:lvl>
   </w:abstractNum>
-  <w:abstractNum w:abstractNumId="17" w15:restartNumberingAfterBreak="0">
+  <w:abstractNum w:abstractNumId="20" w15:restartNumberingAfterBreak="0">
     <w:nsid w:val="64FB4636"/>
     <w:multiLevelType w:val="hybridMultilevel"/>
     <w:tmpl w:val="DF765F2C"/>
@@ -8700,7 +10475,7 @@
       </w:pPr>
     </w:lvl>
   </w:abstractNum>
-  <w:abstractNum w:abstractNumId="18" w15:restartNumberingAfterBreak="0">
+  <w:abstractNum w:abstractNumId="21" w15:restartNumberingAfterBreak="0">
     <w:nsid w:val="65606C5C"/>
     <w:multiLevelType w:val="hybridMultilevel"/>
     <w:tmpl w:val="8B06E3B4"/>
@@ -8789,7 +10564,7 @@
       </w:pPr>
     </w:lvl>
   </w:abstractNum>
-  <w:abstractNum w:abstractNumId="19" w15:restartNumberingAfterBreak="0">
+  <w:abstractNum w:abstractNumId="22" w15:restartNumberingAfterBreak="0">
     <w:nsid w:val="659B2D75"/>
     <w:multiLevelType w:val="hybridMultilevel"/>
     <w:tmpl w:val="9CB65A9C"/>
@@ -8878,7 +10653,7 @@
       </w:pPr>
     </w:lvl>
   </w:abstractNum>
-  <w:abstractNum w:abstractNumId="20" w15:restartNumberingAfterBreak="0">
+  <w:abstractNum w:abstractNumId="23" w15:restartNumberingAfterBreak="0">
     <w:nsid w:val="6BE16FF4"/>
     <w:multiLevelType w:val="hybridMultilevel"/>
     <w:tmpl w:val="3E384D00"/>
@@ -8967,7 +10742,7 @@
       </w:pPr>
     </w:lvl>
   </w:abstractNum>
-  <w:abstractNum w:abstractNumId="21" w15:restartNumberingAfterBreak="0">
+  <w:abstractNum w:abstractNumId="24" w15:restartNumberingAfterBreak="0">
     <w:nsid w:val="70775B68"/>
     <w:multiLevelType w:val="hybridMultilevel"/>
     <w:tmpl w:val="B3D0CBDC"/>
@@ -9056,7 +10831,7 @@
       </w:pPr>
     </w:lvl>
   </w:abstractNum>
-  <w:abstractNum w:abstractNumId="22" w15:restartNumberingAfterBreak="0">
+  <w:abstractNum w:abstractNumId="25" w15:restartNumberingAfterBreak="0">
     <w:nsid w:val="71701E6F"/>
     <w:multiLevelType w:val="hybridMultilevel"/>
     <w:tmpl w:val="EBCA23BC"/>
@@ -9145,44 +10920,157 @@
       </w:pPr>
     </w:lvl>
   </w:abstractNum>
+  <w:abstractNum w:abstractNumId="26" w15:restartNumberingAfterBreak="0">
+    <w:nsid w:val="733D2CF1"/>
+    <w:multiLevelType w:val="hybridMultilevel"/>
+    <w:tmpl w:val="C52A729C"/>
+    <w:lvl w:ilvl="0" w:tplc="695A0DB2">
+      <w:start w:val="1"/>
+      <w:numFmt w:val="bullet"/>
+      <w:lvlText w:val="-"/>
+      <w:lvlJc w:val="left"/>
+      <w:pPr>
+        <w:ind w:left="720" w:hanging="360"/>
+      </w:pPr>
+      <w:rPr>
+        <w:rFonts w:ascii="Franklin Gothic Book" w:eastAsiaTheme="minorHAnsi" w:hAnsi="Franklin Gothic Book" w:cstheme="minorBidi" w:hint="default"/>
+      </w:rPr>
+    </w:lvl>
+    <w:lvl w:ilvl="1" w:tplc="04090003" w:tentative="1">
+      <w:start w:val="1"/>
+      <w:numFmt w:val="bullet"/>
+      <w:lvlText w:val="o"/>
+      <w:lvlJc w:val="left"/>
+      <w:pPr>
+        <w:ind w:left="1440" w:hanging="360"/>
+      </w:pPr>
+      <w:rPr>
+        <w:rFonts w:ascii="Courier New" w:hAnsi="Courier New" w:cs="Courier New" w:hint="default"/>
+      </w:rPr>
+    </w:lvl>
+    <w:lvl w:ilvl="2" w:tplc="04090005" w:tentative="1">
+      <w:start w:val="1"/>
+      <w:numFmt w:val="bullet"/>
+      <w:lvlText w:val=""/>
+      <w:lvlJc w:val="left"/>
+      <w:pPr>
+        <w:ind w:left="2160" w:hanging="360"/>
+      </w:pPr>
+      <w:rPr>
+        <w:rFonts w:ascii="Wingdings" w:hAnsi="Wingdings" w:hint="default"/>
+      </w:rPr>
+    </w:lvl>
+    <w:lvl w:ilvl="3" w:tplc="04090001" w:tentative="1">
+      <w:start w:val="1"/>
+      <w:numFmt w:val="bullet"/>
+      <w:lvlText w:val=""/>
+      <w:lvlJc w:val="left"/>
+      <w:pPr>
+        <w:ind w:left="2880" w:hanging="360"/>
+      </w:pPr>
+      <w:rPr>
+        <w:rFonts w:ascii="Symbol" w:hAnsi="Symbol" w:hint="default"/>
+      </w:rPr>
+    </w:lvl>
+    <w:lvl w:ilvl="4" w:tplc="04090003" w:tentative="1">
+      <w:start w:val="1"/>
+      <w:numFmt w:val="bullet"/>
+      <w:lvlText w:val="o"/>
+      <w:lvlJc w:val="left"/>
+      <w:pPr>
+        <w:ind w:left="3600" w:hanging="360"/>
+      </w:pPr>
+      <w:rPr>
+        <w:rFonts w:ascii="Courier New" w:hAnsi="Courier New" w:cs="Courier New" w:hint="default"/>
+      </w:rPr>
+    </w:lvl>
+    <w:lvl w:ilvl="5" w:tplc="04090005" w:tentative="1">
+      <w:start w:val="1"/>
+      <w:numFmt w:val="bullet"/>
+      <w:lvlText w:val=""/>
+      <w:lvlJc w:val="left"/>
+      <w:pPr>
+        <w:ind w:left="4320" w:hanging="360"/>
+      </w:pPr>
+      <w:rPr>
+        <w:rFonts w:ascii="Wingdings" w:hAnsi="Wingdings" w:hint="default"/>
+      </w:rPr>
+    </w:lvl>
+    <w:lvl w:ilvl="6" w:tplc="04090001" w:tentative="1">
+      <w:start w:val="1"/>
+      <w:numFmt w:val="bullet"/>
+      <w:lvlText w:val=""/>
+      <w:lvlJc w:val="left"/>
+      <w:pPr>
+        <w:ind w:left="5040" w:hanging="360"/>
+      </w:pPr>
+      <w:rPr>
+        <w:rFonts w:ascii="Symbol" w:hAnsi="Symbol" w:hint="default"/>
+      </w:rPr>
+    </w:lvl>
+    <w:lvl w:ilvl="7" w:tplc="04090003" w:tentative="1">
+      <w:start w:val="1"/>
+      <w:numFmt w:val="bullet"/>
+      <w:lvlText w:val="o"/>
+      <w:lvlJc w:val="left"/>
+      <w:pPr>
+        <w:ind w:left="5760" w:hanging="360"/>
+      </w:pPr>
+      <w:rPr>
+        <w:rFonts w:ascii="Courier New" w:hAnsi="Courier New" w:cs="Courier New" w:hint="default"/>
+      </w:rPr>
+    </w:lvl>
+    <w:lvl w:ilvl="8" w:tplc="04090005" w:tentative="1">
+      <w:start w:val="1"/>
+      <w:numFmt w:val="bullet"/>
+      <w:lvlText w:val=""/>
+      <w:lvlJc w:val="left"/>
+      <w:pPr>
+        <w:ind w:left="6480" w:hanging="360"/>
+      </w:pPr>
+      <w:rPr>
+        <w:rFonts w:ascii="Wingdings" w:hAnsi="Wingdings" w:hint="default"/>
+      </w:rPr>
+    </w:lvl>
+  </w:abstractNum>
   <w:num w:numId="1" w16cid:durableId="1584298587">
-    <w:abstractNumId w:val="19"/>
+    <w:abstractNumId w:val="22"/>
   </w:num>
   <w:num w:numId="2" w16cid:durableId="2011326009">
-    <w:abstractNumId w:val="22"/>
+    <w:abstractNumId w:val="25"/>
   </w:num>
   <w:num w:numId="3" w16cid:durableId="650907207">
+    <w:abstractNumId w:val="16"/>
+  </w:num>
+  <w:num w:numId="4" w16cid:durableId="351685898">
     <w:abstractNumId w:val="14"/>
   </w:num>
-  <w:num w:numId="4" w16cid:durableId="351685898">
+  <w:num w:numId="5" w16cid:durableId="1387953350">
+    <w:abstractNumId w:val="8"/>
+  </w:num>
+  <w:num w:numId="6" w16cid:durableId="1098864315">
+    <w:abstractNumId w:val="4"/>
+  </w:num>
+  <w:num w:numId="7" w16cid:durableId="1306548123">
+    <w:abstractNumId w:val="10"/>
+  </w:num>
+  <w:num w:numId="8" w16cid:durableId="377163656">
     <w:abstractNumId w:val="12"/>
   </w:num>
-  <w:num w:numId="5" w16cid:durableId="1387953350">
-    <w:abstractNumId w:val="6"/>
-  </w:num>
-  <w:num w:numId="6" w16cid:durableId="1098864315">
-    <w:abstractNumId w:val="3"/>
-  </w:num>
-  <w:num w:numId="7" w16cid:durableId="1306548123">
-    <w:abstractNumId w:val="8"/>
-  </w:num>
-  <w:num w:numId="8" w16cid:durableId="377163656">
-    <w:abstractNumId w:val="10"/>
-  </w:num>
   <w:num w:numId="9" w16cid:durableId="511728688">
-    <w:abstractNumId w:val="9"/>
+    <w:abstractNumId w:val="11"/>
   </w:num>
   <w:num w:numId="10" w16cid:durableId="1057052698">
-    <w:abstractNumId w:val="4"/>
+    <w:abstractNumId w:val="5"/>
   </w:num>
   <w:num w:numId="11" w16cid:durableId="964653336">
-    <w:abstractNumId w:val="17"/>
+    <w:abstractNumId w:val="20"/>
   </w:num>
   <w:num w:numId="12" w16cid:durableId="2071658907">
-    <w:abstractNumId w:val="13"/>
+    <w:abstractNumId w:val="15"/>
   </w:num>
   <w:num w:numId="13" w16cid:durableId="1835416926">
-    <w:abstractNumId w:val="11"/>
+    <w:abstractNumId w:val="13"/>
   </w:num>
   <w:num w:numId="14" w16cid:durableId="914166484">
     <w:abstractNumId w:val="2"/>
@@ -9191,28 +11079,40 @@
     <w:abstractNumId w:val="0"/>
   </w:num>
   <w:num w:numId="16" w16cid:durableId="9531359">
-    <w:abstractNumId w:val="15"/>
+    <w:abstractNumId w:val="18"/>
   </w:num>
   <w:num w:numId="17" w16cid:durableId="1687243165">
-    <w:abstractNumId w:val="18"/>
+    <w:abstractNumId w:val="21"/>
   </w:num>
   <w:num w:numId="18" w16cid:durableId="1345551215">
-    <w:abstractNumId w:val="20"/>
+    <w:abstractNumId w:val="23"/>
   </w:num>
   <w:num w:numId="19" w16cid:durableId="1793864055">
+    <w:abstractNumId w:val="9"/>
+  </w:num>
+  <w:num w:numId="20" w16cid:durableId="219481750">
+    <w:abstractNumId w:val="24"/>
+  </w:num>
+  <w:num w:numId="21" w16cid:durableId="1632588037">
     <w:abstractNumId w:val="7"/>
   </w:num>
-  <w:num w:numId="20" w16cid:durableId="219481750">
-    <w:abstractNumId w:val="21"/>
-  </w:num>
-  <w:num w:numId="21" w16cid:durableId="1632588037">
-    <w:abstractNumId w:val="5"/>
-  </w:num>
   <w:num w:numId="22" w16cid:durableId="57093777">
-    <w:abstractNumId w:val="16"/>
+    <w:abstractNumId w:val="19"/>
   </w:num>
   <w:num w:numId="23" w16cid:durableId="1103961927">
     <w:abstractNumId w:val="1"/>
+  </w:num>
+  <w:num w:numId="24" w16cid:durableId="1008946689">
+    <w:abstractNumId w:val="17"/>
+  </w:num>
+  <w:num w:numId="25" w16cid:durableId="1814954635">
+    <w:abstractNumId w:val="26"/>
+  </w:num>
+  <w:num w:numId="26" w16cid:durableId="185757078">
+    <w:abstractNumId w:val="6"/>
+  </w:num>
+  <w:num w:numId="27" w16cid:durableId="352922111">
+    <w:abstractNumId w:val="3"/>
   </w:num>
 </w:numbering>
 </file>

--- a/Phase 2 Java backend and database.docx
+++ b/Phase 2 Java backend and database.docx
@@ -70,15 +70,7 @@
         <w:ind w:left="0" w:firstLine="0"/>
       </w:pPr>
       <w:r>
-        <w:t xml:space="preserve">Java is a platform independent &amp; </w:t>
-      </w:r>
-      <w:proofErr w:type="gramStart"/>
-      <w:r>
-        <w:t>object oriented</w:t>
-      </w:r>
-      <w:proofErr w:type="gramEnd"/>
-      <w:r>
-        <w:t xml:space="preserve"> programming language.</w:t>
+        <w:t>Java is a platform independent &amp; object oriented programming language.</w:t>
       </w:r>
     </w:p>
     <w:p>
@@ -201,21 +193,7 @@
         <w:rPr>
           <w:highlight w:val="yellow"/>
         </w:rPr>
-        <w:t xml:space="preserve">Building blocks of an </w:t>
-      </w:r>
-      <w:proofErr w:type="gramStart"/>
-      <w:r>
-        <w:rPr>
-          <w:highlight w:val="yellow"/>
-        </w:rPr>
-        <w:t>object oriented</w:t>
-      </w:r>
-      <w:proofErr w:type="gramEnd"/>
-      <w:r>
-        <w:rPr>
-          <w:highlight w:val="yellow"/>
-        </w:rPr>
-        <w:t xml:space="preserve"> language</w:t>
+        <w:t>Building blocks of an object oriented language</w:t>
       </w:r>
     </w:p>
     <w:p>
@@ -611,14 +589,12 @@
         </w:rPr>
         <w:t xml:space="preserve">Primitive datatypes size </w:t>
       </w:r>
-      <w:proofErr w:type="gramStart"/>
       <w:r>
         <w:rPr>
           <w:highlight w:val="yellow"/>
         </w:rPr>
         <w:t>are</w:t>
       </w:r>
-      <w:proofErr w:type="gramEnd"/>
       <w:r>
         <w:rPr>
           <w:highlight w:val="yellow"/>
@@ -1096,15 +1072,7 @@
         </w:numPr>
       </w:pPr>
       <w:r>
-        <w:t>Relational operators: ==</w:t>
-      </w:r>
-      <w:proofErr w:type="gramStart"/>
-      <w:r>
-        <w:t>, !</w:t>
-      </w:r>
-      <w:proofErr w:type="gramEnd"/>
-      <w:r>
-        <w:t>=, &lt;, &gt;, &lt;=, &gt;=</w:t>
+        <w:t>Relational operators: ==, !=, &lt;, &gt;, &lt;=, &gt;=</w:t>
       </w:r>
     </w:p>
     <w:p>
@@ -1116,13 +1084,8 @@
         </w:numPr>
       </w:pPr>
       <w:r>
-        <w:t>Logical operators: &amp;&amp;, ||</w:t>
-      </w:r>
-      <w:proofErr w:type="gramStart"/>
-      <w:r>
-        <w:t>, !</w:t>
-      </w:r>
-      <w:proofErr w:type="gramEnd"/>
+        <w:t>Logical operators: &amp;&amp;, ||, !</w:t>
+      </w:r>
     </w:p>
     <w:p>
       <w:pPr>
@@ -1259,15 +1222,7 @@
         <w:ind w:left="0" w:firstLine="0"/>
       </w:pPr>
       <w:r>
-        <w:t xml:space="preserve">Whenever you want to execute set of statements whenever certain condition </w:t>
-      </w:r>
-      <w:proofErr w:type="gramStart"/>
-      <w:r>
-        <w:t>match</w:t>
-      </w:r>
-      <w:proofErr w:type="gramEnd"/>
-      <w:r>
-        <w:t xml:space="preserve"> we can use following conditional statements.</w:t>
+        <w:t>Whenever you want to execute set of statements whenever certain condition match we can use following conditional statements.</w:t>
       </w:r>
     </w:p>
     <w:p>
@@ -1326,13 +1281,8 @@
           <w:numId w:val="5"/>
         </w:numPr>
       </w:pPr>
-      <w:proofErr w:type="gramStart"/>
-      <w:r>
-        <w:t>ternary ?</w:t>
-      </w:r>
-      <w:proofErr w:type="gramEnd"/>
-      <w:r>
-        <w:t>:</w:t>
+      <w:r>
+        <w:t>ternary ?:</w:t>
       </w:r>
     </w:p>
     <w:p>
@@ -1522,23 +1472,7 @@
         <w:ind w:left="0" w:firstLine="0"/>
       </w:pPr>
       <w:r>
-        <w:t xml:space="preserve">case </w:t>
-      </w:r>
-      <w:proofErr w:type="gramStart"/>
-      <w:r>
-        <w:t>2 :</w:t>
-      </w:r>
-      <w:proofErr w:type="gramEnd"/>
-      <w:r>
-        <w:t xml:space="preserve"> int x = </w:t>
-      </w:r>
-      <w:proofErr w:type="gramStart"/>
-      <w:r>
-        <w:t>30 ;</w:t>
-      </w:r>
-      <w:proofErr w:type="gramEnd"/>
-      <w:r>
-        <w:t xml:space="preserve"> // CTE</w:t>
+        <w:t>case 2 : int x = 30 ; // CTE</w:t>
       </w:r>
       <w:r>
         <w:br/>
@@ -1550,27 +1484,11 @@
         <w:ind w:left="0" w:firstLine="0"/>
       </w:pPr>
       <w:r>
-        <w:t xml:space="preserve">You can scope variables with </w:t>
-      </w:r>
-      <w:proofErr w:type="gramStart"/>
-      <w:r>
-        <w:t>{ }</w:t>
-      </w:r>
-      <w:proofErr w:type="gramEnd"/>
-      <w:r>
-        <w:t xml:space="preserve"> and each case can have same variables </w:t>
+        <w:t xml:space="preserve">You can scope variables with { } and each case can have same variables </w:t>
       </w:r>
       <w:r>
         <w:br/>
-        <w:t xml:space="preserve">case </w:t>
-      </w:r>
-      <w:proofErr w:type="gramStart"/>
-      <w:r>
-        <w:t>1 :</w:t>
-      </w:r>
-      <w:proofErr w:type="gramEnd"/>
-      <w:r>
-        <w:t xml:space="preserve"> { </w:t>
+        <w:t xml:space="preserve">case 1 : { </w:t>
       </w:r>
       <w:r>
         <w:br/>
@@ -1596,15 +1514,7 @@
         <w:ind w:left="0" w:firstLine="0"/>
       </w:pPr>
       <w:r>
-        <w:t xml:space="preserve">case </w:t>
-      </w:r>
-      <w:proofErr w:type="gramStart"/>
-      <w:r>
-        <w:t>2 :</w:t>
-      </w:r>
-      <w:proofErr w:type="gramEnd"/>
-      <w:r>
-        <w:t xml:space="preserve"> { </w:t>
+        <w:t xml:space="preserve">case 2 : { </w:t>
       </w:r>
       <w:r>
         <w:br/>
@@ -1776,26 +1686,16 @@
       <w:pPr>
         <w:ind w:left="0" w:firstLine="0"/>
       </w:pPr>
-      <w:proofErr w:type="gramStart"/>
-      <w:r>
-        <w:t>int[</w:t>
-      </w:r>
-      <w:proofErr w:type="gramEnd"/>
-      <w:r>
-        <w:t>] items = [2, 1, 3, 5, 4];</w:t>
-      </w:r>
-    </w:p>
-    <w:p>
-      <w:pPr>
-        <w:ind w:left="0" w:firstLine="0"/>
-      </w:pPr>
-      <w:proofErr w:type="gramStart"/>
-      <w:r>
-        <w:t>int[</w:t>
-      </w:r>
-      <w:proofErr w:type="gramEnd"/>
-      <w:r>
-        <w:t xml:space="preserve">] </w:t>
+      <w:r>
+        <w:t>int[] items = [2, 1, 3, 5, 4];</w:t>
+      </w:r>
+    </w:p>
+    <w:p>
+      <w:pPr>
+        <w:ind w:left="0" w:firstLine="0"/>
+      </w:pPr>
+      <w:r>
+        <w:t xml:space="preserve">int[] </w:t>
       </w:r>
       <w:proofErr w:type="spellStart"/>
       <w:r>
@@ -1803,15 +1703,7 @@
       </w:r>
       <w:proofErr w:type="spellEnd"/>
       <w:r>
-        <w:t xml:space="preserve"> = new </w:t>
-      </w:r>
-      <w:proofErr w:type="gramStart"/>
-      <w:r>
-        <w:t>int[</w:t>
-      </w:r>
-      <w:proofErr w:type="gramEnd"/>
-      <w:r>
-        <w:t>3]; //allocates 3 blocks each block will have 0 initially</w:t>
+        <w:t xml:space="preserve"> = new int[3]; //allocates 3 blocks each block will have 0 initially</w:t>
       </w:r>
     </w:p>
     <w:p>
@@ -1819,41 +1711,26 @@
         <w:ind w:left="0" w:firstLine="0"/>
       </w:pPr>
       <w:proofErr w:type="spellStart"/>
-      <w:proofErr w:type="gramStart"/>
       <w:r>
         <w:t>arr</w:t>
       </w:r>
       <w:proofErr w:type="spellEnd"/>
       <w:r>
-        <w:t>[</w:t>
-      </w:r>
-      <w:proofErr w:type="gramEnd"/>
-      <w:r>
-        <w:t xml:space="preserve">0] = </w:t>
-      </w:r>
-      <w:proofErr w:type="gramStart"/>
-      <w:r>
-        <w:t xml:space="preserve">20;  </w:t>
+        <w:t xml:space="preserve">[0] = 20;  </w:t>
       </w:r>
       <w:proofErr w:type="spellStart"/>
       <w:r>
         <w:t>arr</w:t>
       </w:r>
       <w:proofErr w:type="spellEnd"/>
-      <w:proofErr w:type="gramEnd"/>
-      <w:r>
-        <w:t xml:space="preserve">[1] = </w:t>
-      </w:r>
-      <w:proofErr w:type="gramStart"/>
-      <w:r>
-        <w:t xml:space="preserve">40;  </w:t>
+      <w:r>
+        <w:t xml:space="preserve">[1] = 40;  </w:t>
       </w:r>
       <w:proofErr w:type="spellStart"/>
       <w:r>
         <w:t>arr</w:t>
       </w:r>
       <w:proofErr w:type="spellEnd"/>
-      <w:proofErr w:type="gramEnd"/>
       <w:r>
         <w:t>[2] = 30;</w:t>
       </w:r>
@@ -1877,29 +1754,8 @@
       <w:pPr>
         <w:ind w:left="0" w:firstLine="0"/>
       </w:pPr>
-      <w:proofErr w:type="gramStart"/>
-      <w:r>
-        <w:t>for(</w:t>
-      </w:r>
-      <w:proofErr w:type="gramEnd"/>
-      <w:r>
-        <w:t xml:space="preserve">int </w:t>
-      </w:r>
-      <w:proofErr w:type="gramStart"/>
-      <w:r>
-        <w:t>x :</w:t>
-      </w:r>
-      <w:proofErr w:type="gramEnd"/>
-      <w:r>
-        <w:t xml:space="preserve"> items) </w:t>
-      </w:r>
-      <w:proofErr w:type="gramStart"/>
-      <w:r>
-        <w:t>{ …</w:t>
-      </w:r>
-      <w:proofErr w:type="gramEnd"/>
-      <w:r>
-        <w:t xml:space="preserve"> }</w:t>
+      <w:r>
+        <w:t>for(int x : items) { … }</w:t>
       </w:r>
     </w:p>
     <w:p>
@@ -2043,15 +1899,7 @@
         <w:ind w:left="0" w:firstLine="0"/>
       </w:pPr>
       <w:r>
-        <w:t xml:space="preserve">Use an array having both negative and positive like </w:t>
-      </w:r>
-      <w:proofErr w:type="gramStart"/>
-      <w:r>
-        <w:t>{ 60</w:t>
-      </w:r>
-      <w:proofErr w:type="gramEnd"/>
-      <w:r>
-        <w:t xml:space="preserve">, -8, 20, -9, -1, 40, -15, 30}, then print all the negative values first &amp; then positive values, </w:t>
+        <w:t xml:space="preserve">Use an array having both negative and positive like { 60, -8, 20, -9, -1, 40, -15, 30}, then print all the negative values first &amp; then positive values, </w:t>
       </w:r>
     </w:p>
     <w:p>
@@ -2205,15 +2053,7 @@
         <w:t xml:space="preserve"> These are like methods must name will same as the class name, it will not have return types</w:t>
       </w:r>
       <w:r>
-        <w:t xml:space="preserve">, if a class doesn’t have any </w:t>
-      </w:r>
-      <w:proofErr w:type="gramStart"/>
-      <w:r>
-        <w:t>constructor</w:t>
-      </w:r>
-      <w:proofErr w:type="gramEnd"/>
-      <w:r>
-        <w:t xml:space="preserve"> then compiler automatically creates default constructor, however if you explicitly create a constructor then compiler doesn’t create the default constructor</w:t>
+        <w:t>, if a class doesn’t have any constructor then compiler automatically creates default constructor, however if you explicitly create a constructor then compiler doesn’t create the default constructor</w:t>
       </w:r>
       <w:r>
         <w:t>, you can have more than one constructor in the class.</w:t>
@@ -2611,15 +2451,7 @@
         <w:t xml:space="preserve">Static variables - </w:t>
       </w:r>
       <w:r>
-        <w:t xml:space="preserve">All the objects </w:t>
-      </w:r>
-      <w:proofErr w:type="gramStart"/>
-      <w:r>
-        <w:t>shares</w:t>
-      </w:r>
-      <w:proofErr w:type="gramEnd"/>
-      <w:r>
-        <w:t xml:space="preserve"> single copy of static variables</w:t>
+        <w:t>All the objects shares single copy of static variables</w:t>
       </w:r>
     </w:p>
     <w:p>
@@ -2811,23 +2643,7 @@
         <w:ind w:left="0" w:firstLine="0"/>
       </w:pPr>
       <w:r>
-        <w:t xml:space="preserve">Hint: </w:t>
-      </w:r>
-      <w:proofErr w:type="gramStart"/>
-      <w:r>
-        <w:t>User[</w:t>
-      </w:r>
-      <w:proofErr w:type="gramEnd"/>
-      <w:r>
-        <w:t xml:space="preserve">] users = new </w:t>
-      </w:r>
-      <w:proofErr w:type="gramStart"/>
-      <w:r>
-        <w:t>User[</w:t>
-      </w:r>
-      <w:proofErr w:type="gramEnd"/>
-      <w:r>
-        <w:t>3]; // allocates 3 blocks of memory</w:t>
+        <w:t>Hint: User[] users = new User[3]; // allocates 3 blocks of memory</w:t>
       </w:r>
     </w:p>
     <w:p>
@@ -3524,15 +3340,7 @@
         </w:numPr>
       </w:pPr>
       <w:r>
-        <w:t xml:space="preserve">In the first line of every constructor compiler adds </w:t>
-      </w:r>
-      <w:proofErr w:type="gramStart"/>
-      <w:r>
-        <w:t>super(</w:t>
-      </w:r>
-      <w:proofErr w:type="gramEnd"/>
-      <w:r>
-        <w:t>) automatically because of which every constructor invokes its parent class default constructor.</w:t>
+        <w:t>In the first line of every constructor compiler adds super() automatically because of which every constructor invokes its parent class default constructor.</w:t>
       </w:r>
     </w:p>
     <w:p>
@@ -3638,15 +3446,7 @@
         <w:t>method overloading</w:t>
       </w:r>
       <w:r>
-        <w:t xml:space="preserve">: method name will be same but its signature will be different (number of parameters, type of parameters </w:t>
-      </w:r>
-      <w:proofErr w:type="gramStart"/>
-      <w:r>
-        <w:t>vary</w:t>
-      </w:r>
-      <w:proofErr w:type="gramEnd"/>
-      <w:r>
-        <w:t>)</w:t>
+        <w:t>: method name will be same but its signature will be different (number of parameters, type of parameters vary)</w:t>
       </w:r>
     </w:p>
     <w:p>
@@ -3947,21 +3747,7 @@
         <w:rPr>
           <w:highlight w:val="yellow"/>
         </w:rPr>
-        <w:t xml:space="preserve">Static vs </w:t>
-      </w:r>
-      <w:proofErr w:type="gramStart"/>
-      <w:r>
-        <w:rPr>
-          <w:highlight w:val="yellow"/>
-        </w:rPr>
-        <w:t>Non-Static</w:t>
-      </w:r>
-      <w:proofErr w:type="gramEnd"/>
-      <w:r>
-        <w:rPr>
-          <w:highlight w:val="yellow"/>
-        </w:rPr>
-        <w:t xml:space="preserve"> members</w:t>
+        <w:t>Static vs Non-Static members</w:t>
       </w:r>
     </w:p>
     <w:p>
@@ -4112,15 +3898,7 @@
         <w:ind w:left="0" w:firstLine="0"/>
       </w:pPr>
       <w:r>
-        <w:t xml:space="preserve">It enables developers to know what method does instead of understanding how it is implemented, from this every </w:t>
-      </w:r>
-      <w:proofErr w:type="gramStart"/>
-      <w:r>
-        <w:t>developers</w:t>
-      </w:r>
-      <w:proofErr w:type="gramEnd"/>
-      <w:r>
-        <w:t xml:space="preserve"> role will become simpler.</w:t>
+        <w:t>It enables developers to know what method does instead of understanding how it is implemented, from this every developers role will become simpler.</w:t>
       </w:r>
     </w:p>
     <w:p>
@@ -4398,43 +4176,11 @@
       </w:r>
       <w:r>
         <w:br/>
-        <w:t xml:space="preserve">  final void </w:t>
-      </w:r>
-      <w:proofErr w:type="gramStart"/>
-      <w:r>
-        <w:t>test(</w:t>
-      </w:r>
-      <w:proofErr w:type="gramEnd"/>
-      <w:r>
-        <w:t xml:space="preserve">) </w:t>
-      </w:r>
-      <w:proofErr w:type="gramStart"/>
-      <w:r>
-        <w:t>{ …</w:t>
-      </w:r>
-      <w:proofErr w:type="gramEnd"/>
-      <w:r>
-        <w:t xml:space="preserve"> }</w:t>
+        <w:t xml:space="preserve">  final void test() { … }</w:t>
       </w:r>
       <w:r>
         <w:br/>
-        <w:t xml:space="preserve">  void </w:t>
-      </w:r>
-      <w:proofErr w:type="gramStart"/>
-      <w:r>
-        <w:t>demo(</w:t>
-      </w:r>
-      <w:proofErr w:type="gramEnd"/>
-      <w:r>
-        <w:t xml:space="preserve">) </w:t>
-      </w:r>
-      <w:proofErr w:type="gramStart"/>
-      <w:r>
-        <w:t>{ }</w:t>
-      </w:r>
-      <w:proofErr w:type="gramEnd"/>
-      <w:r>
-        <w:t xml:space="preserve"> </w:t>
+        <w:t xml:space="preserve">  void demo() { } </w:t>
       </w:r>
       <w:r>
         <w:br/>
@@ -4446,23 +4192,7 @@
       </w:r>
       <w:r>
         <w:br/>
-        <w:t xml:space="preserve">  void </w:t>
-      </w:r>
-      <w:proofErr w:type="gramStart"/>
-      <w:r>
-        <w:t>demo(</w:t>
-      </w:r>
-      <w:proofErr w:type="gramEnd"/>
-      <w:r>
-        <w:t>) {</w:t>
-      </w:r>
-      <w:proofErr w:type="gramStart"/>
-      <w:r>
-        <w:t xml:space="preserve"> ..</w:t>
-      </w:r>
-      <w:proofErr w:type="gramEnd"/>
-      <w:r>
-        <w:t xml:space="preserve"> }</w:t>
+        <w:t xml:space="preserve">  void demo() { .. }</w:t>
       </w:r>
       <w:r>
         <w:br/>
@@ -5559,13 +5289,8 @@
       <w:pPr>
         <w:ind w:left="0" w:firstLine="0"/>
       </w:pPr>
-      <w:proofErr w:type="gramStart"/>
-      <w:r>
-        <w:t>catch(</w:t>
-      </w:r>
-      <w:proofErr w:type="gramEnd"/>
-      <w:r>
-        <w:t>Exception) can handle all the subclass exceptions, however when you write catch with subclass and super class, first you must handle subclass exception &amp; then super class exception</w:t>
+      <w:r>
+        <w:t>catch(Exception) can handle all the subclass exceptions, however when you write catch with subclass and super class, first you must handle subclass exception &amp; then super class exception</w:t>
       </w:r>
     </w:p>
     <w:p>
@@ -5688,15 +5413,7 @@
         <w:t>String: It creates Immutable string object</w:t>
       </w:r>
       <w:r>
-        <w:t xml:space="preserve">, Immutable string means, once </w:t>
-      </w:r>
-      <w:proofErr w:type="gramStart"/>
-      <w:r>
-        <w:t>its</w:t>
-      </w:r>
-      <w:proofErr w:type="gramEnd"/>
-      <w:r>
-        <w:t xml:space="preserve"> created you can’t modify </w:t>
+        <w:t xml:space="preserve">, Immutable string means, once its created you can’t modify </w:t>
       </w:r>
     </w:p>
     <w:p>
@@ -5800,39 +5517,7 @@
         <w:ind w:left="0" w:firstLine="0"/>
       </w:pPr>
       <w:r>
-        <w:t xml:space="preserve">It creates mutable string objects, it has methods like </w:t>
-      </w:r>
-      <w:proofErr w:type="gramStart"/>
-      <w:r>
-        <w:t>append(</w:t>
-      </w:r>
-      <w:proofErr w:type="gramEnd"/>
-      <w:r>
-        <w:t xml:space="preserve">), </w:t>
-      </w:r>
-      <w:proofErr w:type="gramStart"/>
-      <w:r>
-        <w:t>length(</w:t>
-      </w:r>
-      <w:proofErr w:type="gramEnd"/>
-      <w:r>
-        <w:t xml:space="preserve">), </w:t>
-      </w:r>
-      <w:proofErr w:type="gramStart"/>
-      <w:r>
-        <w:t>insert(</w:t>
-      </w:r>
-      <w:proofErr w:type="gramEnd"/>
-      <w:r>
-        <w:t xml:space="preserve">), </w:t>
-      </w:r>
-      <w:proofErr w:type="gramStart"/>
-      <w:r>
-        <w:t>delete(</w:t>
-      </w:r>
-      <w:proofErr w:type="gramEnd"/>
-      <w:r>
-        <w:t>)</w:t>
+        <w:t>It creates mutable string objects, it has methods like append(), length(), insert(), delete()</w:t>
       </w:r>
     </w:p>
     <w:p>
@@ -5913,15 +5598,7 @@
         <w:ind w:left="0" w:firstLine="0"/>
       </w:pPr>
       <w:r>
-        <w:t xml:space="preserve">To create multithreaded </w:t>
-      </w:r>
-      <w:proofErr w:type="gramStart"/>
-      <w:r>
-        <w:t>program</w:t>
-      </w:r>
-      <w:proofErr w:type="gramEnd"/>
-      <w:r>
-        <w:t xml:space="preserve"> we use </w:t>
+        <w:t xml:space="preserve">To create multithreaded program we use </w:t>
       </w:r>
     </w:p>
     <w:p>
@@ -5945,15 +5622,7 @@
         </w:numPr>
       </w:pPr>
       <w:r>
-        <w:t xml:space="preserve">Runnable interface - contains a </w:t>
-      </w:r>
-      <w:proofErr w:type="gramStart"/>
-      <w:r>
-        <w:t>run(</w:t>
-      </w:r>
-      <w:proofErr w:type="gramEnd"/>
-      <w:r>
-        <w:t>) method that a thread can execute</w:t>
+        <w:t>Runnable interface - contains a run() method that a thread can execute</w:t>
       </w:r>
     </w:p>
     <w:p>
@@ -5993,23 +5662,7 @@
       </w:r>
       <w:r>
         <w:br/>
-        <w:t xml:space="preserve">   public void </w:t>
-      </w:r>
-      <w:proofErr w:type="gramStart"/>
-      <w:r>
-        <w:t>run(</w:t>
-      </w:r>
-      <w:proofErr w:type="gramEnd"/>
-      <w:r>
-        <w:t xml:space="preserve">) </w:t>
-      </w:r>
-      <w:proofErr w:type="gramStart"/>
-      <w:r>
-        <w:t>{ }</w:t>
-      </w:r>
-      <w:proofErr w:type="gramEnd"/>
-      <w:r>
-        <w:t xml:space="preserve"> </w:t>
+        <w:t xml:space="preserve">   public void run() { } </w:t>
       </w:r>
       <w:r>
         <w:br/>
@@ -6042,21 +5695,8 @@
       </w:r>
       <w:r>
         <w:br/>
-        <w:t xml:space="preserve">  public void </w:t>
-      </w:r>
-      <w:proofErr w:type="gramStart"/>
-      <w:r>
-        <w:t>run(</w:t>
-      </w:r>
-      <w:proofErr w:type="gramEnd"/>
-      <w:r>
-        <w:t xml:space="preserve">) </w:t>
-      </w:r>
-      <w:proofErr w:type="gramStart"/>
-      <w:r>
-        <w:t>{ }</w:t>
-      </w:r>
-      <w:proofErr w:type="gramEnd"/>
+        <w:t xml:space="preserve">  public void run() { }</w:t>
+      </w:r>
       <w:r>
         <w:br/>
         <w:t>}</w:t>
@@ -6075,13 +5715,8 @@
       <w:pPr>
         <w:ind w:left="0" w:firstLine="0"/>
       </w:pPr>
-      <w:proofErr w:type="gramStart"/>
-      <w:r>
-        <w:t>start(</w:t>
-      </w:r>
-      <w:proofErr w:type="gramEnd"/>
-      <w:r>
-        <w:t>): This register</w:t>
+      <w:r>
+        <w:t>start(): This register</w:t>
       </w:r>
       <w:r>
         <w:t>s</w:t>
@@ -6100,28 +5735,14 @@
       </w:r>
       <w:r>
         <w:br/>
-      </w:r>
-      <w:proofErr w:type="gramStart"/>
-      <w:r>
-        <w:t>setName(</w:t>
-      </w:r>
-      <w:proofErr w:type="gramEnd"/>
-      <w:r>
-        <w:t>String)</w:t>
+        <w:t>setName(String)</w:t>
       </w:r>
       <w:r>
         <w:t>: This modifies the thread name, by default thread name starts as Thread-0, Thread-1 and so on</w:t>
       </w:r>
       <w:r>
         <w:br/>
-      </w:r>
-      <w:proofErr w:type="gramStart"/>
-      <w:r>
-        <w:t>getName(</w:t>
-      </w:r>
-      <w:proofErr w:type="gramEnd"/>
-      <w:r>
-        <w:t>)</w:t>
+        <w:t>getName()</w:t>
       </w:r>
       <w:r>
         <w:t>: This returns the thread name</w:t>
@@ -6132,17 +5753,12 @@
         <w:ind w:left="0" w:firstLine="0"/>
       </w:pPr>
       <w:proofErr w:type="spellStart"/>
-      <w:proofErr w:type="gramStart"/>
       <w:r>
         <w:t>currentThread</w:t>
       </w:r>
       <w:proofErr w:type="spellEnd"/>
       <w:r>
-        <w:t>(</w:t>
-      </w:r>
-      <w:proofErr w:type="gramEnd"/>
-      <w:r>
-        <w:t xml:space="preserve">): It is a static method that returns </w:t>
+        <w:t xml:space="preserve">(): It is a static method that returns </w:t>
       </w:r>
       <w:r>
         <w:t xml:space="preserve">a Thread, </w:t>
@@ -6314,15 +5930,7 @@
         <w:t>Thread pool: It allows you to have some set of threads which can be reused</w:t>
       </w:r>
       <w:r>
-        <w:t xml:space="preserve">, i.e., when the thread completes the </w:t>
-      </w:r>
-      <w:proofErr w:type="gramStart"/>
-      <w:r>
-        <w:t>task</w:t>
-      </w:r>
-      <w:proofErr w:type="gramEnd"/>
-      <w:r>
-        <w:t xml:space="preserve"> it wouldn’t be terminated instead it will be reused.</w:t>
+        <w:t>, i.e., when the thread completes the task it wouldn’t be terminated instead it will be reused.</w:t>
       </w:r>
     </w:p>
     <w:p>
@@ -6349,15 +5957,7 @@
         <w:t>Future:</w:t>
       </w:r>
       <w:r>
-        <w:t xml:space="preserve"> It is an object that would expect the result form the thread task, it has a method called </w:t>
-      </w:r>
-      <w:proofErr w:type="gramStart"/>
-      <w:r>
-        <w:t>get(</w:t>
-      </w:r>
-      <w:proofErr w:type="gramEnd"/>
-      <w:r>
-        <w:t>) that would return the result if the tasks is complete else the program must wait.</w:t>
+        <w:t xml:space="preserve"> It is an object that would expect the result form the thread task, it has a method called get() that would return the result if the tasks is complete else the program must wait.</w:t>
       </w:r>
     </w:p>
     <w:p>
@@ -6372,15 +5972,7 @@
         <w:t>Callable&lt;T&gt;:</w:t>
       </w:r>
       <w:r>
-        <w:t xml:space="preserve"> It is an interface just like Runnable which will have a </w:t>
-      </w:r>
-      <w:proofErr w:type="gramStart"/>
-      <w:r>
-        <w:t>call(</w:t>
-      </w:r>
-      <w:proofErr w:type="gramEnd"/>
-      <w:r>
-        <w:t>) method that threads can execute, and it returns result and also throws Exception.</w:t>
+        <w:t xml:space="preserve"> It is an interface just like Runnable which will have a call() method that threads can execute, and it returns result and also throws Exception.</w:t>
       </w:r>
     </w:p>
     <w:p>
@@ -6497,15 +6089,7 @@
               <w:ind w:left="0" w:firstLine="0"/>
             </w:pPr>
             <w:r>
-              <w:t xml:space="preserve">A thread can return the result or throw an exception, i.e., after thread finishes the </w:t>
-            </w:r>
-            <w:proofErr w:type="gramStart"/>
-            <w:r>
-              <w:t>task</w:t>
-            </w:r>
-            <w:proofErr w:type="gramEnd"/>
-            <w:r>
-              <w:t xml:space="preserve"> it can return the result</w:t>
+              <w:t>A thread can return the result or throw an exception, i.e., after thread finishes the task it can return the result</w:t>
             </w:r>
           </w:p>
         </w:tc>
@@ -6772,15 +6356,7 @@
       </w:pPr>
       <w:r>
         <w:lastRenderedPageBreak/>
-        <w:t xml:space="preserve">List has methods that can perform operation based on index like remove(index), </w:t>
-      </w:r>
-      <w:proofErr w:type="gramStart"/>
-      <w:r>
-        <w:t>add(</w:t>
-      </w:r>
-      <w:proofErr w:type="gramEnd"/>
-      <w:r>
-        <w:t>index, element), get(index)</w:t>
+        <w:t>List has methods that can perform operation based on index like remove(index), add(index, element), get(index)</w:t>
       </w:r>
     </w:p>
     <w:p>
@@ -6840,23 +6416,7 @@
         <w:ind w:left="0" w:firstLine="0"/>
       </w:pPr>
       <w:r>
-        <w:t xml:space="preserve">Queue has methods like </w:t>
-      </w:r>
-      <w:proofErr w:type="gramStart"/>
-      <w:r>
-        <w:t>poll(</w:t>
-      </w:r>
-      <w:proofErr w:type="gramEnd"/>
-      <w:r>
-        <w:t xml:space="preserve">) - to remove elements, </w:t>
-      </w:r>
-      <w:proofErr w:type="gramStart"/>
-      <w:r>
-        <w:t>peek(</w:t>
-      </w:r>
-      <w:proofErr w:type="gramEnd"/>
-      <w:r>
-        <w:t>) to return to element</w:t>
+        <w:t>Queue has methods like poll() - to remove elements, peek() to return to element</w:t>
       </w:r>
     </w:p>
     <w:p>
@@ -7002,15 +6562,7 @@
       </w:r>
       <w:r>
         <w:br/>
-        <w:t>Queue&lt;String&gt; queue = new LinkedList&lt;String</w:t>
-      </w:r>
-      <w:proofErr w:type="gramStart"/>
-      <w:r>
-        <w:t>&gt;(</w:t>
-      </w:r>
-      <w:proofErr w:type="gramEnd"/>
-      <w:r>
-        <w:t>);</w:t>
+        <w:t>Queue&lt;String&gt; queue = new LinkedList&lt;String&gt;();</w:t>
       </w:r>
       <w:r>
         <w:br/>
@@ -7027,15 +6579,7 @@
         <w:ind w:left="0" w:firstLine="0"/>
       </w:pPr>
       <w:r>
-        <w:t>List&lt;Student&gt; students = new ArrayList&lt;Student</w:t>
-      </w:r>
-      <w:proofErr w:type="gramStart"/>
-      <w:r>
-        <w:t>&gt;(</w:t>
-      </w:r>
-      <w:proofErr w:type="gramEnd"/>
-      <w:r>
-        <w:t>);</w:t>
+        <w:t>List&lt;Student&gt; students = new ArrayList&lt;Student&gt;();</w:t>
       </w:r>
     </w:p>
     <w:p>
@@ -7290,15 +6834,7 @@
               <w:ind w:left="0" w:firstLine="0"/>
             </w:pPr>
             <w:r>
-              <w:t xml:space="preserve">Vector methods are </w:t>
-            </w:r>
-            <w:proofErr w:type="gramStart"/>
-            <w:r>
-              <w:t>synchronized,</w:t>
-            </w:r>
-            <w:proofErr w:type="gramEnd"/>
-            <w:r>
-              <w:t xml:space="preserve"> hence they are slower</w:t>
+              <w:t>Vector methods are synchronized, hence they are slower</w:t>
             </w:r>
           </w:p>
         </w:tc>
@@ -7400,31 +6936,18 @@
         <w:ind w:left="0" w:firstLine="0"/>
       </w:pPr>
       <w:r>
-        <w:t xml:space="preserve">Collection has methods like - add, remove, iterator, clear, </w:t>
-      </w:r>
-      <w:proofErr w:type="gramStart"/>
-      <w:r>
-        <w:t>size, ..</w:t>
-      </w:r>
-      <w:proofErr w:type="gramEnd"/>
-    </w:p>
-    <w:p>
-      <w:pPr>
-        <w:ind w:left="0" w:firstLine="0"/>
-      </w:pPr>
-      <w:proofErr w:type="gramStart"/>
+        <w:t>Collection has methods like - add, remove, iterator, clear, size, ..</w:t>
+      </w:r>
+    </w:p>
+    <w:p>
+      <w:pPr>
+        <w:ind w:left="0" w:firstLine="0"/>
+      </w:pPr>
       <w:r>
         <w:rPr>
           <w:highlight w:val="yellow"/>
         </w:rPr>
-        <w:t>iterator(</w:t>
-      </w:r>
-      <w:proofErr w:type="gramEnd"/>
-      <w:r>
-        <w:rPr>
-          <w:highlight w:val="yellow"/>
-        </w:rPr>
-        <w:t>):</w:t>
+        <w:t>iterator():</w:t>
       </w:r>
       <w:r>
         <w:t xml:space="preserve"> It is a method that returns an instance of </w:t>
@@ -7447,13 +6970,8 @@
           <w:numId w:val="24"/>
         </w:numPr>
       </w:pPr>
-      <w:proofErr w:type="gramStart"/>
-      <w:r>
-        <w:t>hasNext(</w:t>
-      </w:r>
-      <w:proofErr w:type="gramEnd"/>
-      <w:r>
-        <w:t>): returns true/false if element is present or not while iterating</w:t>
+      <w:r>
+        <w:t>hasNext(): returns true/false if element is present or not while iterating</w:t>
       </w:r>
     </w:p>
     <w:p>
@@ -7464,13 +6982,8 @@
           <w:numId w:val="24"/>
         </w:numPr>
       </w:pPr>
-      <w:proofErr w:type="gramStart"/>
-      <w:r>
-        <w:t>next(</w:t>
-      </w:r>
-      <w:proofErr w:type="gramEnd"/>
-      <w:r>
-        <w:t>): returns the element that is iterated</w:t>
+      <w:r>
+        <w:t>next(): returns the element that is iterated</w:t>
       </w:r>
     </w:p>
     <w:p>
@@ -7481,56 +6994,27 @@
           <w:numId w:val="24"/>
         </w:numPr>
       </w:pPr>
-      <w:proofErr w:type="gramStart"/>
-      <w:r>
-        <w:t>remove(</w:t>
-      </w:r>
-      <w:proofErr w:type="gramEnd"/>
-      <w:r>
-        <w:t>): removes the iterated element</w:t>
-      </w:r>
-    </w:p>
-    <w:p>
-      <w:pPr>
-        <w:ind w:left="0" w:firstLine="0"/>
-      </w:pPr>
-      <w:r>
-        <w:t xml:space="preserve">Iterator&lt;T&gt; it = </w:t>
-      </w:r>
-      <w:proofErr w:type="gramStart"/>
-      <w:r>
-        <w:t>coll.iterator</w:t>
-      </w:r>
-      <w:proofErr w:type="gramEnd"/>
-      <w:r>
-        <w:t>();</w:t>
+      <w:r>
+        <w:t>remove(): removes the iterated element</w:t>
+      </w:r>
+    </w:p>
+    <w:p>
+      <w:pPr>
+        <w:ind w:left="0" w:firstLine="0"/>
+      </w:pPr>
+      <w:r>
+        <w:t>Iterator&lt;T&gt; it = coll.iterator();</w:t>
       </w:r>
       <w:r>
         <w:br/>
-        <w:t>while(</w:t>
-      </w:r>
-      <w:proofErr w:type="gramStart"/>
-      <w:r>
-        <w:t>it.hasNext</w:t>
-      </w:r>
-      <w:proofErr w:type="gramEnd"/>
-      <w:r>
-        <w:t xml:space="preserve">()) { </w:t>
+        <w:t xml:space="preserve">while(it.hasNext()) { </w:t>
       </w:r>
       <w:r>
         <w:br/>
       </w:r>
       <w:r>
         <w:lastRenderedPageBreak/>
-        <w:t xml:space="preserve">T ele = </w:t>
-      </w:r>
-      <w:proofErr w:type="gramStart"/>
-      <w:r>
-        <w:t>it.next</w:t>
-      </w:r>
-      <w:proofErr w:type="gramEnd"/>
-      <w:r>
-        <w:t>();</w:t>
+        <w:t>T ele = it.next();</w:t>
       </w:r>
       <w:r>
         <w:br/>
@@ -7789,13 +7273,8 @@
           <w:numId w:val="25"/>
         </w:numPr>
       </w:pPr>
-      <w:proofErr w:type="gramStart"/>
-      <w:r>
-        <w:t>put(</w:t>
-      </w:r>
-      <w:proofErr w:type="gramEnd"/>
-      <w:r>
-        <w:t>k, v): to store</w:t>
+      <w:r>
+        <w:t>put(k, v): to store</w:t>
       </w:r>
     </w:p>
     <w:p>
@@ -7831,13 +7310,8 @@
           <w:numId w:val="25"/>
         </w:numPr>
       </w:pPr>
-      <w:proofErr w:type="gramStart"/>
-      <w:r>
-        <w:t>replace(</w:t>
-      </w:r>
-      <w:proofErr w:type="gramEnd"/>
-      <w:r>
-        <w:t>k, v): to replace a value based on key</w:t>
+      <w:r>
+        <w:t>replace(k, v): to replace a value based on key</w:t>
       </w:r>
     </w:p>
     <w:p>
@@ -7848,13 +7322,8 @@
           <w:numId w:val="25"/>
         </w:numPr>
       </w:pPr>
-      <w:proofErr w:type="gramStart"/>
-      <w:r>
-        <w:t>keySet(</w:t>
-      </w:r>
-      <w:proofErr w:type="gramEnd"/>
-      <w:r>
-        <w:t>): to return all the keys</w:t>
+      <w:r>
+        <w:t>keySet(): to return all the keys</w:t>
       </w:r>
     </w:p>
     <w:p>
@@ -8194,13 +7663,8 @@
       <w:pPr>
         <w:ind w:left="0" w:firstLine="0"/>
       </w:pPr>
-      <w:proofErr w:type="gramStart"/>
-      <w:r>
-        <w:t>keySet(</w:t>
-      </w:r>
-      <w:proofErr w:type="gramEnd"/>
-      <w:r>
-        <w:t>): It is a method that returns all the keys in Set&lt;K&gt;, since Set is Collection type, you can use iterator and get all the keys</w:t>
+      <w:r>
+        <w:t>keySet(): It is a method that returns all the keys in Set&lt;K&gt;, since Set is Collection type, you can use iterator and get all the keys</w:t>
       </w:r>
     </w:p>
     <w:p>
@@ -8211,12 +7675,10 @@
         <w:t xml:space="preserve">Set&lt;Integer&gt; set = </w:t>
       </w:r>
       <w:proofErr w:type="spellStart"/>
-      <w:proofErr w:type="gramStart"/>
       <w:r>
         <w:t>map.keySet</w:t>
       </w:r>
       <w:proofErr w:type="spellEnd"/>
-      <w:proofErr w:type="gramEnd"/>
       <w:r>
         <w:t>();</w:t>
       </w:r>
@@ -8229,12 +7691,10 @@
         <w:t xml:space="preserve">Iterator&lt;Integer&gt; it = </w:t>
       </w:r>
       <w:proofErr w:type="spellStart"/>
-      <w:proofErr w:type="gramStart"/>
       <w:r>
         <w:t>set.iterator</w:t>
       </w:r>
       <w:proofErr w:type="spellEnd"/>
-      <w:proofErr w:type="gramEnd"/>
       <w:r>
         <w:t>();</w:t>
       </w:r>
@@ -8427,15 +7887,7 @@
         <w:ind w:left="0" w:firstLine="0"/>
       </w:pPr>
       <w:r>
-        <w:t xml:space="preserve">By </w:t>
-      </w:r>
-      <w:proofErr w:type="gramStart"/>
-      <w:r>
-        <w:t>default</w:t>
-      </w:r>
-      <w:proofErr w:type="gramEnd"/>
-      <w:r>
-        <w:t xml:space="preserve"> all the primitive data types &amp; strings are sorted because their respective classes implement an interface called Comparable&lt;T&gt;</w:t>
+        <w:t>By default all the primitive data types &amp; strings are sorted because their respective classes implement an interface called Comparable&lt;T&gt;</w:t>
       </w:r>
     </w:p>
     <w:p>
@@ -8449,15 +7901,7 @@
         <w:t>Comparable&lt;T&gt;:</w:t>
       </w:r>
       <w:r>
-        <w:t xml:space="preserve"> It is an interface that provides an abstract method called public int </w:t>
-      </w:r>
-      <w:proofErr w:type="gramStart"/>
-      <w:r>
-        <w:t>compareTo(</w:t>
-      </w:r>
-      <w:proofErr w:type="gramEnd"/>
-      <w:r>
-        <w:t>T t), which is called by sorting technique to sort.</w:t>
+        <w:t xml:space="preserve"> It is an interface that provides an abstract method called public int compareTo(T t), which is called by sorting technique to sort.</w:t>
       </w:r>
     </w:p>
     <w:p>
@@ -8593,6 +8037,1422 @@
       <w:pPr>
         <w:ind w:left="0" w:firstLine="0"/>
       </w:pPr>
+      <w:r>
+        <w:rPr>
+          <w:highlight w:val="yellow"/>
+        </w:rPr>
+        <w:t>28-03-2026</w:t>
+      </w:r>
+    </w:p>
+    <w:p>
+      <w:pPr>
+        <w:ind w:left="0" w:firstLine="0"/>
+      </w:pPr>
+      <w:r>
+        <w:t>Maven is a build tool which helps you download the dependencies (libraries) to your project and build the project providing set of plugins to compile, test, build</w:t>
+      </w:r>
+    </w:p>
+    <w:p>
+      <w:pPr>
+        <w:ind w:left="0" w:firstLine="0"/>
+      </w:pPr>
+      <w:r>
+        <w:t>Maven downloads the libraries from its central repository (public) or remote repository (private to the company) to local repository(local machine)</w:t>
+      </w:r>
+    </w:p>
+    <w:p>
+      <w:pPr>
+        <w:ind w:left="0" w:firstLine="0"/>
+      </w:pPr>
+    </w:p>
+    <w:p>
+      <w:pPr>
+        <w:ind w:left="0" w:firstLine="0"/>
+      </w:pPr>
+      <w:r>
+        <w:rPr>
+          <w:highlight w:val="yellow"/>
+        </w:rPr>
+        <w:t>JDBC:</w:t>
+      </w:r>
+    </w:p>
+    <w:p>
+      <w:pPr>
+        <w:ind w:left="0" w:firstLine="0"/>
+      </w:pPr>
+      <w:r>
+        <w:t>Java Database Connectivity, it helps Java program to connect to the database using JDBC Drivers</w:t>
+      </w:r>
+    </w:p>
+    <w:p>
+      <w:pPr>
+        <w:ind w:left="0" w:firstLine="0"/>
+      </w:pPr>
+      <w:r>
+        <w:t>JDBC Drivers are the libraries that implements JDBC API, every database provides their own JDBC Drivers</w:t>
+      </w:r>
+    </w:p>
+    <w:p>
+      <w:pPr>
+        <w:ind w:left="0" w:firstLine="0"/>
+      </w:pPr>
+      <w:r>
+        <w:rPr>
+          <w:highlight w:val="yellow"/>
+        </w:rPr>
+        <w:t>Types of JDBC Drivers</w:t>
+      </w:r>
+    </w:p>
+    <w:p>
+      <w:pPr>
+        <w:pStyle w:val="ListParagraph"/>
+        <w:numPr>
+          <w:ilvl w:val="0"/>
+          <w:numId w:val="28"/>
+        </w:numPr>
+      </w:pPr>
+      <w:r>
+        <w:t xml:space="preserve">JDBC ODBC Driver - Deprecated </w:t>
+      </w:r>
+    </w:p>
+    <w:p>
+      <w:pPr>
+        <w:pStyle w:val="ListParagraph"/>
+        <w:numPr>
+          <w:ilvl w:val="0"/>
+          <w:numId w:val="28"/>
+        </w:numPr>
+      </w:pPr>
+      <w:r>
+        <w:t>Native Driver - Deprecated</w:t>
+      </w:r>
+    </w:p>
+    <w:p>
+      <w:pPr>
+        <w:pStyle w:val="ListParagraph"/>
+        <w:numPr>
+          <w:ilvl w:val="0"/>
+          <w:numId w:val="28"/>
+        </w:numPr>
+      </w:pPr>
+      <w:r>
+        <w:t xml:space="preserve">Network protocol driver - drivers will be installed on the internet  </w:t>
+      </w:r>
+    </w:p>
+    <w:p>
+      <w:pPr>
+        <w:pStyle w:val="ListParagraph"/>
+        <w:numPr>
+          <w:ilvl w:val="0"/>
+          <w:numId w:val="28"/>
+        </w:numPr>
+      </w:pPr>
+      <w:r>
+        <w:t>Pure Java driver - drivers are installed within the project</w:t>
+      </w:r>
+    </w:p>
+    <w:p>
+      <w:pPr>
+        <w:ind w:left="0" w:firstLine="0"/>
+      </w:pPr>
+      <w:r>
+        <w:rPr>
+          <w:highlight w:val="yellow"/>
+        </w:rPr>
+        <w:t>Steps to connect to any database</w:t>
+      </w:r>
+    </w:p>
+    <w:p>
+      <w:pPr>
+        <w:pStyle w:val="ListParagraph"/>
+        <w:numPr>
+          <w:ilvl w:val="0"/>
+          <w:numId w:val="29"/>
+        </w:numPr>
+      </w:pPr>
+      <w:r>
+        <w:t>Load the Driver - for MySQL (Optional from Java 8 onwards)</w:t>
+      </w:r>
+    </w:p>
+    <w:p>
+      <w:pPr>
+        <w:pStyle w:val="ListParagraph"/>
+        <w:ind w:firstLine="0"/>
+      </w:pPr>
+      <w:r>
+        <w:t xml:space="preserve">Class.forName(“com.mysql.cj.jdbc.Driver”); </w:t>
+      </w:r>
+    </w:p>
+    <w:p>
+      <w:pPr>
+        <w:pStyle w:val="ListParagraph"/>
+        <w:numPr>
+          <w:ilvl w:val="0"/>
+          <w:numId w:val="29"/>
+        </w:numPr>
+      </w:pPr>
+      <w:r>
+        <w:t>Establish connection</w:t>
+      </w:r>
+    </w:p>
+    <w:p>
+      <w:pPr>
+        <w:pStyle w:val="ListParagraph"/>
+        <w:ind w:firstLine="0"/>
+      </w:pPr>
+      <w:r>
+        <w:t>Connection con = DriverManager.getConnection(url, username, password);</w:t>
+      </w:r>
+    </w:p>
+    <w:p>
+      <w:pPr>
+        <w:pStyle w:val="ListParagraph"/>
+        <w:numPr>
+          <w:ilvl w:val="0"/>
+          <w:numId w:val="29"/>
+        </w:numPr>
+      </w:pPr>
+      <w:r>
+        <w:t>Creating the Statements - allows java to send SQL to the database</w:t>
+      </w:r>
+    </w:p>
+    <w:p>
+      <w:pPr>
+        <w:pStyle w:val="ListParagraph"/>
+        <w:ind w:firstLine="0"/>
+      </w:pPr>
+      <w:r>
+        <w:t>Statement stmt = con.createStatement();</w:t>
+      </w:r>
+    </w:p>
+    <w:p>
+      <w:pPr>
+        <w:pStyle w:val="ListParagraph"/>
+        <w:numPr>
+          <w:ilvl w:val="0"/>
+          <w:numId w:val="29"/>
+        </w:numPr>
+      </w:pPr>
+      <w:r>
+        <w:lastRenderedPageBreak/>
+        <w:t>Execute Queries</w:t>
+      </w:r>
+    </w:p>
+    <w:p>
+      <w:pPr>
+        <w:pStyle w:val="ListParagraph"/>
+        <w:ind w:firstLine="0"/>
+      </w:pPr>
+      <w:r>
+        <w:t>int count = stmt.executeUpdate(“insert | update | delete queries”);</w:t>
+      </w:r>
+    </w:p>
+    <w:p>
+      <w:pPr>
+        <w:pStyle w:val="ListParagraph"/>
+        <w:ind w:firstLine="0"/>
+      </w:pPr>
+      <w:r>
+        <w:t>Note: you need to pass full query like insert into profile values(value1, value2…)</w:t>
+      </w:r>
+    </w:p>
+    <w:p>
+      <w:pPr>
+        <w:pStyle w:val="ListParagraph"/>
+        <w:ind w:firstLine="0"/>
+      </w:pPr>
+      <w:r>
+        <w:t>ResultSet result = stmt.executeQuery(“select * from profile”);</w:t>
+      </w:r>
+    </w:p>
+    <w:p>
+      <w:pPr>
+        <w:pStyle w:val="ListParagraph"/>
+        <w:numPr>
+          <w:ilvl w:val="0"/>
+          <w:numId w:val="29"/>
+        </w:numPr>
+      </w:pPr>
+      <w:r>
+        <w:t>Close the resources</w:t>
+      </w:r>
+    </w:p>
+    <w:p>
+      <w:pPr>
+        <w:pStyle w:val="ListParagraph"/>
+        <w:ind w:firstLine="0"/>
+      </w:pPr>
+      <w:r>
+        <w:t>result.close();</w:t>
+      </w:r>
+      <w:r>
+        <w:br/>
+        <w:t>stmt.close();</w:t>
+      </w:r>
+      <w:r>
+        <w:br/>
+        <w:t>con.close();</w:t>
+      </w:r>
+    </w:p>
+    <w:p>
+      <w:pPr>
+        <w:ind w:left="0" w:firstLine="0"/>
+      </w:pPr>
+    </w:p>
+    <w:p>
+      <w:pPr>
+        <w:ind w:left="0" w:firstLine="0"/>
+      </w:pPr>
+      <w:r>
+        <w:rPr>
+          <w:highlight w:val="yellow"/>
+        </w:rPr>
+        <w:t>Select Statement</w:t>
+      </w:r>
+    </w:p>
+    <w:p>
+      <w:pPr>
+        <w:ind w:left="0" w:firstLine="0"/>
+      </w:pPr>
+      <w:r>
+        <w:rPr>
+          <w:noProof/>
+        </w:rPr>
+        <w:drawing>
+          <wp:inline distT="0" distB="0" distL="0" distR="0" wp14:anchorId="0AF26EB7" wp14:editId="45A75891">
+            <wp:extent cx="5943600" cy="3667125"/>
+            <wp:effectExtent l="0" t="0" r="0" b="9525"/>
+            <wp:docPr id="441390139" name="Picture 1"/>
+            <wp:cNvGraphicFramePr>
+              <a:graphicFrameLocks xmlns:a="http://schemas.openxmlformats.org/drawingml/2006/main" noChangeAspect="1"/>
+            </wp:cNvGraphicFramePr>
+            <a:graphic xmlns:a="http://schemas.openxmlformats.org/drawingml/2006/main">
+              <a:graphicData uri="http://schemas.openxmlformats.org/drawingml/2006/picture">
+                <pic:pic xmlns:pic="http://schemas.openxmlformats.org/drawingml/2006/picture">
+                  <pic:nvPicPr>
+                    <pic:cNvPr id="441390139" name=""/>
+                    <pic:cNvPicPr/>
+                  </pic:nvPicPr>
+                  <pic:blipFill>
+                    <a:blip r:embed="rId72"/>
+                    <a:stretch>
+                      <a:fillRect/>
+                    </a:stretch>
+                  </pic:blipFill>
+                  <pic:spPr>
+                    <a:xfrm>
+                      <a:off x="0" y="0"/>
+                      <a:ext cx="5943600" cy="3667125"/>
+                    </a:xfrm>
+                    <a:prstGeom prst="rect">
+                      <a:avLst/>
+                    </a:prstGeom>
+                  </pic:spPr>
+                </pic:pic>
+              </a:graphicData>
+            </a:graphic>
+          </wp:inline>
+        </w:drawing>
+      </w:r>
+    </w:p>
+    <w:p>
+      <w:pPr>
+        <w:ind w:left="0" w:firstLine="0"/>
+      </w:pPr>
+      <w:r>
+        <w:rPr>
+          <w:highlight w:val="yellow"/>
+        </w:rPr>
+        <w:t>Output:</w:t>
+      </w:r>
+    </w:p>
+    <w:p>
+      <w:pPr>
+        <w:ind w:left="0" w:firstLine="0"/>
+      </w:pPr>
+      <w:r>
+        <w:rPr>
+          <w:noProof/>
+        </w:rPr>
+        <w:lastRenderedPageBreak/>
+        <w:drawing>
+          <wp:inline distT="0" distB="0" distL="0" distR="0" wp14:anchorId="5A9854F6" wp14:editId="210042ED">
+            <wp:extent cx="4667901" cy="1038370"/>
+            <wp:effectExtent l="0" t="0" r="0" b="9525"/>
+            <wp:docPr id="105915525" name="Picture 1"/>
+            <wp:cNvGraphicFramePr>
+              <a:graphicFrameLocks xmlns:a="http://schemas.openxmlformats.org/drawingml/2006/main" noChangeAspect="1"/>
+            </wp:cNvGraphicFramePr>
+            <a:graphic xmlns:a="http://schemas.openxmlformats.org/drawingml/2006/main">
+              <a:graphicData uri="http://schemas.openxmlformats.org/drawingml/2006/picture">
+                <pic:pic xmlns:pic="http://schemas.openxmlformats.org/drawingml/2006/picture">
+                  <pic:nvPicPr>
+                    <pic:cNvPr id="105915525" name=""/>
+                    <pic:cNvPicPr/>
+                  </pic:nvPicPr>
+                  <pic:blipFill>
+                    <a:blip r:embed="rId73"/>
+                    <a:stretch>
+                      <a:fillRect/>
+                    </a:stretch>
+                  </pic:blipFill>
+                  <pic:spPr>
+                    <a:xfrm>
+                      <a:off x="0" y="0"/>
+                      <a:ext cx="4667901" cy="1038370"/>
+                    </a:xfrm>
+                    <a:prstGeom prst="rect">
+                      <a:avLst/>
+                    </a:prstGeom>
+                  </pic:spPr>
+                </pic:pic>
+              </a:graphicData>
+            </a:graphic>
+          </wp:inline>
+        </w:drawing>
+      </w:r>
+    </w:p>
+    <w:p>
+      <w:pPr>
+        <w:ind w:left="0" w:firstLine="0"/>
+      </w:pPr>
+    </w:p>
+    <w:p>
+      <w:pPr>
+        <w:ind w:left="0" w:firstLine="0"/>
+      </w:pPr>
+      <w:r>
+        <w:rPr>
+          <w:highlight w:val="yellow"/>
+        </w:rPr>
+        <w:t>Statement:</w:t>
+      </w:r>
+      <w:r>
+        <w:t xml:space="preserve"> It is used when the query is static, that is when the query doesn’t change, JDBC recommends to use another type of Statement called PreparedStatement when the query is dynamic i.e, when the value in the query changes.</w:t>
+      </w:r>
+    </w:p>
+    <w:p>
+      <w:pPr>
+        <w:ind w:left="0" w:firstLine="0"/>
+      </w:pPr>
+      <w:r>
+        <w:t>stmt.executeUpdate(“insert into employee values(200, ‘Raj’, 34500)”);</w:t>
+      </w:r>
+      <w:r>
+        <w:br/>
+        <w:t>Since id is auto-generated we can use insert into employee(name, salary) values(‘Raj’, 34500)</w:t>
+      </w:r>
+    </w:p>
+    <w:p>
+      <w:pPr>
+        <w:ind w:left="0" w:firstLine="0"/>
+      </w:pPr>
+      <w:r>
+        <w:rPr>
+          <w:highlight w:val="yellow"/>
+        </w:rPr>
+        <w:t>PreparedStatement pstmt</w:t>
+      </w:r>
+      <w:r>
+        <w:t xml:space="preserve"> = con.prepareStatement(“insert into employee values(?,?,?)”);</w:t>
+      </w:r>
+    </w:p>
+    <w:p>
+      <w:pPr>
+        <w:ind w:left="0" w:firstLine="0"/>
+      </w:pPr>
+      <w:r>
+        <w:t>? are placeholders that needs to be updated through setter methods present in the PreparedStatement</w:t>
+      </w:r>
+    </w:p>
+    <w:p>
+      <w:pPr>
+        <w:ind w:left="0" w:firstLine="0"/>
+      </w:pPr>
+      <w:r>
+        <w:t>pstmt.setInt(1, 200);</w:t>
+      </w:r>
+      <w:r>
+        <w:br/>
+        <w:t>pstmt.setString(2, “Raj”);</w:t>
+      </w:r>
+      <w:r>
+        <w:br/>
+        <w:t>pstmt.setDouble(3, 34500);</w:t>
+      </w:r>
+      <w:r>
+        <w:br/>
+        <w:t>Now the query is -&gt; insert into employee values(200, “Raj”, 34500)</w:t>
+      </w:r>
+      <w:r>
+        <w:br/>
+        <w:t>pstmt.executeUpdate();</w:t>
+      </w:r>
+    </w:p>
+    <w:p>
+      <w:pPr>
+        <w:ind w:left="0" w:firstLine="0"/>
+      </w:pPr>
+    </w:p>
+    <w:p>
+      <w:pPr>
+        <w:ind w:left="0" w:firstLine="0"/>
+      </w:pPr>
+      <w:r>
+        <w:rPr>
+          <w:highlight w:val="yellow"/>
+        </w:rPr>
+        <w:t>Statement vs PreparedStatement</w:t>
+      </w:r>
+    </w:p>
+    <w:tbl>
+      <w:tblPr>
+        <w:tblStyle w:val="TableGrid"/>
+        <w:tblW w:w="0" w:type="auto"/>
+        <w:tblLook w:val="04A0" w:firstRow="1" w:lastRow="0" w:firstColumn="1" w:lastColumn="0" w:noHBand="0" w:noVBand="1"/>
+      </w:tblPr>
+      <w:tblGrid>
+        <w:gridCol w:w="4675"/>
+        <w:gridCol w:w="4675"/>
+      </w:tblGrid>
+      <w:tr>
+        <w:tc>
+          <w:tcPr>
+            <w:tcW w:w="4675" w:type="dxa"/>
+          </w:tcPr>
+          <w:p>
+            <w:pPr>
+              <w:ind w:left="0" w:firstLine="0"/>
+            </w:pPr>
+            <w:r>
+              <w:t>Statement</w:t>
+            </w:r>
+          </w:p>
+        </w:tc>
+        <w:tc>
+          <w:tcPr>
+            <w:tcW w:w="4675" w:type="dxa"/>
+          </w:tcPr>
+          <w:p>
+            <w:pPr>
+              <w:ind w:left="0" w:firstLine="0"/>
+            </w:pPr>
+            <w:r>
+              <w:t>PreparedStatement</w:t>
+            </w:r>
+          </w:p>
+        </w:tc>
+      </w:tr>
+      <w:tr>
+        <w:tc>
+          <w:tcPr>
+            <w:tcW w:w="4675" w:type="dxa"/>
+          </w:tcPr>
+          <w:p>
+            <w:pPr>
+              <w:ind w:left="0" w:firstLine="0"/>
+            </w:pPr>
+            <w:r>
+              <w:t>stmt = con.createStatement()</w:t>
+            </w:r>
+          </w:p>
+        </w:tc>
+        <w:tc>
+          <w:tcPr>
+            <w:tcW w:w="4675" w:type="dxa"/>
+          </w:tcPr>
+          <w:p>
+            <w:pPr>
+              <w:ind w:left="0" w:firstLine="0"/>
+            </w:pPr>
+            <w:r>
+              <w:t>pstmt = con.prepareStatement(“insert with ?”)</w:t>
+            </w:r>
+          </w:p>
+        </w:tc>
+      </w:tr>
+      <w:tr>
+        <w:tc>
+          <w:tcPr>
+            <w:tcW w:w="4675" w:type="dxa"/>
+          </w:tcPr>
+          <w:p>
+            <w:pPr>
+              <w:ind w:left="0" w:firstLine="0"/>
+            </w:pPr>
+            <w:r>
+              <w:t>stmt.executeQuery(“insert values”)</w:t>
+            </w:r>
+          </w:p>
+        </w:tc>
+        <w:tc>
+          <w:tcPr>
+            <w:tcW w:w="4675" w:type="dxa"/>
+          </w:tcPr>
+          <w:p>
+            <w:pPr>
+              <w:ind w:left="0" w:firstLine="0"/>
+            </w:pPr>
+            <w:proofErr w:type="spellStart"/>
+            <w:r>
+              <w:t>pstmt.set</w:t>
+            </w:r>
+            <w:proofErr w:type="spellEnd"/>
+            <w:r>
+              <w:t xml:space="preserve"> values and pstmt.executeUpdate()</w:t>
+            </w:r>
+          </w:p>
+        </w:tc>
+      </w:tr>
+      <w:tr>
+        <w:tc>
+          <w:tcPr>
+            <w:tcW w:w="4675" w:type="dxa"/>
+          </w:tcPr>
+          <w:p>
+            <w:pPr>
+              <w:ind w:left="0" w:firstLine="0"/>
+            </w:pPr>
+            <w:r>
+              <w:t>It compiles, parses and executes query each time, no matter whether the query is same or different</w:t>
+            </w:r>
+          </w:p>
+        </w:tc>
+        <w:tc>
+          <w:tcPr>
+            <w:tcW w:w="4675" w:type="dxa"/>
+          </w:tcPr>
+          <w:p>
+            <w:pPr>
+              <w:ind w:left="0" w:firstLine="0"/>
+            </w:pPr>
+            <w:r>
+              <w:t xml:space="preserve">It compiles, parses and saves in cache memory on the first execute, later it directly </w:t>
+            </w:r>
+            <w:r>
+              <w:lastRenderedPageBreak/>
+              <w:t>executes the query by replacing values with ?</w:t>
+            </w:r>
+          </w:p>
+        </w:tc>
+      </w:tr>
+    </w:tbl>
+    <w:p>
+      <w:pPr>
+        <w:ind w:left="0" w:firstLine="0"/>
+      </w:pPr>
+    </w:p>
+    <w:p>
+      <w:pPr>
+        <w:ind w:left="0" w:firstLine="0"/>
+      </w:pPr>
+    </w:p>
+    <w:p>
+      <w:pPr>
+        <w:ind w:left="0" w:firstLine="0"/>
+      </w:pPr>
+      <w:r>
+        <w:rPr>
+          <w:highlight w:val="yellow"/>
+        </w:rPr>
+        <w:t>29-03-2026</w:t>
+      </w:r>
+    </w:p>
+    <w:p>
+      <w:pPr>
+        <w:ind w:left="0" w:firstLine="0"/>
+      </w:pPr>
+    </w:p>
+    <w:p>
+      <w:pPr>
+        <w:ind w:left="0" w:firstLine="0"/>
+      </w:pPr>
+      <w:r>
+        <w:t>DAO: Data Access Object, separates the DB logics from other logics, you can reuse it</w:t>
+      </w:r>
+    </w:p>
+    <w:p>
+      <w:pPr>
+        <w:ind w:left="0" w:firstLine="0"/>
+      </w:pPr>
+      <w:r>
+        <w:drawing>
+          <wp:inline distT="0" distB="0" distL="0" distR="0" wp14:anchorId="35183433" wp14:editId="418D8396">
+            <wp:extent cx="5943600" cy="2983865"/>
+            <wp:effectExtent l="0" t="0" r="0" b="6985"/>
+            <wp:docPr id="2000733303" name="Picture 1"/>
+            <wp:cNvGraphicFramePr>
+              <a:graphicFrameLocks xmlns:a="http://schemas.openxmlformats.org/drawingml/2006/main" noChangeAspect="1"/>
+            </wp:cNvGraphicFramePr>
+            <a:graphic xmlns:a="http://schemas.openxmlformats.org/drawingml/2006/main">
+              <a:graphicData uri="http://schemas.openxmlformats.org/drawingml/2006/picture">
+                <pic:pic xmlns:pic="http://schemas.openxmlformats.org/drawingml/2006/picture">
+                  <pic:nvPicPr>
+                    <pic:cNvPr id="2000733303" name=""/>
+                    <pic:cNvPicPr/>
+                  </pic:nvPicPr>
+                  <pic:blipFill>
+                    <a:blip r:embed="rId74"/>
+                    <a:stretch>
+                      <a:fillRect/>
+                    </a:stretch>
+                  </pic:blipFill>
+                  <pic:spPr>
+                    <a:xfrm>
+                      <a:off x="0" y="0"/>
+                      <a:ext cx="5943600" cy="2983865"/>
+                    </a:xfrm>
+                    <a:prstGeom prst="rect">
+                      <a:avLst/>
+                    </a:prstGeom>
+                  </pic:spPr>
+                </pic:pic>
+              </a:graphicData>
+            </a:graphic>
+          </wp:inline>
+        </w:drawing>
+      </w:r>
+    </w:p>
+    <w:p>
+      <w:pPr>
+        <w:ind w:left="0" w:firstLine="0"/>
+      </w:pPr>
+      <w:r>
+        <w:rPr>
+          <w:highlight w:val="yellow"/>
+        </w:rPr>
+        <w:t>Employee.java</w:t>
+      </w:r>
+    </w:p>
+    <w:p>
+      <w:pPr>
+        <w:ind w:left="0" w:firstLine="0"/>
+      </w:pPr>
+      <w:r>
+        <w:lastRenderedPageBreak/>
+        <w:drawing>
+          <wp:inline distT="0" distB="0" distL="0" distR="0" wp14:anchorId="36634346" wp14:editId="6B55F1D5">
+            <wp:extent cx="5943600" cy="6168390"/>
+            <wp:effectExtent l="0" t="0" r="0" b="3810"/>
+            <wp:docPr id="1361770801" name="Picture 1"/>
+            <wp:cNvGraphicFramePr>
+              <a:graphicFrameLocks xmlns:a="http://schemas.openxmlformats.org/drawingml/2006/main" noChangeAspect="1"/>
+            </wp:cNvGraphicFramePr>
+            <a:graphic xmlns:a="http://schemas.openxmlformats.org/drawingml/2006/main">
+              <a:graphicData uri="http://schemas.openxmlformats.org/drawingml/2006/picture">
+                <pic:pic xmlns:pic="http://schemas.openxmlformats.org/drawingml/2006/picture">
+                  <pic:nvPicPr>
+                    <pic:cNvPr id="1361770801" name=""/>
+                    <pic:cNvPicPr/>
+                  </pic:nvPicPr>
+                  <pic:blipFill>
+                    <a:blip r:embed="rId75"/>
+                    <a:stretch>
+                      <a:fillRect/>
+                    </a:stretch>
+                  </pic:blipFill>
+                  <pic:spPr>
+                    <a:xfrm>
+                      <a:off x="0" y="0"/>
+                      <a:ext cx="5943600" cy="6168390"/>
+                    </a:xfrm>
+                    <a:prstGeom prst="rect">
+                      <a:avLst/>
+                    </a:prstGeom>
+                  </pic:spPr>
+                </pic:pic>
+              </a:graphicData>
+            </a:graphic>
+          </wp:inline>
+        </w:drawing>
+      </w:r>
+    </w:p>
+    <w:p>
+      <w:pPr>
+        <w:ind w:left="0" w:firstLine="0"/>
+        <w:rPr>
+          <w:b/>
+          <w:bCs/>
+        </w:rPr>
+      </w:pPr>
+      <w:r>
+        <w:rPr>
+          <w:b/>
+          <w:bCs/>
+        </w:rPr>
+        <w:lastRenderedPageBreak/>
+        <w:drawing>
+          <wp:inline distT="0" distB="0" distL="0" distR="0" wp14:anchorId="33A90162" wp14:editId="05262C77">
+            <wp:extent cx="5943600" cy="2961005"/>
+            <wp:effectExtent l="0" t="0" r="0" b="0"/>
+            <wp:docPr id="1788262679" name="Picture 1"/>
+            <wp:cNvGraphicFramePr>
+              <a:graphicFrameLocks xmlns:a="http://schemas.openxmlformats.org/drawingml/2006/main" noChangeAspect="1"/>
+            </wp:cNvGraphicFramePr>
+            <a:graphic xmlns:a="http://schemas.openxmlformats.org/drawingml/2006/main">
+              <a:graphicData uri="http://schemas.openxmlformats.org/drawingml/2006/picture">
+                <pic:pic xmlns:pic="http://schemas.openxmlformats.org/drawingml/2006/picture">
+                  <pic:nvPicPr>
+                    <pic:cNvPr id="1788262679" name=""/>
+                    <pic:cNvPicPr/>
+                  </pic:nvPicPr>
+                  <pic:blipFill>
+                    <a:blip r:embed="rId76"/>
+                    <a:stretch>
+                      <a:fillRect/>
+                    </a:stretch>
+                  </pic:blipFill>
+                  <pic:spPr>
+                    <a:xfrm>
+                      <a:off x="0" y="0"/>
+                      <a:ext cx="5943600" cy="2961005"/>
+                    </a:xfrm>
+                    <a:prstGeom prst="rect">
+                      <a:avLst/>
+                    </a:prstGeom>
+                  </pic:spPr>
+                </pic:pic>
+              </a:graphicData>
+            </a:graphic>
+          </wp:inline>
+        </w:drawing>
+      </w:r>
+    </w:p>
+    <w:p>
+      <w:pPr>
+        <w:ind w:left="0" w:firstLine="0"/>
+      </w:pPr>
+      <w:r>
+        <w:rPr>
+          <w:b/>
+          <w:bCs/>
+          <w:highlight w:val="yellow"/>
+        </w:rPr>
+        <w:t>Employee.java</w:t>
+      </w:r>
+    </w:p>
+    <w:p>
+      <w:pPr>
+        <w:ind w:left="0" w:firstLine="0"/>
+      </w:pPr>
+      <w:r>
+        <w:lastRenderedPageBreak/>
+        <w:drawing>
+          <wp:inline distT="0" distB="0" distL="0" distR="0" wp14:anchorId="10B98C72" wp14:editId="2807235D">
+            <wp:extent cx="5943600" cy="3662680"/>
+            <wp:effectExtent l="0" t="0" r="0" b="0"/>
+            <wp:docPr id="1274201393" name="Picture 1"/>
+            <wp:cNvGraphicFramePr>
+              <a:graphicFrameLocks xmlns:a="http://schemas.openxmlformats.org/drawingml/2006/main" noChangeAspect="1"/>
+            </wp:cNvGraphicFramePr>
+            <a:graphic xmlns:a="http://schemas.openxmlformats.org/drawingml/2006/main">
+              <a:graphicData uri="http://schemas.openxmlformats.org/drawingml/2006/picture">
+                <pic:pic xmlns:pic="http://schemas.openxmlformats.org/drawingml/2006/picture">
+                  <pic:nvPicPr>
+                    <pic:cNvPr id="1274201393" name=""/>
+                    <pic:cNvPicPr/>
+                  </pic:nvPicPr>
+                  <pic:blipFill>
+                    <a:blip r:embed="rId77"/>
+                    <a:stretch>
+                      <a:fillRect/>
+                    </a:stretch>
+                  </pic:blipFill>
+                  <pic:spPr>
+                    <a:xfrm>
+                      <a:off x="0" y="0"/>
+                      <a:ext cx="5943600" cy="3662680"/>
+                    </a:xfrm>
+                    <a:prstGeom prst="rect">
+                      <a:avLst/>
+                    </a:prstGeom>
+                  </pic:spPr>
+                </pic:pic>
+              </a:graphicData>
+            </a:graphic>
+          </wp:inline>
+        </w:drawing>
+      </w:r>
+      <w:r>
+        <w:drawing>
+          <wp:inline distT="0" distB="0" distL="0" distR="0" wp14:anchorId="312DB929" wp14:editId="2A739BA1">
+            <wp:extent cx="5943600" cy="1826895"/>
+            <wp:effectExtent l="0" t="0" r="0" b="1905"/>
+            <wp:docPr id="1473125647" name="Picture 1"/>
+            <wp:cNvGraphicFramePr>
+              <a:graphicFrameLocks xmlns:a="http://schemas.openxmlformats.org/drawingml/2006/main" noChangeAspect="1"/>
+            </wp:cNvGraphicFramePr>
+            <a:graphic xmlns:a="http://schemas.openxmlformats.org/drawingml/2006/main">
+              <a:graphicData uri="http://schemas.openxmlformats.org/drawingml/2006/picture">
+                <pic:pic xmlns:pic="http://schemas.openxmlformats.org/drawingml/2006/picture">
+                  <pic:nvPicPr>
+                    <pic:cNvPr id="1473125647" name=""/>
+                    <pic:cNvPicPr/>
+                  </pic:nvPicPr>
+                  <pic:blipFill>
+                    <a:blip r:embed="rId78"/>
+                    <a:stretch>
+                      <a:fillRect/>
+                    </a:stretch>
+                  </pic:blipFill>
+                  <pic:spPr>
+                    <a:xfrm>
+                      <a:off x="0" y="0"/>
+                      <a:ext cx="5943600" cy="1826895"/>
+                    </a:xfrm>
+                    <a:prstGeom prst="rect">
+                      <a:avLst/>
+                    </a:prstGeom>
+                  </pic:spPr>
+                </pic:pic>
+              </a:graphicData>
+            </a:graphic>
+          </wp:inline>
+        </w:drawing>
+      </w:r>
+    </w:p>
+    <w:p>
+      <w:pPr>
+        <w:ind w:left="0" w:firstLine="0"/>
+      </w:pPr>
+      <w:r>
+        <w:rPr>
+          <w:highlight w:val="yellow"/>
+        </w:rPr>
+        <w:t>Main</w:t>
+      </w:r>
+    </w:p>
+    <w:p>
+      <w:pPr>
+        <w:ind w:left="0" w:firstLine="0"/>
+      </w:pPr>
+      <w:r>
+        <w:lastRenderedPageBreak/>
+        <w:drawing>
+          <wp:inline distT="0" distB="0" distL="0" distR="0" wp14:anchorId="6386803A" wp14:editId="56B444EC">
+            <wp:extent cx="5943600" cy="4347845"/>
+            <wp:effectExtent l="0" t="0" r="0" b="0"/>
+            <wp:docPr id="614527595" name="Picture 1"/>
+            <wp:cNvGraphicFramePr>
+              <a:graphicFrameLocks xmlns:a="http://schemas.openxmlformats.org/drawingml/2006/main" noChangeAspect="1"/>
+            </wp:cNvGraphicFramePr>
+            <a:graphic xmlns:a="http://schemas.openxmlformats.org/drawingml/2006/main">
+              <a:graphicData uri="http://schemas.openxmlformats.org/drawingml/2006/picture">
+                <pic:pic xmlns:pic="http://schemas.openxmlformats.org/drawingml/2006/picture">
+                  <pic:nvPicPr>
+                    <pic:cNvPr id="614527595" name=""/>
+                    <pic:cNvPicPr/>
+                  </pic:nvPicPr>
+                  <pic:blipFill>
+                    <a:blip r:embed="rId79"/>
+                    <a:stretch>
+                      <a:fillRect/>
+                    </a:stretch>
+                  </pic:blipFill>
+                  <pic:spPr>
+                    <a:xfrm>
+                      <a:off x="0" y="0"/>
+                      <a:ext cx="5943600" cy="4347845"/>
+                    </a:xfrm>
+                    <a:prstGeom prst="rect">
+                      <a:avLst/>
+                    </a:prstGeom>
+                  </pic:spPr>
+                </pic:pic>
+              </a:graphicData>
+            </a:graphic>
+          </wp:inline>
+        </w:drawing>
+      </w:r>
+    </w:p>
+    <w:p>
+      <w:pPr>
+        <w:ind w:left="0" w:firstLine="0"/>
+      </w:pPr>
+      <w:r>
+        <w:br/>
+        <w:t>Implementing findAll(), we need to select all the records and return all the employee objects to the client, for that the method must return Collection so that it can store all the employee objects i.e., List&lt;Employee&gt;</w:t>
+      </w:r>
+    </w:p>
+    <w:p>
+      <w:pPr>
+        <w:ind w:left="0" w:firstLine="0"/>
+      </w:pPr>
+      <w:r>
+        <w:t>It means the method must be public List&lt;Employee&gt; findAll()</w:t>
+      </w:r>
+    </w:p>
+    <w:p>
+      <w:pPr>
+        <w:ind w:left="0" w:firstLine="0"/>
+      </w:pPr>
+      <w:r>
+        <w:lastRenderedPageBreak/>
+        <w:drawing>
+          <wp:inline distT="0" distB="0" distL="0" distR="0" wp14:anchorId="2E90F2FF" wp14:editId="5743C9DF">
+            <wp:extent cx="5943600" cy="3430905"/>
+            <wp:effectExtent l="0" t="0" r="0" b="0"/>
+            <wp:docPr id="1181138173" name="Picture 1"/>
+            <wp:cNvGraphicFramePr>
+              <a:graphicFrameLocks xmlns:a="http://schemas.openxmlformats.org/drawingml/2006/main" noChangeAspect="1"/>
+            </wp:cNvGraphicFramePr>
+            <a:graphic xmlns:a="http://schemas.openxmlformats.org/drawingml/2006/main">
+              <a:graphicData uri="http://schemas.openxmlformats.org/drawingml/2006/picture">
+                <pic:pic xmlns:pic="http://schemas.openxmlformats.org/drawingml/2006/picture">
+                  <pic:nvPicPr>
+                    <pic:cNvPr id="1181138173" name=""/>
+                    <pic:cNvPicPr/>
+                  </pic:nvPicPr>
+                  <pic:blipFill>
+                    <a:blip r:embed="rId80"/>
+                    <a:stretch>
+                      <a:fillRect/>
+                    </a:stretch>
+                  </pic:blipFill>
+                  <pic:spPr>
+                    <a:xfrm>
+                      <a:off x="0" y="0"/>
+                      <a:ext cx="5943600" cy="3430905"/>
+                    </a:xfrm>
+                    <a:prstGeom prst="rect">
+                      <a:avLst/>
+                    </a:prstGeom>
+                  </pic:spPr>
+                </pic:pic>
+              </a:graphicData>
+            </a:graphic>
+          </wp:inline>
+        </w:drawing>
+      </w:r>
+    </w:p>
+    <w:p>
+      <w:pPr>
+        <w:ind w:left="0" w:firstLine="0"/>
+      </w:pPr>
+      <w:r>
+        <w:drawing>
+          <wp:inline distT="0" distB="0" distL="0" distR="0" wp14:anchorId="479BFD68" wp14:editId="6940686C">
+            <wp:extent cx="5943600" cy="1928495"/>
+            <wp:effectExtent l="0" t="0" r="0" b="0"/>
+            <wp:docPr id="459505756" name="Picture 1"/>
+            <wp:cNvGraphicFramePr>
+              <a:graphicFrameLocks xmlns:a="http://schemas.openxmlformats.org/drawingml/2006/main" noChangeAspect="1"/>
+            </wp:cNvGraphicFramePr>
+            <a:graphic xmlns:a="http://schemas.openxmlformats.org/drawingml/2006/main">
+              <a:graphicData uri="http://schemas.openxmlformats.org/drawingml/2006/picture">
+                <pic:pic xmlns:pic="http://schemas.openxmlformats.org/drawingml/2006/picture">
+                  <pic:nvPicPr>
+                    <pic:cNvPr id="459505756" name=""/>
+                    <pic:cNvPicPr/>
+                  </pic:nvPicPr>
+                  <pic:blipFill>
+                    <a:blip r:embed="rId81"/>
+                    <a:stretch>
+                      <a:fillRect/>
+                    </a:stretch>
+                  </pic:blipFill>
+                  <pic:spPr>
+                    <a:xfrm>
+                      <a:off x="0" y="0"/>
+                      <a:ext cx="5943600" cy="1928495"/>
+                    </a:xfrm>
+                    <a:prstGeom prst="rect">
+                      <a:avLst/>
+                    </a:prstGeom>
+                  </pic:spPr>
+                </pic:pic>
+              </a:graphicData>
+            </a:graphic>
+          </wp:inline>
+        </w:drawing>
+      </w:r>
+    </w:p>
+    <w:p>
+      <w:pPr>
+        <w:ind w:left="0" w:firstLine="0"/>
+      </w:pPr>
+      <w:r>
+        <w:rPr>
+          <w:highlight w:val="yellow"/>
+        </w:rPr>
+        <w:t>Calling findAll from main</w:t>
+      </w:r>
+    </w:p>
+    <w:p>
+      <w:pPr>
+        <w:ind w:left="0" w:firstLine="0"/>
+      </w:pPr>
+      <w:r>
+        <w:drawing>
+          <wp:inline distT="0" distB="0" distL="0" distR="0" wp14:anchorId="01801961" wp14:editId="2A5A5B28">
+            <wp:extent cx="5782482" cy="1876687"/>
+            <wp:effectExtent l="0" t="0" r="8890" b="9525"/>
+            <wp:docPr id="1752415118" name="Picture 1"/>
+            <wp:cNvGraphicFramePr>
+              <a:graphicFrameLocks xmlns:a="http://schemas.openxmlformats.org/drawingml/2006/main" noChangeAspect="1"/>
+            </wp:cNvGraphicFramePr>
+            <a:graphic xmlns:a="http://schemas.openxmlformats.org/drawingml/2006/main">
+              <a:graphicData uri="http://schemas.openxmlformats.org/drawingml/2006/picture">
+                <pic:pic xmlns:pic="http://schemas.openxmlformats.org/drawingml/2006/picture">
+                  <pic:nvPicPr>
+                    <pic:cNvPr id="1752415118" name=""/>
+                    <pic:cNvPicPr/>
+                  </pic:nvPicPr>
+                  <pic:blipFill>
+                    <a:blip r:embed="rId82"/>
+                    <a:stretch>
+                      <a:fillRect/>
+                    </a:stretch>
+                  </pic:blipFill>
+                  <pic:spPr>
+                    <a:xfrm>
+                      <a:off x="0" y="0"/>
+                      <a:ext cx="5782482" cy="1876687"/>
+                    </a:xfrm>
+                    <a:prstGeom prst="rect">
+                      <a:avLst/>
+                    </a:prstGeom>
+                  </pic:spPr>
+                </pic:pic>
+              </a:graphicData>
+            </a:graphic>
+          </wp:inline>
+        </w:drawing>
+      </w:r>
+    </w:p>
+    <w:p>
+      <w:pPr>
+        <w:ind w:left="0" w:firstLine="0"/>
+      </w:pPr>
+      <w:r>
+        <w:rPr>
+          <w:highlight w:val="yellow"/>
+        </w:rPr>
+        <w:lastRenderedPageBreak/>
+        <w:t>Stored procedure:</w:t>
+      </w:r>
+    </w:p>
+    <w:p>
+      <w:pPr>
+        <w:ind w:left="0" w:firstLine="0"/>
+      </w:pPr>
+      <w:r>
+        <w:t>These are reusable programs that you can save in your database, you can call using its name</w:t>
+      </w:r>
+    </w:p>
+    <w:p>
+      <w:pPr>
+        <w:ind w:left="0" w:firstLine="0"/>
+      </w:pPr>
+      <w:r>
+        <w:drawing>
+          <wp:inline distT="0" distB="0" distL="0" distR="0" wp14:anchorId="41A5D31E" wp14:editId="39F8505C">
+            <wp:extent cx="5943600" cy="1995170"/>
+            <wp:effectExtent l="0" t="0" r="0" b="5080"/>
+            <wp:docPr id="2144469871" name="Picture 1"/>
+            <wp:cNvGraphicFramePr>
+              <a:graphicFrameLocks xmlns:a="http://schemas.openxmlformats.org/drawingml/2006/main" noChangeAspect="1"/>
+            </wp:cNvGraphicFramePr>
+            <a:graphic xmlns:a="http://schemas.openxmlformats.org/drawingml/2006/main">
+              <a:graphicData uri="http://schemas.openxmlformats.org/drawingml/2006/picture">
+                <pic:pic xmlns:pic="http://schemas.openxmlformats.org/drawingml/2006/picture">
+                  <pic:nvPicPr>
+                    <pic:cNvPr id="2144469871" name=""/>
+                    <pic:cNvPicPr/>
+                  </pic:nvPicPr>
+                  <pic:blipFill>
+                    <a:blip r:embed="rId83"/>
+                    <a:stretch>
+                      <a:fillRect/>
+                    </a:stretch>
+                  </pic:blipFill>
+                  <pic:spPr>
+                    <a:xfrm>
+                      <a:off x="0" y="0"/>
+                      <a:ext cx="5943600" cy="1995170"/>
+                    </a:xfrm>
+                    <a:prstGeom prst="rect">
+                      <a:avLst/>
+                    </a:prstGeom>
+                  </pic:spPr>
+                </pic:pic>
+              </a:graphicData>
+            </a:graphic>
+          </wp:inline>
+        </w:drawing>
+      </w:r>
+    </w:p>
+    <w:p>
+      <w:pPr>
+        <w:ind w:left="0" w:firstLine="0"/>
+      </w:pPr>
+      <w:r>
+        <w:t>CallableStatement: It extends PreparedStatement, it is used to invoke the stored procedures.</w:t>
+      </w:r>
+    </w:p>
+    <w:p>
+      <w:pPr>
+        <w:ind w:left="0" w:firstLine="0"/>
+      </w:pPr>
+      <w:r>
+        <w:t xml:space="preserve">CallableStatement statement = connection.prepareCall(“{call </w:t>
+      </w:r>
+      <w:proofErr w:type="spellStart"/>
+      <w:r>
+        <w:t>insert_employee</w:t>
+      </w:r>
+      <w:proofErr w:type="spellEnd"/>
+      <w:r>
+        <w:t>(?,?}”);</w:t>
+      </w:r>
+    </w:p>
+    <w:p>
+      <w:pPr>
+        <w:ind w:left="0" w:firstLine="0"/>
+      </w:pPr>
+      <w:r>
+        <w:t>statement -&gt; set values -&gt; execute</w:t>
+      </w:r>
+    </w:p>
+    <w:p>
+      <w:pPr>
+        <w:ind w:left="0" w:firstLine="0"/>
+      </w:pPr>
+      <w:r>
+        <w:lastRenderedPageBreak/>
+        <w:drawing>
+          <wp:inline distT="0" distB="0" distL="0" distR="0" wp14:anchorId="303271E8" wp14:editId="62EB16D4">
+            <wp:extent cx="5943600" cy="3790315"/>
+            <wp:effectExtent l="0" t="0" r="0" b="635"/>
+            <wp:docPr id="1684257981" name="Picture 1"/>
+            <wp:cNvGraphicFramePr>
+              <a:graphicFrameLocks xmlns:a="http://schemas.openxmlformats.org/drawingml/2006/main" noChangeAspect="1"/>
+            </wp:cNvGraphicFramePr>
+            <a:graphic xmlns:a="http://schemas.openxmlformats.org/drawingml/2006/main">
+              <a:graphicData uri="http://schemas.openxmlformats.org/drawingml/2006/picture">
+                <pic:pic xmlns:pic="http://schemas.openxmlformats.org/drawingml/2006/picture">
+                  <pic:nvPicPr>
+                    <pic:cNvPr id="1684257981" name=""/>
+                    <pic:cNvPicPr/>
+                  </pic:nvPicPr>
+                  <pic:blipFill>
+                    <a:blip r:embed="rId84"/>
+                    <a:stretch>
+                      <a:fillRect/>
+                    </a:stretch>
+                  </pic:blipFill>
+                  <pic:spPr>
+                    <a:xfrm>
+                      <a:off x="0" y="0"/>
+                      <a:ext cx="5943600" cy="3790315"/>
+                    </a:xfrm>
+                    <a:prstGeom prst="rect">
+                      <a:avLst/>
+                    </a:prstGeom>
+                  </pic:spPr>
+                </pic:pic>
+              </a:graphicData>
+            </a:graphic>
+          </wp:inline>
+        </w:drawing>
+      </w:r>
+    </w:p>
+    <w:p>
+      <w:pPr>
+        <w:ind w:left="0" w:firstLine="0"/>
+      </w:pPr>
+      <w:r>
+        <w:rPr>
+          <w:highlight w:val="yellow"/>
+        </w:rPr>
+        <w:t>Transaction:</w:t>
+      </w:r>
+      <w:r>
+        <w:t xml:space="preserve"> It allows programs to control when to commit the changes in the database and when to rollback, by default JDBC auto saves the changes done in the database</w:t>
+      </w:r>
+    </w:p>
+    <w:p>
+      <w:pPr>
+        <w:ind w:left="0" w:firstLine="0"/>
+      </w:pPr>
+      <w:r>
+        <w:rPr>
+          <w:highlight w:val="yellow"/>
+        </w:rPr>
+        <w:t>How to disable autosave</w:t>
+      </w:r>
+    </w:p>
+    <w:p>
+      <w:pPr>
+        <w:ind w:left="0" w:firstLine="0"/>
+      </w:pPr>
+      <w:r>
+        <w:t xml:space="preserve">connection.setAutoCommit(false); </w:t>
+      </w:r>
+    </w:p>
+    <w:p>
+      <w:pPr>
+        <w:ind w:left="0" w:firstLine="0"/>
+      </w:pPr>
+      <w:r>
+        <w:t>after query is executed</w:t>
+      </w:r>
+    </w:p>
+    <w:p>
+      <w:pPr>
+        <w:ind w:left="0" w:firstLine="0"/>
+      </w:pPr>
+      <w:r>
+        <w:t xml:space="preserve">connection.commit(); to save </w:t>
+      </w:r>
+      <w:r>
+        <w:t xml:space="preserve">the changes </w:t>
+      </w:r>
+      <w:r>
+        <w:t xml:space="preserve">permanently </w:t>
+      </w:r>
+    </w:p>
+    <w:p>
+      <w:pPr>
+        <w:ind w:left="0" w:firstLine="0"/>
+      </w:pPr>
+      <w:r>
+        <w:t>connection.rollback(); to undo the changes</w:t>
+      </w:r>
+    </w:p>
+    <w:p>
+      <w:pPr>
+        <w:ind w:left="0" w:firstLine="0"/>
+      </w:pPr>
+      <w:r>
+        <w:rPr>
+          <w:highlight w:val="yellow"/>
+        </w:rPr>
+        <w:t>Scenario:</w:t>
+      </w:r>
+    </w:p>
+    <w:p>
+      <w:pPr>
+        <w:ind w:left="0" w:firstLine="0"/>
+      </w:pPr>
+      <w:r>
+        <w:t>Insert 5 records -&gt; assume after 3 records you will rollback &amp; insert 2 records and then you will commit</w:t>
+      </w:r>
+    </w:p>
+    <w:p>
+      <w:pPr>
+        <w:ind w:left="0" w:firstLine="0"/>
+      </w:pPr>
+    </w:p>
+    <w:p>
+      <w:pPr>
+        <w:ind w:left="0" w:firstLine="0"/>
+      </w:pPr>
+      <w:r>
+        <w:lastRenderedPageBreak/>
+        <w:drawing>
+          <wp:inline distT="0" distB="0" distL="0" distR="0" wp14:anchorId="74A86A79" wp14:editId="2801C1DD">
+            <wp:extent cx="5943600" cy="4208780"/>
+            <wp:effectExtent l="0" t="0" r="0" b="1270"/>
+            <wp:docPr id="1962763708" name="Picture 1"/>
+            <wp:cNvGraphicFramePr>
+              <a:graphicFrameLocks xmlns:a="http://schemas.openxmlformats.org/drawingml/2006/main" noChangeAspect="1"/>
+            </wp:cNvGraphicFramePr>
+            <a:graphic xmlns:a="http://schemas.openxmlformats.org/drawingml/2006/main">
+              <a:graphicData uri="http://schemas.openxmlformats.org/drawingml/2006/picture">
+                <pic:pic xmlns:pic="http://schemas.openxmlformats.org/drawingml/2006/picture">
+                  <pic:nvPicPr>
+                    <pic:cNvPr id="1962763708" name=""/>
+                    <pic:cNvPicPr/>
+                  </pic:nvPicPr>
+                  <pic:blipFill>
+                    <a:blip r:embed="rId85"/>
+                    <a:stretch>
+                      <a:fillRect/>
+                    </a:stretch>
+                  </pic:blipFill>
+                  <pic:spPr>
+                    <a:xfrm>
+                      <a:off x="0" y="0"/>
+                      <a:ext cx="5943600" cy="4208780"/>
+                    </a:xfrm>
+                    <a:prstGeom prst="rect">
+                      <a:avLst/>
+                    </a:prstGeom>
+                  </pic:spPr>
+                </pic:pic>
+              </a:graphicData>
+            </a:graphic>
+          </wp:inline>
+        </w:drawing>
+      </w:r>
+      <w:r>
+        <w:t>The above program stores last 2 records and first 3 records will be rolled back.</w:t>
+      </w:r>
+    </w:p>
+    <w:p>
+      <w:pPr>
+        <w:ind w:left="0" w:firstLine="0"/>
+      </w:pPr>
+    </w:p>
+    <w:p>
+      <w:pPr>
+        <w:ind w:left="0" w:firstLine="0"/>
+      </w:pPr>
+      <w:r>
+        <w:rPr>
+          <w:highlight w:val="yellow"/>
+        </w:rPr>
+        <w:t>Activity:</w:t>
+      </w:r>
+    </w:p>
+    <w:p>
+      <w:pPr>
+        <w:ind w:left="0" w:firstLine="0"/>
+      </w:pPr>
+      <w:r>
+        <w:t>Complete the EmployeeDao operation that should have 2 more operations</w:t>
+      </w:r>
+    </w:p>
+    <w:p>
+      <w:pPr>
+        <w:pStyle w:val="ListParagraph"/>
+        <w:numPr>
+          <w:ilvl w:val="0"/>
+          <w:numId w:val="30"/>
+        </w:numPr>
+      </w:pPr>
+      <w:r>
+        <w:t xml:space="preserve">public int </w:t>
+      </w:r>
+      <w:proofErr w:type="spellStart"/>
+      <w:r>
+        <w:t>updateNameById</w:t>
+      </w:r>
+      <w:proofErr w:type="spellEnd"/>
+      <w:r>
+        <w:t>(int id, String name)</w:t>
+      </w:r>
+    </w:p>
+    <w:p>
+      <w:pPr>
+        <w:pStyle w:val="ListParagraph"/>
+        <w:numPr>
+          <w:ilvl w:val="0"/>
+          <w:numId w:val="30"/>
+        </w:numPr>
+      </w:pPr>
+      <w:r>
+        <w:t>public boolean deleteById(int id)</w:t>
+      </w:r>
+    </w:p>
+    <w:p>
+      <w:pPr>
+        <w:ind w:left="0" w:firstLine="0"/>
+      </w:pPr>
+      <w:r>
+        <w:t xml:space="preserve">Call these methods from the main method </w:t>
+      </w:r>
     </w:p>
     <w:sectPr>
       <w:pgSz w:w="12240" w:h="15840"/>
@@ -8963,6 +9823,95 @@
     </w:lvl>
   </w:abstractNum>
   <w:abstractNum w:abstractNumId="4" w15:restartNumberingAfterBreak="0">
+    <w:nsid w:val="12AF74DB"/>
+    <w:multiLevelType w:val="hybridMultilevel"/>
+    <w:tmpl w:val="3AD45E26"/>
+    <w:lvl w:ilvl="0" w:tplc="0409000F">
+      <w:start w:val="1"/>
+      <w:numFmt w:val="decimal"/>
+      <w:lvlText w:val="%1."/>
+      <w:lvlJc w:val="left"/>
+      <w:pPr>
+        <w:ind w:left="720" w:hanging="360"/>
+      </w:pPr>
+      <w:rPr>
+        <w:rFonts w:hint="default"/>
+      </w:rPr>
+    </w:lvl>
+    <w:lvl w:ilvl="1" w:tplc="04090019" w:tentative="1">
+      <w:start w:val="1"/>
+      <w:numFmt w:val="lowerLetter"/>
+      <w:lvlText w:val="%2."/>
+      <w:lvlJc w:val="left"/>
+      <w:pPr>
+        <w:ind w:left="1440" w:hanging="360"/>
+      </w:pPr>
+    </w:lvl>
+    <w:lvl w:ilvl="2" w:tplc="0409001B" w:tentative="1">
+      <w:start w:val="1"/>
+      <w:numFmt w:val="lowerRoman"/>
+      <w:lvlText w:val="%3."/>
+      <w:lvlJc w:val="right"/>
+      <w:pPr>
+        <w:ind w:left="2160" w:hanging="180"/>
+      </w:pPr>
+    </w:lvl>
+    <w:lvl w:ilvl="3" w:tplc="0409000F" w:tentative="1">
+      <w:start w:val="1"/>
+      <w:numFmt w:val="decimal"/>
+      <w:lvlText w:val="%4."/>
+      <w:lvlJc w:val="left"/>
+      <w:pPr>
+        <w:ind w:left="2880" w:hanging="360"/>
+      </w:pPr>
+    </w:lvl>
+    <w:lvl w:ilvl="4" w:tplc="04090019" w:tentative="1">
+      <w:start w:val="1"/>
+      <w:numFmt w:val="lowerLetter"/>
+      <w:lvlText w:val="%5."/>
+      <w:lvlJc w:val="left"/>
+      <w:pPr>
+        <w:ind w:left="3600" w:hanging="360"/>
+      </w:pPr>
+    </w:lvl>
+    <w:lvl w:ilvl="5" w:tplc="0409001B" w:tentative="1">
+      <w:start w:val="1"/>
+      <w:numFmt w:val="lowerRoman"/>
+      <w:lvlText w:val="%6."/>
+      <w:lvlJc w:val="right"/>
+      <w:pPr>
+        <w:ind w:left="4320" w:hanging="180"/>
+      </w:pPr>
+    </w:lvl>
+    <w:lvl w:ilvl="6" w:tplc="0409000F" w:tentative="1">
+      <w:start w:val="1"/>
+      <w:numFmt w:val="decimal"/>
+      <w:lvlText w:val="%7."/>
+      <w:lvlJc w:val="left"/>
+      <w:pPr>
+        <w:ind w:left="5040" w:hanging="360"/>
+      </w:pPr>
+    </w:lvl>
+    <w:lvl w:ilvl="7" w:tplc="04090019" w:tentative="1">
+      <w:start w:val="1"/>
+      <w:numFmt w:val="lowerLetter"/>
+      <w:lvlText w:val="%8."/>
+      <w:lvlJc w:val="left"/>
+      <w:pPr>
+        <w:ind w:left="5760" w:hanging="360"/>
+      </w:pPr>
+    </w:lvl>
+    <w:lvl w:ilvl="8" w:tplc="0409001B" w:tentative="1">
+      <w:start w:val="1"/>
+      <w:numFmt w:val="lowerRoman"/>
+      <w:lvlText w:val="%9."/>
+      <w:lvlJc w:val="right"/>
+      <w:pPr>
+        <w:ind w:left="6480" w:hanging="180"/>
+      </w:pPr>
+    </w:lvl>
+  </w:abstractNum>
+  <w:abstractNum w:abstractNumId="5" w15:restartNumberingAfterBreak="0">
     <w:nsid w:val="1D673865"/>
     <w:multiLevelType w:val="hybridMultilevel"/>
     <w:tmpl w:val="37700FC2"/>
@@ -9051,7 +10000,7 @@
       </w:pPr>
     </w:lvl>
   </w:abstractNum>
-  <w:abstractNum w:abstractNumId="5" w15:restartNumberingAfterBreak="0">
+  <w:abstractNum w:abstractNumId="6" w15:restartNumberingAfterBreak="0">
     <w:nsid w:val="22DA471B"/>
     <w:multiLevelType w:val="hybridMultilevel"/>
     <w:tmpl w:val="51D23D1E"/>
@@ -9140,7 +10089,7 @@
       </w:pPr>
     </w:lvl>
   </w:abstractNum>
-  <w:abstractNum w:abstractNumId="6" w15:restartNumberingAfterBreak="0">
+  <w:abstractNum w:abstractNumId="7" w15:restartNumberingAfterBreak="0">
     <w:nsid w:val="22FD6FFE"/>
     <w:multiLevelType w:val="hybridMultilevel"/>
     <w:tmpl w:val="E07C8540"/>
@@ -9229,7 +10178,7 @@
       </w:pPr>
     </w:lvl>
   </w:abstractNum>
-  <w:abstractNum w:abstractNumId="7" w15:restartNumberingAfterBreak="0">
+  <w:abstractNum w:abstractNumId="8" w15:restartNumberingAfterBreak="0">
     <w:nsid w:val="27C14C53"/>
     <w:multiLevelType w:val="hybridMultilevel"/>
     <w:tmpl w:val="F238D06C"/>
@@ -9318,7 +10267,96 @@
       </w:pPr>
     </w:lvl>
   </w:abstractNum>
-  <w:abstractNum w:abstractNumId="8" w15:restartNumberingAfterBreak="0">
+  <w:abstractNum w:abstractNumId="9" w15:restartNumberingAfterBreak="0">
+    <w:nsid w:val="2C6F4F45"/>
+    <w:multiLevelType w:val="hybridMultilevel"/>
+    <w:tmpl w:val="A100F9B2"/>
+    <w:lvl w:ilvl="0" w:tplc="0409000F">
+      <w:start w:val="1"/>
+      <w:numFmt w:val="decimal"/>
+      <w:lvlText w:val="%1."/>
+      <w:lvlJc w:val="left"/>
+      <w:pPr>
+        <w:ind w:left="720" w:hanging="360"/>
+      </w:pPr>
+      <w:rPr>
+        <w:rFonts w:hint="default"/>
+      </w:rPr>
+    </w:lvl>
+    <w:lvl w:ilvl="1" w:tplc="04090019" w:tentative="1">
+      <w:start w:val="1"/>
+      <w:numFmt w:val="lowerLetter"/>
+      <w:lvlText w:val="%2."/>
+      <w:lvlJc w:val="left"/>
+      <w:pPr>
+        <w:ind w:left="1440" w:hanging="360"/>
+      </w:pPr>
+    </w:lvl>
+    <w:lvl w:ilvl="2" w:tplc="0409001B" w:tentative="1">
+      <w:start w:val="1"/>
+      <w:numFmt w:val="lowerRoman"/>
+      <w:lvlText w:val="%3."/>
+      <w:lvlJc w:val="right"/>
+      <w:pPr>
+        <w:ind w:left="2160" w:hanging="180"/>
+      </w:pPr>
+    </w:lvl>
+    <w:lvl w:ilvl="3" w:tplc="0409000F" w:tentative="1">
+      <w:start w:val="1"/>
+      <w:numFmt w:val="decimal"/>
+      <w:lvlText w:val="%4."/>
+      <w:lvlJc w:val="left"/>
+      <w:pPr>
+        <w:ind w:left="2880" w:hanging="360"/>
+      </w:pPr>
+    </w:lvl>
+    <w:lvl w:ilvl="4" w:tplc="04090019" w:tentative="1">
+      <w:start w:val="1"/>
+      <w:numFmt w:val="lowerLetter"/>
+      <w:lvlText w:val="%5."/>
+      <w:lvlJc w:val="left"/>
+      <w:pPr>
+        <w:ind w:left="3600" w:hanging="360"/>
+      </w:pPr>
+    </w:lvl>
+    <w:lvl w:ilvl="5" w:tplc="0409001B" w:tentative="1">
+      <w:start w:val="1"/>
+      <w:numFmt w:val="lowerRoman"/>
+      <w:lvlText w:val="%6."/>
+      <w:lvlJc w:val="right"/>
+      <w:pPr>
+        <w:ind w:left="4320" w:hanging="180"/>
+      </w:pPr>
+    </w:lvl>
+    <w:lvl w:ilvl="6" w:tplc="0409000F" w:tentative="1">
+      <w:start w:val="1"/>
+      <w:numFmt w:val="decimal"/>
+      <w:lvlText w:val="%7."/>
+      <w:lvlJc w:val="left"/>
+      <w:pPr>
+        <w:ind w:left="5040" w:hanging="360"/>
+      </w:pPr>
+    </w:lvl>
+    <w:lvl w:ilvl="7" w:tplc="04090019" w:tentative="1">
+      <w:start w:val="1"/>
+      <w:numFmt w:val="lowerLetter"/>
+      <w:lvlText w:val="%8."/>
+      <w:lvlJc w:val="left"/>
+      <w:pPr>
+        <w:ind w:left="5760" w:hanging="360"/>
+      </w:pPr>
+    </w:lvl>
+    <w:lvl w:ilvl="8" w:tplc="0409001B" w:tentative="1">
+      <w:start w:val="1"/>
+      <w:numFmt w:val="lowerRoman"/>
+      <w:lvlText w:val="%9."/>
+      <w:lvlJc w:val="right"/>
+      <w:pPr>
+        <w:ind w:left="6480" w:hanging="180"/>
+      </w:pPr>
+    </w:lvl>
+  </w:abstractNum>
+  <w:abstractNum w:abstractNumId="10" w15:restartNumberingAfterBreak="0">
     <w:nsid w:val="2E4076BD"/>
     <w:multiLevelType w:val="hybridMultilevel"/>
     <w:tmpl w:val="1F880644"/>
@@ -9407,7 +10445,7 @@
       </w:pPr>
     </w:lvl>
   </w:abstractNum>
-  <w:abstractNum w:abstractNumId="9" w15:restartNumberingAfterBreak="0">
+  <w:abstractNum w:abstractNumId="11" w15:restartNumberingAfterBreak="0">
     <w:nsid w:val="30F13F8A"/>
     <w:multiLevelType w:val="hybridMultilevel"/>
     <w:tmpl w:val="D3AAA3A6"/>
@@ -9496,7 +10534,7 @@
       </w:pPr>
     </w:lvl>
   </w:abstractNum>
-  <w:abstractNum w:abstractNumId="10" w15:restartNumberingAfterBreak="0">
+  <w:abstractNum w:abstractNumId="12" w15:restartNumberingAfterBreak="0">
     <w:nsid w:val="320F14B2"/>
     <w:multiLevelType w:val="hybridMultilevel"/>
     <w:tmpl w:val="32B819DE"/>
@@ -9585,7 +10623,7 @@
       </w:pPr>
     </w:lvl>
   </w:abstractNum>
-  <w:abstractNum w:abstractNumId="11" w15:restartNumberingAfterBreak="0">
+  <w:abstractNum w:abstractNumId="13" w15:restartNumberingAfterBreak="0">
     <w:nsid w:val="38391543"/>
     <w:multiLevelType w:val="hybridMultilevel"/>
     <w:tmpl w:val="DCF8DAE0"/>
@@ -9674,7 +10712,7 @@
       </w:pPr>
     </w:lvl>
   </w:abstractNum>
-  <w:abstractNum w:abstractNumId="12" w15:restartNumberingAfterBreak="0">
+  <w:abstractNum w:abstractNumId="14" w15:restartNumberingAfterBreak="0">
     <w:nsid w:val="3EB15A99"/>
     <w:multiLevelType w:val="hybridMultilevel"/>
     <w:tmpl w:val="E96690BA"/>
@@ -9763,7 +10801,7 @@
       </w:pPr>
     </w:lvl>
   </w:abstractNum>
-  <w:abstractNum w:abstractNumId="13" w15:restartNumberingAfterBreak="0">
+  <w:abstractNum w:abstractNumId="15" w15:restartNumberingAfterBreak="0">
     <w:nsid w:val="44635F5E"/>
     <w:multiLevelType w:val="hybridMultilevel"/>
     <w:tmpl w:val="F6E429D8"/>
@@ -9852,7 +10890,7 @@
       </w:pPr>
     </w:lvl>
   </w:abstractNum>
-  <w:abstractNum w:abstractNumId="14" w15:restartNumberingAfterBreak="0">
+  <w:abstractNum w:abstractNumId="16" w15:restartNumberingAfterBreak="0">
     <w:nsid w:val="583A687B"/>
     <w:multiLevelType w:val="hybridMultilevel"/>
     <w:tmpl w:val="78C6A3F4"/>
@@ -9941,7 +10979,7 @@
       </w:pPr>
     </w:lvl>
   </w:abstractNum>
-  <w:abstractNum w:abstractNumId="15" w15:restartNumberingAfterBreak="0">
+  <w:abstractNum w:abstractNumId="17" w15:restartNumberingAfterBreak="0">
     <w:nsid w:val="5D084CC4"/>
     <w:multiLevelType w:val="hybridMultilevel"/>
     <w:tmpl w:val="86EA609A"/>
@@ -10030,7 +11068,7 @@
       </w:pPr>
     </w:lvl>
   </w:abstractNum>
-  <w:abstractNum w:abstractNumId="16" w15:restartNumberingAfterBreak="0">
+  <w:abstractNum w:abstractNumId="18" w15:restartNumberingAfterBreak="0">
     <w:nsid w:val="5F6B50AC"/>
     <w:multiLevelType w:val="hybridMultilevel"/>
     <w:tmpl w:val="F44A709A"/>
@@ -10119,7 +11157,7 @@
       </w:pPr>
     </w:lvl>
   </w:abstractNum>
-  <w:abstractNum w:abstractNumId="17" w15:restartNumberingAfterBreak="0">
+  <w:abstractNum w:abstractNumId="19" w15:restartNumberingAfterBreak="0">
     <w:nsid w:val="5FEC2FCC"/>
     <w:multiLevelType w:val="hybridMultilevel"/>
     <w:tmpl w:val="A2F40BF8"/>
@@ -10208,7 +11246,7 @@
       </w:pPr>
     </w:lvl>
   </w:abstractNum>
-  <w:abstractNum w:abstractNumId="18" w15:restartNumberingAfterBreak="0">
+  <w:abstractNum w:abstractNumId="20" w15:restartNumberingAfterBreak="0">
     <w:nsid w:val="5FF32748"/>
     <w:multiLevelType w:val="hybridMultilevel"/>
     <w:tmpl w:val="12F22850"/>
@@ -10297,7 +11335,7 @@
       </w:pPr>
     </w:lvl>
   </w:abstractNum>
-  <w:abstractNum w:abstractNumId="19" w15:restartNumberingAfterBreak="0">
+  <w:abstractNum w:abstractNumId="21" w15:restartNumberingAfterBreak="0">
     <w:nsid w:val="633826B4"/>
     <w:multiLevelType w:val="hybridMultilevel"/>
     <w:tmpl w:val="566E414A"/>
@@ -10386,7 +11424,7 @@
       </w:pPr>
     </w:lvl>
   </w:abstractNum>
-  <w:abstractNum w:abstractNumId="20" w15:restartNumberingAfterBreak="0">
+  <w:abstractNum w:abstractNumId="22" w15:restartNumberingAfterBreak="0">
     <w:nsid w:val="64FB4636"/>
     <w:multiLevelType w:val="hybridMultilevel"/>
     <w:tmpl w:val="DF765F2C"/>
@@ -10475,7 +11513,7 @@
       </w:pPr>
     </w:lvl>
   </w:abstractNum>
-  <w:abstractNum w:abstractNumId="21" w15:restartNumberingAfterBreak="0">
+  <w:abstractNum w:abstractNumId="23" w15:restartNumberingAfterBreak="0">
     <w:nsid w:val="65606C5C"/>
     <w:multiLevelType w:val="hybridMultilevel"/>
     <w:tmpl w:val="8B06E3B4"/>
@@ -10564,7 +11602,7 @@
       </w:pPr>
     </w:lvl>
   </w:abstractNum>
-  <w:abstractNum w:abstractNumId="22" w15:restartNumberingAfterBreak="0">
+  <w:abstractNum w:abstractNumId="24" w15:restartNumberingAfterBreak="0">
     <w:nsid w:val="659B2D75"/>
     <w:multiLevelType w:val="hybridMultilevel"/>
     <w:tmpl w:val="9CB65A9C"/>
@@ -10653,7 +11691,7 @@
       </w:pPr>
     </w:lvl>
   </w:abstractNum>
-  <w:abstractNum w:abstractNumId="23" w15:restartNumberingAfterBreak="0">
+  <w:abstractNum w:abstractNumId="25" w15:restartNumberingAfterBreak="0">
     <w:nsid w:val="6BE16FF4"/>
     <w:multiLevelType w:val="hybridMultilevel"/>
     <w:tmpl w:val="3E384D00"/>
@@ -10742,7 +11780,96 @@
       </w:pPr>
     </w:lvl>
   </w:abstractNum>
-  <w:abstractNum w:abstractNumId="24" w15:restartNumberingAfterBreak="0">
+  <w:abstractNum w:abstractNumId="26" w15:restartNumberingAfterBreak="0">
+    <w:nsid w:val="6F055350"/>
+    <w:multiLevelType w:val="hybridMultilevel"/>
+    <w:tmpl w:val="124C3E34"/>
+    <w:lvl w:ilvl="0" w:tplc="0409000F">
+      <w:start w:val="1"/>
+      <w:numFmt w:val="decimal"/>
+      <w:lvlText w:val="%1."/>
+      <w:lvlJc w:val="left"/>
+      <w:pPr>
+        <w:ind w:left="720" w:hanging="360"/>
+      </w:pPr>
+      <w:rPr>
+        <w:rFonts w:hint="default"/>
+      </w:rPr>
+    </w:lvl>
+    <w:lvl w:ilvl="1" w:tplc="04090019" w:tentative="1">
+      <w:start w:val="1"/>
+      <w:numFmt w:val="lowerLetter"/>
+      <w:lvlText w:val="%2."/>
+      <w:lvlJc w:val="left"/>
+      <w:pPr>
+        <w:ind w:left="1440" w:hanging="360"/>
+      </w:pPr>
+    </w:lvl>
+    <w:lvl w:ilvl="2" w:tplc="0409001B" w:tentative="1">
+      <w:start w:val="1"/>
+      <w:numFmt w:val="lowerRoman"/>
+      <w:lvlText w:val="%3."/>
+      <w:lvlJc w:val="right"/>
+      <w:pPr>
+        <w:ind w:left="2160" w:hanging="180"/>
+      </w:pPr>
+    </w:lvl>
+    <w:lvl w:ilvl="3" w:tplc="0409000F" w:tentative="1">
+      <w:start w:val="1"/>
+      <w:numFmt w:val="decimal"/>
+      <w:lvlText w:val="%4."/>
+      <w:lvlJc w:val="left"/>
+      <w:pPr>
+        <w:ind w:left="2880" w:hanging="360"/>
+      </w:pPr>
+    </w:lvl>
+    <w:lvl w:ilvl="4" w:tplc="04090019" w:tentative="1">
+      <w:start w:val="1"/>
+      <w:numFmt w:val="lowerLetter"/>
+      <w:lvlText w:val="%5."/>
+      <w:lvlJc w:val="left"/>
+      <w:pPr>
+        <w:ind w:left="3600" w:hanging="360"/>
+      </w:pPr>
+    </w:lvl>
+    <w:lvl w:ilvl="5" w:tplc="0409001B" w:tentative="1">
+      <w:start w:val="1"/>
+      <w:numFmt w:val="lowerRoman"/>
+      <w:lvlText w:val="%6."/>
+      <w:lvlJc w:val="right"/>
+      <w:pPr>
+        <w:ind w:left="4320" w:hanging="180"/>
+      </w:pPr>
+    </w:lvl>
+    <w:lvl w:ilvl="6" w:tplc="0409000F" w:tentative="1">
+      <w:start w:val="1"/>
+      <w:numFmt w:val="decimal"/>
+      <w:lvlText w:val="%7."/>
+      <w:lvlJc w:val="left"/>
+      <w:pPr>
+        <w:ind w:left="5040" w:hanging="360"/>
+      </w:pPr>
+    </w:lvl>
+    <w:lvl w:ilvl="7" w:tplc="04090019" w:tentative="1">
+      <w:start w:val="1"/>
+      <w:numFmt w:val="lowerLetter"/>
+      <w:lvlText w:val="%8."/>
+      <w:lvlJc w:val="left"/>
+      <w:pPr>
+        <w:ind w:left="5760" w:hanging="360"/>
+      </w:pPr>
+    </w:lvl>
+    <w:lvl w:ilvl="8" w:tplc="0409001B" w:tentative="1">
+      <w:start w:val="1"/>
+      <w:numFmt w:val="lowerRoman"/>
+      <w:lvlText w:val="%9."/>
+      <w:lvlJc w:val="right"/>
+      <w:pPr>
+        <w:ind w:left="6480" w:hanging="180"/>
+      </w:pPr>
+    </w:lvl>
+  </w:abstractNum>
+  <w:abstractNum w:abstractNumId="27" w15:restartNumberingAfterBreak="0">
     <w:nsid w:val="70775B68"/>
     <w:multiLevelType w:val="hybridMultilevel"/>
     <w:tmpl w:val="B3D0CBDC"/>
@@ -10831,7 +11958,7 @@
       </w:pPr>
     </w:lvl>
   </w:abstractNum>
-  <w:abstractNum w:abstractNumId="25" w15:restartNumberingAfterBreak="0">
+  <w:abstractNum w:abstractNumId="28" w15:restartNumberingAfterBreak="0">
     <w:nsid w:val="71701E6F"/>
     <w:multiLevelType w:val="hybridMultilevel"/>
     <w:tmpl w:val="EBCA23BC"/>
@@ -10920,7 +12047,7 @@
       </w:pPr>
     </w:lvl>
   </w:abstractNum>
-  <w:abstractNum w:abstractNumId="26" w15:restartNumberingAfterBreak="0">
+  <w:abstractNum w:abstractNumId="29" w15:restartNumberingAfterBreak="0">
     <w:nsid w:val="733D2CF1"/>
     <w:multiLevelType w:val="hybridMultilevel"/>
     <w:tmpl w:val="C52A729C"/>
@@ -11034,43 +12161,43 @@
     </w:lvl>
   </w:abstractNum>
   <w:num w:numId="1" w16cid:durableId="1584298587">
+    <w:abstractNumId w:val="24"/>
+  </w:num>
+  <w:num w:numId="2" w16cid:durableId="2011326009">
+    <w:abstractNumId w:val="28"/>
+  </w:num>
+  <w:num w:numId="3" w16cid:durableId="650907207">
+    <w:abstractNumId w:val="18"/>
+  </w:num>
+  <w:num w:numId="4" w16cid:durableId="351685898">
+    <w:abstractNumId w:val="16"/>
+  </w:num>
+  <w:num w:numId="5" w16cid:durableId="1387953350">
+    <w:abstractNumId w:val="10"/>
+  </w:num>
+  <w:num w:numId="6" w16cid:durableId="1098864315">
+    <w:abstractNumId w:val="5"/>
+  </w:num>
+  <w:num w:numId="7" w16cid:durableId="1306548123">
+    <w:abstractNumId w:val="12"/>
+  </w:num>
+  <w:num w:numId="8" w16cid:durableId="377163656">
+    <w:abstractNumId w:val="14"/>
+  </w:num>
+  <w:num w:numId="9" w16cid:durableId="511728688">
+    <w:abstractNumId w:val="13"/>
+  </w:num>
+  <w:num w:numId="10" w16cid:durableId="1057052698">
+    <w:abstractNumId w:val="6"/>
+  </w:num>
+  <w:num w:numId="11" w16cid:durableId="964653336">
     <w:abstractNumId w:val="22"/>
   </w:num>
-  <w:num w:numId="2" w16cid:durableId="2011326009">
-    <w:abstractNumId w:val="25"/>
-  </w:num>
-  <w:num w:numId="3" w16cid:durableId="650907207">
-    <w:abstractNumId w:val="16"/>
-  </w:num>
-  <w:num w:numId="4" w16cid:durableId="351685898">
-    <w:abstractNumId w:val="14"/>
-  </w:num>
-  <w:num w:numId="5" w16cid:durableId="1387953350">
-    <w:abstractNumId w:val="8"/>
-  </w:num>
-  <w:num w:numId="6" w16cid:durableId="1098864315">
-    <w:abstractNumId w:val="4"/>
-  </w:num>
-  <w:num w:numId="7" w16cid:durableId="1306548123">
-    <w:abstractNumId w:val="10"/>
-  </w:num>
-  <w:num w:numId="8" w16cid:durableId="377163656">
-    <w:abstractNumId w:val="12"/>
-  </w:num>
-  <w:num w:numId="9" w16cid:durableId="511728688">
-    <w:abstractNumId w:val="11"/>
-  </w:num>
-  <w:num w:numId="10" w16cid:durableId="1057052698">
-    <w:abstractNumId w:val="5"/>
-  </w:num>
-  <w:num w:numId="11" w16cid:durableId="964653336">
-    <w:abstractNumId w:val="20"/>
-  </w:num>
   <w:num w:numId="12" w16cid:durableId="2071658907">
-    <w:abstractNumId w:val="15"/>
+    <w:abstractNumId w:val="17"/>
   </w:num>
   <w:num w:numId="13" w16cid:durableId="1835416926">
-    <w:abstractNumId w:val="13"/>
+    <w:abstractNumId w:val="15"/>
   </w:num>
   <w:num w:numId="14" w16cid:durableId="914166484">
     <w:abstractNumId w:val="2"/>
@@ -11079,40 +12206,49 @@
     <w:abstractNumId w:val="0"/>
   </w:num>
   <w:num w:numId="16" w16cid:durableId="9531359">
-    <w:abstractNumId w:val="18"/>
+    <w:abstractNumId w:val="20"/>
   </w:num>
   <w:num w:numId="17" w16cid:durableId="1687243165">
-    <w:abstractNumId w:val="21"/>
+    <w:abstractNumId w:val="23"/>
   </w:num>
   <w:num w:numId="18" w16cid:durableId="1345551215">
-    <w:abstractNumId w:val="23"/>
+    <w:abstractNumId w:val="25"/>
   </w:num>
   <w:num w:numId="19" w16cid:durableId="1793864055">
-    <w:abstractNumId w:val="9"/>
+    <w:abstractNumId w:val="11"/>
   </w:num>
   <w:num w:numId="20" w16cid:durableId="219481750">
-    <w:abstractNumId w:val="24"/>
+    <w:abstractNumId w:val="27"/>
   </w:num>
   <w:num w:numId="21" w16cid:durableId="1632588037">
-    <w:abstractNumId w:val="7"/>
+    <w:abstractNumId w:val="8"/>
   </w:num>
   <w:num w:numId="22" w16cid:durableId="57093777">
-    <w:abstractNumId w:val="19"/>
+    <w:abstractNumId w:val="21"/>
   </w:num>
   <w:num w:numId="23" w16cid:durableId="1103961927">
     <w:abstractNumId w:val="1"/>
   </w:num>
   <w:num w:numId="24" w16cid:durableId="1008946689">
-    <w:abstractNumId w:val="17"/>
+    <w:abstractNumId w:val="19"/>
   </w:num>
   <w:num w:numId="25" w16cid:durableId="1814954635">
-    <w:abstractNumId w:val="26"/>
+    <w:abstractNumId w:val="29"/>
   </w:num>
   <w:num w:numId="26" w16cid:durableId="185757078">
-    <w:abstractNumId w:val="6"/>
+    <w:abstractNumId w:val="7"/>
   </w:num>
   <w:num w:numId="27" w16cid:durableId="352922111">
     <w:abstractNumId w:val="3"/>
+  </w:num>
+  <w:num w:numId="28" w16cid:durableId="1516654473">
+    <w:abstractNumId w:val="26"/>
+  </w:num>
+  <w:num w:numId="29" w16cid:durableId="1798526616">
+    <w:abstractNumId w:val="9"/>
+  </w:num>
+  <w:num w:numId="30" w16cid:durableId="1646156202">
+    <w:abstractNumId w:val="4"/>
   </w:num>
 </w:numbering>
 </file>
